--- a/2025-2026 DECODE/notes/二分求解滞空时间.docx
+++ b/2025-2026 DECODE/notes/二分求解滞空时间.docx
@@ -204,7 +204,15 @@
         </m:r>
       </m:oMath>
       <w:r>
-        <w:t>，使得补偿后的相对位移恰好等于该时间下球能飞行的水平距离。</w:t>
+        <w:t>，使得补偿后的相对位移恰好等于该</w:t>
+      </w:r>
+      <w:proofErr w:type="gramStart"/>
+      <w:r>
+        <w:t>时间下球能</w:t>
+      </w:r>
+      <w:proofErr w:type="gramEnd"/>
+      <w:r>
+        <w:t>飞行的水平距离。</w:t>
       </w:r>
     </w:p>
     <w:tbl>
@@ -284,6 +292,7 @@
             <w:tcW w:w="2016" w:type="dxa"/>
           </w:tcPr>
           <w:p>
+            <w:proofErr w:type="gramStart"/>
             <w:r>
               <w:rPr>
                 <w:b/>
@@ -291,6 +300,7 @@
               </w:rPr>
               <w:t>能否跑打</w:t>
             </w:r>
+            <w:proofErr w:type="gramEnd"/>
           </w:p>
         </w:tc>
       </w:tr>
@@ -339,8 +349,13 @@
             <w:r>
               <w:t xml:space="preserve">❌ </w:t>
             </w:r>
+            <w:proofErr w:type="gramStart"/>
             <w:r>
-              <w:t>不可用</w:t>
+              <w:t>不</w:t>
+            </w:r>
+            <w:proofErr w:type="gramEnd"/>
+            <w:r>
+              <w:t>可用</w:t>
             </w:r>
           </w:p>
         </w:tc>
@@ -801,7 +816,15 @@
         <w:t>球相对于机器人发射点的水平位移</w:t>
       </w:r>
       <w:r>
-        <w:t>（即球需要飞过的水平距离），右边是</w:t>
+        <w:t>（即</w:t>
+      </w:r>
+      <w:proofErr w:type="gramStart"/>
+      <w:r>
+        <w:t>球需要</w:t>
+      </w:r>
+      <w:proofErr w:type="gramEnd"/>
+      <w:r>
+        <w:t>飞过的水平距离），右边是</w:t>
       </w:r>
       <w:r>
         <w:t xml:space="preserve"> </w:t>
@@ -1731,6 +1754,604 @@
     </w:p>
     <w:p>
       <w:pPr>
+        <w:widowControl/>
+        <w:numPr>
+          <w:ilvl w:val="1"/>
+          <w:numId w:val="2"/>
+        </w:numPr>
+        <w:pBdr>
+          <w:top w:val="single" w:sz="2" w:space="0" w:color="E5E7EB"/>
+          <w:left w:val="single" w:sz="2" w:space="0" w:color="E5E7EB"/>
+          <w:bottom w:val="single" w:sz="2" w:space="0" w:color="E5E7EB"/>
+          <w:right w:val="single" w:sz="2" w:space="0" w:color="E5E7EB"/>
+        </w:pBdr>
+        <w:shd w:val="clear" w:color="auto" w:fill="FFFFFF"/>
+        <w:spacing w:before="100" w:beforeAutospacing="1" w:after="100" w:afterAutospacing="1"/>
+      </w:pPr>
+      <w:r>
+        <w:t>若朝向目标运动（</w:t>
+      </w:r>
+      <m:oMath>
+        <m:r>
+          <m:rPr>
+            <m:sty m:val="b"/>
+          </m:rPr>
+          <w:rPr>
+            <w:rFonts w:ascii="Cambria Math" w:hAnsi="Cambria Math"/>
+          </w:rPr>
+          <m:t>d</m:t>
+        </m:r>
+        <m:r>
+          <m:rPr>
+            <m:sty m:val="p"/>
+          </m:rPr>
+          <w:rPr>
+            <w:rFonts w:ascii="Cambria Math" w:hAnsi="Cambria Math"/>
+          </w:rPr>
+          <m:t>⋅</m:t>
+        </m:r>
+        <m:sSub>
+          <m:sSubPr>
+            <m:ctrlPr>
+              <w:rPr>
+                <w:rFonts w:ascii="Cambria Math" w:hAnsi="Cambria Math"/>
+              </w:rPr>
+            </m:ctrlPr>
+          </m:sSubPr>
+          <m:e>
+            <m:r>
+              <m:rPr>
+                <m:sty m:val="b"/>
+              </m:rPr>
+              <w:rPr>
+                <w:rFonts w:ascii="Cambria Math" w:hAnsi="Cambria Math"/>
+              </w:rPr>
+              <m:t>v</m:t>
+            </m:r>
+          </m:e>
+          <m:sub>
+            <m:r>
+              <w:rPr>
+                <w:rFonts w:ascii="Cambria Math" w:hAnsi="Cambria Math"/>
+              </w:rPr>
+              <m:t>r</m:t>
+            </m:r>
+          </m:sub>
+        </m:sSub>
+        <m:r>
+          <m:rPr>
+            <m:sty m:val="p"/>
+          </m:rPr>
+          <w:rPr>
+            <w:rFonts w:ascii="Cambria Math" w:hAnsi="Cambria Math"/>
+          </w:rPr>
+          <m:t>&gt;0</m:t>
+        </m:r>
+      </m:oMath>
+      <w:r>
+        <w:t>），</w:t>
+      </w:r>
+      <m:oMath>
+        <m:r>
+          <w:rPr>
+            <w:rFonts w:ascii="Cambria Math" w:hAnsi="Cambria Math"/>
+          </w:rPr>
+          <m:t>L</m:t>
+        </m:r>
+        <m:r>
+          <m:rPr>
+            <m:sty m:val="p"/>
+          </m:rPr>
+          <w:rPr>
+            <w:rFonts w:ascii="Cambria Math" w:hAnsi="Cambria Math"/>
+          </w:rPr>
+          <m:t>(</m:t>
+        </m:r>
+        <m:r>
+          <w:rPr>
+            <w:rFonts w:ascii="Cambria Math" w:hAnsi="Cambria Math"/>
+          </w:rPr>
+          <m:t>t</m:t>
+        </m:r>
+        <m:r>
+          <m:rPr>
+            <m:sty m:val="p"/>
+          </m:rPr>
+          <w:rPr>
+            <w:rFonts w:ascii="Cambria Math" w:hAnsi="Cambria Math"/>
+          </w:rPr>
+          <m:t>)</m:t>
+        </m:r>
+      </m:oMath>
+      <w:r>
+        <w:t> </w:t>
+      </w:r>
+      <w:r>
+        <w:t>先减后增，存在极小值点</w:t>
+      </w:r>
+      <w:r>
+        <w:t> </w:t>
+      </w:r>
+      <m:oMath>
+        <m:sSub>
+          <m:sSubPr>
+            <m:ctrlPr>
+              <w:rPr>
+                <w:rFonts w:ascii="Cambria Math" w:hAnsi="Cambria Math"/>
+              </w:rPr>
+            </m:ctrlPr>
+          </m:sSubPr>
+          <m:e>
+            <m:r>
+              <w:rPr>
+                <w:rFonts w:ascii="Cambria Math" w:hAnsi="Cambria Math"/>
+              </w:rPr>
+              <m:t>t</m:t>
+            </m:r>
+          </m:e>
+          <m:sub>
+            <m:r>
+              <m:rPr>
+                <m:sty m:val="p"/>
+              </m:rPr>
+              <w:rPr>
+                <w:rFonts w:ascii="Cambria Math" w:hAnsi="Cambria Math"/>
+              </w:rPr>
+              <m:t>min</m:t>
+            </m:r>
+          </m:sub>
+        </m:sSub>
+        <m:r>
+          <m:rPr>
+            <m:sty m:val="p"/>
+          </m:rPr>
+          <w:rPr>
+            <w:rFonts w:ascii="Cambria Math" w:hAnsi="Cambria Math"/>
+          </w:rPr>
+          <m:t>=</m:t>
+        </m:r>
+        <m:f>
+          <m:fPr>
+            <m:ctrlPr>
+              <w:rPr>
+                <w:rFonts w:ascii="Cambria Math" w:hAnsi="Cambria Math"/>
+              </w:rPr>
+            </m:ctrlPr>
+          </m:fPr>
+          <m:num>
+            <m:r>
+              <m:rPr>
+                <m:sty m:val="b"/>
+              </m:rPr>
+              <w:rPr>
+                <w:rFonts w:ascii="Cambria Math" w:hAnsi="Cambria Math"/>
+              </w:rPr>
+              <m:t>d</m:t>
+            </m:r>
+            <m:r>
+              <m:rPr>
+                <m:sty m:val="p"/>
+              </m:rPr>
+              <w:rPr>
+                <w:rFonts w:ascii="Cambria Math" w:hAnsi="Cambria Math"/>
+              </w:rPr>
+              <m:t>⋅</m:t>
+            </m:r>
+            <m:sSub>
+              <m:sSubPr>
+                <m:ctrlPr>
+                  <w:rPr>
+                    <w:rFonts w:ascii="Cambria Math" w:hAnsi="Cambria Math"/>
+                  </w:rPr>
+                </m:ctrlPr>
+              </m:sSubPr>
+              <m:e>
+                <m:r>
+                  <m:rPr>
+                    <m:sty m:val="b"/>
+                  </m:rPr>
+                  <w:rPr>
+                    <w:rFonts w:ascii="Cambria Math" w:hAnsi="Cambria Math"/>
+                  </w:rPr>
+                  <m:t>v</m:t>
+                </m:r>
+              </m:e>
+              <m:sub>
+                <m:r>
+                  <w:rPr>
+                    <w:rFonts w:ascii="Cambria Math" w:hAnsi="Cambria Math"/>
+                  </w:rPr>
+                  <m:t>r</m:t>
+                </m:r>
+              </m:sub>
+            </m:sSub>
+          </m:num>
+          <m:den>
+            <m:r>
+              <m:rPr>
+                <m:sty m:val="p"/>
+              </m:rPr>
+              <w:rPr>
+                <w:rFonts w:ascii="Cambria Math" w:hAnsi="Cambria Math"/>
+              </w:rPr>
+              <m:t>∣</m:t>
+            </m:r>
+            <m:sSub>
+              <m:sSubPr>
+                <m:ctrlPr>
+                  <w:rPr>
+                    <w:rFonts w:ascii="Cambria Math" w:hAnsi="Cambria Math"/>
+                  </w:rPr>
+                </m:ctrlPr>
+              </m:sSubPr>
+              <m:e>
+                <m:r>
+                  <m:rPr>
+                    <m:sty m:val="b"/>
+                  </m:rPr>
+                  <w:rPr>
+                    <w:rFonts w:ascii="Cambria Math" w:hAnsi="Cambria Math"/>
+                  </w:rPr>
+                  <m:t>v</m:t>
+                </m:r>
+              </m:e>
+              <m:sub>
+                <m:r>
+                  <w:rPr>
+                    <w:rFonts w:ascii="Cambria Math" w:hAnsi="Cambria Math"/>
+                  </w:rPr>
+                  <m:t>r</m:t>
+                </m:r>
+              </m:sub>
+            </m:sSub>
+            <m:sSup>
+              <m:sSupPr>
+                <m:ctrlPr>
+                  <w:rPr>
+                    <w:rFonts w:ascii="Cambria Math" w:hAnsi="Cambria Math"/>
+                  </w:rPr>
+                </m:ctrlPr>
+              </m:sSupPr>
+              <m:e>
+                <m:r>
+                  <m:rPr>
+                    <m:sty m:val="p"/>
+                  </m:rPr>
+                  <w:rPr>
+                    <w:rFonts w:ascii="Cambria Math" w:hAnsi="Cambria Math"/>
+                  </w:rPr>
+                  <m:t>∣</m:t>
+                </m:r>
+              </m:e>
+              <m:sup>
+                <m:r>
+                  <m:rPr>
+                    <m:sty m:val="p"/>
+                  </m:rPr>
+                  <w:rPr>
+                    <w:rFonts w:ascii="Cambria Math" w:hAnsi="Cambria Math"/>
+                  </w:rPr>
+                  <m:t>2</m:t>
+                </m:r>
+              </m:sup>
+            </m:sSup>
+          </m:den>
+        </m:f>
+      </m:oMath>
+      <w:r>
+        <w:t>。此时我们限制求解区间为</w:t>
+      </w:r>
+      <w:r>
+        <w:t> </w:t>
+      </w:r>
+      <m:oMath>
+        <m:d>
+          <m:dPr>
+            <m:begChr m:val="["/>
+            <m:sepChr m:val=","/>
+            <m:endChr m:val="]"/>
+            <m:ctrlPr>
+              <w:rPr>
+                <w:rFonts w:ascii="Cambria Math" w:hAnsi="Cambria Math"/>
+              </w:rPr>
+            </m:ctrlPr>
+          </m:dPr>
+          <m:e>
+            <m:r>
+              <m:rPr>
+                <m:sty m:val="p"/>
+              </m:rPr>
+              <w:rPr>
+                <w:rFonts w:ascii="Cambria Math" w:hAnsi="Cambria Math"/>
+              </w:rPr>
+              <m:t>0</m:t>
+            </m:r>
+          </m:e>
+          <m:e>
+            <m:sSub>
+              <m:sSubPr>
+                <m:ctrlPr>
+                  <w:rPr>
+                    <w:rFonts w:ascii="Cambria Math" w:hAnsi="Cambria Math"/>
+                  </w:rPr>
+                </m:ctrlPr>
+              </m:sSubPr>
+              <m:e>
+                <m:r>
+                  <w:rPr>
+                    <w:rFonts w:ascii="Cambria Math" w:hAnsi="Cambria Math"/>
+                  </w:rPr>
+                  <m:t>t</m:t>
+                </m:r>
+              </m:e>
+              <m:sub>
+                <m:r>
+                  <m:rPr>
+                    <m:sty m:val="p"/>
+                  </m:rPr>
+                  <w:rPr>
+                    <w:rFonts w:ascii="Cambria Math" w:hAnsi="Cambria Math"/>
+                  </w:rPr>
+                  <m:t>min</m:t>
+                </m:r>
+              </m:sub>
+            </m:sSub>
+          </m:e>
+        </m:d>
+      </m:oMath>
+      <w:r>
+        <w:t>，保证</w:t>
+      </w:r>
+      <w:r>
+        <w:t> </w:t>
+      </w:r>
+      <m:oMath>
+        <m:r>
+          <w:rPr>
+            <w:rFonts w:ascii="Cambria Math" w:hAnsi="Cambria Math"/>
+          </w:rPr>
+          <m:t>L</m:t>
+        </m:r>
+        <m:r>
+          <m:rPr>
+            <m:sty m:val="p"/>
+          </m:rPr>
+          <w:rPr>
+            <w:rFonts w:ascii="Cambria Math" w:hAnsi="Cambria Math"/>
+          </w:rPr>
+          <m:t>(</m:t>
+        </m:r>
+        <m:r>
+          <w:rPr>
+            <w:rFonts w:ascii="Cambria Math" w:hAnsi="Cambria Math"/>
+          </w:rPr>
+          <m:t>t</m:t>
+        </m:r>
+        <m:r>
+          <m:rPr>
+            <m:sty m:val="p"/>
+          </m:rPr>
+          <w:rPr>
+            <w:rFonts w:ascii="Cambria Math" w:hAnsi="Cambria Math"/>
+          </w:rPr>
+          <m:t>)</m:t>
+        </m:r>
+      </m:oMath>
+      <w:r>
+        <w:t> </w:t>
+      </w:r>
+      <w:r>
+        <w:t>单调递减。</w:t>
+      </w:r>
+    </w:p>
+    <w:p>
+      <w:pPr>
+        <w:spacing w:after="200"/>
+      </w:pPr>
+      <w:r>
+        <w:t xml:space="preserve"> </w:t>
+      </w:r>
+      <w:r>
+        <w:t>在以上区间内，</w:t>
+      </w:r>
+      <m:oMath>
+        <m:r>
+          <w:rPr>
+            <w:rFonts w:ascii="Cambria Math" w:hAnsi="Cambria Math"/>
+          </w:rPr>
+          <m:t>F(t)=L(t)-d(t)</m:t>
+        </m:r>
+      </m:oMath>
+      <w:r>
+        <w:t xml:space="preserve"> </w:t>
+      </w:r>
+      <w:r>
+        <w:t>严格单调（</w:t>
+      </w:r>
+      <m:oMath>
+        <m:r>
+          <w:rPr>
+            <w:rFonts w:ascii="Cambria Math" w:hAnsi="Cambria Math"/>
+          </w:rPr>
+          <m:t>L</m:t>
+        </m:r>
+      </m:oMath>
+      <w:r>
+        <w:t xml:space="preserve"> </w:t>
+      </w:r>
+      <w:r>
+        <w:t>单调递减</w:t>
+      </w:r>
+      <w:r>
+        <w:t>/</w:t>
+      </w:r>
+      <w:r>
+        <w:t>递增，</w:t>
+      </w:r>
+      <m:oMath>
+        <m:r>
+          <w:rPr>
+            <w:rFonts w:ascii="Cambria Math" w:hAnsi="Cambria Math"/>
+          </w:rPr>
+          <m:t>d</m:t>
+        </m:r>
+      </m:oMath>
+      <w:r>
+        <w:t xml:space="preserve"> </w:t>
+      </w:r>
+      <w:r>
+        <w:t>单调递增，差值单调性明确），二分法可保证收敛到唯一解。</w:t>
+      </w:r>
+      <w:r>
+        <w:t xml:space="preserve"> </w:t>
+      </w:r>
+    </w:p>
+    <w:p>
+      <w:pPr>
+        <w:pStyle w:val="3"/>
+        <w:spacing w:after="200"/>
+      </w:pPr>
+      <w:r>
+        <w:t xml:space="preserve">4.2 </w:t>
+      </w:r>
+      <w:r>
+        <w:t>二分求解流程</w:t>
+      </w:r>
+    </w:p>
+    <w:p>
+      <w:pPr>
+        <w:spacing w:after="120"/>
+      </w:pPr>
+      <w:r>
+        <w:t>对每个候选仰角</w:t>
+      </w:r>
+      <w:r>
+        <w:t xml:space="preserve"> </w:t>
+      </w:r>
+      <m:oMath>
+        <m:r>
+          <w:rPr>
+            <w:rFonts w:ascii="Cambria Math" w:hAnsi="Cambria Math"/>
+          </w:rPr>
+          <m:t>θ</m:t>
+        </m:r>
+      </m:oMath>
+      <w:r>
+        <w:t>（即每个</w:t>
+      </w:r>
+      <w:r>
+        <w:t xml:space="preserve"> </w:t>
+      </w:r>
+      <m:oMath>
+        <m:r>
+          <w:rPr>
+            <w:rFonts w:ascii="Cambria Math" w:hAnsi="Cambria Math"/>
+          </w:rPr>
+          <m:t>d(t)</m:t>
+        </m:r>
+      </m:oMath>
+      <w:r>
+        <w:t xml:space="preserve"> </w:t>
+      </w:r>
+      <w:r>
+        <w:t>映射表）：</w:t>
+      </w:r>
+      <w:r>
+        <w:t xml:space="preserve"> </w:t>
+      </w:r>
+    </w:p>
+    <w:p>
+      <w:pPr>
+        <w:spacing w:after="100"/>
+        <w:ind w:left="20"/>
+      </w:pPr>
+      <w:r>
+        <w:t xml:space="preserve">1. </w:t>
+      </w:r>
+      <w:r>
+        <w:rPr>
+          <w:b/>
+          <w:bCs/>
+        </w:rPr>
+        <w:t>确定区间</w:t>
+      </w:r>
+      <m:oMath>
+        <m:d>
+          <m:dPr>
+            <m:begChr m:val="["/>
+            <m:sepChr m:val=","/>
+            <m:endChr m:val="]"/>
+            <m:ctrlPr>
+              <w:rPr>
+                <w:rFonts w:ascii="Cambria Math" w:hAnsi="Cambria Math"/>
+              </w:rPr>
+            </m:ctrlPr>
+          </m:dPr>
+          <m:e>
+            <m:sSub>
+              <m:sSubPr>
+                <m:ctrlPr>
+                  <w:rPr>
+                    <w:rFonts w:ascii="Cambria Math" w:hAnsi="Cambria Math"/>
+                  </w:rPr>
+                </m:ctrlPr>
+              </m:sSubPr>
+              <m:e>
+                <m:r>
+                  <w:rPr>
+                    <w:rFonts w:ascii="Cambria Math" w:hAnsi="Cambria Math"/>
+                  </w:rPr>
+                  <m:t>t</m:t>
+                </m:r>
+              </m:e>
+              <m:sub>
+                <m:r>
+                  <m:rPr>
+                    <m:sty m:val="p"/>
+                  </m:rPr>
+                  <w:rPr>
+                    <w:rFonts w:ascii="Cambria Math" w:hAnsi="Cambria Math"/>
+                  </w:rPr>
+                  <m:t>min</m:t>
+                </m:r>
+              </m:sub>
+            </m:sSub>
+          </m:e>
+          <m:e>
+            <m:sSub>
+              <m:sSubPr>
+                <m:ctrlPr>
+                  <w:rPr>
+                    <w:rFonts w:ascii="Cambria Math" w:hAnsi="Cambria Math"/>
+                  </w:rPr>
+                </m:ctrlPr>
+              </m:sSubPr>
+              <m:e>
+                <m:r>
+                  <w:rPr>
+                    <w:rFonts w:ascii="Cambria Math" w:hAnsi="Cambria Math"/>
+                  </w:rPr>
+                  <m:t>t</m:t>
+                </m:r>
+              </m:e>
+              <m:sub>
+                <m:r>
+                  <m:rPr>
+                    <m:sty m:val="p"/>
+                  </m:rPr>
+                  <w:rPr>
+                    <w:rFonts w:ascii="Cambria Math" w:hAnsi="Cambria Math"/>
+                  </w:rPr>
+                  <m:t>max</m:t>
+                </m:r>
+              </m:sub>
+            </m:sSub>
+          </m:e>
+        </m:d>
+      </m:oMath>
+    </w:p>
+    <w:p>
+      <w:pPr>
         <w:pStyle w:val="a4"/>
         <w:numPr>
           <w:ilvl w:val="1"/>
@@ -1738,243 +2359,38 @@
         </w:numPr>
         <w:spacing w:after="100"/>
       </w:pPr>
-      <w:r>
-        <w:t>若朝向目标运动（</w:t>
-      </w:r>
-      <w:r>
-        <w:t>$\mathbf{d}\cdot\mathbf{v}</w:t>
-      </w:r>
-      <w:r>
-        <w:rPr>
-          <w:i/>
-          <w:iCs/>
-        </w:rPr>
-        <w:t>r &gt; 0</w:t>
-      </w:r>
       <m:oMath>
-        <m:r>
-          <m:rPr>
-            <m:nor/>
-          </m:rPr>
-          <m:t>），</m:t>
-        </m:r>
-      </m:oMath>
-      <w:r>
-        <w:rPr>
-          <w:i/>
-          <w:iCs/>
-        </w:rPr>
-        <w:t>L(t)</w:t>
-      </w:r>
-      <m:oMath>
-        <m:r>
-          <m:rPr>
-            <m:nor/>
-          </m:rPr>
-          <m:t>先减后增，存在极小值点</m:t>
-        </m:r>
-      </m:oMath>
-      <w:r>
-        <w:rPr>
-          <w:i/>
-          <w:iCs/>
-        </w:rPr>
-        <w:t>t</w:t>
-      </w:r>
-      <w:r>
-        <w:t>{\min} = \frac{\mathbf{d}\cdot\mathbf{v}_r}{|\mathbf{v}_r|^2}$</w:t>
-      </w:r>
-      <w:r>
-        <w:t>。此时我们</w:t>
-      </w:r>
-      <w:r>
-        <w:rPr>
-          <w:b/>
-          <w:bCs/>
-        </w:rPr>
-        <w:t>限制求解区间为</w:t>
-      </w:r>
-      <w:r>
-        <w:rPr>
-          <w:b/>
-          <w:bCs/>
-        </w:rPr>
-        <w:t xml:space="preserve"> </w:t>
-      </w:r>
-      <m:oMath>
-        <m:r>
-          <w:rPr>
-            <w:rFonts w:ascii="Cambria Math" w:hAnsi="Cambria Math"/>
-          </w:rPr>
-          <m:t>[0,tmin⁡]</m:t>
-        </m:r>
-      </m:oMath>
-      <w:r>
-        <w:t>，保证</w:t>
-      </w:r>
-      <w:r>
-        <w:t xml:space="preserve"> </w:t>
-      </w:r>
-      <m:oMath>
-        <m:r>
-          <w:rPr>
-            <w:rFonts w:ascii="Cambria Math" w:hAnsi="Cambria Math"/>
-          </w:rPr>
-          <m:t>L(t)</m:t>
-        </m:r>
-      </m:oMath>
-      <w:r>
-        <w:t xml:space="preserve"> </w:t>
-      </w:r>
-      <w:r>
-        <w:t>单调递减。</w:t>
-      </w:r>
-    </w:p>
-    <w:p>
-      <w:pPr>
-        <w:spacing w:after="200"/>
-      </w:pPr>
-      <w:r>
-        <w:t xml:space="preserve"> </w:t>
-      </w:r>
-    </w:p>
-    <w:p>
-      <w:pPr>
-        <w:spacing w:after="120"/>
-      </w:pPr>
-      <w:r>
-        <w:t>在以上区间内，</w:t>
-      </w:r>
-      <m:oMath>
-        <m:r>
-          <w:rPr>
-            <w:rFonts w:ascii="Cambria Math" w:hAnsi="Cambria Math"/>
-          </w:rPr>
-          <m:t>F(t)=L(t)-d(t)</m:t>
-        </m:r>
-      </m:oMath>
-      <w:r>
-        <w:t xml:space="preserve"> </w:t>
-      </w:r>
-      <w:r>
-        <w:t>严格单调（</w:t>
-      </w:r>
-      <m:oMath>
-        <m:r>
-          <w:rPr>
-            <w:rFonts w:ascii="Cambria Math" w:hAnsi="Cambria Math"/>
-          </w:rPr>
-          <m:t>L</m:t>
-        </m:r>
-      </m:oMath>
-      <w:r>
-        <w:t xml:space="preserve"> </w:t>
-      </w:r>
-      <w:r>
-        <w:t>单调递减</w:t>
-      </w:r>
-      <w:r>
-        <w:t>/</w:t>
-      </w:r>
-      <w:r>
-        <w:t>递增，</w:t>
-      </w:r>
-      <m:oMath>
-        <m:r>
-          <w:rPr>
-            <w:rFonts w:ascii="Cambria Math" w:hAnsi="Cambria Math"/>
-          </w:rPr>
-          <m:t>d</m:t>
-        </m:r>
-      </m:oMath>
-      <w:r>
-        <w:t xml:space="preserve"> </w:t>
-      </w:r>
-      <w:r>
-        <w:t>单调递增，差值单调性明确），二分法可保证收敛到唯一解。</w:t>
-      </w:r>
-      <w:r>
-        <w:t xml:space="preserve"> </w:t>
-      </w:r>
-    </w:p>
-    <w:p>
-      <w:pPr>
-        <w:pStyle w:val="3"/>
-        <w:spacing w:after="200"/>
-      </w:pPr>
-      <w:r>
-        <w:t xml:space="preserve">4.2 </w:t>
-      </w:r>
-      <w:r>
-        <w:t>二分求解流程</w:t>
-      </w:r>
-    </w:p>
-    <w:p>
-      <w:pPr>
-        <w:spacing w:after="120"/>
-      </w:pPr>
-      <w:r>
-        <w:t>对每个候选仰角</w:t>
-      </w:r>
-      <w:r>
-        <w:t xml:space="preserve"> </w:t>
-      </w:r>
-      <m:oMath>
-        <m:r>
-          <w:rPr>
-            <w:rFonts w:ascii="Cambria Math" w:hAnsi="Cambria Math"/>
-          </w:rPr>
-          <m:t>θ</m:t>
-        </m:r>
-      </m:oMath>
-      <w:r>
-        <w:t>（即每个</w:t>
-      </w:r>
-      <w:r>
-        <w:t xml:space="preserve"> </w:t>
-      </w:r>
-      <m:oMath>
-        <m:r>
-          <w:rPr>
-            <w:rFonts w:ascii="Cambria Math" w:hAnsi="Cambria Math"/>
-          </w:rPr>
-          <m:t>d(t)</m:t>
-        </m:r>
-      </m:oMath>
-      <w:r>
-        <w:t xml:space="preserve"> </w:t>
-      </w:r>
-      <w:r>
-        <w:t>映射表）：</w:t>
-      </w:r>
-      <w:r>
-        <w:t xml:space="preserve"> </w:t>
-      </w:r>
-    </w:p>
-    <w:p>
-      <w:pPr>
-        <w:spacing w:after="100"/>
-        <w:ind w:left="20"/>
-      </w:pPr>
-      <w:r>
-        <w:t xml:space="preserve">1. </w:t>
-      </w:r>
-      <w:r>
-        <w:rPr>
-          <w:b/>
-          <w:bCs/>
-        </w:rPr>
-        <w:t>确定区间</w:t>
-      </w:r>
-      <w:r>
-        <w:t xml:space="preserve"> </w:t>
-      </w:r>
-      <m:oMath>
-        <m:r>
-          <w:rPr>
-            <w:rFonts w:ascii="Cambria Math" w:hAnsi="Cambria Math"/>
-          </w:rPr>
-          <m:t>[tmin⁡,tmax⁡]</m:t>
+        <m:sSub>
+          <m:sSubPr>
+            <m:ctrlPr>
+              <w:rPr>
+                <w:rFonts w:ascii="Cambria Math" w:hAnsi="Cambria Math"/>
+                <w:i/>
+              </w:rPr>
+            </m:ctrlPr>
+          </m:sSubPr>
+          <m:e>
+            <m:r>
+              <w:rPr>
+                <w:rFonts w:ascii="Cambria Math" w:hAnsi="Cambria Math"/>
+              </w:rPr>
+              <m:t>t</m:t>
+            </m:r>
+          </m:e>
+          <m:sub>
+            <m:r>
+              <w:rPr>
+                <w:rFonts w:ascii="Cambria Math" w:hAnsi="Cambria Math"/>
+              </w:rPr>
+              <m:t>min</m:t>
+            </m:r>
+          </m:sub>
+        </m:sSub>
+        <m:r>
+          <w:rPr>
+            <w:rFonts w:ascii="Cambria Math" w:hAnsi="Cambria Math"/>
+          </w:rPr>
+          <m:t>⁡=0</m:t>
         </m:r>
       </m:oMath>
     </w:p>
@@ -1988,13 +2404,261 @@
         <w:spacing w:after="100"/>
       </w:pPr>
       <m:oMath>
-        <m:r>
-          <w:rPr>
-            <w:rFonts w:ascii="Cambria Math" w:hAnsi="Cambria Math"/>
-          </w:rPr>
-          <m:t>tmin⁡=0</m:t>
-        </m:r>
+        <m:sSub>
+          <m:sSubPr>
+            <m:ctrlPr>
+              <w:rPr>
+                <w:rFonts w:ascii="Cambria Math" w:hAnsi="Cambria Math"/>
+              </w:rPr>
+            </m:ctrlPr>
+          </m:sSubPr>
+          <m:e>
+            <m:r>
+              <w:rPr>
+                <w:rFonts w:ascii="Cambria Math" w:hAnsi="Cambria Math"/>
+              </w:rPr>
+              <m:t>t</m:t>
+            </m:r>
+          </m:e>
+          <m:sub>
+            <m:r>
+              <m:rPr>
+                <m:sty m:val="p"/>
+              </m:rPr>
+              <w:rPr>
+                <w:rFonts w:ascii="Cambria Math" w:hAnsi="Cambria Math"/>
+              </w:rPr>
+              <m:t>max</m:t>
+            </m:r>
+          </m:sub>
+        </m:sSub>
       </m:oMath>
+      <w:r>
+        <w:t>​</w:t>
+      </w:r>
+      <w:r>
+        <w:rPr>
+          <w:rFonts w:hint="eastAsia"/>
+        </w:rPr>
+        <w:t xml:space="preserve"> </w:t>
+      </w:r>
+      <w:r>
+        <w:t>=min(</w:t>
+      </w:r>
+      <w:r>
+        <w:t>最大滞空时间</w:t>
+      </w:r>
+      <w:r>
+        <w:t>, </w:t>
+      </w:r>
+      <m:oMath>
+        <m:sSub>
+          <m:sSubPr>
+            <m:ctrlPr>
+              <w:rPr>
+                <w:rFonts w:ascii="Cambria Math" w:hAnsi="Cambria Math"/>
+              </w:rPr>
+            </m:ctrlPr>
+          </m:sSubPr>
+          <m:e>
+            <m:r>
+              <w:rPr>
+                <w:rFonts w:ascii="Cambria Math" w:hAnsi="Cambria Math"/>
+              </w:rPr>
+              <m:t>t</m:t>
+            </m:r>
+          </m:e>
+          <m:sub>
+            <m:r>
+              <m:rPr>
+                <m:sty m:val="p"/>
+              </m:rPr>
+              <w:rPr>
+                <w:rFonts w:ascii="Cambria Math" w:hAnsi="Cambria Math"/>
+              </w:rPr>
+              <m:t>min</m:t>
+            </m:r>
+          </m:sub>
+        </m:sSub>
+      </m:oMath>
+      <w:r>
+        <w:t>​)</w:t>
+      </w:r>
+      <w:r>
+        <w:t>（若朝向目标）</w:t>
+      </w:r>
+    </w:p>
+    <w:p>
+      <w:pPr>
+        <w:spacing w:after="100"/>
+        <w:ind w:left="20"/>
+      </w:pPr>
+      <w:r>
+        <w:t xml:space="preserve">2. </w:t>
+      </w:r>
+      <w:r>
+        <w:rPr>
+          <w:b/>
+          <w:bCs/>
+        </w:rPr>
+        <w:t>端点符号检查</w:t>
+      </w:r>
+      <w:r>
+        <w:t>：计算</w:t>
+      </w:r>
+      <w:r>
+        <w:t xml:space="preserve"> </w:t>
+      </w:r>
+      <m:oMath>
+        <m:r>
+          <w:rPr>
+            <w:rFonts w:ascii="Cambria Math" w:hAnsi="Cambria Math"/>
+          </w:rPr>
+          <m:t>F(</m:t>
+        </m:r>
+        <m:sSub>
+          <m:sSubPr>
+            <m:ctrlPr>
+              <w:rPr>
+                <w:rFonts w:ascii="Cambria Math" w:hAnsi="Cambria Math"/>
+              </w:rPr>
+            </m:ctrlPr>
+          </m:sSubPr>
+          <m:e>
+            <m:r>
+              <w:rPr>
+                <w:rFonts w:ascii="Cambria Math" w:hAnsi="Cambria Math"/>
+              </w:rPr>
+              <m:t>t</m:t>
+            </m:r>
+          </m:e>
+          <m:sub>
+            <m:r>
+              <m:rPr>
+                <m:sty m:val="p"/>
+              </m:rPr>
+              <w:rPr>
+                <w:rFonts w:ascii="Cambria Math" w:hAnsi="Cambria Math"/>
+              </w:rPr>
+              <m:t>min</m:t>
+            </m:r>
+          </m:sub>
+        </m:sSub>
+        <m:r>
+          <w:rPr>
+            <w:rFonts w:ascii="Cambria Math" w:hAnsi="Cambria Math"/>
+          </w:rPr>
+          <m:t>⁡)</m:t>
+        </m:r>
+      </m:oMath>
+      <w:r>
+        <w:t xml:space="preserve"> </w:t>
+      </w:r>
+      <w:r>
+        <w:t>和</w:t>
+      </w:r>
+      <w:r>
+        <w:t xml:space="preserve"> </w:t>
+      </w:r>
+      <m:oMath>
+        <m:r>
+          <w:rPr>
+            <w:rFonts w:ascii="Cambria Math" w:hAnsi="Cambria Math"/>
+          </w:rPr>
+          <m:t>F(</m:t>
+        </m:r>
+        <m:sSub>
+          <m:sSubPr>
+            <m:ctrlPr>
+              <w:rPr>
+                <w:rFonts w:ascii="Cambria Math" w:hAnsi="Cambria Math"/>
+              </w:rPr>
+            </m:ctrlPr>
+          </m:sSubPr>
+          <m:e>
+            <m:r>
+              <w:rPr>
+                <w:rFonts w:ascii="Cambria Math" w:hAnsi="Cambria Math"/>
+              </w:rPr>
+              <m:t>t</m:t>
+            </m:r>
+          </m:e>
+          <m:sub>
+            <m:r>
+              <m:rPr>
+                <m:sty m:val="p"/>
+              </m:rPr>
+              <w:rPr>
+                <w:rFonts w:ascii="Cambria Math" w:hAnsi="Cambria Math"/>
+              </w:rPr>
+              <m:t>max</m:t>
+            </m:r>
+          </m:sub>
+        </m:sSub>
+        <m:r>
+          <w:rPr>
+            <w:rFonts w:ascii="Cambria Math" w:hAnsi="Cambria Math"/>
+          </w:rPr>
+          <m:t>⁡)</m:t>
+        </m:r>
+      </m:oMath>
+      <w:r>
+        <w:t>。若同号则无解（超出射程），跳过该</w:t>
+      </w:r>
+      <w:r>
+        <w:t xml:space="preserve"> yaw</w:t>
+      </w:r>
+      <w:r>
+        <w:t>。</w:t>
+      </w:r>
+    </w:p>
+    <w:p>
+      <w:pPr>
+        <w:spacing w:after="100"/>
+        <w:ind w:left="20"/>
+      </w:pPr>
+      <w:r>
+        <w:t xml:space="preserve">3. </w:t>
+      </w:r>
+      <w:r>
+        <w:rPr>
+          <w:b/>
+          <w:bCs/>
+        </w:rPr>
+        <w:t>二分迭代</w:t>
+      </w:r>
+      <w:r>
+        <w:t>（设置精度</w:t>
+      </w:r>
+      <w:r>
+        <w:t xml:space="preserve"> </w:t>
+      </w:r>
+      <w:r>
+        <w:t> </w:t>
+      </w:r>
+      <m:oMath>
+        <m:r>
+          <w:rPr>
+            <w:rFonts w:ascii="Cambria Math" w:hAnsi="Cambria Math"/>
+          </w:rPr>
+          <m:t>ϵ=0.001</m:t>
+        </m:r>
+        <m:r>
+          <m:rPr>
+            <m:nor/>
+          </m:rPr>
+          <m:t> s</m:t>
+        </m:r>
+      </m:oMath>
+      <w:r>
+        <w:t>，最大迭代</w:t>
+      </w:r>
+      <w:r>
+        <w:t xml:space="preserve"> 50 </w:t>
+      </w:r>
+      <w:r>
+        <w:t>次）：</w:t>
+      </w:r>
     </w:p>
     <w:p>
       <w:pPr>
@@ -2006,118 +2670,118 @@
         <w:spacing w:after="100"/>
       </w:pPr>
       <m:oMath>
-        <m:r>
-          <w:rPr>
-            <w:rFonts w:ascii="Cambria Math" w:hAnsi="Cambria Math"/>
-          </w:rPr>
-          <m:t>tmax⁡=min⁡(</m:t>
+        <m:sSub>
+          <m:sSubPr>
+            <m:ctrlPr>
+              <w:rPr>
+                <w:rFonts w:ascii="Cambria Math" w:hAnsi="Cambria Math"/>
+              </w:rPr>
+            </m:ctrlPr>
+          </m:sSubPr>
+          <m:e>
+            <m:r>
+              <w:rPr>
+                <w:rFonts w:ascii="Cambria Math" w:hAnsi="Cambria Math"/>
+              </w:rPr>
+              <m:t>t</m:t>
+            </m:r>
+          </m:e>
+          <m:sub>
+            <m:r>
+              <m:rPr>
+                <m:nor/>
+              </m:rPr>
+              <m:t>mid</m:t>
+            </m:r>
+          </m:sub>
+        </m:sSub>
+        <m:r>
+          <w:rPr>
+            <w:rFonts w:ascii="Cambria Math" w:hAnsi="Cambria Math"/>
+          </w:rPr>
+          <m:t>=(</m:t>
+        </m:r>
+        <m:sSub>
+          <m:sSubPr>
+            <m:ctrlPr>
+              <w:rPr>
+                <w:rFonts w:ascii="Cambria Math" w:hAnsi="Cambria Math"/>
+              </w:rPr>
+            </m:ctrlPr>
+          </m:sSubPr>
+          <m:e>
+            <m:r>
+              <w:rPr>
+                <w:rFonts w:ascii="Cambria Math" w:hAnsi="Cambria Math"/>
+              </w:rPr>
+              <m:t>t</m:t>
+            </m:r>
+          </m:e>
+          <m:sub>
+            <m:r>
+              <m:rPr>
+                <m:sty m:val="p"/>
+              </m:rPr>
+              <w:rPr>
+                <w:rFonts w:ascii="Cambria Math" w:hAnsi="Cambria Math"/>
+              </w:rPr>
+              <m:t>min</m:t>
+            </m:r>
+          </m:sub>
+        </m:sSub>
+        <m:r>
+          <w:rPr>
+            <w:rFonts w:ascii="Cambria Math" w:hAnsi="Cambria Math"/>
+          </w:rPr>
+          <m:t>+</m:t>
+        </m:r>
+        <m:sSub>
+          <m:sSubPr>
+            <m:ctrlPr>
+              <w:rPr>
+                <w:rFonts w:ascii="Cambria Math" w:hAnsi="Cambria Math"/>
+              </w:rPr>
+            </m:ctrlPr>
+          </m:sSubPr>
+          <m:e>
+            <m:r>
+              <w:rPr>
+                <w:rFonts w:ascii="Cambria Math" w:hAnsi="Cambria Math"/>
+              </w:rPr>
+              <m:t>t</m:t>
+            </m:r>
+          </m:e>
+          <m:sub>
+            <m:r>
+              <m:rPr>
+                <m:sty m:val="p"/>
+              </m:rPr>
+              <w:rPr>
+                <w:rFonts w:ascii="Cambria Math" w:hAnsi="Cambria Math"/>
+              </w:rPr>
+              <m:t>max</m:t>
+            </m:r>
+          </m:sub>
+        </m:sSub>
+        <m:r>
+          <w:rPr>
+            <w:rFonts w:ascii="Cambria Math" w:hAnsi="Cambria Math"/>
+          </w:rPr>
+          <m:t>⁡)</m:t>
         </m:r>
         <m:r>
           <m:rPr>
             <m:nor/>
           </m:rPr>
-          <m:t>最大滞空时间</m:t>
-        </m:r>
-        <m:r>
-          <w:rPr>
-            <w:rFonts w:ascii="Cambria Math" w:hAnsi="Cambria Math"/>
-          </w:rPr>
-          <m:t>,tmin⁡)</m:t>
+          <m:t>/</m:t>
+        </m:r>
+        <m:r>
+          <w:rPr>
+            <w:rFonts w:ascii="Cambria Math" w:hAnsi="Cambria Math"/>
+          </w:rPr>
+          <m:t>2</m:t>
         </m:r>
       </m:oMath>
-      <w:r>
-        <w:t xml:space="preserve"> </w:t>
-      </w:r>
-      <w:r>
-        <w:t>（若朝向目标）</w:t>
-      </w:r>
-    </w:p>
-    <w:p>
-      <w:pPr>
-        <w:spacing w:after="100"/>
-        <w:ind w:left="20"/>
-      </w:pPr>
-      <w:r>
-        <w:t xml:space="preserve">2. </w:t>
-      </w:r>
-      <w:r>
-        <w:rPr>
-          <w:b/>
-          <w:bCs/>
-        </w:rPr>
-        <w:t>端点符号检查</w:t>
-      </w:r>
-      <w:r>
-        <w:t>：计算</w:t>
-      </w:r>
-      <w:r>
-        <w:t xml:space="preserve"> </w:t>
-      </w:r>
-      <m:oMath>
-        <m:r>
-          <w:rPr>
-            <w:rFonts w:ascii="Cambria Math" w:hAnsi="Cambria Math"/>
-          </w:rPr>
-          <m:t>F(tmin⁡)</m:t>
-        </m:r>
-      </m:oMath>
-      <w:r>
-        <w:t xml:space="preserve"> </w:t>
-      </w:r>
-      <w:r>
-        <w:t>和</w:t>
-      </w:r>
-      <w:r>
-        <w:t xml:space="preserve"> </w:t>
-      </w:r>
-      <m:oMath>
-        <m:r>
-          <w:rPr>
-            <w:rFonts w:ascii="Cambria Math" w:hAnsi="Cambria Math"/>
-          </w:rPr>
-          <m:t>F(tmax⁡)</m:t>
-        </m:r>
-      </m:oMath>
-      <w:r>
-        <w:t>。若同号则无解（超出射程），跳过该</w:t>
-      </w:r>
-      <w:r>
-        <w:t xml:space="preserve"> yaw</w:t>
-      </w:r>
-      <w:r>
-        <w:t>。</w:t>
-      </w:r>
-    </w:p>
-    <w:p>
-      <w:pPr>
-        <w:spacing w:after="100"/>
-        <w:ind w:left="20"/>
-      </w:pPr>
-      <w:r>
-        <w:t xml:space="preserve">3. </w:t>
-      </w:r>
-      <w:r>
-        <w:rPr>
-          <w:b/>
-          <w:bCs/>
-        </w:rPr>
-        <w:t>二分迭代</w:t>
-      </w:r>
-      <w:r>
-        <w:t>（设置精度</w:t>
-      </w:r>
-      <w:r>
-        <w:t xml:space="preserve"> $\epsilon = 0.001,\text{s}$</w:t>
-      </w:r>
-      <w:r>
-        <w:t>，最大迭代</w:t>
-      </w:r>
-      <w:r>
-        <w:t xml:space="preserve"> 50 </w:t>
-      </w:r>
-      <w:r>
-        <w:t>次）：</w:t>
-      </w:r>
     </w:p>
     <w:p>
       <w:pPr>
@@ -2128,61 +2792,6 @@
         </w:numPr>
         <w:spacing w:after="100"/>
       </w:pPr>
-      <m:oMath>
-        <m:sSub>
-          <m:sSubPr>
-            <m:ctrlPr>
-              <w:rPr>
-                <w:rFonts w:ascii="Cambria Math" w:hAnsi="Cambria Math"/>
-              </w:rPr>
-            </m:ctrlPr>
-          </m:sSubPr>
-          <m:e>
-            <m:r>
-              <w:rPr>
-                <w:rFonts w:ascii="Cambria Math" w:hAnsi="Cambria Math"/>
-              </w:rPr>
-              <m:t>t</m:t>
-            </m:r>
-          </m:e>
-          <m:sub>
-            <m:r>
-              <m:rPr>
-                <m:nor/>
-              </m:rPr>
-              <m:t>mid</m:t>
-            </m:r>
-          </m:sub>
-        </m:sSub>
-        <m:r>
-          <w:rPr>
-            <w:rFonts w:ascii="Cambria Math" w:hAnsi="Cambria Math"/>
-          </w:rPr>
-          <m:t>=(tmin⁡+tmax⁡)</m:t>
-        </m:r>
-        <m:r>
-          <m:rPr>
-            <m:nor/>
-          </m:rPr>
-          <m:t>/</m:t>
-        </m:r>
-        <m:r>
-          <w:rPr>
-            <w:rFonts w:ascii="Cambria Math" w:hAnsi="Cambria Math"/>
-          </w:rPr>
-          <m:t>2</m:t>
-        </m:r>
-      </m:oMath>
-    </w:p>
-    <w:p>
-      <w:pPr>
-        <w:pStyle w:val="a4"/>
-        <w:numPr>
-          <w:ilvl w:val="1"/>
-          <w:numId w:val="2"/>
-        </w:numPr>
-        <w:spacing w:after="100"/>
-      </w:pPr>
       <w:r>
         <w:t>计算</w:t>
       </w:r>
@@ -2239,7 +2848,6 @@
         <w:spacing w:before="240" w:after="100"/>
       </w:pPr>
       <w:r>
-        <w:lastRenderedPageBreak/>
         <w:t>若</w:t>
       </w:r>
       <w:r>
@@ -2302,6 +2910,7 @@
         <w:spacing w:before="240" w:after="100"/>
       </w:pPr>
       <w:r>
+        <w:lastRenderedPageBreak/>
         <w:t>若</w:t>
       </w:r>
       <w:r>
@@ -2353,15 +2962,40 @@
       <w:r>
         <w:t>，则</w:t>
       </w:r>
-      <w:r>
-        <w:t xml:space="preserve"> </w:t>
-      </w:r>
       <m:oMath>
-        <m:r>
-          <w:rPr>
-            <w:rFonts w:ascii="Cambria Math" w:hAnsi="Cambria Math"/>
-          </w:rPr>
-          <m:t>tmax⁡=</m:t>
+        <m:sSub>
+          <m:sSubPr>
+            <m:ctrlPr>
+              <w:rPr>
+                <w:rFonts w:ascii="Cambria Math" w:hAnsi="Cambria Math"/>
+              </w:rPr>
+            </m:ctrlPr>
+          </m:sSubPr>
+          <m:e>
+            <m:r>
+              <w:rPr>
+                <w:rFonts w:ascii="Cambria Math" w:hAnsi="Cambria Math"/>
+              </w:rPr>
+              <m:t>t</m:t>
+            </m:r>
+          </m:e>
+          <m:sub>
+            <m:r>
+              <m:rPr>
+                <m:sty m:val="p"/>
+              </m:rPr>
+              <w:rPr>
+                <w:rFonts w:ascii="Cambria Math" w:hAnsi="Cambria Math"/>
+              </w:rPr>
+              <m:t>max</m:t>
+            </m:r>
+          </m:sub>
+        </m:sSub>
+        <m:r>
+          <w:rPr>
+            <w:rFonts w:ascii="Cambria Math" w:hAnsi="Cambria Math"/>
+          </w:rPr>
+          <m:t>⁡=</m:t>
         </m:r>
         <m:sSub>
           <m:sSubPr>
@@ -2392,15 +3026,40 @@
       <w:r>
         <w:t>，否则</w:t>
       </w:r>
-      <w:r>
-        <w:t xml:space="preserve"> </w:t>
-      </w:r>
       <m:oMath>
-        <m:r>
-          <w:rPr>
-            <w:rFonts w:ascii="Cambria Math" w:hAnsi="Cambria Math"/>
-          </w:rPr>
-          <m:t>tmin⁡=</m:t>
+        <m:sSub>
+          <m:sSubPr>
+            <m:ctrlPr>
+              <w:rPr>
+                <w:rFonts w:ascii="Cambria Math" w:hAnsi="Cambria Math"/>
+              </w:rPr>
+            </m:ctrlPr>
+          </m:sSubPr>
+          <m:e>
+            <m:r>
+              <w:rPr>
+                <w:rFonts w:ascii="Cambria Math" w:hAnsi="Cambria Math"/>
+              </w:rPr>
+              <m:t>t</m:t>
+            </m:r>
+          </m:e>
+          <m:sub>
+            <m:r>
+              <m:rPr>
+                <m:sty m:val="p"/>
+              </m:rPr>
+              <w:rPr>
+                <w:rFonts w:ascii="Cambria Math" w:hAnsi="Cambria Math"/>
+              </w:rPr>
+              <m:t>min</m:t>
+            </m:r>
+          </m:sub>
+        </m:sSub>
+        <m:r>
+          <w:rPr>
+            <w:rFonts w:ascii="Cambria Math" w:hAnsi="Cambria Math"/>
+          </w:rPr>
+          <m:t>⁡=</m:t>
         </m:r>
         <m:sSub>
           <m:sSubPr>
@@ -3293,7 +3952,27 @@
           <w:sz w:val="20"/>
           <w:szCs w:val="20"/>
         </w:rPr>
-        <w:t xml:space="preserve">    for each yaw in candidateYaws:    </w:t>
+        <w:t xml:space="preserve">    for each yaw in </w:t>
+      </w:r>
+      <w:proofErr w:type="spellStart"/>
+      <w:r>
+        <w:rPr>
+          <w:rFonts w:ascii="Courier New" w:eastAsia="Courier New" w:hAnsi="Courier New" w:cs="Courier New"/>
+          <w:color w:val="FFFFFF"/>
+          <w:sz w:val="20"/>
+          <w:szCs w:val="20"/>
+        </w:rPr>
+        <w:t>candidateYaws</w:t>
+      </w:r>
+      <w:proofErr w:type="spellEnd"/>
+      <w:r>
+        <w:rPr>
+          <w:rFonts w:ascii="Courier New" w:eastAsia="Courier New" w:hAnsi="Courier New" w:cs="Courier New"/>
+          <w:color w:val="FFFFFF"/>
+          <w:sz w:val="20"/>
+          <w:szCs w:val="20"/>
+        </w:rPr>
+        <w:t xml:space="preserve">:    </w:t>
       </w:r>
       <w:r>
         <w:br/>
@@ -3305,7 +3984,89 @@
           <w:sz w:val="20"/>
           <w:szCs w:val="20"/>
         </w:rPr>
-        <w:t xml:space="preserve">        t = binarySolve(equation, tMin, tMax)    </w:t>
+        <w:t xml:space="preserve">        t = </w:t>
+      </w:r>
+      <w:proofErr w:type="spellStart"/>
+      <w:proofErr w:type="gramStart"/>
+      <w:r>
+        <w:rPr>
+          <w:rFonts w:ascii="Courier New" w:eastAsia="Courier New" w:hAnsi="Courier New" w:cs="Courier New"/>
+          <w:color w:val="FFFFFF"/>
+          <w:sz w:val="20"/>
+          <w:szCs w:val="20"/>
+        </w:rPr>
+        <w:t>binarySolve</w:t>
+      </w:r>
+      <w:proofErr w:type="spellEnd"/>
+      <w:r>
+        <w:rPr>
+          <w:rFonts w:ascii="Courier New" w:eastAsia="Courier New" w:hAnsi="Courier New" w:cs="Courier New"/>
+          <w:color w:val="FFFFFF"/>
+          <w:sz w:val="20"/>
+          <w:szCs w:val="20"/>
+        </w:rPr>
+        <w:t>(</w:t>
+      </w:r>
+      <w:proofErr w:type="gramEnd"/>
+      <w:r>
+        <w:rPr>
+          <w:rFonts w:ascii="Courier New" w:eastAsia="Courier New" w:hAnsi="Courier New" w:cs="Courier New"/>
+          <w:color w:val="FFFFFF"/>
+          <w:sz w:val="20"/>
+          <w:szCs w:val="20"/>
+        </w:rPr>
+        <w:t xml:space="preserve">equation, </w:t>
+      </w:r>
+      <w:proofErr w:type="spellStart"/>
+      <w:r>
+        <w:rPr>
+          <w:rFonts w:ascii="Courier New" w:eastAsia="Courier New" w:hAnsi="Courier New" w:cs="Courier New"/>
+          <w:color w:val="FFFFFF"/>
+          <w:sz w:val="20"/>
+          <w:szCs w:val="20"/>
+        </w:rPr>
+        <w:t>tMin</w:t>
+      </w:r>
+      <w:proofErr w:type="spellEnd"/>
+      <w:r>
+        <w:rPr>
+          <w:rFonts w:ascii="Courier New" w:eastAsia="Courier New" w:hAnsi="Courier New" w:cs="Courier New"/>
+          <w:color w:val="FFFFFF"/>
+          <w:sz w:val="20"/>
+          <w:szCs w:val="20"/>
+        </w:rPr>
+        <w:t xml:space="preserve">, </w:t>
+      </w:r>
+      <w:proofErr w:type="spellStart"/>
+      <w:proofErr w:type="gramStart"/>
+      <w:r>
+        <w:rPr>
+          <w:rFonts w:ascii="Courier New" w:eastAsia="Courier New" w:hAnsi="Courier New" w:cs="Courier New"/>
+          <w:color w:val="FFFFFF"/>
+          <w:sz w:val="20"/>
+          <w:szCs w:val="20"/>
+        </w:rPr>
+        <w:t>tMax</w:t>
+      </w:r>
+      <w:proofErr w:type="spellEnd"/>
+      <w:r>
+        <w:rPr>
+          <w:rFonts w:ascii="Courier New" w:eastAsia="Courier New" w:hAnsi="Courier New" w:cs="Courier New"/>
+          <w:color w:val="FFFFFF"/>
+          <w:sz w:val="20"/>
+          <w:szCs w:val="20"/>
+        </w:rPr>
+        <w:t xml:space="preserve">)   </w:t>
+      </w:r>
+      <w:proofErr w:type="gramEnd"/>
+      <w:r>
+        <w:rPr>
+          <w:rFonts w:ascii="Courier New" w:eastAsia="Courier New" w:hAnsi="Courier New" w:cs="Courier New"/>
+          <w:color w:val="FFFFFF"/>
+          <w:sz w:val="20"/>
+          <w:szCs w:val="20"/>
+        </w:rPr>
+        <w:t xml:space="preserve"> </w:t>
       </w:r>
       <w:r>
         <w:br/>
@@ -3329,7 +4090,58 @@
           <w:sz w:val="20"/>
           <w:szCs w:val="20"/>
         </w:rPr>
-        <w:t xml:space="preserve">            distance = getDistanceByTime(yaw, t)    </w:t>
+        <w:t xml:space="preserve">            distance = </w:t>
+      </w:r>
+      <w:proofErr w:type="spellStart"/>
+      <w:proofErr w:type="gramStart"/>
+      <w:r>
+        <w:rPr>
+          <w:rFonts w:ascii="Courier New" w:eastAsia="Courier New" w:hAnsi="Courier New" w:cs="Courier New"/>
+          <w:color w:val="FFFFFF"/>
+          <w:sz w:val="20"/>
+          <w:szCs w:val="20"/>
+        </w:rPr>
+        <w:t>getDistanceByTime</w:t>
+      </w:r>
+      <w:proofErr w:type="spellEnd"/>
+      <w:r>
+        <w:rPr>
+          <w:rFonts w:ascii="Courier New" w:eastAsia="Courier New" w:hAnsi="Courier New" w:cs="Courier New"/>
+          <w:color w:val="FFFFFF"/>
+          <w:sz w:val="20"/>
+          <w:szCs w:val="20"/>
+        </w:rPr>
+        <w:t>(</w:t>
+      </w:r>
+      <w:proofErr w:type="gramEnd"/>
+      <w:r>
+        <w:rPr>
+          <w:rFonts w:ascii="Courier New" w:eastAsia="Courier New" w:hAnsi="Courier New" w:cs="Courier New"/>
+          <w:color w:val="FFFFFF"/>
+          <w:sz w:val="20"/>
+          <w:szCs w:val="20"/>
+        </w:rPr>
+        <w:t xml:space="preserve">yaw, </w:t>
+      </w:r>
+      <w:proofErr w:type="gramStart"/>
+      <w:r>
+        <w:rPr>
+          <w:rFonts w:ascii="Courier New" w:eastAsia="Courier New" w:hAnsi="Courier New" w:cs="Courier New"/>
+          <w:color w:val="FFFFFF"/>
+          <w:sz w:val="20"/>
+          <w:szCs w:val="20"/>
+        </w:rPr>
+        <w:t xml:space="preserve">t)   </w:t>
+      </w:r>
+      <w:proofErr w:type="gramEnd"/>
+      <w:r>
+        <w:rPr>
+          <w:rFonts w:ascii="Courier New" w:eastAsia="Courier New" w:hAnsi="Courier New" w:cs="Courier New"/>
+          <w:color w:val="FFFFFF"/>
+          <w:sz w:val="20"/>
+          <w:szCs w:val="20"/>
+        </w:rPr>
+        <w:t xml:space="preserve"> </w:t>
       </w:r>
       <w:r>
         <w:br/>
@@ -3341,7 +4153,58 @@
           <w:sz w:val="20"/>
           <w:szCs w:val="20"/>
         </w:rPr>
-        <w:t xml:space="preserve">            speed = getSpeedByDistance(yaw, distance)    </w:t>
+        <w:t xml:space="preserve">            speed = </w:t>
+      </w:r>
+      <w:proofErr w:type="spellStart"/>
+      <w:proofErr w:type="gramStart"/>
+      <w:r>
+        <w:rPr>
+          <w:rFonts w:ascii="Courier New" w:eastAsia="Courier New" w:hAnsi="Courier New" w:cs="Courier New"/>
+          <w:color w:val="FFFFFF"/>
+          <w:sz w:val="20"/>
+          <w:szCs w:val="20"/>
+        </w:rPr>
+        <w:t>getSpeedByDistance</w:t>
+      </w:r>
+      <w:proofErr w:type="spellEnd"/>
+      <w:r>
+        <w:rPr>
+          <w:rFonts w:ascii="Courier New" w:eastAsia="Courier New" w:hAnsi="Courier New" w:cs="Courier New"/>
+          <w:color w:val="FFFFFF"/>
+          <w:sz w:val="20"/>
+          <w:szCs w:val="20"/>
+        </w:rPr>
+        <w:t>(</w:t>
+      </w:r>
+      <w:proofErr w:type="gramEnd"/>
+      <w:r>
+        <w:rPr>
+          <w:rFonts w:ascii="Courier New" w:eastAsia="Courier New" w:hAnsi="Courier New" w:cs="Courier New"/>
+          <w:color w:val="FFFFFF"/>
+          <w:sz w:val="20"/>
+          <w:szCs w:val="20"/>
+        </w:rPr>
+        <w:t xml:space="preserve">yaw, </w:t>
+      </w:r>
+      <w:proofErr w:type="gramStart"/>
+      <w:r>
+        <w:rPr>
+          <w:rFonts w:ascii="Courier New" w:eastAsia="Courier New" w:hAnsi="Courier New" w:cs="Courier New"/>
+          <w:color w:val="FFFFFF"/>
+          <w:sz w:val="20"/>
+          <w:szCs w:val="20"/>
+        </w:rPr>
+        <w:t xml:space="preserve">distance)   </w:t>
+      </w:r>
+      <w:proofErr w:type="gramEnd"/>
+      <w:r>
+        <w:rPr>
+          <w:rFonts w:ascii="Courier New" w:eastAsia="Courier New" w:hAnsi="Courier New" w:cs="Courier New"/>
+          <w:color w:val="FFFFFF"/>
+          <w:sz w:val="20"/>
+          <w:szCs w:val="20"/>
+        </w:rPr>
+        <w:t xml:space="preserve"> </w:t>
       </w:r>
       <w:r>
         <w:br/>
@@ -3353,7 +4216,118 @@
           <w:sz w:val="20"/>
           <w:szCs w:val="20"/>
         </w:rPr>
-        <w:t xml:space="preserve">            roll = computeRoll(dx - vx*t, dy - vy*t)    </w:t>
+        <w:t xml:space="preserve">            roll = </w:t>
+      </w:r>
+      <w:proofErr w:type="spellStart"/>
+      <w:proofErr w:type="gramStart"/>
+      <w:r>
+        <w:rPr>
+          <w:rFonts w:ascii="Courier New" w:eastAsia="Courier New" w:hAnsi="Courier New" w:cs="Courier New"/>
+          <w:color w:val="FFFFFF"/>
+          <w:sz w:val="20"/>
+          <w:szCs w:val="20"/>
+        </w:rPr>
+        <w:t>computeRoll</w:t>
+      </w:r>
+      <w:proofErr w:type="spellEnd"/>
+      <w:r>
+        <w:rPr>
+          <w:rFonts w:ascii="Courier New" w:eastAsia="Courier New" w:hAnsi="Courier New" w:cs="Courier New"/>
+          <w:color w:val="FFFFFF"/>
+          <w:sz w:val="20"/>
+          <w:szCs w:val="20"/>
+        </w:rPr>
+        <w:t>(</w:t>
+      </w:r>
+      <w:proofErr w:type="gramEnd"/>
+      <w:r>
+        <w:rPr>
+          <w:rFonts w:ascii="Courier New" w:eastAsia="Courier New" w:hAnsi="Courier New" w:cs="Courier New"/>
+          <w:color w:val="FFFFFF"/>
+          <w:sz w:val="20"/>
+          <w:szCs w:val="20"/>
+        </w:rPr>
+        <w:t xml:space="preserve">dx - </w:t>
+      </w:r>
+      <w:proofErr w:type="spellStart"/>
+      <w:r>
+        <w:rPr>
+          <w:rFonts w:ascii="Courier New" w:eastAsia="Courier New" w:hAnsi="Courier New" w:cs="Courier New"/>
+          <w:color w:val="FFFFFF"/>
+          <w:sz w:val="20"/>
+          <w:szCs w:val="20"/>
+        </w:rPr>
+        <w:t>vx</w:t>
+      </w:r>
+      <w:proofErr w:type="spellEnd"/>
+      <w:r>
+        <w:rPr>
+          <w:rFonts w:ascii="Courier New" w:eastAsia="Courier New" w:hAnsi="Courier New" w:cs="Courier New"/>
+          <w:color w:val="FFFFFF"/>
+          <w:sz w:val="20"/>
+          <w:szCs w:val="20"/>
+        </w:rPr>
+        <w:t xml:space="preserve">*t, </w:t>
+      </w:r>
+      <w:proofErr w:type="spellStart"/>
+      <w:r>
+        <w:rPr>
+          <w:rFonts w:ascii="Courier New" w:eastAsia="Courier New" w:hAnsi="Courier New" w:cs="Courier New"/>
+          <w:color w:val="FFFFFF"/>
+          <w:sz w:val="20"/>
+          <w:szCs w:val="20"/>
+        </w:rPr>
+        <w:t>dy</w:t>
+      </w:r>
+      <w:proofErr w:type="spellEnd"/>
+      <w:r>
+        <w:rPr>
+          <w:rFonts w:ascii="Courier New" w:eastAsia="Courier New" w:hAnsi="Courier New" w:cs="Courier New"/>
+          <w:color w:val="FFFFFF"/>
+          <w:sz w:val="20"/>
+          <w:szCs w:val="20"/>
+        </w:rPr>
+        <w:t xml:space="preserve"> - </w:t>
+      </w:r>
+      <w:proofErr w:type="spellStart"/>
+      <w:r>
+        <w:rPr>
+          <w:rFonts w:ascii="Courier New" w:eastAsia="Courier New" w:hAnsi="Courier New" w:cs="Courier New"/>
+          <w:color w:val="FFFFFF"/>
+          <w:sz w:val="20"/>
+          <w:szCs w:val="20"/>
+        </w:rPr>
+        <w:t>vy</w:t>
+      </w:r>
+      <w:proofErr w:type="spellEnd"/>
+      <w:r>
+        <w:rPr>
+          <w:rFonts w:ascii="Courier New" w:eastAsia="Courier New" w:hAnsi="Courier New" w:cs="Courier New"/>
+          <w:color w:val="FFFFFF"/>
+          <w:sz w:val="20"/>
+          <w:szCs w:val="20"/>
+        </w:rPr>
+        <w:t>*</w:t>
+      </w:r>
+      <w:proofErr w:type="gramStart"/>
+      <w:r>
+        <w:rPr>
+          <w:rFonts w:ascii="Courier New" w:eastAsia="Courier New" w:hAnsi="Courier New" w:cs="Courier New"/>
+          <w:color w:val="FFFFFF"/>
+          <w:sz w:val="20"/>
+          <w:szCs w:val="20"/>
+        </w:rPr>
+        <w:t xml:space="preserve">t)   </w:t>
+      </w:r>
+      <w:proofErr w:type="gramEnd"/>
+      <w:r>
+        <w:rPr>
+          <w:rFonts w:ascii="Courier New" w:eastAsia="Courier New" w:hAnsi="Courier New" w:cs="Courier New"/>
+          <w:color w:val="FFFFFF"/>
+          <w:sz w:val="20"/>
+          <w:szCs w:val="20"/>
+        </w:rPr>
+        <w:t xml:space="preserve"> </w:t>
       </w:r>
       <w:r>
         <w:br/>
@@ -3365,7 +4339,27 @@
           <w:sz w:val="20"/>
           <w:szCs w:val="20"/>
         </w:rPr>
-        <w:t xml:space="preserve">            residual = abs(F(t))    </w:t>
+        <w:t xml:space="preserve">            residual = abs(F(t</w:t>
+      </w:r>
+      <w:proofErr w:type="gramStart"/>
+      <w:r>
+        <w:rPr>
+          <w:rFonts w:ascii="Courier New" w:eastAsia="Courier New" w:hAnsi="Courier New" w:cs="Courier New"/>
+          <w:color w:val="FFFFFF"/>
+          <w:sz w:val="20"/>
+          <w:szCs w:val="20"/>
+        </w:rPr>
+        <w:t xml:space="preserve">))   </w:t>
+      </w:r>
+      <w:proofErr w:type="gramEnd"/>
+      <w:r>
+        <w:rPr>
+          <w:rFonts w:ascii="Courier New" w:eastAsia="Courier New" w:hAnsi="Courier New" w:cs="Courier New"/>
+          <w:color w:val="FFFFFF"/>
+          <w:sz w:val="20"/>
+          <w:szCs w:val="20"/>
+        </w:rPr>
+        <w:t xml:space="preserve"> </w:t>
       </w:r>
       <w:r>
         <w:br/>
@@ -3377,7 +4371,27 @@
           <w:sz w:val="20"/>
           <w:szCs w:val="20"/>
         </w:rPr>
-        <w:t xml:space="preserve">            if residual &lt; bestResidual:    </w:t>
+        <w:t xml:space="preserve">            if residual &lt; </w:t>
+      </w:r>
+      <w:proofErr w:type="spellStart"/>
+      <w:r>
+        <w:rPr>
+          <w:rFonts w:ascii="Courier New" w:eastAsia="Courier New" w:hAnsi="Courier New" w:cs="Courier New"/>
+          <w:color w:val="FFFFFF"/>
+          <w:sz w:val="20"/>
+          <w:szCs w:val="20"/>
+        </w:rPr>
+        <w:t>bestResidual</w:t>
+      </w:r>
+      <w:proofErr w:type="spellEnd"/>
+      <w:r>
+        <w:rPr>
+          <w:rFonts w:ascii="Courier New" w:eastAsia="Courier New" w:hAnsi="Courier New" w:cs="Courier New"/>
+          <w:color w:val="FFFFFF"/>
+          <w:sz w:val="20"/>
+          <w:szCs w:val="20"/>
+        </w:rPr>
+        <w:t xml:space="preserve">:    </w:t>
       </w:r>
       <w:r>
         <w:br/>
@@ -3389,7 +4403,27 @@
           <w:sz w:val="20"/>
           <w:szCs w:val="20"/>
         </w:rPr>
-        <w:t xml:space="preserve">                update bestResult    </w:t>
+        <w:t xml:space="preserve">                update </w:t>
+      </w:r>
+      <w:proofErr w:type="spellStart"/>
+      <w:r>
+        <w:rPr>
+          <w:rFonts w:ascii="Courier New" w:eastAsia="Courier New" w:hAnsi="Courier New" w:cs="Courier New"/>
+          <w:color w:val="FFFFFF"/>
+          <w:sz w:val="20"/>
+          <w:szCs w:val="20"/>
+        </w:rPr>
+        <w:t>bestResult</w:t>
+      </w:r>
+      <w:proofErr w:type="spellEnd"/>
+      <w:r>
+        <w:rPr>
+          <w:rFonts w:ascii="Courier New" w:eastAsia="Courier New" w:hAnsi="Courier New" w:cs="Courier New"/>
+          <w:color w:val="FFFFFF"/>
+          <w:sz w:val="20"/>
+          <w:szCs w:val="20"/>
+        </w:rPr>
+        <w:t xml:space="preserve">    </w:t>
       </w:r>
       <w:r>
         <w:br/>
@@ -3418,7 +4452,6 @@
         <w:spacing w:after="200"/>
       </w:pPr>
       <w:r>
-        <w:lastRenderedPageBreak/>
         <w:t>五、算法实现</w:t>
       </w:r>
     </w:p>
@@ -3428,6 +4461,7 @@
         <w:spacing w:after="200"/>
       </w:pPr>
       <w:r>
+        <w:lastRenderedPageBreak/>
         <w:t xml:space="preserve">5.1 </w:t>
       </w:r>
       <w:r>
@@ -3468,7 +4502,23 @@
           <w:b/>
           <w:bCs/>
         </w:rPr>
-        <w:t>方法一（实测）</w:t>
+        <w:t>方法</w:t>
+      </w:r>
+      <w:proofErr w:type="gramStart"/>
+      <w:r>
+        <w:rPr>
+          <w:b/>
+          <w:bCs/>
+        </w:rPr>
+        <w:t>一</w:t>
+      </w:r>
+      <w:proofErr w:type="gramEnd"/>
+      <w:r>
+        <w:rPr>
+          <w:b/>
+          <w:bCs/>
+        </w:rPr>
+        <w:t>（实测）</w:t>
       </w:r>
       <w:r>
         <w:t>：在机器人静止时，以固定仰角发射，用高速摄像头记录飞行时间及落点距离。至少采集</w:t>
@@ -3476,8 +4526,13 @@
       <w:r>
         <w:t xml:space="preserve"> 8~10 </w:t>
       </w:r>
-      <w:r>
-        <w:t>组不同距离数据。</w:t>
+      <w:proofErr w:type="gramStart"/>
+      <w:r>
+        <w:t>组不同</w:t>
+      </w:r>
+      <w:proofErr w:type="gramEnd"/>
+      <w:r>
+        <w:t>距离数据。</w:t>
       </w:r>
     </w:p>
     <w:p>
@@ -3598,7 +4653,87 @@
           <w:sz w:val="20"/>
           <w:szCs w:val="20"/>
         </w:rPr>
-        <w:t xml:space="preserve">    RobotState state = getRobotPose();  // x, y, theta, vx, vy    </w:t>
+        <w:t xml:space="preserve">    </w:t>
+      </w:r>
+      <w:proofErr w:type="spellStart"/>
+      <w:r>
+        <w:rPr>
+          <w:rFonts w:ascii="Courier New" w:eastAsia="Courier New" w:hAnsi="Courier New" w:cs="Courier New"/>
+          <w:color w:val="FFFFFF"/>
+          <w:sz w:val="20"/>
+          <w:szCs w:val="20"/>
+        </w:rPr>
+        <w:t>RobotState</w:t>
+      </w:r>
+      <w:proofErr w:type="spellEnd"/>
+      <w:r>
+        <w:rPr>
+          <w:rFonts w:ascii="Courier New" w:eastAsia="Courier New" w:hAnsi="Courier New" w:cs="Courier New"/>
+          <w:color w:val="FFFFFF"/>
+          <w:sz w:val="20"/>
+          <w:szCs w:val="20"/>
+        </w:rPr>
+        <w:t xml:space="preserve"> state = </w:t>
+      </w:r>
+      <w:proofErr w:type="spellStart"/>
+      <w:r>
+        <w:rPr>
+          <w:rFonts w:ascii="Courier New" w:eastAsia="Courier New" w:hAnsi="Courier New" w:cs="Courier New"/>
+          <w:color w:val="FFFFFF"/>
+          <w:sz w:val="20"/>
+          <w:szCs w:val="20"/>
+        </w:rPr>
+        <w:t>getRobotPose</w:t>
+      </w:r>
+      <w:proofErr w:type="spellEnd"/>
+      <w:r>
+        <w:rPr>
+          <w:rFonts w:ascii="Courier New" w:eastAsia="Courier New" w:hAnsi="Courier New" w:cs="Courier New"/>
+          <w:color w:val="FFFFFF"/>
+          <w:sz w:val="20"/>
+          <w:szCs w:val="20"/>
+        </w:rPr>
+        <w:t xml:space="preserve">();  // x, y, theta, </w:t>
+      </w:r>
+      <w:proofErr w:type="spellStart"/>
+      <w:r>
+        <w:rPr>
+          <w:rFonts w:ascii="Courier New" w:eastAsia="Courier New" w:hAnsi="Courier New" w:cs="Courier New"/>
+          <w:color w:val="FFFFFF"/>
+          <w:sz w:val="20"/>
+          <w:szCs w:val="20"/>
+        </w:rPr>
+        <w:t>vx</w:t>
+      </w:r>
+      <w:proofErr w:type="spellEnd"/>
+      <w:r>
+        <w:rPr>
+          <w:rFonts w:ascii="Courier New" w:eastAsia="Courier New" w:hAnsi="Courier New" w:cs="Courier New"/>
+          <w:color w:val="FFFFFF"/>
+          <w:sz w:val="20"/>
+          <w:szCs w:val="20"/>
+        </w:rPr>
+        <w:t xml:space="preserve">, </w:t>
+      </w:r>
+      <w:proofErr w:type="spellStart"/>
+      <w:r>
+        <w:rPr>
+          <w:rFonts w:ascii="Courier New" w:eastAsia="Courier New" w:hAnsi="Courier New" w:cs="Courier New"/>
+          <w:color w:val="FFFFFF"/>
+          <w:sz w:val="20"/>
+          <w:szCs w:val="20"/>
+        </w:rPr>
+        <w:t>vy</w:t>
+      </w:r>
+      <w:proofErr w:type="spellEnd"/>
+      <w:r>
+        <w:rPr>
+          <w:rFonts w:ascii="Courier New" w:eastAsia="Courier New" w:hAnsi="Courier New" w:cs="Courier New"/>
+          <w:color w:val="FFFFFF"/>
+          <w:sz w:val="20"/>
+          <w:szCs w:val="20"/>
+        </w:rPr>
+        <w:t xml:space="preserve">    </w:t>
       </w:r>
       <w:r>
         <w:br/>
@@ -3610,7 +4745,27 @@
           <w:sz w:val="20"/>
           <w:szCs w:val="20"/>
         </w:rPr>
-        <w:t xml:space="preserve">    Vector2d target = getTargetPosition();    </w:t>
+        <w:t xml:space="preserve">    Vector2d target = </w:t>
+      </w:r>
+      <w:proofErr w:type="spellStart"/>
+      <w:r>
+        <w:rPr>
+          <w:rFonts w:ascii="Courier New" w:eastAsia="Courier New" w:hAnsi="Courier New" w:cs="Courier New"/>
+          <w:color w:val="FFFFFF"/>
+          <w:sz w:val="20"/>
+          <w:szCs w:val="20"/>
+        </w:rPr>
+        <w:t>getTargetPosition</w:t>
+      </w:r>
+      <w:proofErr w:type="spellEnd"/>
+      <w:r>
+        <w:rPr>
+          <w:rFonts w:ascii="Courier New" w:eastAsia="Courier New" w:hAnsi="Courier New" w:cs="Courier New"/>
+          <w:color w:val="FFFFFF"/>
+          <w:sz w:val="20"/>
+          <w:szCs w:val="20"/>
+        </w:rPr>
+        <w:t xml:space="preserve">();    </w:t>
       </w:r>
       <w:r>
         <w:br/>
@@ -3646,7 +4801,67 @@
           <w:sz w:val="20"/>
           <w:szCs w:val="20"/>
         </w:rPr>
-        <w:t xml:space="preserve">    Solution sol = solver.predict(state.vx, state.vy,    </w:t>
+        <w:t xml:space="preserve">    Solution sol = </w:t>
+      </w:r>
+      <w:proofErr w:type="spellStart"/>
+      <w:r>
+        <w:rPr>
+          <w:rFonts w:ascii="Courier New" w:eastAsia="Courier New" w:hAnsi="Courier New" w:cs="Courier New"/>
+          <w:color w:val="FFFFFF"/>
+          <w:sz w:val="20"/>
+          <w:szCs w:val="20"/>
+        </w:rPr>
+        <w:t>solver.predict</w:t>
+      </w:r>
+      <w:proofErr w:type="spellEnd"/>
+      <w:r>
+        <w:rPr>
+          <w:rFonts w:ascii="Courier New" w:eastAsia="Courier New" w:hAnsi="Courier New" w:cs="Courier New"/>
+          <w:color w:val="FFFFFF"/>
+          <w:sz w:val="20"/>
+          <w:szCs w:val="20"/>
+        </w:rPr>
+        <w:t>(</w:t>
+      </w:r>
+      <w:proofErr w:type="spellStart"/>
+      <w:r>
+        <w:rPr>
+          <w:rFonts w:ascii="Courier New" w:eastAsia="Courier New" w:hAnsi="Courier New" w:cs="Courier New"/>
+          <w:color w:val="FFFFFF"/>
+          <w:sz w:val="20"/>
+          <w:szCs w:val="20"/>
+        </w:rPr>
+        <w:t>state.vx</w:t>
+      </w:r>
+      <w:proofErr w:type="spellEnd"/>
+      <w:r>
+        <w:rPr>
+          <w:rFonts w:ascii="Courier New" w:eastAsia="Courier New" w:hAnsi="Courier New" w:cs="Courier New"/>
+          <w:color w:val="FFFFFF"/>
+          <w:sz w:val="20"/>
+          <w:szCs w:val="20"/>
+        </w:rPr>
+        <w:t xml:space="preserve">, </w:t>
+      </w:r>
+      <w:proofErr w:type="spellStart"/>
+      <w:r>
+        <w:rPr>
+          <w:rFonts w:ascii="Courier New" w:eastAsia="Courier New" w:hAnsi="Courier New" w:cs="Courier New"/>
+          <w:color w:val="FFFFFF"/>
+          <w:sz w:val="20"/>
+          <w:szCs w:val="20"/>
+        </w:rPr>
+        <w:t>state.vy</w:t>
+      </w:r>
+      <w:proofErr w:type="spellEnd"/>
+      <w:r>
+        <w:rPr>
+          <w:rFonts w:ascii="Courier New" w:eastAsia="Courier New" w:hAnsi="Courier New" w:cs="Courier New"/>
+          <w:color w:val="FFFFFF"/>
+          <w:sz w:val="20"/>
+          <w:szCs w:val="20"/>
+        </w:rPr>
+        <w:t xml:space="preserve">,    </w:t>
       </w:r>
       <w:r>
         <w:br/>
@@ -3658,7 +4873,47 @@
           <w:sz w:val="20"/>
           <w:szCs w:val="20"/>
         </w:rPr>
-        <w:t xml:space="preserve">                                  target.x - state.x,    </w:t>
+        <w:t xml:space="preserve">                                  </w:t>
+      </w:r>
+      <w:proofErr w:type="spellStart"/>
+      <w:r>
+        <w:rPr>
+          <w:rFonts w:ascii="Courier New" w:eastAsia="Courier New" w:hAnsi="Courier New" w:cs="Courier New"/>
+          <w:color w:val="FFFFFF"/>
+          <w:sz w:val="20"/>
+          <w:szCs w:val="20"/>
+        </w:rPr>
+        <w:t>target.x</w:t>
+      </w:r>
+      <w:proofErr w:type="spellEnd"/>
+      <w:r>
+        <w:rPr>
+          <w:rFonts w:ascii="Courier New" w:eastAsia="Courier New" w:hAnsi="Courier New" w:cs="Courier New"/>
+          <w:color w:val="FFFFFF"/>
+          <w:sz w:val="20"/>
+          <w:szCs w:val="20"/>
+        </w:rPr>
+        <w:t xml:space="preserve"> - </w:t>
+      </w:r>
+      <w:proofErr w:type="spellStart"/>
+      <w:r>
+        <w:rPr>
+          <w:rFonts w:ascii="Courier New" w:eastAsia="Courier New" w:hAnsi="Courier New" w:cs="Courier New"/>
+          <w:color w:val="FFFFFF"/>
+          <w:sz w:val="20"/>
+          <w:szCs w:val="20"/>
+        </w:rPr>
+        <w:t>state.x</w:t>
+      </w:r>
+      <w:proofErr w:type="spellEnd"/>
+      <w:r>
+        <w:rPr>
+          <w:rFonts w:ascii="Courier New" w:eastAsia="Courier New" w:hAnsi="Courier New" w:cs="Courier New"/>
+          <w:color w:val="FFFFFF"/>
+          <w:sz w:val="20"/>
+          <w:szCs w:val="20"/>
+        </w:rPr>
+        <w:t xml:space="preserve">,    </w:t>
       </w:r>
       <w:r>
         <w:br/>
@@ -3670,7 +4925,47 @@
           <w:sz w:val="20"/>
           <w:szCs w:val="20"/>
         </w:rPr>
-        <w:t xml:space="preserve">                                  target.y - state.y,    </w:t>
+        <w:t xml:space="preserve">                                  </w:t>
+      </w:r>
+      <w:proofErr w:type="spellStart"/>
+      <w:r>
+        <w:rPr>
+          <w:rFonts w:ascii="Courier New" w:eastAsia="Courier New" w:hAnsi="Courier New" w:cs="Courier New"/>
+          <w:color w:val="FFFFFF"/>
+          <w:sz w:val="20"/>
+          <w:szCs w:val="20"/>
+        </w:rPr>
+        <w:t>target.y</w:t>
+      </w:r>
+      <w:proofErr w:type="spellEnd"/>
+      <w:r>
+        <w:rPr>
+          <w:rFonts w:ascii="Courier New" w:eastAsia="Courier New" w:hAnsi="Courier New" w:cs="Courier New"/>
+          <w:color w:val="FFFFFF"/>
+          <w:sz w:val="20"/>
+          <w:szCs w:val="20"/>
+        </w:rPr>
+        <w:t xml:space="preserve"> - </w:t>
+      </w:r>
+      <w:proofErr w:type="spellStart"/>
+      <w:r>
+        <w:rPr>
+          <w:rFonts w:ascii="Courier New" w:eastAsia="Courier New" w:hAnsi="Courier New" w:cs="Courier New"/>
+          <w:color w:val="FFFFFF"/>
+          <w:sz w:val="20"/>
+          <w:szCs w:val="20"/>
+        </w:rPr>
+        <w:t>state.y</w:t>
+      </w:r>
+      <w:proofErr w:type="spellEnd"/>
+      <w:r>
+        <w:rPr>
+          <w:rFonts w:ascii="Courier New" w:eastAsia="Courier New" w:hAnsi="Courier New" w:cs="Courier New"/>
+          <w:color w:val="FFFFFF"/>
+          <w:sz w:val="20"/>
+          <w:szCs w:val="20"/>
+        </w:rPr>
+        <w:t xml:space="preserve">,    </w:t>
       </w:r>
       <w:r>
         <w:br/>
@@ -3682,7 +4977,27 @@
           <w:sz w:val="20"/>
           <w:szCs w:val="20"/>
         </w:rPr>
-        <w:t xml:space="preserve">                                  state.theta);    </w:t>
+        <w:t xml:space="preserve">                                  </w:t>
+      </w:r>
+      <w:proofErr w:type="spellStart"/>
+      <w:r>
+        <w:rPr>
+          <w:rFonts w:ascii="Courier New" w:eastAsia="Courier New" w:hAnsi="Courier New" w:cs="Courier New"/>
+          <w:color w:val="FFFFFF"/>
+          <w:sz w:val="20"/>
+          <w:szCs w:val="20"/>
+        </w:rPr>
+        <w:t>state.theta</w:t>
+      </w:r>
+      <w:proofErr w:type="spellEnd"/>
+      <w:r>
+        <w:rPr>
+          <w:rFonts w:ascii="Courier New" w:eastAsia="Courier New" w:hAnsi="Courier New" w:cs="Courier New"/>
+          <w:color w:val="FFFFFF"/>
+          <w:sz w:val="20"/>
+          <w:szCs w:val="20"/>
+        </w:rPr>
+        <w:t xml:space="preserve">);    </w:t>
       </w:r>
       <w:r>
         <w:br/>
@@ -3694,7 +5009,27 @@
           <w:sz w:val="20"/>
           <w:szCs w:val="20"/>
         </w:rPr>
-        <w:t xml:space="preserve">    if (sol.success) {    </w:t>
+        <w:t xml:space="preserve">    if (</w:t>
+      </w:r>
+      <w:proofErr w:type="spellStart"/>
+      <w:r>
+        <w:rPr>
+          <w:rFonts w:ascii="Courier New" w:eastAsia="Courier New" w:hAnsi="Courier New" w:cs="Courier New"/>
+          <w:color w:val="FFFFFF"/>
+          <w:sz w:val="20"/>
+          <w:szCs w:val="20"/>
+        </w:rPr>
+        <w:t>sol.success</w:t>
+      </w:r>
+      <w:proofErr w:type="spellEnd"/>
+      <w:r>
+        <w:rPr>
+          <w:rFonts w:ascii="Courier New" w:eastAsia="Courier New" w:hAnsi="Courier New" w:cs="Courier New"/>
+          <w:color w:val="FFFFFF"/>
+          <w:sz w:val="20"/>
+          <w:szCs w:val="20"/>
+        </w:rPr>
+        <w:t xml:space="preserve">) {    </w:t>
       </w:r>
       <w:r>
         <w:br/>
@@ -3706,7 +5041,67 @@
           <w:sz w:val="20"/>
           <w:szCs w:val="20"/>
         </w:rPr>
-        <w:t xml:space="preserve">        turret.rotateTo(sol.roll, sol.yaw);    </w:t>
+        <w:t xml:space="preserve">        </w:t>
+      </w:r>
+      <w:proofErr w:type="spellStart"/>
+      <w:r>
+        <w:rPr>
+          <w:rFonts w:ascii="Courier New" w:eastAsia="Courier New" w:hAnsi="Courier New" w:cs="Courier New"/>
+          <w:color w:val="FFFFFF"/>
+          <w:sz w:val="20"/>
+          <w:szCs w:val="20"/>
+        </w:rPr>
+        <w:t>turret.rotateTo</w:t>
+      </w:r>
+      <w:proofErr w:type="spellEnd"/>
+      <w:r>
+        <w:rPr>
+          <w:rFonts w:ascii="Courier New" w:eastAsia="Courier New" w:hAnsi="Courier New" w:cs="Courier New"/>
+          <w:color w:val="FFFFFF"/>
+          <w:sz w:val="20"/>
+          <w:szCs w:val="20"/>
+        </w:rPr>
+        <w:t>(</w:t>
+      </w:r>
+      <w:proofErr w:type="spellStart"/>
+      <w:r>
+        <w:rPr>
+          <w:rFonts w:ascii="Courier New" w:eastAsia="Courier New" w:hAnsi="Courier New" w:cs="Courier New"/>
+          <w:color w:val="FFFFFF"/>
+          <w:sz w:val="20"/>
+          <w:szCs w:val="20"/>
+        </w:rPr>
+        <w:t>sol.roll</w:t>
+      </w:r>
+      <w:proofErr w:type="spellEnd"/>
+      <w:r>
+        <w:rPr>
+          <w:rFonts w:ascii="Courier New" w:eastAsia="Courier New" w:hAnsi="Courier New" w:cs="Courier New"/>
+          <w:color w:val="FFFFFF"/>
+          <w:sz w:val="20"/>
+          <w:szCs w:val="20"/>
+        </w:rPr>
+        <w:t xml:space="preserve">, </w:t>
+      </w:r>
+      <w:proofErr w:type="spellStart"/>
+      <w:r>
+        <w:rPr>
+          <w:rFonts w:ascii="Courier New" w:eastAsia="Courier New" w:hAnsi="Courier New" w:cs="Courier New"/>
+          <w:color w:val="FFFFFF"/>
+          <w:sz w:val="20"/>
+          <w:szCs w:val="20"/>
+        </w:rPr>
+        <w:t>sol.yaw</w:t>
+      </w:r>
+      <w:proofErr w:type="spellEnd"/>
+      <w:r>
+        <w:rPr>
+          <w:rFonts w:ascii="Courier New" w:eastAsia="Courier New" w:hAnsi="Courier New" w:cs="Courier New"/>
+          <w:color w:val="FFFFFF"/>
+          <w:sz w:val="20"/>
+          <w:szCs w:val="20"/>
+        </w:rPr>
+        <w:t xml:space="preserve">);    </w:t>
       </w:r>
       <w:r>
         <w:br/>
@@ -3718,7 +5113,47 @@
           <w:sz w:val="20"/>
           <w:szCs w:val="20"/>
         </w:rPr>
-        <w:t xml:space="preserve">        shooter.setTargetSpeed(sol.speed);    </w:t>
+        <w:t xml:space="preserve">        </w:t>
+      </w:r>
+      <w:proofErr w:type="spellStart"/>
+      <w:r>
+        <w:rPr>
+          <w:rFonts w:ascii="Courier New" w:eastAsia="Courier New" w:hAnsi="Courier New" w:cs="Courier New"/>
+          <w:color w:val="FFFFFF"/>
+          <w:sz w:val="20"/>
+          <w:szCs w:val="20"/>
+        </w:rPr>
+        <w:t>shooter.setTargetSpeed</w:t>
+      </w:r>
+      <w:proofErr w:type="spellEnd"/>
+      <w:r>
+        <w:rPr>
+          <w:rFonts w:ascii="Courier New" w:eastAsia="Courier New" w:hAnsi="Courier New" w:cs="Courier New"/>
+          <w:color w:val="FFFFFF"/>
+          <w:sz w:val="20"/>
+          <w:szCs w:val="20"/>
+        </w:rPr>
+        <w:t>(</w:t>
+      </w:r>
+      <w:proofErr w:type="spellStart"/>
+      <w:r>
+        <w:rPr>
+          <w:rFonts w:ascii="Courier New" w:eastAsia="Courier New" w:hAnsi="Courier New" w:cs="Courier New"/>
+          <w:color w:val="FFFFFF"/>
+          <w:sz w:val="20"/>
+          <w:szCs w:val="20"/>
+        </w:rPr>
+        <w:t>sol.speed</w:t>
+      </w:r>
+      <w:proofErr w:type="spellEnd"/>
+      <w:r>
+        <w:rPr>
+          <w:rFonts w:ascii="Courier New" w:eastAsia="Courier New" w:hAnsi="Courier New" w:cs="Courier New"/>
+          <w:color w:val="FFFFFF"/>
+          <w:sz w:val="20"/>
+          <w:szCs w:val="20"/>
+        </w:rPr>
+        <w:t xml:space="preserve">);    </w:t>
       </w:r>
       <w:r>
         <w:br/>
@@ -3730,7 +5165,27 @@
           <w:sz w:val="20"/>
           <w:szCs w:val="20"/>
         </w:rPr>
-        <w:t xml:space="preserve">        if (shouldShoot) launch();    </w:t>
+        <w:t xml:space="preserve">        if (</w:t>
+      </w:r>
+      <w:proofErr w:type="spellStart"/>
+      <w:r>
+        <w:rPr>
+          <w:rFonts w:ascii="Courier New" w:eastAsia="Courier New" w:hAnsi="Courier New" w:cs="Courier New"/>
+          <w:color w:val="FFFFFF"/>
+          <w:sz w:val="20"/>
+          <w:szCs w:val="20"/>
+        </w:rPr>
+        <w:t>shouldShoot</w:t>
+      </w:r>
+      <w:proofErr w:type="spellEnd"/>
+      <w:r>
+        <w:rPr>
+          <w:rFonts w:ascii="Courier New" w:eastAsia="Courier New" w:hAnsi="Courier New" w:cs="Courier New"/>
+          <w:color w:val="FFFFFF"/>
+          <w:sz w:val="20"/>
+          <w:szCs w:val="20"/>
+        </w:rPr>
+        <w:t xml:space="preserve">) launch();    </w:t>
       </w:r>
       <w:r>
         <w:br/>
@@ -3855,8 +5310,13 @@
       <w:r>
         <w:t xml:space="preserve"> </w:t>
       </w:r>
-      <w:r>
-        <w:t>需经低通滤波（如</w:t>
+      <w:proofErr w:type="gramStart"/>
+      <w:r>
+        <w:t>需经低通</w:t>
+      </w:r>
+      <w:proofErr w:type="gramEnd"/>
+      <w:r>
+        <w:t>滤波（如</w:t>
       </w:r>
       <w:r>
         <w:t xml:space="preserve"> EMA</w:t>
@@ -4497,6 +5957,155 @@
       </w:pPr>
     </w:lvl>
   </w:abstractNum>
+  <w:abstractNum w:abstractNumId="2" w15:restartNumberingAfterBreak="0">
+    <w:nsid w:val="6B4F7410"/>
+    <w:multiLevelType w:val="multilevel"/>
+    <w:tmpl w:val="95F8EC9E"/>
+    <w:lvl w:ilvl="0">
+      <w:start w:val="1"/>
+      <w:numFmt w:val="bullet"/>
+      <w:lvlText w:val=""/>
+      <w:lvlJc w:val="left"/>
+      <w:pPr>
+        <w:tabs>
+          <w:tab w:val="num" w:pos="720"/>
+        </w:tabs>
+        <w:ind w:left="720" w:hanging="360"/>
+      </w:pPr>
+      <w:rPr>
+        <w:rFonts w:ascii="Symbol" w:hAnsi="Symbol" w:hint="default"/>
+        <w:sz w:val="20"/>
+      </w:rPr>
+    </w:lvl>
+    <w:lvl w:ilvl="1" w:tentative="1">
+      <w:start w:val="1"/>
+      <w:numFmt w:val="bullet"/>
+      <w:lvlText w:val=""/>
+      <w:lvlJc w:val="left"/>
+      <w:pPr>
+        <w:tabs>
+          <w:tab w:val="num" w:pos="1440"/>
+        </w:tabs>
+        <w:ind w:left="1440" w:hanging="360"/>
+      </w:pPr>
+      <w:rPr>
+        <w:rFonts w:ascii="Symbol" w:hAnsi="Symbol" w:hint="default"/>
+        <w:sz w:val="20"/>
+      </w:rPr>
+    </w:lvl>
+    <w:lvl w:ilvl="2" w:tentative="1">
+      <w:start w:val="1"/>
+      <w:numFmt w:val="bullet"/>
+      <w:lvlText w:val=""/>
+      <w:lvlJc w:val="left"/>
+      <w:pPr>
+        <w:tabs>
+          <w:tab w:val="num" w:pos="2160"/>
+        </w:tabs>
+        <w:ind w:left="2160" w:hanging="360"/>
+      </w:pPr>
+      <w:rPr>
+        <w:rFonts w:ascii="Symbol" w:hAnsi="Symbol" w:hint="default"/>
+        <w:sz w:val="20"/>
+      </w:rPr>
+    </w:lvl>
+    <w:lvl w:ilvl="3" w:tentative="1">
+      <w:start w:val="1"/>
+      <w:numFmt w:val="bullet"/>
+      <w:lvlText w:val=""/>
+      <w:lvlJc w:val="left"/>
+      <w:pPr>
+        <w:tabs>
+          <w:tab w:val="num" w:pos="2880"/>
+        </w:tabs>
+        <w:ind w:left="2880" w:hanging="360"/>
+      </w:pPr>
+      <w:rPr>
+        <w:rFonts w:ascii="Symbol" w:hAnsi="Symbol" w:hint="default"/>
+        <w:sz w:val="20"/>
+      </w:rPr>
+    </w:lvl>
+    <w:lvl w:ilvl="4" w:tentative="1">
+      <w:start w:val="1"/>
+      <w:numFmt w:val="bullet"/>
+      <w:lvlText w:val=""/>
+      <w:lvlJc w:val="left"/>
+      <w:pPr>
+        <w:tabs>
+          <w:tab w:val="num" w:pos="3600"/>
+        </w:tabs>
+        <w:ind w:left="3600" w:hanging="360"/>
+      </w:pPr>
+      <w:rPr>
+        <w:rFonts w:ascii="Symbol" w:hAnsi="Symbol" w:hint="default"/>
+        <w:sz w:val="20"/>
+      </w:rPr>
+    </w:lvl>
+    <w:lvl w:ilvl="5" w:tentative="1">
+      <w:start w:val="1"/>
+      <w:numFmt w:val="bullet"/>
+      <w:lvlText w:val=""/>
+      <w:lvlJc w:val="left"/>
+      <w:pPr>
+        <w:tabs>
+          <w:tab w:val="num" w:pos="4320"/>
+        </w:tabs>
+        <w:ind w:left="4320" w:hanging="360"/>
+      </w:pPr>
+      <w:rPr>
+        <w:rFonts w:ascii="Symbol" w:hAnsi="Symbol" w:hint="default"/>
+        <w:sz w:val="20"/>
+      </w:rPr>
+    </w:lvl>
+    <w:lvl w:ilvl="6" w:tentative="1">
+      <w:start w:val="1"/>
+      <w:numFmt w:val="bullet"/>
+      <w:lvlText w:val=""/>
+      <w:lvlJc w:val="left"/>
+      <w:pPr>
+        <w:tabs>
+          <w:tab w:val="num" w:pos="5040"/>
+        </w:tabs>
+        <w:ind w:left="5040" w:hanging="360"/>
+      </w:pPr>
+      <w:rPr>
+        <w:rFonts w:ascii="Symbol" w:hAnsi="Symbol" w:hint="default"/>
+        <w:sz w:val="20"/>
+      </w:rPr>
+    </w:lvl>
+    <w:lvl w:ilvl="7" w:tentative="1">
+      <w:start w:val="1"/>
+      <w:numFmt w:val="bullet"/>
+      <w:lvlText w:val=""/>
+      <w:lvlJc w:val="left"/>
+      <w:pPr>
+        <w:tabs>
+          <w:tab w:val="num" w:pos="5760"/>
+        </w:tabs>
+        <w:ind w:left="5760" w:hanging="360"/>
+      </w:pPr>
+      <w:rPr>
+        <w:rFonts w:ascii="Symbol" w:hAnsi="Symbol" w:hint="default"/>
+        <w:sz w:val="20"/>
+      </w:rPr>
+    </w:lvl>
+    <w:lvl w:ilvl="8" w:tentative="1">
+      <w:start w:val="1"/>
+      <w:numFmt w:val="bullet"/>
+      <w:lvlText w:val=""/>
+      <w:lvlJc w:val="left"/>
+      <w:pPr>
+        <w:tabs>
+          <w:tab w:val="num" w:pos="6480"/>
+        </w:tabs>
+        <w:ind w:left="6480" w:hanging="360"/>
+      </w:pPr>
+      <w:rPr>
+        <w:rFonts w:ascii="Symbol" w:hAnsi="Symbol" w:hint="default"/>
+        <w:sz w:val="20"/>
+      </w:rPr>
+    </w:lvl>
+  </w:abstractNum>
   <w:num w:numId="1" w16cid:durableId="405228503">
     <w:abstractNumId w:val="1"/>
     <w:lvlOverride w:ilvl="0">
@@ -4508,6 +6117,9 @@
     <w:lvlOverride w:ilvl="0">
       <w:startOverride w:val="1"/>
     </w:lvlOverride>
+  </w:num>
+  <w:num w:numId="3" w16cid:durableId="2115516119">
+    <w:abstractNumId w:val="2"/>
   </w:num>
 </w:numbering>
 </file>
@@ -5009,7 +6621,6 @@
   <w:style w:type="character" w:default="1" w:styleId="a0">
     <w:name w:val="Default Paragraph Font"/>
     <w:uiPriority w:val="1"/>
-    <w:semiHidden/>
     <w:unhideWhenUsed/>
   </w:style>
   <w:style w:type="table" w:default="1" w:styleId="a1">
@@ -5092,6 +6703,17 @@
     <w:rPr>
       <w:sz w:val="20"/>
       <w:szCs w:val="20"/>
+    </w:rPr>
+  </w:style>
+  <w:style w:type="character" w:styleId="a9">
+    <w:name w:val="Strong"/>
+    <w:basedOn w:val="a0"/>
+    <w:uiPriority w:val="22"/>
+    <w:qFormat/>
+    <w:rsid w:val="002A38B5"/>
+    <w:rPr>
+      <w:b/>
+      <w:bCs/>
     </w:rPr>
   </w:style>
 </w:styles>

--- a/2025-2026 DECODE/notes/二分求解滞空时间.docx
+++ b/2025-2026 DECODE/notes/二分求解滞空时间.docx
@@ -7,69 +7,73 @@
         <w:pStyle w:val="1"/>
         <w:spacing w:after="200"/>
         <w:jc w:val="both"/>
-      </w:pPr>
-      <w:r>
-        <w:rPr>
-          <w:rFonts w:hint="eastAsia"/>
+        <w:rPr>
+          <w:rFonts w:ascii="宋体" w:eastAsia="宋体" w:hAnsi="宋体"/>
+          <w:sz w:val="32"/>
+          <w:szCs w:val="32"/>
+        </w:rPr>
+      </w:pPr>
+      <w:r>
+        <w:rPr>
+          <w:rFonts w:ascii="宋体" w:eastAsia="宋体" w:hAnsi="宋体" w:hint="eastAsia"/>
+          <w:sz w:val="32"/>
+          <w:szCs w:val="32"/>
         </w:rPr>
         <w:t>基于</w:t>
       </w:r>
       <w:r>
-        <w:t>二分求解滞空时间</w:t>
-      </w:r>
-      <w:r>
-        <w:t>(BST)</w:t>
-      </w:r>
-      <w:r>
-        <w:t>的跑打算法</w:t>
+        <w:rPr>
+          <w:rFonts w:ascii="宋体" w:eastAsia="宋体" w:hAnsi="宋体"/>
+          <w:sz w:val="32"/>
+          <w:szCs w:val="32"/>
+        </w:rPr>
+        <w:t>二分求解滞空时间(BST)的跑打算法</w:t>
       </w:r>
     </w:p>
     <w:p>
       <w:pPr>
         <w:pStyle w:val="2"/>
         <w:spacing w:after="200"/>
-      </w:pPr>
-      <w:r>
+        <w:rPr>
+          <w:rFonts w:ascii="宋体" w:eastAsia="宋体" w:hAnsi="宋体"/>
+          <w:sz w:val="28"/>
+          <w:szCs w:val="28"/>
+        </w:rPr>
+      </w:pPr>
+      <w:r>
+        <w:rPr>
+          <w:rFonts w:ascii="宋体" w:eastAsia="宋体" w:hAnsi="宋体"/>
+          <w:sz w:val="28"/>
+          <w:szCs w:val="28"/>
+        </w:rPr>
         <w:t>一、背景与问题定义</w:t>
       </w:r>
     </w:p>
     <w:p>
       <w:pPr>
         <w:spacing w:after="120"/>
-      </w:pPr>
-      <w:r>
-        <w:t xml:space="preserve">FTC </w:t>
-      </w:r>
-      <w:r>
-        <w:t>比赛中，机器人需要在移动状态下向固定目标（如球门）发射小球。传统方案通常假设机器人静止，通过静态标定建立</w:t>
-      </w:r>
-      <w:r>
-        <w:t>“</w:t>
-      </w:r>
-      <w:r>
-        <w:t>距离</w:t>
-      </w:r>
-      <w:r>
-        <w:t xml:space="preserve"> → </w:t>
-      </w:r>
-      <w:r>
-        <w:t>射速、仰角</w:t>
-      </w:r>
-      <w:r>
-        <w:t>”</w:t>
-      </w:r>
-      <w:r>
-        <w:t>的映射表。然而，当机器人以速度</w:t>
-      </w:r>
-      <w:r>
-        <w:t xml:space="preserve"> </w:t>
+        <w:rPr>
+          <w:rFonts w:ascii="宋体" w:eastAsia="宋体" w:hAnsi="宋体"/>
+          <w:sz w:val="21"/>
+          <w:szCs w:val="21"/>
+        </w:rPr>
+      </w:pPr>
+      <w:r>
+        <w:rPr>
+          <w:rFonts w:ascii="宋体" w:eastAsia="宋体" w:hAnsi="宋体"/>
+          <w:sz w:val="21"/>
+          <w:szCs w:val="21"/>
+        </w:rPr>
+        <w:t xml:space="preserve">FTC 比赛中，机器人需要在移动状态下向固定目标（如球门）发射小球。传统方案通常假设机器人静止，通过静态标定建立“距离 → 射速、仰角”的映射表。然而，当机器人以速度 </w:t>
       </w:r>
       <m:oMath>
         <m:sSub>
           <m:sSubPr>
             <m:ctrlPr>
               <w:rPr>
-                <w:rFonts w:ascii="Cambria Math" w:hAnsi="Cambria Math"/>
+                <w:rFonts w:ascii="Cambria Math" w:eastAsia="宋体" w:hAnsi="Cambria Math"/>
+                <w:sz w:val="21"/>
+                <w:szCs w:val="21"/>
               </w:rPr>
             </m:ctrlPr>
           </m:sSubPr>
@@ -79,7 +83,10 @@
                 <m:nor/>
               </m:rPr>
               <w:rPr>
+                <w:rFonts w:ascii="宋体" w:eastAsia="宋体" w:hAnsi="宋体"/>
                 <w:b/>
+                <w:sz w:val="21"/>
+                <w:szCs w:val="21"/>
               </w:rPr>
               <m:t>v</m:t>
             </m:r>
@@ -87,7 +94,9 @@
           <m:sub>
             <m:r>
               <w:rPr>
-                <w:rFonts w:ascii="Cambria Math" w:hAnsi="Cambria Math"/>
+                <w:rFonts w:ascii="Cambria Math" w:eastAsia="宋体" w:hAnsi="Cambria Math"/>
+                <w:sz w:val="21"/>
+                <w:szCs w:val="21"/>
               </w:rPr>
               <m:t>r</m:t>
             </m:r>
@@ -95,55 +104,71 @@
         </m:sSub>
       </m:oMath>
       <w:r>
-        <w:t xml:space="preserve"> </w:t>
-      </w:r>
-      <w:r>
-        <w:t>运动时，</w:t>
-      </w:r>
-      <w:r>
-        <w:rPr>
-          <w:rFonts w:hint="eastAsia"/>
+        <w:rPr>
+          <w:rFonts w:ascii="宋体" w:eastAsia="宋体" w:hAnsi="宋体"/>
+          <w:sz w:val="21"/>
+          <w:szCs w:val="21"/>
+        </w:rPr>
+        <w:t xml:space="preserve"> 运动时，</w:t>
+      </w:r>
+      <w:r>
+        <w:rPr>
+          <w:rFonts w:ascii="宋体" w:eastAsia="宋体" w:hAnsi="宋体" w:hint="eastAsia"/>
+          <w:sz w:val="21"/>
+          <w:szCs w:val="21"/>
         </w:rPr>
         <w:t>目标</w:t>
       </w:r>
       <w:r>
-        <w:t>在滞空时间</w:t>
-      </w:r>
-      <w:r>
-        <w:t xml:space="preserve"> </w:t>
+        <w:rPr>
+          <w:rFonts w:ascii="宋体" w:eastAsia="宋体" w:hAnsi="宋体"/>
+          <w:sz w:val="21"/>
+          <w:szCs w:val="21"/>
+        </w:rPr>
+        <w:t xml:space="preserve">在滞空时间 </w:t>
       </w:r>
       <m:oMath>
         <m:r>
           <w:rPr>
-            <w:rFonts w:ascii="Cambria Math" w:hAnsi="Cambria Math"/>
+            <w:rFonts w:ascii="Cambria Math" w:eastAsia="宋体" w:hAnsi="Cambria Math"/>
+            <w:sz w:val="21"/>
+            <w:szCs w:val="21"/>
           </w:rPr>
           <m:t>t</m:t>
         </m:r>
       </m:oMath>
       <w:r>
-        <w:t xml:space="preserve"> </w:t>
-      </w:r>
-      <w:r>
-        <w:t>内</w:t>
-      </w:r>
-      <w:r>
-        <w:rPr>
-          <w:rFonts w:hint="eastAsia"/>
+        <w:rPr>
+          <w:rFonts w:ascii="宋体" w:eastAsia="宋体" w:hAnsi="宋体"/>
+          <w:sz w:val="21"/>
+          <w:szCs w:val="21"/>
+        </w:rPr>
+        <w:t xml:space="preserve"> 内</w:t>
+      </w:r>
+      <w:r>
+        <w:rPr>
+          <w:rFonts w:ascii="宋体" w:eastAsia="宋体" w:hAnsi="宋体" w:hint="eastAsia"/>
+          <w:sz w:val="21"/>
+          <w:szCs w:val="21"/>
         </w:rPr>
         <w:t>会相对</w:t>
       </w:r>
       <w:r>
-        <w:t>机器人移动</w:t>
-      </w:r>
-      <w:r>
-        <w:t xml:space="preserve"> </w:t>
+        <w:rPr>
+          <w:rFonts w:ascii="宋体" w:eastAsia="宋体" w:hAnsi="宋体"/>
+          <w:sz w:val="21"/>
+          <w:szCs w:val="21"/>
+        </w:rPr>
+        <w:t xml:space="preserve">机器人移动 </w:t>
       </w:r>
       <m:oMath>
         <m:sSub>
           <m:sSubPr>
             <m:ctrlPr>
               <w:rPr>
-                <w:rFonts w:ascii="Cambria Math" w:hAnsi="Cambria Math"/>
+                <w:rFonts w:ascii="Cambria Math" w:eastAsia="宋体" w:hAnsi="Cambria Math"/>
+                <w:sz w:val="21"/>
+                <w:szCs w:val="21"/>
               </w:rPr>
             </m:ctrlPr>
           </m:sSubPr>
@@ -153,7 +178,10 @@
                 <m:nor/>
               </m:rPr>
               <w:rPr>
+                <w:rFonts w:ascii="宋体" w:eastAsia="宋体" w:hAnsi="宋体"/>
                 <w:b/>
+                <w:sz w:val="21"/>
+                <w:szCs w:val="21"/>
               </w:rPr>
               <m:t>v</m:t>
             </m:r>
@@ -161,7 +189,9 @@
           <m:sub>
             <m:r>
               <w:rPr>
-                <w:rFonts w:ascii="Cambria Math" w:hAnsi="Cambria Math"/>
+                <w:rFonts w:ascii="Cambria Math" w:eastAsia="宋体" w:hAnsi="Cambria Math"/>
+                <w:sz w:val="21"/>
+                <w:szCs w:val="21"/>
               </w:rPr>
               <m:t>r</m:t>
             </m:r>
@@ -169,49 +199,83 @@
         </m:sSub>
         <m:r>
           <w:rPr>
-            <w:rFonts w:ascii="Cambria Math" w:hAnsi="Cambria Math"/>
+            <w:rFonts w:ascii="Cambria Math" w:eastAsia="宋体" w:hAnsi="Cambria Math"/>
+            <w:sz w:val="21"/>
+            <w:szCs w:val="21"/>
           </w:rPr>
           <m:t>t</m:t>
         </m:r>
       </m:oMath>
       <w:r>
+        <w:rPr>
+          <w:rFonts w:ascii="宋体" w:eastAsia="宋体" w:hAnsi="宋体"/>
+          <w:sz w:val="21"/>
+          <w:szCs w:val="21"/>
+        </w:rPr>
         <w:t>，导致弹着点产生系统偏差。</w:t>
       </w:r>
     </w:p>
     <w:p>
       <w:pPr>
         <w:spacing w:after="120"/>
-      </w:pPr>
-      <w:r>
-        <w:rPr>
+        <w:rPr>
+          <w:rFonts w:ascii="宋体" w:eastAsia="宋体" w:hAnsi="宋体"/>
+          <w:sz w:val="21"/>
+          <w:szCs w:val="21"/>
+        </w:rPr>
+      </w:pPr>
+      <w:r>
+        <w:rPr>
+          <w:rFonts w:ascii="宋体" w:eastAsia="宋体" w:hAnsi="宋体"/>
           <w:b/>
           <w:bCs/>
+          <w:sz w:val="21"/>
+          <w:szCs w:val="21"/>
         </w:rPr>
         <w:t>跑打的核心挑战</w:t>
       </w:r>
       <w:r>
-        <w:t>：求解自洽的滞空时间</w:t>
-      </w:r>
-      <w:r>
-        <w:t xml:space="preserve"> </w:t>
+        <w:rPr>
+          <w:rFonts w:ascii="宋体" w:eastAsia="宋体" w:hAnsi="宋体"/>
+          <w:sz w:val="21"/>
+          <w:szCs w:val="21"/>
+        </w:rPr>
+        <w:t xml:space="preserve">：求解自洽的滞空时间 </w:t>
       </w:r>
       <m:oMath>
         <m:r>
           <w:rPr>
-            <w:rFonts w:ascii="Cambria Math" w:hAnsi="Cambria Math"/>
+            <w:rFonts w:ascii="Cambria Math" w:eastAsia="宋体" w:hAnsi="Cambria Math"/>
+            <w:sz w:val="21"/>
+            <w:szCs w:val="21"/>
           </w:rPr>
           <m:t>t</m:t>
         </m:r>
       </m:oMath>
       <w:r>
+        <w:rPr>
+          <w:rFonts w:ascii="宋体" w:eastAsia="宋体" w:hAnsi="宋体"/>
+          <w:sz w:val="21"/>
+          <w:szCs w:val="21"/>
+        </w:rPr>
         <w:t>，使得补偿后的相对位移恰好等于该</w:t>
       </w:r>
       <w:proofErr w:type="gramStart"/>
       <w:r>
+        <w:rPr>
+          <w:rFonts w:ascii="宋体" w:eastAsia="宋体" w:hAnsi="宋体"/>
+          <w:sz w:val="21"/>
+          <w:szCs w:val="21"/>
+        </w:rPr>
         <w:t>时间下球能</w:t>
       </w:r>
       <w:proofErr w:type="gramEnd"/>
       <w:r>
+        <w:rPr>
+          <w:rFonts w:ascii="宋体" w:eastAsia="宋体" w:hAnsi="宋体"/>
+          <w:sz w:val="21"/>
+          <w:szCs w:val="21"/>
+        </w:rPr>
         <w:t>飞行的水平距离。</w:t>
       </w:r>
     </w:p>
@@ -250,10 +314,20 @@
             <w:tcW w:w="2592" w:type="dxa"/>
           </w:tcPr>
           <w:p>
+            <w:pPr>
+              <w:rPr>
+                <w:rFonts w:ascii="宋体" w:eastAsia="宋体" w:hAnsi="宋体"/>
+                <w:sz w:val="21"/>
+                <w:szCs w:val="21"/>
+              </w:rPr>
+            </w:pPr>
             <w:r>
               <w:rPr>
+                <w:rFonts w:ascii="宋体" w:eastAsia="宋体" w:hAnsi="宋体"/>
                 <w:b/>
                 <w:bCs/>
+                <w:sz w:val="21"/>
+                <w:szCs w:val="21"/>
               </w:rPr>
               <w:t>传统方案</w:t>
             </w:r>
@@ -264,10 +338,20 @@
             <w:tcW w:w="2304" w:type="dxa"/>
           </w:tcPr>
           <w:p>
+            <w:pPr>
+              <w:rPr>
+                <w:rFonts w:ascii="宋体" w:eastAsia="宋体" w:hAnsi="宋体"/>
+                <w:sz w:val="21"/>
+                <w:szCs w:val="21"/>
+              </w:rPr>
+            </w:pPr>
             <w:r>
               <w:rPr>
+                <w:rFonts w:ascii="宋体" w:eastAsia="宋体" w:hAnsi="宋体"/>
                 <w:b/>
                 <w:bCs/>
+                <w:sz w:val="21"/>
+                <w:szCs w:val="21"/>
               </w:rPr>
               <w:t>精度</w:t>
             </w:r>
@@ -278,10 +362,20 @@
             <w:tcW w:w="2448" w:type="dxa"/>
           </w:tcPr>
           <w:p>
+            <w:pPr>
+              <w:rPr>
+                <w:rFonts w:ascii="宋体" w:eastAsia="宋体" w:hAnsi="宋体"/>
+                <w:sz w:val="21"/>
+                <w:szCs w:val="21"/>
+              </w:rPr>
+            </w:pPr>
             <w:r>
               <w:rPr>
+                <w:rFonts w:ascii="宋体" w:eastAsia="宋体" w:hAnsi="宋体"/>
                 <w:b/>
                 <w:bCs/>
+                <w:sz w:val="21"/>
+                <w:szCs w:val="21"/>
               </w:rPr>
               <w:t>标定成本</w:t>
             </w:r>
@@ -292,11 +386,21 @@
             <w:tcW w:w="2016" w:type="dxa"/>
           </w:tcPr>
           <w:p>
+            <w:pPr>
+              <w:rPr>
+                <w:rFonts w:ascii="宋体" w:eastAsia="宋体" w:hAnsi="宋体"/>
+                <w:sz w:val="21"/>
+                <w:szCs w:val="21"/>
+              </w:rPr>
+            </w:pPr>
             <w:proofErr w:type="gramStart"/>
             <w:r>
               <w:rPr>
+                <w:rFonts w:ascii="宋体" w:eastAsia="宋体" w:hAnsi="宋体"/>
                 <w:b/>
                 <w:bCs/>
+                <w:sz w:val="21"/>
+                <w:szCs w:val="21"/>
               </w:rPr>
               <w:t>能否跑打</w:t>
             </w:r>
@@ -310,7 +414,19 @@
             <w:tcW w:w="2592" w:type="dxa"/>
           </w:tcPr>
           <w:p>
+            <w:pPr>
+              <w:rPr>
+                <w:rFonts w:ascii="宋体" w:eastAsia="宋体" w:hAnsi="宋体"/>
+                <w:sz w:val="21"/>
+                <w:szCs w:val="21"/>
+              </w:rPr>
+            </w:pPr>
             <w:r>
+              <w:rPr>
+                <w:rFonts w:ascii="宋体" w:eastAsia="宋体" w:hAnsi="宋体"/>
+                <w:sz w:val="21"/>
+                <w:szCs w:val="21"/>
+              </w:rPr>
               <w:t>静态查表法</w:t>
             </w:r>
           </w:p>
@@ -320,7 +436,19 @@
             <w:tcW w:w="2304" w:type="dxa"/>
           </w:tcPr>
           <w:p>
+            <w:pPr>
+              <w:rPr>
+                <w:rFonts w:ascii="宋体" w:eastAsia="宋体" w:hAnsi="宋体"/>
+                <w:sz w:val="21"/>
+                <w:szCs w:val="21"/>
+              </w:rPr>
+            </w:pPr>
             <w:r>
+              <w:rPr>
+                <w:rFonts w:ascii="宋体" w:eastAsia="宋体" w:hAnsi="宋体"/>
+                <w:sz w:val="21"/>
+                <w:szCs w:val="21"/>
+              </w:rPr>
               <w:t>高（静止时）</w:t>
             </w:r>
           </w:p>
@@ -330,14 +458,20 @@
             <w:tcW w:w="2448" w:type="dxa"/>
           </w:tcPr>
           <w:p>
+            <w:pPr>
+              <w:rPr>
+                <w:rFonts w:ascii="宋体" w:eastAsia="宋体" w:hAnsi="宋体"/>
+                <w:sz w:val="21"/>
+                <w:szCs w:val="21"/>
+              </w:rPr>
+            </w:pPr>
             <w:r>
-              <w:t>极高（</w:t>
-            </w:r>
-            <w:r>
-              <w:t>&gt;100</w:t>
-            </w:r>
-            <w:r>
-              <w:t>组数据）</w:t>
+              <w:rPr>
+                <w:rFonts w:ascii="宋体" w:eastAsia="宋体" w:hAnsi="宋体"/>
+                <w:sz w:val="21"/>
+                <w:szCs w:val="21"/>
+              </w:rPr>
+              <w:t>极高（&gt;100组数据）</w:t>
             </w:r>
           </w:p>
         </w:tc>
@@ -346,15 +480,45 @@
             <w:tcW w:w="2016" w:type="dxa"/>
           </w:tcPr>
           <w:p>
+            <w:pPr>
+              <w:rPr>
+                <w:rFonts w:ascii="宋体" w:eastAsia="宋体" w:hAnsi="宋体"/>
+                <w:sz w:val="21"/>
+                <w:szCs w:val="21"/>
+              </w:rPr>
+            </w:pPr>
             <w:r>
-              <w:t xml:space="preserve">❌ </w:t>
+              <w:rPr>
+                <w:rFonts w:ascii="Segoe UI Emoji" w:eastAsia="宋体" w:hAnsi="Segoe UI Emoji" w:cs="Segoe UI Emoji"/>
+                <w:sz w:val="21"/>
+                <w:szCs w:val="21"/>
+              </w:rPr>
+              <w:t>❌</w:t>
+            </w:r>
+            <w:r>
+              <w:rPr>
+                <w:rFonts w:ascii="宋体" w:eastAsia="宋体" w:hAnsi="宋体"/>
+                <w:sz w:val="21"/>
+                <w:szCs w:val="21"/>
+              </w:rPr>
+              <w:t xml:space="preserve"> </w:t>
             </w:r>
             <w:proofErr w:type="gramStart"/>
             <w:r>
+              <w:rPr>
+                <w:rFonts w:ascii="宋体" w:eastAsia="宋体" w:hAnsi="宋体"/>
+                <w:sz w:val="21"/>
+                <w:szCs w:val="21"/>
+              </w:rPr>
               <w:t>不</w:t>
             </w:r>
             <w:proofErr w:type="gramEnd"/>
             <w:r>
+              <w:rPr>
+                <w:rFonts w:ascii="宋体" w:eastAsia="宋体" w:hAnsi="宋体"/>
+                <w:sz w:val="21"/>
+                <w:szCs w:val="21"/>
+              </w:rPr>
               <w:t>可用</w:t>
             </w:r>
           </w:p>
@@ -366,7 +530,19 @@
             <w:tcW w:w="2592" w:type="dxa"/>
           </w:tcPr>
           <w:p>
+            <w:pPr>
+              <w:rPr>
+                <w:rFonts w:ascii="宋体" w:eastAsia="宋体" w:hAnsi="宋体"/>
+                <w:sz w:val="21"/>
+                <w:szCs w:val="21"/>
+              </w:rPr>
+            </w:pPr>
             <w:r>
+              <w:rPr>
+                <w:rFonts w:ascii="宋体" w:eastAsia="宋体" w:hAnsi="宋体"/>
+                <w:sz w:val="21"/>
+                <w:szCs w:val="21"/>
+              </w:rPr>
               <w:t>线性回归</w:t>
             </w:r>
           </w:p>
@@ -376,14 +552,20 @@
             <w:tcW w:w="2304" w:type="dxa"/>
           </w:tcPr>
           <w:p>
+            <w:pPr>
+              <w:rPr>
+                <w:rFonts w:ascii="宋体" w:eastAsia="宋体" w:hAnsi="宋体"/>
+                <w:sz w:val="21"/>
+                <w:szCs w:val="21"/>
+              </w:rPr>
+            </w:pPr>
             <w:r>
-              <w:t>低（误差</w:t>
-            </w:r>
-            <w:r>
-              <w:t>&gt;0.5m</w:t>
-            </w:r>
-            <w:r>
-              <w:t>）</w:t>
+              <w:rPr>
+                <w:rFonts w:ascii="宋体" w:eastAsia="宋体" w:hAnsi="宋体"/>
+                <w:sz w:val="21"/>
+                <w:szCs w:val="21"/>
+              </w:rPr>
+              <w:t>低（误差&gt;0.5m）</w:t>
             </w:r>
           </w:p>
         </w:tc>
@@ -392,7 +574,19 @@
             <w:tcW w:w="2448" w:type="dxa"/>
           </w:tcPr>
           <w:p>
+            <w:pPr>
+              <w:rPr>
+                <w:rFonts w:ascii="宋体" w:eastAsia="宋体" w:hAnsi="宋体"/>
+                <w:sz w:val="21"/>
+                <w:szCs w:val="21"/>
+              </w:rPr>
+            </w:pPr>
             <w:r>
+              <w:rPr>
+                <w:rFonts w:ascii="宋体" w:eastAsia="宋体" w:hAnsi="宋体"/>
+                <w:sz w:val="21"/>
+                <w:szCs w:val="21"/>
+              </w:rPr>
               <w:t>低</w:t>
             </w:r>
           </w:p>
@@ -402,11 +596,28 @@
             <w:tcW w:w="2016" w:type="dxa"/>
           </w:tcPr>
           <w:p>
+            <w:pPr>
+              <w:rPr>
+                <w:rFonts w:ascii="宋体" w:eastAsia="宋体" w:hAnsi="宋体"/>
+                <w:sz w:val="21"/>
+                <w:szCs w:val="21"/>
+              </w:rPr>
+            </w:pPr>
             <w:r>
-              <w:t xml:space="preserve">❌ </w:t>
+              <w:rPr>
+                <w:rFonts w:ascii="Segoe UI Emoji" w:eastAsia="宋体" w:hAnsi="Segoe UI Emoji" w:cs="Segoe UI Emoji"/>
+                <w:sz w:val="21"/>
+                <w:szCs w:val="21"/>
+              </w:rPr>
+              <w:t>❌</w:t>
             </w:r>
             <w:r>
-              <w:t>理论缺失</w:t>
+              <w:rPr>
+                <w:rFonts w:ascii="宋体" w:eastAsia="宋体" w:hAnsi="宋体"/>
+                <w:sz w:val="21"/>
+                <w:szCs w:val="21"/>
+              </w:rPr>
+              <w:t xml:space="preserve"> 理论缺失</w:t>
             </w:r>
           </w:p>
         </w:tc>
@@ -417,14 +628,20 @@
             <w:tcW w:w="2592" w:type="dxa"/>
           </w:tcPr>
           <w:p>
+            <w:pPr>
+              <w:rPr>
+                <w:rFonts w:ascii="宋体" w:eastAsia="宋体" w:hAnsi="宋体"/>
+                <w:sz w:val="21"/>
+                <w:szCs w:val="21"/>
+              </w:rPr>
+            </w:pPr>
             <w:r>
-              <w:t>时间补偿法（</w:t>
-            </w:r>
-            <w:r>
-              <w:t>1706</w:t>
-            </w:r>
-            <w:r>
-              <w:t>队）</w:t>
+              <w:rPr>
+                <w:rFonts w:ascii="宋体" w:eastAsia="宋体" w:hAnsi="宋体"/>
+                <w:sz w:val="21"/>
+                <w:szCs w:val="21"/>
+              </w:rPr>
+              <w:t>时间补偿法（1706队）</w:t>
             </w:r>
           </w:p>
         </w:tc>
@@ -433,7 +650,19 @@
             <w:tcW w:w="2304" w:type="dxa"/>
           </w:tcPr>
           <w:p>
+            <w:pPr>
+              <w:rPr>
+                <w:rFonts w:ascii="宋体" w:eastAsia="宋体" w:hAnsi="宋体"/>
+                <w:sz w:val="21"/>
+                <w:szCs w:val="21"/>
+              </w:rPr>
+            </w:pPr>
             <w:r>
+              <w:rPr>
+                <w:rFonts w:ascii="宋体" w:eastAsia="宋体" w:hAnsi="宋体"/>
+                <w:sz w:val="21"/>
+                <w:szCs w:val="21"/>
+              </w:rPr>
               <w:t>中</w:t>
             </w:r>
           </w:p>
@@ -443,7 +672,19 @@
             <w:tcW w:w="2448" w:type="dxa"/>
           </w:tcPr>
           <w:p>
+            <w:pPr>
+              <w:rPr>
+                <w:rFonts w:ascii="宋体" w:eastAsia="宋体" w:hAnsi="宋体"/>
+                <w:sz w:val="21"/>
+                <w:szCs w:val="21"/>
+              </w:rPr>
+            </w:pPr>
             <w:r>
+              <w:rPr>
+                <w:rFonts w:ascii="宋体" w:eastAsia="宋体" w:hAnsi="宋体"/>
+                <w:sz w:val="21"/>
+                <w:szCs w:val="21"/>
+              </w:rPr>
               <w:t>中等</w:t>
             </w:r>
           </w:p>
@@ -453,11 +694,28 @@
             <w:tcW w:w="2016" w:type="dxa"/>
           </w:tcPr>
           <w:p>
+            <w:pPr>
+              <w:rPr>
+                <w:rFonts w:ascii="宋体" w:eastAsia="宋体" w:hAnsi="宋体"/>
+                <w:sz w:val="21"/>
+                <w:szCs w:val="21"/>
+              </w:rPr>
+            </w:pPr>
             <w:r>
-              <w:t xml:space="preserve">✅ </w:t>
+              <w:rPr>
+                <w:rFonts w:ascii="Segoe UI Emoji" w:eastAsia="宋体" w:hAnsi="Segoe UI Emoji" w:cs="Segoe UI Emoji"/>
+                <w:sz w:val="21"/>
+                <w:szCs w:val="21"/>
+              </w:rPr>
+              <w:t>✅</w:t>
             </w:r>
             <w:r>
-              <w:t>可用</w:t>
+              <w:rPr>
+                <w:rFonts w:ascii="宋体" w:eastAsia="宋体" w:hAnsi="宋体"/>
+                <w:sz w:val="21"/>
+                <w:szCs w:val="21"/>
+              </w:rPr>
+              <w:t xml:space="preserve"> 可用</w:t>
             </w:r>
           </w:p>
         </w:tc>
@@ -467,32 +725,48 @@
       <w:pPr>
         <w:pStyle w:val="2"/>
         <w:spacing w:after="200"/>
-      </w:pPr>
-      <w:r>
-        <w:t>二、核心公式：</w:t>
-      </w:r>
-      <w:r>
-        <w:t xml:space="preserve">Team 1706 </w:t>
-      </w:r>
-      <w:r>
-        <w:t>的时间补偿方程</w:t>
+        <w:rPr>
+          <w:rFonts w:ascii="宋体" w:eastAsia="宋体" w:hAnsi="宋体"/>
+          <w:sz w:val="28"/>
+          <w:szCs w:val="28"/>
+        </w:rPr>
+      </w:pPr>
+      <w:r>
+        <w:rPr>
+          <w:rFonts w:ascii="宋体" w:eastAsia="宋体" w:hAnsi="宋体"/>
+          <w:sz w:val="28"/>
+          <w:szCs w:val="28"/>
+        </w:rPr>
+        <w:t>二、核心公式：Team 1706 的时间补偿方程</w:t>
       </w:r>
     </w:p>
     <w:p>
       <w:pPr>
         <w:spacing w:after="120"/>
-      </w:pPr>
-      <w:r>
-        <w:t xml:space="preserve">Team 1706 </w:t>
-      </w:r>
-      <w:r>
-        <w:t>提出了一个经典的运动补偿方程：</w:t>
+        <w:rPr>
+          <w:rFonts w:ascii="宋体" w:eastAsia="宋体" w:hAnsi="宋体"/>
+          <w:sz w:val="21"/>
+          <w:szCs w:val="21"/>
+        </w:rPr>
+      </w:pPr>
+      <w:r>
+        <w:rPr>
+          <w:rFonts w:ascii="宋体" w:eastAsia="宋体" w:hAnsi="宋体"/>
+          <w:sz w:val="21"/>
+          <w:szCs w:val="21"/>
+        </w:rPr>
+        <w:t>Team 1706 提出了一个经典的运动补偿方程：</w:t>
       </w:r>
     </w:p>
     <w:p>
       <w:pPr>
         <w:spacing w:before="240" w:after="160"/>
         <w:jc w:val="center"/>
+        <w:rPr>
+          <w:rFonts w:ascii="宋体" w:eastAsia="宋体" w:hAnsi="宋体"/>
+          <w:sz w:val="21"/>
+          <w:szCs w:val="21"/>
+        </w:rPr>
       </w:pPr>
       <m:oMathPara>
         <m:oMath>
@@ -500,6 +774,11 @@
             <m:rPr>
               <m:nor/>
             </m:rPr>
+            <w:rPr>
+              <w:rFonts w:ascii="宋体" w:eastAsia="宋体" w:hAnsi="宋体"/>
+              <w:sz w:val="21"/>
+              <w:szCs w:val="21"/>
+            </w:rPr>
             <m:t>∣</m:t>
           </m:r>
           <m:r>
@@ -507,13 +786,18 @@
               <m:nor/>
             </m:rPr>
             <w:rPr>
+              <w:rFonts w:ascii="宋体" w:eastAsia="宋体" w:hAnsi="宋体"/>
               <w:b/>
+              <w:sz w:val="21"/>
+              <w:szCs w:val="21"/>
             </w:rPr>
             <m:t>d</m:t>
           </m:r>
           <m:r>
             <w:rPr>
-              <w:rFonts w:ascii="Cambria Math" w:hAnsi="Cambria Math"/>
+              <w:rFonts w:ascii="Cambria Math" w:eastAsia="宋体" w:hAnsi="Cambria Math"/>
+              <w:sz w:val="21"/>
+              <w:szCs w:val="21"/>
             </w:rPr>
             <m:t>-</m:t>
           </m:r>
@@ -521,7 +805,9 @@
             <m:sSubPr>
               <m:ctrlPr>
                 <w:rPr>
-                  <w:rFonts w:ascii="Cambria Math" w:hAnsi="Cambria Math"/>
+                  <w:rFonts w:ascii="Cambria Math" w:eastAsia="宋体" w:hAnsi="Cambria Math"/>
+                  <w:sz w:val="21"/>
+                  <w:szCs w:val="21"/>
                 </w:rPr>
               </m:ctrlPr>
             </m:sSubPr>
@@ -531,7 +817,10 @@
                   <m:nor/>
                 </m:rPr>
                 <w:rPr>
+                  <w:rFonts w:ascii="宋体" w:eastAsia="宋体" w:hAnsi="宋体"/>
                   <w:b/>
+                  <w:sz w:val="21"/>
+                  <w:szCs w:val="21"/>
                 </w:rPr>
                 <m:t>v</m:t>
               </m:r>
@@ -539,7 +828,9 @@
             <m:sub>
               <m:r>
                 <w:rPr>
-                  <w:rFonts w:ascii="Cambria Math" w:hAnsi="Cambria Math"/>
+                  <w:rFonts w:ascii="Cambria Math" w:eastAsia="宋体" w:hAnsi="Cambria Math"/>
+                  <w:sz w:val="21"/>
+                  <w:szCs w:val="21"/>
                 </w:rPr>
                 <m:t>r</m:t>
               </m:r>
@@ -547,7 +838,9 @@
           </m:sSub>
           <m:r>
             <w:rPr>
-              <w:rFonts w:ascii="Cambria Math" w:hAnsi="Cambria Math"/>
+              <w:rFonts w:ascii="Cambria Math" w:eastAsia="宋体" w:hAnsi="Cambria Math"/>
+              <w:sz w:val="21"/>
+              <w:szCs w:val="21"/>
             </w:rPr>
             <m:t>⋅t</m:t>
           </m:r>
@@ -555,11 +848,18 @@
             <m:rPr>
               <m:nor/>
             </m:rPr>
+            <w:rPr>
+              <w:rFonts w:ascii="宋体" w:eastAsia="宋体" w:hAnsi="宋体"/>
+              <w:sz w:val="21"/>
+              <w:szCs w:val="21"/>
+            </w:rPr>
             <m:t>∣</m:t>
           </m:r>
           <m:r>
             <w:rPr>
-              <w:rFonts w:ascii="Cambria Math" w:hAnsi="Cambria Math"/>
+              <w:rFonts w:ascii="Cambria Math" w:eastAsia="宋体" w:hAnsi="Cambria Math"/>
+              <w:sz w:val="21"/>
+              <w:szCs w:val="21"/>
             </w:rPr>
             <m:t>=d(t)</m:t>
           </m:r>
@@ -569,12 +869,19 @@
     <w:p>
       <w:pPr>
         <w:spacing w:after="200"/>
-      </w:pPr>
-      <w:r>
-        <w:t xml:space="preserve"> </w:t>
-      </w:r>
-      <w:r>
-        <w:t>其中：</w:t>
+        <w:rPr>
+          <w:rFonts w:ascii="宋体" w:eastAsia="宋体" w:hAnsi="宋体"/>
+          <w:sz w:val="21"/>
+          <w:szCs w:val="21"/>
+        </w:rPr>
+      </w:pPr>
+      <w:r>
+        <w:rPr>
+          <w:rFonts w:ascii="宋体" w:eastAsia="宋体" w:hAnsi="宋体"/>
+          <w:sz w:val="21"/>
+          <w:szCs w:val="21"/>
+        </w:rPr>
+        <w:t xml:space="preserve"> 其中：</w:t>
       </w:r>
     </w:p>
     <w:p>
@@ -585,6 +892,11 @@
           <w:numId w:val="2"/>
         </w:numPr>
         <w:spacing w:after="100"/>
+        <w:rPr>
+          <w:rFonts w:ascii="宋体" w:eastAsia="宋体" w:hAnsi="宋体"/>
+          <w:sz w:val="21"/>
+          <w:szCs w:val="21"/>
+        </w:rPr>
       </w:pPr>
       <m:oMath>
         <m:r>
@@ -592,12 +904,20 @@
             <m:nor/>
           </m:rPr>
           <w:rPr>
+            <w:rFonts w:ascii="宋体" w:eastAsia="宋体" w:hAnsi="宋体"/>
             <w:b/>
+            <w:sz w:val="21"/>
+            <w:szCs w:val="21"/>
           </w:rPr>
           <m:t>d</m:t>
         </m:r>
       </m:oMath>
       <w:r>
+        <w:rPr>
+          <w:rFonts w:ascii="宋体" w:eastAsia="宋体" w:hAnsi="宋体"/>
+          <w:sz w:val="21"/>
+          <w:szCs w:val="21"/>
+        </w:rPr>
         <w:t>：射击瞬间机器人到目标的位置矢量（水平面）</w:t>
       </w:r>
     </w:p>
@@ -609,13 +929,20 @@
           <w:numId w:val="2"/>
         </w:numPr>
         <w:spacing w:after="100"/>
+        <w:rPr>
+          <w:rFonts w:ascii="宋体" w:eastAsia="宋体" w:hAnsi="宋体"/>
+          <w:sz w:val="21"/>
+          <w:szCs w:val="21"/>
+        </w:rPr>
       </w:pPr>
       <m:oMath>
         <m:sSub>
           <m:sSubPr>
             <m:ctrlPr>
               <w:rPr>
-                <w:rFonts w:ascii="Cambria Math" w:hAnsi="Cambria Math"/>
+                <w:rFonts w:ascii="Cambria Math" w:eastAsia="宋体" w:hAnsi="Cambria Math"/>
+                <w:sz w:val="21"/>
+                <w:szCs w:val="21"/>
               </w:rPr>
             </m:ctrlPr>
           </m:sSubPr>
@@ -625,7 +952,10 @@
                 <m:nor/>
               </m:rPr>
               <w:rPr>
+                <w:rFonts w:ascii="宋体" w:eastAsia="宋体" w:hAnsi="宋体"/>
                 <w:b/>
+                <w:sz w:val="21"/>
+                <w:szCs w:val="21"/>
               </w:rPr>
               <m:t>v</m:t>
             </m:r>
@@ -633,7 +963,9 @@
           <m:sub>
             <m:r>
               <w:rPr>
-                <w:rFonts w:ascii="Cambria Math" w:hAnsi="Cambria Math"/>
+                <w:rFonts w:ascii="Cambria Math" w:eastAsia="宋体" w:hAnsi="Cambria Math"/>
+                <w:sz w:val="21"/>
+                <w:szCs w:val="21"/>
               </w:rPr>
               <m:t>r</m:t>
             </m:r>
@@ -641,6 +973,11 @@
         </m:sSub>
       </m:oMath>
       <w:r>
+        <w:rPr>
+          <w:rFonts w:ascii="宋体" w:eastAsia="宋体" w:hAnsi="宋体"/>
+          <w:sz w:val="21"/>
+          <w:szCs w:val="21"/>
+        </w:rPr>
         <w:t>：机器人的速度矢量（水平面）</w:t>
       </w:r>
     </w:p>
@@ -652,16 +989,28 @@
           <w:numId w:val="2"/>
         </w:numPr>
         <w:spacing w:after="100"/>
+        <w:rPr>
+          <w:rFonts w:ascii="宋体" w:eastAsia="宋体" w:hAnsi="宋体"/>
+          <w:sz w:val="21"/>
+          <w:szCs w:val="21"/>
+        </w:rPr>
       </w:pPr>
       <m:oMath>
         <m:r>
           <w:rPr>
-            <w:rFonts w:ascii="Cambria Math" w:hAnsi="Cambria Math"/>
+            <w:rFonts w:ascii="Cambria Math" w:eastAsia="宋体" w:hAnsi="Cambria Math"/>
+            <w:sz w:val="21"/>
+            <w:szCs w:val="21"/>
           </w:rPr>
           <m:t>t</m:t>
         </m:r>
       </m:oMath>
       <w:r>
+        <w:rPr>
+          <w:rFonts w:ascii="宋体" w:eastAsia="宋体" w:hAnsi="宋体"/>
+          <w:sz w:val="21"/>
+          <w:szCs w:val="21"/>
+        </w:rPr>
         <w:t>：球的滞空时间（待求解）</w:t>
       </w:r>
     </w:p>
@@ -673,105 +1022,120 @@
           <w:numId w:val="2"/>
         </w:numPr>
         <w:spacing w:after="100"/>
+        <w:rPr>
+          <w:rFonts w:ascii="宋体" w:eastAsia="宋体" w:hAnsi="宋体"/>
+          <w:sz w:val="21"/>
+          <w:szCs w:val="21"/>
+        </w:rPr>
       </w:pPr>
       <m:oMath>
         <m:r>
           <w:rPr>
-            <w:rFonts w:ascii="Cambria Math" w:hAnsi="Cambria Math"/>
+            <w:rFonts w:ascii="Cambria Math" w:eastAsia="宋体" w:hAnsi="Cambria Math"/>
+            <w:sz w:val="21"/>
+            <w:szCs w:val="21"/>
           </w:rPr>
           <m:t>d(t)</m:t>
         </m:r>
       </m:oMath>
       <w:r>
+        <w:rPr>
+          <w:rFonts w:ascii="宋体" w:eastAsia="宋体" w:hAnsi="宋体"/>
+          <w:sz w:val="21"/>
+          <w:szCs w:val="21"/>
+        </w:rPr>
         <w:t>：对于</w:t>
       </w:r>
       <w:r>
         <w:rPr>
+          <w:rFonts w:ascii="宋体" w:eastAsia="宋体" w:hAnsi="宋体"/>
           <w:b/>
           <w:bCs/>
-        </w:rPr>
-        <w:t>固定仰角</w:t>
-      </w:r>
-      <w:r>
-        <w:rPr>
+          <w:sz w:val="21"/>
+          <w:szCs w:val="21"/>
+        </w:rPr>
+        <w:t>固定仰角 yaw</w:t>
+      </w:r>
+      <w:r>
+        <w:rPr>
+          <w:rFonts w:ascii="宋体" w:eastAsia="宋体" w:hAnsi="宋体"/>
+          <w:sz w:val="21"/>
+          <w:szCs w:val="21"/>
+        </w:rPr>
+        <w:t xml:space="preserve">，静止标定得到的“滞空时间 </w:t>
+      </w:r>
+      <m:oMath>
+        <m:r>
+          <w:rPr>
+            <w:rFonts w:ascii="Cambria Math" w:eastAsia="宋体" w:hAnsi="Cambria Math"/>
+            <w:sz w:val="21"/>
+            <w:szCs w:val="21"/>
+          </w:rPr>
+          <m:t>t</m:t>
+        </m:r>
+      </m:oMath>
+      <w:r>
+        <w:rPr>
+          <w:rFonts w:ascii="宋体" w:eastAsia="宋体" w:hAnsi="宋体"/>
+          <w:sz w:val="21"/>
+          <w:szCs w:val="21"/>
+        </w:rPr>
+        <w:t xml:space="preserve"> → 水平飞行距离”函数</w:t>
+      </w:r>
+    </w:p>
+    <w:p>
+      <w:pPr>
+        <w:spacing w:after="120"/>
+        <w:rPr>
+          <w:rFonts w:ascii="宋体" w:eastAsia="宋体" w:hAnsi="宋体"/>
+          <w:sz w:val="21"/>
+          <w:szCs w:val="21"/>
+        </w:rPr>
+      </w:pPr>
+      <w:r>
+        <w:rPr>
+          <w:rFonts w:ascii="宋体" w:eastAsia="宋体" w:hAnsi="宋体"/>
           <w:b/>
           <w:bCs/>
-        </w:rPr>
-        <w:t xml:space="preserve"> yaw</w:t>
-      </w:r>
-      <w:r>
-        <w:t>，静止标定得到的</w:t>
-      </w:r>
-      <w:r>
-        <w:t>“</w:t>
-      </w:r>
-      <w:r>
-        <w:t>滞空时间</w:t>
-      </w:r>
-      <w:r>
-        <w:t xml:space="preserve"> </w:t>
+          <w:sz w:val="21"/>
+          <w:szCs w:val="21"/>
+        </w:rPr>
+        <w:t>物理意义</w:t>
+      </w:r>
+      <w:r>
+        <w:rPr>
+          <w:rFonts w:ascii="宋体" w:eastAsia="宋体" w:hAnsi="宋体"/>
+          <w:sz w:val="21"/>
+          <w:szCs w:val="21"/>
+        </w:rPr>
+        <w:t xml:space="preserve">：机器人从当前位置发射球，球在空中飞行 </w:t>
       </w:r>
       <m:oMath>
         <m:r>
           <w:rPr>
-            <w:rFonts w:ascii="Cambria Math" w:hAnsi="Cambria Math"/>
+            <w:rFonts w:ascii="Cambria Math" w:eastAsia="宋体" w:hAnsi="Cambria Math"/>
+            <w:sz w:val="21"/>
+            <w:szCs w:val="21"/>
           </w:rPr>
           <m:t>t</m:t>
         </m:r>
       </m:oMath>
       <w:r>
-        <w:t xml:space="preserve"> → </w:t>
-      </w:r>
-      <w:r>
-        <w:t>水平飞行距离</w:t>
-      </w:r>
-      <w:r>
-        <w:t>”</w:t>
-      </w:r>
-      <w:r>
-        <w:t>函数</w:t>
-      </w:r>
-    </w:p>
-    <w:p>
-      <w:pPr>
-        <w:spacing w:after="120"/>
-      </w:pPr>
-      <w:r>
-        <w:rPr>
-          <w:b/>
-          <w:bCs/>
-        </w:rPr>
-        <w:t>物理意义</w:t>
-      </w:r>
-      <w:r>
-        <w:t>：机器人从当前位置发射球，球在空中飞行</w:t>
-      </w:r>
-      <w:r>
-        <w:t xml:space="preserve"> </w:t>
-      </w:r>
-      <m:oMath>
-        <m:r>
-          <w:rPr>
-            <w:rFonts w:ascii="Cambria Math" w:hAnsi="Cambria Math"/>
-          </w:rPr>
-          <m:t>t</m:t>
-        </m:r>
-      </m:oMath>
-      <w:r>
-        <w:t xml:space="preserve"> </w:t>
-      </w:r>
-      <w:r>
-        <w:t>秒。在这段时间内机器人运动了</w:t>
-      </w:r>
-      <w:r>
-        <w:t xml:space="preserve"> </w:t>
+        <w:rPr>
+          <w:rFonts w:ascii="宋体" w:eastAsia="宋体" w:hAnsi="宋体"/>
+          <w:sz w:val="21"/>
+          <w:szCs w:val="21"/>
+        </w:rPr>
+        <w:t xml:space="preserve"> 秒。在这段时间内机器人运动了 </w:t>
       </w:r>
       <m:oMath>
         <m:sSub>
           <m:sSubPr>
             <m:ctrlPr>
               <w:rPr>
-                <w:rFonts w:ascii="Cambria Math" w:hAnsi="Cambria Math"/>
+                <w:rFonts w:ascii="Cambria Math" w:eastAsia="宋体" w:hAnsi="Cambria Math"/>
+                <w:sz w:val="21"/>
+                <w:szCs w:val="21"/>
               </w:rPr>
             </m:ctrlPr>
           </m:sSubPr>
@@ -781,7 +1145,10 @@
                 <m:nor/>
               </m:rPr>
               <w:rPr>
+                <w:rFonts w:ascii="宋体" w:eastAsia="宋体" w:hAnsi="宋体"/>
                 <w:b/>
+                <w:sz w:val="21"/>
+                <w:szCs w:val="21"/>
               </w:rPr>
               <m:t>v</m:t>
             </m:r>
@@ -789,7 +1156,9 @@
           <m:sub>
             <m:r>
               <w:rPr>
-                <w:rFonts w:ascii="Cambria Math" w:hAnsi="Cambria Math"/>
+                <w:rFonts w:ascii="Cambria Math" w:eastAsia="宋体" w:hAnsi="Cambria Math"/>
+                <w:sz w:val="21"/>
+                <w:szCs w:val="21"/>
               </w:rPr>
               <m:t>r</m:t>
             </m:r>
@@ -797,138 +1166,186 @@
         </m:sSub>
         <m:r>
           <w:rPr>
-            <w:rFonts w:ascii="Cambria Math" w:hAnsi="Cambria Math"/>
+            <w:rFonts w:ascii="Cambria Math" w:eastAsia="宋体" w:hAnsi="Cambria Math"/>
+            <w:sz w:val="21"/>
+            <w:szCs w:val="21"/>
           </w:rPr>
           <m:t>t</m:t>
         </m:r>
       </m:oMath>
       <w:r>
-        <w:t>，因此球击中目标时，机器人已移动到新位置。方程左边是</w:t>
-      </w:r>
-      <w:r>
-        <w:t xml:space="preserve"> </w:t>
-      </w:r>
-      <w:r>
-        <w:rPr>
+        <w:rPr>
+          <w:rFonts w:ascii="宋体" w:eastAsia="宋体" w:hAnsi="宋体"/>
+          <w:sz w:val="21"/>
+          <w:szCs w:val="21"/>
+        </w:rPr>
+        <w:t xml:space="preserve">，因此球击中目标时，机器人已移动到新位置。方程左边是 </w:t>
+      </w:r>
+      <w:r>
+        <w:rPr>
+          <w:rFonts w:ascii="宋体" w:eastAsia="宋体" w:hAnsi="宋体"/>
           <w:b/>
           <w:bCs/>
+          <w:sz w:val="21"/>
+          <w:szCs w:val="21"/>
         </w:rPr>
         <w:t>球相对于机器人发射点的水平位移</w:t>
       </w:r>
       <w:r>
+        <w:rPr>
+          <w:rFonts w:ascii="宋体" w:eastAsia="宋体" w:hAnsi="宋体"/>
+          <w:sz w:val="21"/>
+          <w:szCs w:val="21"/>
+        </w:rPr>
         <w:t>（即</w:t>
       </w:r>
       <w:proofErr w:type="gramStart"/>
       <w:r>
+        <w:rPr>
+          <w:rFonts w:ascii="宋体" w:eastAsia="宋体" w:hAnsi="宋体"/>
+          <w:sz w:val="21"/>
+          <w:szCs w:val="21"/>
+        </w:rPr>
         <w:t>球需要</w:t>
       </w:r>
       <w:proofErr w:type="gramEnd"/>
       <w:r>
-        <w:t>飞过的水平距离），右边是</w:t>
-      </w:r>
-      <w:r>
-        <w:t xml:space="preserve"> </w:t>
-      </w:r>
-      <w:r>
-        <w:rPr>
+        <w:rPr>
+          <w:rFonts w:ascii="宋体" w:eastAsia="宋体" w:hAnsi="宋体"/>
+          <w:sz w:val="21"/>
+          <w:szCs w:val="21"/>
+        </w:rPr>
+        <w:t xml:space="preserve">飞过的水平距离），右边是 </w:t>
+      </w:r>
+      <w:r>
+        <w:rPr>
+          <w:rFonts w:ascii="宋体" w:eastAsia="宋体" w:hAnsi="宋体"/>
           <w:b/>
           <w:bCs/>
-        </w:rPr>
-        <w:t>静止标定中飞行时间</w:t>
-      </w:r>
-      <w:r>
-        <w:rPr>
+          <w:sz w:val="21"/>
+          <w:szCs w:val="21"/>
+        </w:rPr>
+        <w:t xml:space="preserve">静止标定中飞行时间 </w:t>
+      </w:r>
+      <m:oMath>
+        <m:r>
+          <w:rPr>
+            <w:rFonts w:ascii="Cambria Math" w:eastAsia="宋体" w:hAnsi="Cambria Math"/>
+            <w:sz w:val="21"/>
+            <w:szCs w:val="21"/>
+          </w:rPr>
+          <m:t>t</m:t>
+        </m:r>
+      </m:oMath>
+      <w:r>
+        <w:rPr>
+          <w:rFonts w:ascii="宋体" w:eastAsia="宋体" w:hAnsi="宋体"/>
           <w:b/>
           <w:bCs/>
-        </w:rPr>
-        <w:t xml:space="preserve"> </w:t>
-      </w:r>
-      <m:oMath>
-        <m:r>
-          <w:rPr>
-            <w:rFonts w:ascii="Cambria Math" w:hAnsi="Cambria Math"/>
-          </w:rPr>
-          <m:t>t</m:t>
-        </m:r>
-      </m:oMath>
-      <w:r>
-        <w:rPr>
+          <w:sz w:val="21"/>
+          <w:szCs w:val="21"/>
+        </w:rPr>
+        <w:t xml:space="preserve"> 所对应的水平距离</w:t>
+      </w:r>
+      <w:r>
+        <w:rPr>
+          <w:rFonts w:ascii="宋体" w:eastAsia="宋体" w:hAnsi="宋体"/>
+          <w:sz w:val="21"/>
+          <w:szCs w:val="21"/>
+        </w:rPr>
+        <w:t>。等式成立时，球恰好命中目标。</w:t>
+      </w:r>
+    </w:p>
+    <w:p>
+      <w:pPr>
+        <w:pStyle w:val="2"/>
+        <w:spacing w:after="200"/>
+        <w:rPr>
+          <w:rFonts w:ascii="宋体" w:eastAsia="宋体" w:hAnsi="宋体"/>
+          <w:sz w:val="28"/>
+          <w:szCs w:val="28"/>
+        </w:rPr>
+      </w:pPr>
+      <w:r>
+        <w:rPr>
+          <w:rFonts w:ascii="宋体" w:eastAsia="宋体" w:hAnsi="宋体"/>
+          <w:sz w:val="28"/>
+          <w:szCs w:val="28"/>
+        </w:rPr>
+        <w:t>三、传统迭代法的局限</w:t>
+      </w:r>
+    </w:p>
+    <w:p>
+      <w:pPr>
+        <w:spacing w:after="120"/>
+        <w:rPr>
+          <w:rFonts w:ascii="宋体" w:eastAsia="宋体" w:hAnsi="宋体"/>
+          <w:sz w:val="21"/>
+          <w:szCs w:val="21"/>
+        </w:rPr>
+      </w:pPr>
+      <w:r>
+        <w:rPr>
+          <w:rFonts w:ascii="宋体" w:eastAsia="宋体" w:hAnsi="宋体"/>
+          <w:sz w:val="21"/>
+          <w:szCs w:val="21"/>
+        </w:rPr>
+        <w:t>Team 1706 采用</w:t>
+      </w:r>
+      <w:r>
+        <w:rPr>
+          <w:rFonts w:ascii="宋体" w:eastAsia="宋体" w:hAnsi="宋体"/>
           <w:b/>
           <w:bCs/>
-        </w:rPr>
-        <w:t xml:space="preserve"> </w:t>
-      </w:r>
-      <w:r>
-        <w:rPr>
-          <w:b/>
-          <w:bCs/>
-        </w:rPr>
-        <w:t>所对应的水平距离</w:t>
-      </w:r>
-      <w:r>
-        <w:t>。等式成立时，球恰好命中目标。</w:t>
+          <w:sz w:val="21"/>
+          <w:szCs w:val="21"/>
+        </w:rPr>
+        <w:t>不动点迭代</w:t>
+      </w:r>
+      <w:r>
+        <w:rPr>
+          <w:rFonts w:ascii="宋体" w:eastAsia="宋体" w:hAnsi="宋体"/>
+          <w:sz w:val="21"/>
+          <w:szCs w:val="21"/>
+        </w:rPr>
+        <w:t xml:space="preserve">求解上述方程： </w:t>
       </w:r>
     </w:p>
     <w:p>
       <w:pPr>
-        <w:pStyle w:val="2"/>
-        <w:spacing w:after="200"/>
-      </w:pPr>
-      <w:r>
-        <w:t>三、传统迭代法的局限</w:t>
-      </w:r>
-    </w:p>
-    <w:p>
-      <w:pPr>
-        <w:spacing w:after="120"/>
-      </w:pPr>
-      <w:r>
-        <w:t xml:space="preserve">Team 1706 </w:t>
-      </w:r>
-      <w:r>
-        <w:t>采用</w:t>
-      </w:r>
-      <w:r>
-        <w:rPr>
-          <w:b/>
-          <w:bCs/>
-        </w:rPr>
-        <w:t>不动点迭代</w:t>
-      </w:r>
-      <w:r>
-        <w:t>求解上述方程：</w:t>
-      </w:r>
-      <w:r>
-        <w:t xml:space="preserve"> </w:t>
-      </w:r>
-    </w:p>
-    <w:p>
-      <w:pPr>
         <w:spacing w:after="100"/>
         <w:ind w:left="20"/>
-      </w:pPr>
-      <w:r>
-        <w:t xml:space="preserve">1. </w:t>
-      </w:r>
-      <w:r>
-        <w:t>假设初始滞空时间</w:t>
-      </w:r>
-      <w:r>
-        <w:t xml:space="preserve"> </w:t>
+        <w:rPr>
+          <w:rFonts w:ascii="宋体" w:eastAsia="宋体" w:hAnsi="宋体"/>
+          <w:sz w:val="21"/>
+          <w:szCs w:val="21"/>
+        </w:rPr>
+      </w:pPr>
+      <w:r>
+        <w:rPr>
+          <w:rFonts w:ascii="宋体" w:eastAsia="宋体" w:hAnsi="宋体"/>
+          <w:sz w:val="21"/>
+          <w:szCs w:val="21"/>
+        </w:rPr>
+        <w:t xml:space="preserve">1. 假设初始滞空时间 </w:t>
       </w:r>
       <m:oMath>
         <m:sSub>
           <m:sSubPr>
             <m:ctrlPr>
               <w:rPr>
-                <w:rFonts w:ascii="Cambria Math" w:hAnsi="Cambria Math"/>
+                <w:rFonts w:ascii="Cambria Math" w:eastAsia="宋体" w:hAnsi="Cambria Math"/>
+                <w:sz w:val="21"/>
+                <w:szCs w:val="21"/>
               </w:rPr>
             </m:ctrlPr>
           </m:sSubPr>
           <m:e>
             <m:r>
               <w:rPr>
-                <w:rFonts w:ascii="Cambria Math" w:hAnsi="Cambria Math"/>
+                <w:rFonts w:ascii="Cambria Math" w:eastAsia="宋体" w:hAnsi="Cambria Math"/>
+                <w:sz w:val="21"/>
+                <w:szCs w:val="21"/>
               </w:rPr>
               <m:t>t</m:t>
             </m:r>
@@ -936,7 +1353,9 @@
           <m:sub>
             <m:r>
               <w:rPr>
-                <w:rFonts w:ascii="Cambria Math" w:hAnsi="Cambria Math"/>
+                <w:rFonts w:ascii="Cambria Math" w:eastAsia="宋体" w:hAnsi="Cambria Math"/>
+                <w:sz w:val="21"/>
+                <w:szCs w:val="21"/>
               </w:rPr>
               <m:t>0</m:t>
             </m:r>
@@ -944,6 +1363,11 @@
         </m:sSub>
       </m:oMath>
       <w:r>
+        <w:rPr>
+          <w:rFonts w:ascii="宋体" w:eastAsia="宋体" w:hAnsi="宋体"/>
+          <w:sz w:val="21"/>
+          <w:szCs w:val="21"/>
+        </w:rPr>
         <w:t>（例如用静态距离查表）</w:t>
       </w:r>
     </w:p>
@@ -951,29 +1375,37 @@
       <w:pPr>
         <w:spacing w:after="100"/>
         <w:ind w:left="20"/>
-      </w:pPr>
-      <w:r>
-        <w:t xml:space="preserve">2. </w:t>
-      </w:r>
-      <w:r>
-        <w:t>计算补偿后的距离</w:t>
-      </w:r>
-      <w:r>
-        <w:t xml:space="preserve"> </w:t>
+        <w:rPr>
+          <w:rFonts w:ascii="宋体" w:eastAsia="宋体" w:hAnsi="宋体"/>
+          <w:sz w:val="21"/>
+          <w:szCs w:val="21"/>
+        </w:rPr>
+      </w:pPr>
+      <w:r>
+        <w:rPr>
+          <w:rFonts w:ascii="宋体" w:eastAsia="宋体" w:hAnsi="宋体"/>
+          <w:sz w:val="21"/>
+          <w:szCs w:val="21"/>
+        </w:rPr>
+        <w:t xml:space="preserve">2. 计算补偿后的距离 </w:t>
       </w:r>
       <m:oMath>
         <m:sSub>
           <m:sSubPr>
             <m:ctrlPr>
               <w:rPr>
-                <w:rFonts w:ascii="Cambria Math" w:hAnsi="Cambria Math"/>
+                <w:rFonts w:ascii="Cambria Math" w:eastAsia="宋体" w:hAnsi="Cambria Math"/>
+                <w:sz w:val="21"/>
+                <w:szCs w:val="21"/>
               </w:rPr>
             </m:ctrlPr>
           </m:sSubPr>
           <m:e>
             <m:r>
               <w:rPr>
-                <w:rFonts w:ascii="Cambria Math" w:hAnsi="Cambria Math"/>
+                <w:rFonts w:ascii="Cambria Math" w:eastAsia="宋体" w:hAnsi="Cambria Math"/>
+                <w:sz w:val="21"/>
+                <w:szCs w:val="21"/>
               </w:rPr>
               <m:t>r</m:t>
             </m:r>
@@ -981,7 +1413,9 @@
           <m:sub>
             <m:r>
               <w:rPr>
-                <w:rFonts w:ascii="Cambria Math" w:hAnsi="Cambria Math"/>
+                <w:rFonts w:ascii="Cambria Math" w:eastAsia="宋体" w:hAnsi="Cambria Math"/>
+                <w:sz w:val="21"/>
+                <w:szCs w:val="21"/>
               </w:rPr>
               <m:t>1</m:t>
             </m:r>
@@ -989,7 +1423,9 @@
         </m:sSub>
         <m:r>
           <w:rPr>
-            <w:rFonts w:ascii="Cambria Math" w:hAnsi="Cambria Math"/>
+            <w:rFonts w:ascii="Cambria Math" w:eastAsia="宋体" w:hAnsi="Cambria Math"/>
+            <w:sz w:val="21"/>
+            <w:szCs w:val="21"/>
           </w:rPr>
           <m:t>=</m:t>
         </m:r>
@@ -997,6 +1433,11 @@
           <m:rPr>
             <m:nor/>
           </m:rPr>
+          <w:rPr>
+            <w:rFonts w:ascii="宋体" w:eastAsia="宋体" w:hAnsi="宋体"/>
+            <w:sz w:val="21"/>
+            <w:szCs w:val="21"/>
+          </w:rPr>
           <m:t>∣</m:t>
         </m:r>
         <m:r>
@@ -1004,13 +1445,18 @@
             <m:nor/>
           </m:rPr>
           <w:rPr>
+            <w:rFonts w:ascii="宋体" w:eastAsia="宋体" w:hAnsi="宋体"/>
             <w:b/>
+            <w:sz w:val="21"/>
+            <w:szCs w:val="21"/>
           </w:rPr>
           <m:t>d</m:t>
         </m:r>
         <m:r>
           <w:rPr>
-            <w:rFonts w:ascii="Cambria Math" w:hAnsi="Cambria Math"/>
+            <w:rFonts w:ascii="Cambria Math" w:eastAsia="宋体" w:hAnsi="Cambria Math"/>
+            <w:sz w:val="21"/>
+            <w:szCs w:val="21"/>
           </w:rPr>
           <m:t>-</m:t>
         </m:r>
@@ -1018,7 +1464,9 @@
           <m:sSubPr>
             <m:ctrlPr>
               <w:rPr>
-                <w:rFonts w:ascii="Cambria Math" w:hAnsi="Cambria Math"/>
+                <w:rFonts w:ascii="Cambria Math" w:eastAsia="宋体" w:hAnsi="Cambria Math"/>
+                <w:sz w:val="21"/>
+                <w:szCs w:val="21"/>
               </w:rPr>
             </m:ctrlPr>
           </m:sSubPr>
@@ -1028,7 +1476,10 @@
                 <m:nor/>
               </m:rPr>
               <w:rPr>
+                <w:rFonts w:ascii="宋体" w:eastAsia="宋体" w:hAnsi="宋体"/>
                 <w:b/>
+                <w:sz w:val="21"/>
+                <w:szCs w:val="21"/>
               </w:rPr>
               <m:t>v</m:t>
             </m:r>
@@ -1036,7 +1487,9 @@
           <m:sub>
             <m:r>
               <w:rPr>
-                <w:rFonts w:ascii="Cambria Math" w:hAnsi="Cambria Math"/>
+                <w:rFonts w:ascii="Cambria Math" w:eastAsia="宋体" w:hAnsi="Cambria Math"/>
+                <w:sz w:val="21"/>
+                <w:szCs w:val="21"/>
               </w:rPr>
               <m:t>r</m:t>
             </m:r>
@@ -1046,14 +1499,18 @@
           <m:sSubPr>
             <m:ctrlPr>
               <w:rPr>
-                <w:rFonts w:ascii="Cambria Math" w:hAnsi="Cambria Math"/>
+                <w:rFonts w:ascii="Cambria Math" w:eastAsia="宋体" w:hAnsi="Cambria Math"/>
+                <w:sz w:val="21"/>
+                <w:szCs w:val="21"/>
               </w:rPr>
             </m:ctrlPr>
           </m:sSubPr>
           <m:e>
             <m:r>
               <w:rPr>
-                <w:rFonts w:ascii="Cambria Math" w:hAnsi="Cambria Math"/>
+                <w:rFonts w:ascii="Cambria Math" w:eastAsia="宋体" w:hAnsi="Cambria Math"/>
+                <w:sz w:val="21"/>
+                <w:szCs w:val="21"/>
               </w:rPr>
               <m:t>t</m:t>
             </m:r>
@@ -1061,7 +1518,9 @@
           <m:sub>
             <m:r>
               <w:rPr>
-                <w:rFonts w:ascii="Cambria Math" w:hAnsi="Cambria Math"/>
+                <w:rFonts w:ascii="Cambria Math" w:eastAsia="宋体" w:hAnsi="Cambria Math"/>
+                <w:sz w:val="21"/>
+                <w:szCs w:val="21"/>
               </w:rPr>
               <m:t>0</m:t>
             </m:r>
@@ -1071,6 +1530,11 @@
           <m:rPr>
             <m:nor/>
           </m:rPr>
+          <w:rPr>
+            <w:rFonts w:ascii="宋体" w:eastAsia="宋体" w:hAnsi="宋体"/>
+            <w:sz w:val="21"/>
+            <w:szCs w:val="21"/>
+          </w:rPr>
           <m:t>∣</m:t>
         </m:r>
       </m:oMath>
@@ -1079,29 +1543,37 @@
       <w:pPr>
         <w:spacing w:after="100"/>
         <w:ind w:left="20"/>
-      </w:pPr>
-      <w:r>
-        <w:t xml:space="preserve">3. </w:t>
-      </w:r>
-      <w:r>
-        <w:t>用</w:t>
-      </w:r>
-      <w:r>
-        <w:t xml:space="preserve"> </w:t>
+        <w:rPr>
+          <w:rFonts w:ascii="宋体" w:eastAsia="宋体" w:hAnsi="宋体"/>
+          <w:sz w:val="21"/>
+          <w:szCs w:val="21"/>
+        </w:rPr>
+      </w:pPr>
+      <w:r>
+        <w:rPr>
+          <w:rFonts w:ascii="宋体" w:eastAsia="宋体" w:hAnsi="宋体"/>
+          <w:sz w:val="21"/>
+          <w:szCs w:val="21"/>
+        </w:rPr>
+        <w:t xml:space="preserve">3. 用 </w:t>
       </w:r>
       <m:oMath>
         <m:sSub>
           <m:sSubPr>
             <m:ctrlPr>
               <w:rPr>
-                <w:rFonts w:ascii="Cambria Math" w:hAnsi="Cambria Math"/>
+                <w:rFonts w:ascii="Cambria Math" w:eastAsia="宋体" w:hAnsi="Cambria Math"/>
+                <w:sz w:val="21"/>
+                <w:szCs w:val="21"/>
               </w:rPr>
             </m:ctrlPr>
           </m:sSubPr>
           <m:e>
             <m:r>
               <w:rPr>
-                <w:rFonts w:ascii="Cambria Math" w:hAnsi="Cambria Math"/>
+                <w:rFonts w:ascii="Cambria Math" w:eastAsia="宋体" w:hAnsi="Cambria Math"/>
+                <w:sz w:val="21"/>
+                <w:szCs w:val="21"/>
               </w:rPr>
               <m:t>r</m:t>
             </m:r>
@@ -1109,7 +1581,9 @@
           <m:sub>
             <m:r>
               <w:rPr>
-                <w:rFonts w:ascii="Cambria Math" w:hAnsi="Cambria Math"/>
+                <w:rFonts w:ascii="Cambria Math" w:eastAsia="宋体" w:hAnsi="Cambria Math"/>
+                <w:sz w:val="21"/>
+                <w:szCs w:val="21"/>
               </w:rPr>
               <m:t>1</m:t>
             </m:r>
@@ -1117,27 +1591,30 @@
         </m:sSub>
       </m:oMath>
       <w:r>
-        <w:t xml:space="preserve"> </w:t>
-      </w:r>
-      <w:r>
-        <w:t>查表得新时间</w:t>
-      </w:r>
-      <w:r>
-        <w:t xml:space="preserve"> </w:t>
+        <w:rPr>
+          <w:rFonts w:ascii="宋体" w:eastAsia="宋体" w:hAnsi="宋体"/>
+          <w:sz w:val="21"/>
+          <w:szCs w:val="21"/>
+        </w:rPr>
+        <w:t xml:space="preserve"> 查表得新时间 </w:t>
       </w:r>
       <m:oMath>
         <m:sSub>
           <m:sSubPr>
             <m:ctrlPr>
               <w:rPr>
-                <w:rFonts w:ascii="Cambria Math" w:hAnsi="Cambria Math"/>
+                <w:rFonts w:ascii="Cambria Math" w:eastAsia="宋体" w:hAnsi="Cambria Math"/>
+                <w:sz w:val="21"/>
+                <w:szCs w:val="21"/>
               </w:rPr>
             </m:ctrlPr>
           </m:sSubPr>
           <m:e>
             <m:r>
               <w:rPr>
-                <w:rFonts w:ascii="Cambria Math" w:hAnsi="Cambria Math"/>
+                <w:rFonts w:ascii="Cambria Math" w:eastAsia="宋体" w:hAnsi="Cambria Math"/>
+                <w:sz w:val="21"/>
+                <w:szCs w:val="21"/>
               </w:rPr>
               <m:t>t</m:t>
             </m:r>
@@ -1145,7 +1622,9 @@
           <m:sub>
             <m:r>
               <w:rPr>
-                <w:rFonts w:ascii="Cambria Math" w:hAnsi="Cambria Math"/>
+                <w:rFonts w:ascii="Cambria Math" w:eastAsia="宋体" w:hAnsi="Cambria Math"/>
+                <w:sz w:val="21"/>
+                <w:szCs w:val="21"/>
               </w:rPr>
               <m:t>1</m:t>
             </m:r>
@@ -1157,20 +1636,26 @@
       <w:pPr>
         <w:spacing w:before="240" w:after="100"/>
         <w:ind w:left="20"/>
-      </w:pPr>
-      <w:r>
-        <w:lastRenderedPageBreak/>
-        <w:t xml:space="preserve">4. </w:t>
-      </w:r>
-      <w:r>
-        <w:t>重复直至</w:t>
-      </w:r>
-      <w:r>
-        <w:t xml:space="preserve"> </w:t>
-      </w:r>
-      <w:r>
-        <w:rPr>
+        <w:rPr>
+          <w:rFonts w:ascii="宋体" w:eastAsia="宋体" w:hAnsi="宋体"/>
+          <w:sz w:val="21"/>
+          <w:szCs w:val="21"/>
+        </w:rPr>
+      </w:pPr>
+      <w:r>
+        <w:rPr>
+          <w:rFonts w:ascii="宋体" w:eastAsia="宋体" w:hAnsi="宋体"/>
+          <w:sz w:val="21"/>
+          <w:szCs w:val="21"/>
+        </w:rPr>
+        <w:t xml:space="preserve">4. 重复直至 </w:t>
+      </w:r>
+      <w:r>
+        <w:rPr>
+          <w:rFonts w:ascii="宋体" w:eastAsia="宋体" w:hAnsi="宋体"/>
           <w:noProof/>
+          <w:sz w:val="21"/>
+          <w:szCs w:val="21"/>
         </w:rPr>
         <w:drawing>
           <wp:inline distT="0" distB="0" distL="0" distR="0" wp14:anchorId="0F50E911" wp14:editId="2E09FA4F">
@@ -1212,54 +1697,85 @@
         </w:drawing>
       </w:r>
       <w:r>
+        <w:rPr>
+          <w:rFonts w:ascii="宋体" w:eastAsia="宋体" w:hAnsi="宋体"/>
+          <w:sz w:val="21"/>
+          <w:szCs w:val="21"/>
+        </w:rPr>
         <w:t xml:space="preserve"> </w:t>
       </w:r>
     </w:p>
     <w:p>
       <w:pPr>
         <w:spacing w:after="120"/>
-      </w:pPr>
-      <w:r>
-        <w:t>但是该方法源于实践经验的总结，理论上存在两个天然缺陷：</w:t>
-      </w:r>
-      <w:r>
-        <w:t xml:space="preserve"> </w:t>
+        <w:rPr>
+          <w:rFonts w:ascii="宋体" w:eastAsia="宋体" w:hAnsi="宋体"/>
+          <w:sz w:val="21"/>
+          <w:szCs w:val="21"/>
+        </w:rPr>
+      </w:pPr>
+      <w:r>
+        <w:rPr>
+          <w:rFonts w:ascii="宋体" w:eastAsia="宋体" w:hAnsi="宋体"/>
+          <w:sz w:val="21"/>
+          <w:szCs w:val="21"/>
+        </w:rPr>
+        <w:t xml:space="preserve">但是该方法源于实践经验的总结，理论上存在两个天然缺陷： </w:t>
       </w:r>
     </w:p>
     <w:p>
       <w:pPr>
         <w:spacing w:after="100"/>
         <w:ind w:left="20"/>
-      </w:pPr>
-      <w:r>
+        <w:rPr>
+          <w:rFonts w:ascii="宋体" w:eastAsia="宋体" w:hAnsi="宋体"/>
+          <w:sz w:val="21"/>
+          <w:szCs w:val="21"/>
+        </w:rPr>
+      </w:pPr>
+      <w:r>
+        <w:rPr>
+          <w:rFonts w:ascii="宋体" w:eastAsia="宋体" w:hAnsi="宋体"/>
+          <w:sz w:val="21"/>
+          <w:szCs w:val="21"/>
+        </w:rPr>
         <w:t xml:space="preserve">1. </w:t>
       </w:r>
       <w:r>
         <w:rPr>
+          <w:rFonts w:ascii="宋体" w:eastAsia="宋体" w:hAnsi="宋体"/>
           <w:b/>
           <w:bCs/>
+          <w:sz w:val="21"/>
+          <w:szCs w:val="21"/>
         </w:rPr>
         <w:t>循环依赖</w:t>
       </w:r>
       <w:r>
-        <w:t>：第一次迭代用的</w:t>
-      </w:r>
-      <w:r>
-        <w:t xml:space="preserve"> </w:t>
+        <w:rPr>
+          <w:rFonts w:ascii="宋体" w:eastAsia="宋体" w:hAnsi="宋体"/>
+          <w:sz w:val="21"/>
+          <w:szCs w:val="21"/>
+        </w:rPr>
+        <w:t xml:space="preserve">：第一次迭代用的 </w:t>
       </w:r>
       <m:oMath>
         <m:sSub>
           <m:sSubPr>
             <m:ctrlPr>
               <w:rPr>
-                <w:rFonts w:ascii="Cambria Math" w:hAnsi="Cambria Math"/>
+                <w:rFonts w:ascii="Cambria Math" w:eastAsia="宋体" w:hAnsi="Cambria Math"/>
+                <w:sz w:val="21"/>
+                <w:szCs w:val="21"/>
               </w:rPr>
             </m:ctrlPr>
           </m:sSubPr>
           <m:e>
             <m:r>
               <w:rPr>
-                <w:rFonts w:ascii="Cambria Math" w:hAnsi="Cambria Math"/>
+                <w:rFonts w:ascii="Cambria Math" w:eastAsia="宋体" w:hAnsi="Cambria Math"/>
+                <w:sz w:val="21"/>
+                <w:szCs w:val="21"/>
               </w:rPr>
               <m:t>t</m:t>
             </m:r>
@@ -1267,7 +1783,9 @@
           <m:sub>
             <m:r>
               <w:rPr>
-                <w:rFonts w:ascii="Cambria Math" w:hAnsi="Cambria Math"/>
+                <w:rFonts w:ascii="Cambria Math" w:eastAsia="宋体" w:hAnsi="Cambria Math"/>
+                <w:sz w:val="21"/>
+                <w:szCs w:val="21"/>
               </w:rPr>
               <m:t>0</m:t>
             </m:r>
@@ -1275,62 +1793,98 @@
         </m:sSub>
       </m:oMath>
       <w:r>
-        <w:t xml:space="preserve"> </w:t>
-      </w:r>
-      <w:r>
-        <w:t>是基于未补偿的距离，存在系统偏差。收敛速度是</w:t>
-      </w:r>
-      <w:r>
-        <w:rPr>
+        <w:rPr>
+          <w:rFonts w:ascii="宋体" w:eastAsia="宋体" w:hAnsi="宋体"/>
+          <w:sz w:val="21"/>
+          <w:szCs w:val="21"/>
+        </w:rPr>
+        <w:t xml:space="preserve"> 是基于未补偿的距离，存在系统偏差。收敛速度是</w:t>
+      </w:r>
+      <w:r>
+        <w:rPr>
+          <w:rFonts w:ascii="宋体" w:eastAsia="宋体" w:hAnsi="宋体"/>
           <w:b/>
           <w:bCs/>
+          <w:sz w:val="21"/>
+          <w:szCs w:val="21"/>
         </w:rPr>
         <w:t>线性</w:t>
       </w:r>
       <w:r>
-        <w:t>的，可能因函数斜率接近</w:t>
-      </w:r>
-      <w:r>
-        <w:t xml:space="preserve"> 1 </w:t>
-      </w:r>
-      <w:r>
-        <w:t>而收敛极慢。</w:t>
+        <w:rPr>
+          <w:rFonts w:ascii="宋体" w:eastAsia="宋体" w:hAnsi="宋体"/>
+          <w:sz w:val="21"/>
+          <w:szCs w:val="21"/>
+        </w:rPr>
+        <w:t>的，可能因函数斜率接近 1 而收敛极慢。</w:t>
       </w:r>
     </w:p>
     <w:p>
       <w:pPr>
         <w:spacing w:after="100"/>
         <w:ind w:left="20"/>
-      </w:pPr>
-      <w:r>
+        <w:rPr>
+          <w:rFonts w:ascii="宋体" w:eastAsia="宋体" w:hAnsi="宋体"/>
+          <w:sz w:val="21"/>
+          <w:szCs w:val="21"/>
+        </w:rPr>
+      </w:pPr>
+      <w:r>
+        <w:rPr>
+          <w:rFonts w:ascii="宋体" w:eastAsia="宋体" w:hAnsi="宋体"/>
+          <w:sz w:val="21"/>
+          <w:szCs w:val="21"/>
+        </w:rPr>
         <w:t xml:space="preserve">2. </w:t>
       </w:r>
       <w:r>
         <w:rPr>
+          <w:rFonts w:ascii="宋体" w:eastAsia="宋体" w:hAnsi="宋体"/>
           <w:b/>
           <w:bCs/>
+          <w:sz w:val="21"/>
+          <w:szCs w:val="21"/>
         </w:rPr>
         <w:t>并非无偏</w:t>
       </w:r>
       <w:r>
+        <w:rPr>
+          <w:rFonts w:ascii="宋体" w:eastAsia="宋体" w:hAnsi="宋体"/>
+          <w:sz w:val="21"/>
+          <w:szCs w:val="21"/>
+        </w:rPr>
         <w:t>：难以</w:t>
       </w:r>
       <w:r>
         <w:rPr>
-          <w:rFonts w:hint="eastAsia"/>
+          <w:rFonts w:ascii="宋体" w:eastAsia="宋体" w:hAnsi="宋体" w:hint="eastAsia"/>
+          <w:sz w:val="21"/>
+          <w:szCs w:val="21"/>
         </w:rPr>
         <w:t>从数学上</w:t>
       </w:r>
       <w:r>
+        <w:rPr>
+          <w:rFonts w:ascii="宋体" w:eastAsia="宋体" w:hAnsi="宋体"/>
+          <w:sz w:val="21"/>
+          <w:szCs w:val="21"/>
+        </w:rPr>
         <w:t>证明求得参数是真实参数的无偏估计</w:t>
       </w:r>
       <w:r>
         <w:rPr>
-          <w:rFonts w:hint="eastAsia"/>
+          <w:rFonts w:ascii="宋体" w:eastAsia="宋体" w:hAnsi="宋体" w:hint="eastAsia"/>
+          <w:sz w:val="21"/>
+          <w:szCs w:val="21"/>
         </w:rPr>
         <w:t>。</w:t>
       </w:r>
       <w:r>
+        <w:rPr>
+          <w:rFonts w:ascii="宋体" w:eastAsia="宋体" w:hAnsi="宋体"/>
+          <w:sz w:val="21"/>
+          <w:szCs w:val="21"/>
+        </w:rPr>
         <w:t xml:space="preserve"> </w:t>
       </w:r>
     </w:p>
@@ -1338,61 +1892,99 @@
       <w:pPr>
         <w:pStyle w:val="2"/>
         <w:spacing w:after="200"/>
-      </w:pPr>
-      <w:r>
-        <w:t>四、核心创新：二分求解滞空时间（</w:t>
-      </w:r>
-      <w:r>
-        <w:t>Binary Search Time, BST</w:t>
-      </w:r>
-      <w:r>
-        <w:t>）</w:t>
+        <w:rPr>
+          <w:rFonts w:ascii="宋体" w:eastAsia="宋体" w:hAnsi="宋体"/>
+          <w:sz w:val="28"/>
+          <w:szCs w:val="28"/>
+        </w:rPr>
+      </w:pPr>
+      <w:r>
+        <w:rPr>
+          <w:rFonts w:ascii="宋体" w:eastAsia="宋体" w:hAnsi="宋体"/>
+          <w:sz w:val="28"/>
+          <w:szCs w:val="28"/>
+        </w:rPr>
+        <w:t>四、核心创新：二分求解滞空时间（Binary Search Time, BST）</w:t>
       </w:r>
     </w:p>
     <w:p>
       <w:pPr>
         <w:spacing w:after="120"/>
-      </w:pPr>
-      <w:r>
+        <w:rPr>
+          <w:rFonts w:ascii="宋体" w:eastAsia="宋体" w:hAnsi="宋体"/>
+          <w:sz w:val="21"/>
+          <w:szCs w:val="21"/>
+        </w:rPr>
+      </w:pPr>
+      <w:r>
+        <w:rPr>
+          <w:rFonts w:ascii="宋体" w:eastAsia="宋体" w:hAnsi="宋体"/>
+          <w:sz w:val="21"/>
+          <w:szCs w:val="21"/>
+        </w:rPr>
+        <w:lastRenderedPageBreak/>
         <w:t>我们注意到，在一定条件下，上述方程左右均</w:t>
       </w:r>
       <w:r>
         <w:rPr>
+          <w:rFonts w:ascii="宋体" w:eastAsia="宋体" w:hAnsi="宋体"/>
           <w:b/>
           <w:bCs/>
+          <w:sz w:val="21"/>
+          <w:szCs w:val="21"/>
         </w:rPr>
         <w:t>单调</w:t>
       </w:r>
       <w:r>
+        <w:rPr>
+          <w:rFonts w:ascii="宋体" w:eastAsia="宋体" w:hAnsi="宋体"/>
+          <w:sz w:val="21"/>
+          <w:szCs w:val="21"/>
+        </w:rPr>
         <w:t>，恰符合</w:t>
       </w:r>
       <w:r>
         <w:rPr>
+          <w:rFonts w:ascii="宋体" w:eastAsia="宋体" w:hAnsi="宋体"/>
           <w:b/>
           <w:bCs/>
+          <w:sz w:val="21"/>
+          <w:szCs w:val="21"/>
         </w:rPr>
         <w:t>二分法</w:t>
       </w:r>
       <w:r>
+        <w:rPr>
+          <w:rFonts w:ascii="宋体" w:eastAsia="宋体" w:hAnsi="宋体"/>
+          <w:sz w:val="21"/>
+          <w:szCs w:val="21"/>
+        </w:rPr>
         <w:t>的条件，因而提出用二分法</w:t>
       </w:r>
       <w:r>
         <w:rPr>
+          <w:rFonts w:ascii="宋体" w:eastAsia="宋体" w:hAnsi="宋体"/>
           <w:b/>
           <w:bCs/>
+          <w:sz w:val="21"/>
+          <w:szCs w:val="21"/>
         </w:rPr>
         <w:t>直接</w:t>
       </w:r>
       <w:r>
-        <w:t>求解方程</w:t>
-      </w:r>
-      <w:r>
-        <w:t xml:space="preserve"> </w:t>
+        <w:rPr>
+          <w:rFonts w:ascii="宋体" w:eastAsia="宋体" w:hAnsi="宋体"/>
+          <w:sz w:val="21"/>
+          <w:szCs w:val="21"/>
+        </w:rPr>
+        <w:t xml:space="preserve">求解方程 </w:t>
       </w:r>
       <m:oMath>
         <m:r>
           <w:rPr>
-            <w:rFonts w:ascii="Cambria Math" w:hAnsi="Cambria Math"/>
+            <w:rFonts w:ascii="Cambria Math" w:eastAsia="宋体" w:hAnsi="Cambria Math"/>
+            <w:sz w:val="21"/>
+            <w:szCs w:val="21"/>
           </w:rPr>
           <m:t>F(t)=</m:t>
         </m:r>
@@ -1400,6 +1992,11 @@
           <m:rPr>
             <m:nor/>
           </m:rPr>
+          <w:rPr>
+            <w:rFonts w:ascii="宋体" w:eastAsia="宋体" w:hAnsi="宋体"/>
+            <w:sz w:val="21"/>
+            <w:szCs w:val="21"/>
+          </w:rPr>
           <m:t>∣</m:t>
         </m:r>
         <m:r>
@@ -1407,13 +2004,18 @@
             <m:nor/>
           </m:rPr>
           <w:rPr>
+            <w:rFonts w:ascii="宋体" w:eastAsia="宋体" w:hAnsi="宋体"/>
             <w:b/>
+            <w:sz w:val="21"/>
+            <w:szCs w:val="21"/>
           </w:rPr>
           <m:t>d</m:t>
         </m:r>
         <m:r>
           <w:rPr>
-            <w:rFonts w:ascii="Cambria Math" w:hAnsi="Cambria Math"/>
+            <w:rFonts w:ascii="Cambria Math" w:eastAsia="宋体" w:hAnsi="Cambria Math"/>
+            <w:sz w:val="21"/>
+            <w:szCs w:val="21"/>
           </w:rPr>
           <m:t>-</m:t>
         </m:r>
@@ -1421,7 +2023,9 @@
           <m:sSubPr>
             <m:ctrlPr>
               <w:rPr>
-                <w:rFonts w:ascii="Cambria Math" w:hAnsi="Cambria Math"/>
+                <w:rFonts w:ascii="Cambria Math" w:eastAsia="宋体" w:hAnsi="Cambria Math"/>
+                <w:sz w:val="21"/>
+                <w:szCs w:val="21"/>
               </w:rPr>
             </m:ctrlPr>
           </m:sSubPr>
@@ -1431,7 +2035,10 @@
                 <m:nor/>
               </m:rPr>
               <w:rPr>
+                <w:rFonts w:ascii="宋体" w:eastAsia="宋体" w:hAnsi="宋体"/>
                 <w:b/>
+                <w:sz w:val="21"/>
+                <w:szCs w:val="21"/>
               </w:rPr>
               <m:t>v</m:t>
             </m:r>
@@ -1439,7 +2046,9 @@
           <m:sub>
             <m:r>
               <w:rPr>
-                <w:rFonts w:ascii="Cambria Math" w:hAnsi="Cambria Math"/>
+                <w:rFonts w:ascii="Cambria Math" w:eastAsia="宋体" w:hAnsi="Cambria Math"/>
+                <w:sz w:val="21"/>
+                <w:szCs w:val="21"/>
               </w:rPr>
               <m:t>r</m:t>
             </m:r>
@@ -1447,7 +2056,9 @@
         </m:sSub>
         <m:r>
           <w:rPr>
-            <w:rFonts w:ascii="Cambria Math" w:hAnsi="Cambria Math"/>
+            <w:rFonts w:ascii="Cambria Math" w:eastAsia="宋体" w:hAnsi="Cambria Math"/>
+            <w:sz w:val="21"/>
+            <w:szCs w:val="21"/>
           </w:rPr>
           <m:t>t</m:t>
         </m:r>
@@ -1455,42 +2066,62 @@
           <m:rPr>
             <m:nor/>
           </m:rPr>
+          <w:rPr>
+            <w:rFonts w:ascii="宋体" w:eastAsia="宋体" w:hAnsi="宋体"/>
+            <w:sz w:val="21"/>
+            <w:szCs w:val="21"/>
+          </w:rPr>
           <m:t>∣</m:t>
         </m:r>
         <m:r>
           <w:rPr>
-            <w:rFonts w:ascii="Cambria Math" w:hAnsi="Cambria Math"/>
+            <w:rFonts w:ascii="Cambria Math" w:eastAsia="宋体" w:hAnsi="Cambria Math"/>
+            <w:sz w:val="21"/>
+            <w:szCs w:val="21"/>
           </w:rPr>
           <m:t>-d(t)=0</m:t>
         </m:r>
       </m:oMath>
       <w:r>
-        <w:t>，在</w:t>
-      </w:r>
-      <w:r>
-        <w:t xml:space="preserve"> </w:t>
+        <w:rPr>
+          <w:rFonts w:ascii="宋体" w:eastAsia="宋体" w:hAnsi="宋体"/>
+          <w:sz w:val="21"/>
+          <w:szCs w:val="21"/>
+        </w:rPr>
+        <w:t xml:space="preserve">，在 </w:t>
       </w:r>
       <m:oMath>
         <m:r>
           <w:rPr>
-            <w:rFonts w:ascii="Cambria Math" w:hAnsi="Cambria Math"/>
+            <w:rFonts w:ascii="Cambria Math" w:eastAsia="宋体" w:hAnsi="Cambria Math"/>
+            <w:sz w:val="21"/>
+            <w:szCs w:val="21"/>
           </w:rPr>
           <m:t>t</m:t>
         </m:r>
       </m:oMath>
       <w:r>
-        <w:t xml:space="preserve"> </w:t>
-      </w:r>
-      <w:r>
-        <w:t>的单调区间上寻找根</w:t>
-      </w:r>
-      <w:r>
-        <w:rPr>
-          <w:rFonts w:hint="eastAsia"/>
+        <w:rPr>
+          <w:rFonts w:ascii="宋体" w:eastAsia="宋体" w:hAnsi="宋体"/>
+          <w:sz w:val="21"/>
+          <w:szCs w:val="21"/>
+        </w:rPr>
+        <w:t xml:space="preserve"> 的单调区间上寻找根</w:t>
+      </w:r>
+      <w:r>
+        <w:rPr>
+          <w:rFonts w:ascii="宋体" w:eastAsia="宋体" w:hAnsi="宋体" w:hint="eastAsia"/>
+          <w:sz w:val="21"/>
+          <w:szCs w:val="21"/>
         </w:rPr>
         <w:t>。</w:t>
       </w:r>
       <w:r>
+        <w:rPr>
+          <w:rFonts w:ascii="宋体" w:eastAsia="宋体" w:hAnsi="宋体"/>
+          <w:sz w:val="21"/>
+          <w:szCs w:val="21"/>
+        </w:rPr>
         <w:t xml:space="preserve"> </w:t>
       </w:r>
     </w:p>
@@ -1498,40 +2129,55 @@
       <w:pPr>
         <w:pStyle w:val="3"/>
         <w:spacing w:after="200"/>
-      </w:pPr>
-      <w:r>
-        <w:t xml:space="preserve">4.1 </w:t>
-      </w:r>
-      <w:r>
-        <w:t>单调性保证</w:t>
+        <w:rPr>
+          <w:rFonts w:ascii="宋体" w:eastAsia="宋体" w:hAnsi="宋体"/>
+          <w:sz w:val="24"/>
+          <w:szCs w:val="24"/>
+        </w:rPr>
+      </w:pPr>
+      <w:r>
+        <w:rPr>
+          <w:rFonts w:ascii="宋体" w:eastAsia="宋体" w:hAnsi="宋体"/>
+          <w:sz w:val="24"/>
+          <w:szCs w:val="24"/>
+        </w:rPr>
+        <w:t>4.1 单调性保证</w:t>
       </w:r>
     </w:p>
     <w:p>
       <w:pPr>
         <w:spacing w:after="120"/>
-      </w:pPr>
-      <w:r>
-        <w:t>为了保证二分法收敛，需要</w:t>
-      </w:r>
-      <w:r>
-        <w:t xml:space="preserve"> </w:t>
+        <w:rPr>
+          <w:rFonts w:ascii="宋体" w:eastAsia="宋体" w:hAnsi="宋体"/>
+          <w:sz w:val="21"/>
+          <w:szCs w:val="21"/>
+        </w:rPr>
+      </w:pPr>
+      <w:r>
+        <w:rPr>
+          <w:rFonts w:ascii="宋体" w:eastAsia="宋体" w:hAnsi="宋体"/>
+          <w:sz w:val="21"/>
+          <w:szCs w:val="21"/>
+        </w:rPr>
+        <w:t xml:space="preserve">为了保证二分法收敛，需要 </w:t>
       </w:r>
       <m:oMath>
         <m:r>
           <w:rPr>
-            <w:rFonts w:ascii="Cambria Math" w:hAnsi="Cambria Math"/>
+            <w:rFonts w:ascii="Cambria Math" w:eastAsia="宋体" w:hAnsi="Cambria Math"/>
+            <w:sz w:val="21"/>
+            <w:szCs w:val="21"/>
           </w:rPr>
           <m:t>F(t)</m:t>
         </m:r>
       </m:oMath>
       <w:r>
-        <w:t xml:space="preserve"> </w:t>
-      </w:r>
-      <w:r>
-        <w:t>在求解区间上严格单调：</w:t>
-      </w:r>
-      <w:r>
-        <w:t xml:space="preserve"> </w:t>
+        <w:rPr>
+          <w:rFonts w:ascii="宋体" w:eastAsia="宋体" w:hAnsi="宋体"/>
+          <w:sz w:val="21"/>
+          <w:szCs w:val="21"/>
+        </w:rPr>
+        <w:t xml:space="preserve"> 在求解区间上严格单调： </w:t>
       </w:r>
     </w:p>
     <w:p>
@@ -1542,37 +2188,39 @@
           <w:numId w:val="2"/>
         </w:numPr>
         <w:spacing w:after="100"/>
-      </w:pPr>
-      <w:r>
-        <w:rPr>
+        <w:rPr>
+          <w:rFonts w:ascii="宋体" w:eastAsia="宋体" w:hAnsi="宋体"/>
+          <w:sz w:val="21"/>
+          <w:szCs w:val="21"/>
+        </w:rPr>
+      </w:pPr>
+      <w:r>
+        <w:rPr>
+          <w:rFonts w:ascii="宋体" w:eastAsia="宋体" w:hAnsi="宋体"/>
           <w:b/>
           <w:bCs/>
-        </w:rPr>
-        <w:t>右侧</w:t>
-      </w:r>
-      <w:r>
-        <w:rPr>
-          <w:b/>
-          <w:bCs/>
-        </w:rPr>
-        <w:t xml:space="preserve"> </w:t>
+          <w:sz w:val="21"/>
+          <w:szCs w:val="21"/>
+        </w:rPr>
+        <w:t xml:space="preserve">右侧 </w:t>
       </w:r>
       <m:oMath>
         <m:r>
           <w:rPr>
-            <w:rFonts w:ascii="Cambria Math" w:hAnsi="Cambria Math"/>
+            <w:rFonts w:ascii="Cambria Math" w:eastAsia="宋体" w:hAnsi="Cambria Math"/>
+            <w:sz w:val="21"/>
+            <w:szCs w:val="21"/>
           </w:rPr>
           <m:t>d(t)</m:t>
         </m:r>
       </m:oMath>
       <w:r>
-        <w:t>：对于固定仰角，滞空时间越长，水平距离越大</w:t>
-      </w:r>
-      <w:r>
-        <w:t xml:space="preserve"> → </w:t>
-      </w:r>
-      <w:r>
-        <w:t>严格单调递增（物理必然）。</w:t>
+        <w:rPr>
+          <w:rFonts w:ascii="宋体" w:eastAsia="宋体" w:hAnsi="宋体"/>
+          <w:sz w:val="21"/>
+          <w:szCs w:val="21"/>
+        </w:rPr>
+        <w:t>：对于固定仰角，滞空时间越长，水平距离越大 → 严格单调递增（物理必然）。</w:t>
       </w:r>
     </w:p>
     <w:p>
@@ -1583,25 +2231,28 @@
           <w:numId w:val="2"/>
         </w:numPr>
         <w:spacing w:after="100"/>
-      </w:pPr>
-      <w:r>
-        <w:rPr>
+        <w:rPr>
+          <w:rFonts w:ascii="宋体" w:eastAsia="宋体" w:hAnsi="宋体"/>
+          <w:sz w:val="21"/>
+          <w:szCs w:val="21"/>
+        </w:rPr>
+      </w:pPr>
+      <w:r>
+        <w:rPr>
+          <w:rFonts w:ascii="宋体" w:eastAsia="宋体" w:hAnsi="宋体"/>
           <w:b/>
           <w:bCs/>
-        </w:rPr>
-        <w:t>左侧</w:t>
-      </w:r>
-      <w:r>
-        <w:rPr>
-          <w:b/>
-          <w:bCs/>
-        </w:rPr>
-        <w:t xml:space="preserve"> </w:t>
+          <w:sz w:val="21"/>
+          <w:szCs w:val="21"/>
+        </w:rPr>
+        <w:t xml:space="preserve">左侧 </w:t>
       </w:r>
       <m:oMath>
         <m:r>
           <w:rPr>
-            <w:rFonts w:ascii="Cambria Math" w:hAnsi="Cambria Math"/>
+            <w:rFonts w:ascii="Cambria Math" w:eastAsia="宋体" w:hAnsi="Cambria Math"/>
+            <w:sz w:val="21"/>
+            <w:szCs w:val="21"/>
           </w:rPr>
           <m:t>L(t)=</m:t>
         </m:r>
@@ -1609,6 +2260,11 @@
           <m:rPr>
             <m:nor/>
           </m:rPr>
+          <w:rPr>
+            <w:rFonts w:ascii="宋体" w:eastAsia="宋体" w:hAnsi="宋体"/>
+            <w:sz w:val="21"/>
+            <w:szCs w:val="21"/>
+          </w:rPr>
           <m:t>∣</m:t>
         </m:r>
         <m:r>
@@ -1616,13 +2272,18 @@
             <m:nor/>
           </m:rPr>
           <w:rPr>
+            <w:rFonts w:ascii="宋体" w:eastAsia="宋体" w:hAnsi="宋体"/>
             <w:b/>
+            <w:sz w:val="21"/>
+            <w:szCs w:val="21"/>
           </w:rPr>
           <m:t>d</m:t>
         </m:r>
         <m:r>
           <w:rPr>
-            <w:rFonts w:ascii="Cambria Math" w:hAnsi="Cambria Math"/>
+            <w:rFonts w:ascii="Cambria Math" w:eastAsia="宋体" w:hAnsi="Cambria Math"/>
+            <w:sz w:val="21"/>
+            <w:szCs w:val="21"/>
           </w:rPr>
           <m:t>-</m:t>
         </m:r>
@@ -1630,7 +2291,9 @@
           <m:sSubPr>
             <m:ctrlPr>
               <w:rPr>
-                <w:rFonts w:ascii="Cambria Math" w:hAnsi="Cambria Math"/>
+                <w:rFonts w:ascii="Cambria Math" w:eastAsia="宋体" w:hAnsi="Cambria Math"/>
+                <w:sz w:val="21"/>
+                <w:szCs w:val="21"/>
               </w:rPr>
             </m:ctrlPr>
           </m:sSubPr>
@@ -1640,7 +2303,10 @@
                 <m:nor/>
               </m:rPr>
               <w:rPr>
+                <w:rFonts w:ascii="宋体" w:eastAsia="宋体" w:hAnsi="宋体"/>
                 <w:b/>
+                <w:sz w:val="21"/>
+                <w:szCs w:val="21"/>
               </w:rPr>
               <m:t>v</m:t>
             </m:r>
@@ -1648,7 +2314,9 @@
           <m:sub>
             <m:r>
               <w:rPr>
-                <w:rFonts w:ascii="Cambria Math" w:hAnsi="Cambria Math"/>
+                <w:rFonts w:ascii="Cambria Math" w:eastAsia="宋体" w:hAnsi="Cambria Math"/>
+                <w:sz w:val="21"/>
+                <w:szCs w:val="21"/>
               </w:rPr>
               <m:t>r</m:t>
             </m:r>
@@ -1656,7 +2324,9 @@
         </m:sSub>
         <m:r>
           <w:rPr>
-            <w:rFonts w:ascii="Cambria Math" w:hAnsi="Cambria Math"/>
+            <w:rFonts w:ascii="Cambria Math" w:eastAsia="宋体" w:hAnsi="Cambria Math"/>
+            <w:sz w:val="21"/>
+            <w:szCs w:val="21"/>
           </w:rPr>
           <m:t>t</m:t>
         </m:r>
@@ -1664,10 +2334,20 @@
           <m:rPr>
             <m:nor/>
           </m:rPr>
+          <w:rPr>
+            <w:rFonts w:ascii="宋体" w:eastAsia="宋体" w:hAnsi="宋体"/>
+            <w:sz w:val="21"/>
+            <w:szCs w:val="21"/>
+          </w:rPr>
           <m:t>∣</m:t>
         </m:r>
       </m:oMath>
       <w:r>
+        <w:rPr>
+          <w:rFonts w:ascii="宋体" w:eastAsia="宋体" w:hAnsi="宋体"/>
+          <w:sz w:val="21"/>
+          <w:szCs w:val="21"/>
+        </w:rPr>
         <w:t>：</w:t>
       </w:r>
     </w:p>
@@ -1679,8 +2359,18 @@
           <w:numId w:val="2"/>
         </w:numPr>
         <w:spacing w:after="100"/>
-      </w:pPr>
-      <w:r>
+        <w:rPr>
+          <w:rFonts w:ascii="宋体" w:eastAsia="宋体" w:hAnsi="宋体"/>
+          <w:sz w:val="21"/>
+          <w:szCs w:val="21"/>
+        </w:rPr>
+      </w:pPr>
+      <w:r>
+        <w:rPr>
+          <w:rFonts w:ascii="宋体" w:eastAsia="宋体" w:hAnsi="宋体"/>
+          <w:sz w:val="21"/>
+          <w:szCs w:val="21"/>
+        </w:rPr>
         <w:t>若机器人背向目标运动（</w:t>
       </w:r>
       <m:oMath>
@@ -1689,13 +2379,18 @@
             <m:nor/>
           </m:rPr>
           <w:rPr>
+            <w:rFonts w:ascii="宋体" w:eastAsia="宋体" w:hAnsi="宋体"/>
             <w:b/>
+            <w:sz w:val="21"/>
+            <w:szCs w:val="21"/>
           </w:rPr>
           <m:t>d</m:t>
         </m:r>
         <m:r>
           <w:rPr>
-            <w:rFonts w:ascii="Cambria Math" w:hAnsi="Cambria Math"/>
+            <w:rFonts w:ascii="Cambria Math" w:eastAsia="宋体" w:hAnsi="Cambria Math"/>
+            <w:sz w:val="21"/>
+            <w:szCs w:val="21"/>
           </w:rPr>
           <m:t>⋅</m:t>
         </m:r>
@@ -1703,7 +2398,9 @@
           <m:sSubPr>
             <m:ctrlPr>
               <w:rPr>
-                <w:rFonts w:ascii="Cambria Math" w:hAnsi="Cambria Math"/>
+                <w:rFonts w:ascii="Cambria Math" w:eastAsia="宋体" w:hAnsi="Cambria Math"/>
+                <w:sz w:val="21"/>
+                <w:szCs w:val="21"/>
               </w:rPr>
             </m:ctrlPr>
           </m:sSubPr>
@@ -1713,7 +2410,10 @@
                 <m:nor/>
               </m:rPr>
               <w:rPr>
+                <w:rFonts w:ascii="宋体" w:eastAsia="宋体" w:hAnsi="宋体"/>
                 <w:b/>
+                <w:sz w:val="21"/>
+                <w:szCs w:val="21"/>
               </w:rPr>
               <m:t>v</m:t>
             </m:r>
@@ -1721,7 +2421,9 @@
           <m:sub>
             <m:r>
               <w:rPr>
-                <w:rFonts w:ascii="Cambria Math" w:hAnsi="Cambria Math"/>
+                <w:rFonts w:ascii="Cambria Math" w:eastAsia="宋体" w:hAnsi="Cambria Math"/>
+                <w:sz w:val="21"/>
+                <w:szCs w:val="21"/>
               </w:rPr>
               <m:t>r</m:t>
             </m:r>
@@ -1729,27 +2431,38 @@
         </m:sSub>
         <m:r>
           <w:rPr>
-            <w:rFonts w:ascii="Cambria Math" w:hAnsi="Cambria Math"/>
+            <w:rFonts w:ascii="Cambria Math" w:eastAsia="宋体" w:hAnsi="Cambria Math"/>
+            <w:sz w:val="21"/>
+            <w:szCs w:val="21"/>
           </w:rPr>
           <m:t>≤0</m:t>
         </m:r>
       </m:oMath>
       <w:r>
+        <w:rPr>
+          <w:rFonts w:ascii="宋体" w:eastAsia="宋体" w:hAnsi="宋体"/>
+          <w:sz w:val="21"/>
+          <w:szCs w:val="21"/>
+        </w:rPr>
         <w:t>），</w:t>
       </w:r>
       <m:oMath>
         <m:r>
           <w:rPr>
-            <w:rFonts w:ascii="Cambria Math" w:hAnsi="Cambria Math"/>
+            <w:rFonts w:ascii="Cambria Math" w:eastAsia="宋体" w:hAnsi="Cambria Math"/>
+            <w:sz w:val="21"/>
+            <w:szCs w:val="21"/>
           </w:rPr>
           <m:t>L(t)</m:t>
         </m:r>
       </m:oMath>
       <w:r>
-        <w:t xml:space="preserve"> </w:t>
-      </w:r>
-      <w:r>
-        <w:t>单调递增。</w:t>
+        <w:rPr>
+          <w:rFonts w:ascii="宋体" w:eastAsia="宋体" w:hAnsi="宋体"/>
+          <w:sz w:val="21"/>
+          <w:szCs w:val="21"/>
+        </w:rPr>
+        <w:t xml:space="preserve"> 单调递增。</w:t>
       </w:r>
     </w:p>
     <w:p>
@@ -1767,8 +2480,18 @@
         </w:pBdr>
         <w:shd w:val="clear" w:color="auto" w:fill="FFFFFF"/>
         <w:spacing w:before="100" w:beforeAutospacing="1" w:after="100" w:afterAutospacing="1"/>
-      </w:pPr>
-      <w:r>
+        <w:rPr>
+          <w:rFonts w:ascii="宋体" w:eastAsia="宋体" w:hAnsi="宋体"/>
+          <w:sz w:val="21"/>
+          <w:szCs w:val="21"/>
+        </w:rPr>
+      </w:pPr>
+      <w:r>
+        <w:rPr>
+          <w:rFonts w:ascii="宋体" w:eastAsia="宋体" w:hAnsi="宋体"/>
+          <w:sz w:val="21"/>
+          <w:szCs w:val="21"/>
+        </w:rPr>
         <w:t>若朝向目标运动（</w:t>
       </w:r>
       <m:oMath>
@@ -1777,7 +2500,9 @@
             <m:sty m:val="b"/>
           </m:rPr>
           <w:rPr>
-            <w:rFonts w:ascii="Cambria Math" w:hAnsi="Cambria Math"/>
+            <w:rFonts w:ascii="Cambria Math" w:eastAsia="宋体" w:hAnsi="Cambria Math"/>
+            <w:sz w:val="21"/>
+            <w:szCs w:val="21"/>
           </w:rPr>
           <m:t>d</m:t>
         </m:r>
@@ -1786,7 +2511,9 @@
             <m:sty m:val="p"/>
           </m:rPr>
           <w:rPr>
-            <w:rFonts w:ascii="Cambria Math" w:hAnsi="Cambria Math"/>
+            <w:rFonts w:ascii="Cambria Math" w:eastAsia="宋体" w:hAnsi="Cambria Math"/>
+            <w:sz w:val="21"/>
+            <w:szCs w:val="21"/>
           </w:rPr>
           <m:t>⋅</m:t>
         </m:r>
@@ -1794,7 +2521,9 @@
           <m:sSubPr>
             <m:ctrlPr>
               <w:rPr>
-                <w:rFonts w:ascii="Cambria Math" w:hAnsi="Cambria Math"/>
+                <w:rFonts w:ascii="Cambria Math" w:eastAsia="宋体" w:hAnsi="Cambria Math"/>
+                <w:sz w:val="21"/>
+                <w:szCs w:val="21"/>
               </w:rPr>
             </m:ctrlPr>
           </m:sSubPr>
@@ -1804,7 +2533,9 @@
                 <m:sty m:val="b"/>
               </m:rPr>
               <w:rPr>
-                <w:rFonts w:ascii="Cambria Math" w:hAnsi="Cambria Math"/>
+                <w:rFonts w:ascii="Cambria Math" w:eastAsia="宋体" w:hAnsi="Cambria Math"/>
+                <w:sz w:val="21"/>
+                <w:szCs w:val="21"/>
               </w:rPr>
               <m:t>v</m:t>
             </m:r>
@@ -1812,7 +2543,9 @@
           <m:sub>
             <m:r>
               <w:rPr>
-                <w:rFonts w:ascii="Cambria Math" w:hAnsi="Cambria Math"/>
+                <w:rFonts w:ascii="Cambria Math" w:eastAsia="宋体" w:hAnsi="Cambria Math"/>
+                <w:sz w:val="21"/>
+                <w:szCs w:val="21"/>
               </w:rPr>
               <m:t>r</m:t>
             </m:r>
@@ -1823,18 +2556,27 @@
             <m:sty m:val="p"/>
           </m:rPr>
           <w:rPr>
-            <w:rFonts w:ascii="Cambria Math" w:hAnsi="Cambria Math"/>
+            <w:rFonts w:ascii="Cambria Math" w:eastAsia="宋体" w:hAnsi="Cambria Math"/>
+            <w:sz w:val="21"/>
+            <w:szCs w:val="21"/>
           </w:rPr>
           <m:t>&gt;0</m:t>
         </m:r>
       </m:oMath>
       <w:r>
+        <w:rPr>
+          <w:rFonts w:ascii="宋体" w:eastAsia="宋体" w:hAnsi="宋体"/>
+          <w:sz w:val="21"/>
+          <w:szCs w:val="21"/>
+        </w:rPr>
         <w:t>），</w:t>
       </w:r>
       <m:oMath>
         <m:r>
           <w:rPr>
-            <w:rFonts w:ascii="Cambria Math" w:hAnsi="Cambria Math"/>
+            <w:rFonts w:ascii="Cambria Math" w:eastAsia="宋体" w:hAnsi="Cambria Math"/>
+            <w:sz w:val="21"/>
+            <w:szCs w:val="21"/>
           </w:rPr>
           <m:t>L</m:t>
         </m:r>
@@ -1843,13 +2585,17 @@
             <m:sty m:val="p"/>
           </m:rPr>
           <w:rPr>
-            <w:rFonts w:ascii="Cambria Math" w:hAnsi="Cambria Math"/>
+            <w:rFonts w:ascii="Cambria Math" w:eastAsia="宋体" w:hAnsi="Cambria Math"/>
+            <w:sz w:val="21"/>
+            <w:szCs w:val="21"/>
           </w:rPr>
           <m:t>(</m:t>
         </m:r>
         <m:r>
           <w:rPr>
-            <w:rFonts w:ascii="Cambria Math" w:hAnsi="Cambria Math"/>
+            <w:rFonts w:ascii="Cambria Math" w:eastAsia="宋体" w:hAnsi="Cambria Math"/>
+            <w:sz w:val="21"/>
+            <w:szCs w:val="21"/>
           </w:rPr>
           <m:t>t</m:t>
         </m:r>
@@ -1858,33 +2604,38 @@
             <m:sty m:val="p"/>
           </m:rPr>
           <w:rPr>
-            <w:rFonts w:ascii="Cambria Math" w:hAnsi="Cambria Math"/>
+            <w:rFonts w:ascii="Cambria Math" w:eastAsia="宋体" w:hAnsi="Cambria Math"/>
+            <w:sz w:val="21"/>
+            <w:szCs w:val="21"/>
           </w:rPr>
           <m:t>)</m:t>
         </m:r>
       </m:oMath>
       <w:r>
-        <w:t> </w:t>
-      </w:r>
-      <w:r>
-        <w:t>先减后增，存在极小值点</w:t>
-      </w:r>
-      <w:r>
-        <w:t> </w:t>
+        <w:rPr>
+          <w:rFonts w:ascii="宋体" w:eastAsia="宋体" w:hAnsi="宋体"/>
+          <w:sz w:val="21"/>
+          <w:szCs w:val="21"/>
+        </w:rPr>
+        <w:t> 先减后增，存在极小值点 </w:t>
       </w:r>
       <m:oMath>
         <m:sSub>
           <m:sSubPr>
             <m:ctrlPr>
               <w:rPr>
-                <w:rFonts w:ascii="Cambria Math" w:hAnsi="Cambria Math"/>
+                <w:rFonts w:ascii="Cambria Math" w:eastAsia="宋体" w:hAnsi="Cambria Math"/>
+                <w:sz w:val="21"/>
+                <w:szCs w:val="21"/>
               </w:rPr>
             </m:ctrlPr>
           </m:sSubPr>
           <m:e>
             <m:r>
               <w:rPr>
-                <w:rFonts w:ascii="Cambria Math" w:hAnsi="Cambria Math"/>
+                <w:rFonts w:ascii="Cambria Math" w:eastAsia="宋体" w:hAnsi="Cambria Math"/>
+                <w:sz w:val="21"/>
+                <w:szCs w:val="21"/>
               </w:rPr>
               <m:t>t</m:t>
             </m:r>
@@ -1895,7 +2646,9 @@
                 <m:sty m:val="p"/>
               </m:rPr>
               <w:rPr>
-                <w:rFonts w:ascii="Cambria Math" w:hAnsi="Cambria Math"/>
+                <w:rFonts w:ascii="Cambria Math" w:eastAsia="宋体" w:hAnsi="Cambria Math"/>
+                <w:sz w:val="21"/>
+                <w:szCs w:val="21"/>
               </w:rPr>
               <m:t>min</m:t>
             </m:r>
@@ -1906,7 +2659,9 @@
             <m:sty m:val="p"/>
           </m:rPr>
           <w:rPr>
-            <w:rFonts w:ascii="Cambria Math" w:hAnsi="Cambria Math"/>
+            <w:rFonts w:ascii="Cambria Math" w:eastAsia="宋体" w:hAnsi="Cambria Math"/>
+            <w:sz w:val="21"/>
+            <w:szCs w:val="21"/>
           </w:rPr>
           <m:t>=</m:t>
         </m:r>
@@ -1914,7 +2669,9 @@
           <m:fPr>
             <m:ctrlPr>
               <w:rPr>
-                <w:rFonts w:ascii="Cambria Math" w:hAnsi="Cambria Math"/>
+                <w:rFonts w:ascii="Cambria Math" w:eastAsia="宋体" w:hAnsi="Cambria Math"/>
+                <w:sz w:val="21"/>
+                <w:szCs w:val="21"/>
               </w:rPr>
             </m:ctrlPr>
           </m:fPr>
@@ -1924,7 +2681,9 @@
                 <m:sty m:val="b"/>
               </m:rPr>
               <w:rPr>
-                <w:rFonts w:ascii="Cambria Math" w:hAnsi="Cambria Math"/>
+                <w:rFonts w:ascii="Cambria Math" w:eastAsia="宋体" w:hAnsi="Cambria Math"/>
+                <w:sz w:val="21"/>
+                <w:szCs w:val="21"/>
               </w:rPr>
               <m:t>d</m:t>
             </m:r>
@@ -1933,7 +2692,9 @@
                 <m:sty m:val="p"/>
               </m:rPr>
               <w:rPr>
-                <w:rFonts w:ascii="Cambria Math" w:hAnsi="Cambria Math"/>
+                <w:rFonts w:ascii="Cambria Math" w:eastAsia="宋体" w:hAnsi="Cambria Math"/>
+                <w:sz w:val="21"/>
+                <w:szCs w:val="21"/>
               </w:rPr>
               <m:t>⋅</m:t>
             </m:r>
@@ -1941,7 +2702,9 @@
               <m:sSubPr>
                 <m:ctrlPr>
                   <w:rPr>
-                    <w:rFonts w:ascii="Cambria Math" w:hAnsi="Cambria Math"/>
+                    <w:rFonts w:ascii="Cambria Math" w:eastAsia="宋体" w:hAnsi="Cambria Math"/>
+                    <w:sz w:val="21"/>
+                    <w:szCs w:val="21"/>
                   </w:rPr>
                 </m:ctrlPr>
               </m:sSubPr>
@@ -1951,7 +2714,9 @@
                     <m:sty m:val="b"/>
                   </m:rPr>
                   <w:rPr>
-                    <w:rFonts w:ascii="Cambria Math" w:hAnsi="Cambria Math"/>
+                    <w:rFonts w:ascii="Cambria Math" w:eastAsia="宋体" w:hAnsi="Cambria Math"/>
+                    <w:sz w:val="21"/>
+                    <w:szCs w:val="21"/>
                   </w:rPr>
                   <m:t>v</m:t>
                 </m:r>
@@ -1959,7 +2724,9 @@
               <m:sub>
                 <m:r>
                   <w:rPr>
-                    <w:rFonts w:ascii="Cambria Math" w:hAnsi="Cambria Math"/>
+                    <w:rFonts w:ascii="Cambria Math" w:eastAsia="宋体" w:hAnsi="Cambria Math"/>
+                    <w:sz w:val="21"/>
+                    <w:szCs w:val="21"/>
                   </w:rPr>
                   <m:t>r</m:t>
                 </m:r>
@@ -1972,7 +2739,9 @@
                 <m:sty m:val="p"/>
               </m:rPr>
               <w:rPr>
-                <w:rFonts w:ascii="Cambria Math" w:hAnsi="Cambria Math"/>
+                <w:rFonts w:ascii="Cambria Math" w:eastAsia="宋体" w:hAnsi="Cambria Math"/>
+                <w:sz w:val="21"/>
+                <w:szCs w:val="21"/>
               </w:rPr>
               <m:t>∣</m:t>
             </m:r>
@@ -1980,7 +2749,9 @@
               <m:sSubPr>
                 <m:ctrlPr>
                   <w:rPr>
-                    <w:rFonts w:ascii="Cambria Math" w:hAnsi="Cambria Math"/>
+                    <w:rFonts w:ascii="Cambria Math" w:eastAsia="宋体" w:hAnsi="Cambria Math"/>
+                    <w:sz w:val="21"/>
+                    <w:szCs w:val="21"/>
                   </w:rPr>
                 </m:ctrlPr>
               </m:sSubPr>
@@ -1990,7 +2761,9 @@
                     <m:sty m:val="b"/>
                   </m:rPr>
                   <w:rPr>
-                    <w:rFonts w:ascii="Cambria Math" w:hAnsi="Cambria Math"/>
+                    <w:rFonts w:ascii="Cambria Math" w:eastAsia="宋体" w:hAnsi="Cambria Math"/>
+                    <w:sz w:val="21"/>
+                    <w:szCs w:val="21"/>
                   </w:rPr>
                   <m:t>v</m:t>
                 </m:r>
@@ -1998,7 +2771,9 @@
               <m:sub>
                 <m:r>
                   <w:rPr>
-                    <w:rFonts w:ascii="Cambria Math" w:hAnsi="Cambria Math"/>
+                    <w:rFonts w:ascii="Cambria Math" w:eastAsia="宋体" w:hAnsi="Cambria Math"/>
+                    <w:sz w:val="21"/>
+                    <w:szCs w:val="21"/>
                   </w:rPr>
                   <m:t>r</m:t>
                 </m:r>
@@ -2008,7 +2783,9 @@
               <m:sSupPr>
                 <m:ctrlPr>
                   <w:rPr>
-                    <w:rFonts w:ascii="Cambria Math" w:hAnsi="Cambria Math"/>
+                    <w:rFonts w:ascii="Cambria Math" w:eastAsia="宋体" w:hAnsi="Cambria Math"/>
+                    <w:sz w:val="21"/>
+                    <w:szCs w:val="21"/>
                   </w:rPr>
                 </m:ctrlPr>
               </m:sSupPr>
@@ -2018,7 +2795,9 @@
                     <m:sty m:val="p"/>
                   </m:rPr>
                   <w:rPr>
-                    <w:rFonts w:ascii="Cambria Math" w:hAnsi="Cambria Math"/>
+                    <w:rFonts w:ascii="Cambria Math" w:eastAsia="宋体" w:hAnsi="Cambria Math"/>
+                    <w:sz w:val="21"/>
+                    <w:szCs w:val="21"/>
                   </w:rPr>
                   <m:t>∣</m:t>
                 </m:r>
@@ -2029,7 +2808,9 @@
                     <m:sty m:val="p"/>
                   </m:rPr>
                   <w:rPr>
-                    <w:rFonts w:ascii="Cambria Math" w:hAnsi="Cambria Math"/>
+                    <w:rFonts w:ascii="Cambria Math" w:eastAsia="宋体" w:hAnsi="Cambria Math"/>
+                    <w:sz w:val="21"/>
+                    <w:szCs w:val="21"/>
                   </w:rPr>
                   <m:t>2</m:t>
                 </m:r>
@@ -2039,10 +2820,12 @@
         </m:f>
       </m:oMath>
       <w:r>
-        <w:t>。此时我们限制求解区间为</w:t>
-      </w:r>
-      <w:r>
-        <w:t> </w:t>
+        <w:rPr>
+          <w:rFonts w:ascii="宋体" w:eastAsia="宋体" w:hAnsi="宋体"/>
+          <w:sz w:val="21"/>
+          <w:szCs w:val="21"/>
+        </w:rPr>
+        <w:t>。此时我们限制求解区间为 </w:t>
       </w:r>
       <m:oMath>
         <m:d>
@@ -2052,7 +2835,9 @@
             <m:endChr m:val="]"/>
             <m:ctrlPr>
               <w:rPr>
-                <w:rFonts w:ascii="Cambria Math" w:hAnsi="Cambria Math"/>
+                <w:rFonts w:ascii="Cambria Math" w:eastAsia="宋体" w:hAnsi="Cambria Math"/>
+                <w:sz w:val="21"/>
+                <w:szCs w:val="21"/>
               </w:rPr>
             </m:ctrlPr>
           </m:dPr>
@@ -2062,7 +2847,9 @@
                 <m:sty m:val="p"/>
               </m:rPr>
               <w:rPr>
-                <w:rFonts w:ascii="Cambria Math" w:hAnsi="Cambria Math"/>
+                <w:rFonts w:ascii="Cambria Math" w:eastAsia="宋体" w:hAnsi="Cambria Math"/>
+                <w:sz w:val="21"/>
+                <w:szCs w:val="21"/>
               </w:rPr>
               <m:t>0</m:t>
             </m:r>
@@ -2072,14 +2859,18 @@
               <m:sSubPr>
                 <m:ctrlPr>
                   <w:rPr>
-                    <w:rFonts w:ascii="Cambria Math" w:hAnsi="Cambria Math"/>
+                    <w:rFonts w:ascii="Cambria Math" w:eastAsia="宋体" w:hAnsi="Cambria Math"/>
+                    <w:sz w:val="21"/>
+                    <w:szCs w:val="21"/>
                   </w:rPr>
                 </m:ctrlPr>
               </m:sSubPr>
               <m:e>
                 <m:r>
                   <w:rPr>
-                    <w:rFonts w:ascii="Cambria Math" w:hAnsi="Cambria Math"/>
+                    <w:rFonts w:ascii="Cambria Math" w:eastAsia="宋体" w:hAnsi="Cambria Math"/>
+                    <w:sz w:val="21"/>
+                    <w:szCs w:val="21"/>
                   </w:rPr>
                   <m:t>t</m:t>
                 </m:r>
@@ -2090,7 +2881,9 @@
                     <m:sty m:val="p"/>
                   </m:rPr>
                   <w:rPr>
-                    <w:rFonts w:ascii="Cambria Math" w:hAnsi="Cambria Math"/>
+                    <w:rFonts w:ascii="Cambria Math" w:eastAsia="宋体" w:hAnsi="Cambria Math"/>
+                    <w:sz w:val="21"/>
+                    <w:szCs w:val="21"/>
                   </w:rPr>
                   <m:t>min</m:t>
                 </m:r>
@@ -2100,15 +2893,19 @@
         </m:d>
       </m:oMath>
       <w:r>
-        <w:t>，保证</w:t>
-      </w:r>
-      <w:r>
-        <w:t> </w:t>
+        <w:rPr>
+          <w:rFonts w:ascii="宋体" w:eastAsia="宋体" w:hAnsi="宋体"/>
+          <w:sz w:val="21"/>
+          <w:szCs w:val="21"/>
+        </w:rPr>
+        <w:t>，保证 </w:t>
       </w:r>
       <m:oMath>
         <m:r>
           <w:rPr>
-            <w:rFonts w:ascii="Cambria Math" w:hAnsi="Cambria Math"/>
+            <w:rFonts w:ascii="Cambria Math" w:eastAsia="宋体" w:hAnsi="Cambria Math"/>
+            <w:sz w:val="21"/>
+            <w:szCs w:val="21"/>
           </w:rPr>
           <m:t>L</m:t>
         </m:r>
@@ -2117,13 +2914,17 @@
             <m:sty m:val="p"/>
           </m:rPr>
           <w:rPr>
-            <w:rFonts w:ascii="Cambria Math" w:hAnsi="Cambria Math"/>
+            <w:rFonts w:ascii="Cambria Math" w:eastAsia="宋体" w:hAnsi="Cambria Math"/>
+            <w:sz w:val="21"/>
+            <w:szCs w:val="21"/>
           </w:rPr>
           <m:t>(</m:t>
         </m:r>
         <m:r>
           <w:rPr>
-            <w:rFonts w:ascii="Cambria Math" w:hAnsi="Cambria Math"/>
+            <w:rFonts w:ascii="Cambria Math" w:eastAsia="宋体" w:hAnsi="Cambria Math"/>
+            <w:sz w:val="21"/>
+            <w:szCs w:val="21"/>
           </w:rPr>
           <m:t>t</m:t>
         </m:r>
@@ -2132,146 +2933,192 @@
             <m:sty m:val="p"/>
           </m:rPr>
           <w:rPr>
-            <w:rFonts w:ascii="Cambria Math" w:hAnsi="Cambria Math"/>
+            <w:rFonts w:ascii="Cambria Math" w:eastAsia="宋体" w:hAnsi="Cambria Math"/>
+            <w:sz w:val="21"/>
+            <w:szCs w:val="21"/>
           </w:rPr>
           <m:t>)</m:t>
         </m:r>
       </m:oMath>
       <w:r>
-        <w:t> </w:t>
-      </w:r>
-      <w:r>
-        <w:t>单调递减。</w:t>
+        <w:rPr>
+          <w:rFonts w:ascii="宋体" w:eastAsia="宋体" w:hAnsi="宋体"/>
+          <w:sz w:val="21"/>
+          <w:szCs w:val="21"/>
+        </w:rPr>
+        <w:t> 单调递减。</w:t>
       </w:r>
     </w:p>
     <w:p>
       <w:pPr>
         <w:spacing w:after="200"/>
-      </w:pPr>
-      <w:r>
-        <w:t xml:space="preserve"> </w:t>
-      </w:r>
-      <w:r>
-        <w:t>在以上区间内，</w:t>
+        <w:rPr>
+          <w:rFonts w:ascii="宋体" w:eastAsia="宋体" w:hAnsi="宋体"/>
+          <w:sz w:val="21"/>
+          <w:szCs w:val="21"/>
+        </w:rPr>
+      </w:pPr>
+      <w:r>
+        <w:rPr>
+          <w:rFonts w:ascii="宋体" w:eastAsia="宋体" w:hAnsi="宋体"/>
+          <w:sz w:val="21"/>
+          <w:szCs w:val="21"/>
+        </w:rPr>
+        <w:t xml:space="preserve"> 在以上区间内，</w:t>
       </w:r>
       <m:oMath>
         <m:r>
           <w:rPr>
-            <w:rFonts w:ascii="Cambria Math" w:hAnsi="Cambria Math"/>
+            <w:rFonts w:ascii="Cambria Math" w:eastAsia="宋体" w:hAnsi="Cambria Math"/>
+            <w:sz w:val="21"/>
+            <w:szCs w:val="21"/>
           </w:rPr>
           <m:t>F(t)=L(t)-d(t)</m:t>
         </m:r>
       </m:oMath>
       <w:r>
-        <w:t xml:space="preserve"> </w:t>
-      </w:r>
-      <w:r>
-        <w:t>严格单调（</w:t>
+        <w:rPr>
+          <w:rFonts w:ascii="宋体" w:eastAsia="宋体" w:hAnsi="宋体"/>
+          <w:sz w:val="21"/>
+          <w:szCs w:val="21"/>
+        </w:rPr>
+        <w:t xml:space="preserve"> 严格单调（</w:t>
       </w:r>
       <m:oMath>
         <m:r>
           <w:rPr>
-            <w:rFonts w:ascii="Cambria Math" w:hAnsi="Cambria Math"/>
+            <w:rFonts w:ascii="Cambria Math" w:eastAsia="宋体" w:hAnsi="Cambria Math"/>
+            <w:sz w:val="21"/>
+            <w:szCs w:val="21"/>
           </w:rPr>
           <m:t>L</m:t>
         </m:r>
       </m:oMath>
       <w:r>
-        <w:t xml:space="preserve"> </w:t>
-      </w:r>
-      <w:r>
-        <w:t>单调递减</w:t>
-      </w:r>
-      <w:r>
-        <w:t>/</w:t>
-      </w:r>
-      <w:r>
-        <w:t>递增，</w:t>
+        <w:rPr>
+          <w:rFonts w:ascii="宋体" w:eastAsia="宋体" w:hAnsi="宋体"/>
+          <w:sz w:val="21"/>
+          <w:szCs w:val="21"/>
+        </w:rPr>
+        <w:t xml:space="preserve"> 单调递减/递增，</w:t>
       </w:r>
       <m:oMath>
         <m:r>
           <w:rPr>
-            <w:rFonts w:ascii="Cambria Math" w:hAnsi="Cambria Math"/>
+            <w:rFonts w:ascii="Cambria Math" w:eastAsia="宋体" w:hAnsi="Cambria Math"/>
+            <w:sz w:val="21"/>
+            <w:szCs w:val="21"/>
           </w:rPr>
           <m:t>d</m:t>
         </m:r>
       </m:oMath>
       <w:r>
-        <w:t xml:space="preserve"> </w:t>
-      </w:r>
-      <w:r>
-        <w:t>单调递增，差值单调性明确），二分法可保证收敛到唯一解。</w:t>
-      </w:r>
-      <w:r>
-        <w:t xml:space="preserve"> </w:t>
+        <w:rPr>
+          <w:rFonts w:ascii="宋体" w:eastAsia="宋体" w:hAnsi="宋体"/>
+          <w:sz w:val="21"/>
+          <w:szCs w:val="21"/>
+        </w:rPr>
+        <w:t xml:space="preserve"> 单调递增，差值单调性明确），二分法可保证收敛到唯一解。 </w:t>
       </w:r>
     </w:p>
     <w:p>
       <w:pPr>
         <w:pStyle w:val="3"/>
         <w:spacing w:after="200"/>
-      </w:pPr>
-      <w:r>
-        <w:t xml:space="preserve">4.2 </w:t>
-      </w:r>
-      <w:r>
-        <w:t>二分求解流程</w:t>
+        <w:rPr>
+          <w:rFonts w:ascii="宋体" w:eastAsia="宋体" w:hAnsi="宋体"/>
+          <w:sz w:val="24"/>
+          <w:szCs w:val="24"/>
+        </w:rPr>
+      </w:pPr>
+      <w:r>
+        <w:rPr>
+          <w:rFonts w:ascii="宋体" w:eastAsia="宋体" w:hAnsi="宋体"/>
+          <w:sz w:val="24"/>
+          <w:szCs w:val="24"/>
+        </w:rPr>
+        <w:t>4.2 二分求解流程</w:t>
       </w:r>
     </w:p>
     <w:p>
       <w:pPr>
         <w:spacing w:after="120"/>
-      </w:pPr>
-      <w:r>
-        <w:t>对每个候选仰角</w:t>
-      </w:r>
-      <w:r>
-        <w:t xml:space="preserve"> </w:t>
+        <w:rPr>
+          <w:rFonts w:ascii="宋体" w:eastAsia="宋体" w:hAnsi="宋体"/>
+          <w:sz w:val="21"/>
+          <w:szCs w:val="21"/>
+        </w:rPr>
+      </w:pPr>
+      <w:r>
+        <w:rPr>
+          <w:rFonts w:ascii="宋体" w:eastAsia="宋体" w:hAnsi="宋体"/>
+          <w:sz w:val="21"/>
+          <w:szCs w:val="21"/>
+        </w:rPr>
+        <w:t xml:space="preserve">对每个候选仰角 </w:t>
       </w:r>
       <m:oMath>
         <m:r>
           <w:rPr>
-            <w:rFonts w:ascii="Cambria Math" w:hAnsi="Cambria Math"/>
+            <w:rFonts w:ascii="Cambria Math" w:eastAsia="宋体" w:hAnsi="Cambria Math"/>
+            <w:sz w:val="21"/>
+            <w:szCs w:val="21"/>
           </w:rPr>
           <m:t>θ</m:t>
         </m:r>
       </m:oMath>
       <w:r>
-        <w:t>（即每个</w:t>
-      </w:r>
-      <w:r>
-        <w:t xml:space="preserve"> </w:t>
+        <w:rPr>
+          <w:rFonts w:ascii="宋体" w:eastAsia="宋体" w:hAnsi="宋体"/>
+          <w:sz w:val="21"/>
+          <w:szCs w:val="21"/>
+        </w:rPr>
+        <w:t xml:space="preserve">（即每个 </w:t>
       </w:r>
       <m:oMath>
         <m:r>
           <w:rPr>
-            <w:rFonts w:ascii="Cambria Math" w:hAnsi="Cambria Math"/>
+            <w:rFonts w:ascii="Cambria Math" w:eastAsia="宋体" w:hAnsi="Cambria Math"/>
+            <w:sz w:val="21"/>
+            <w:szCs w:val="21"/>
           </w:rPr>
           <m:t>d(t)</m:t>
         </m:r>
       </m:oMath>
       <w:r>
-        <w:t xml:space="preserve"> </w:t>
-      </w:r>
-      <w:r>
-        <w:t>映射表）：</w:t>
-      </w:r>
-      <w:r>
-        <w:t xml:space="preserve"> </w:t>
+        <w:rPr>
+          <w:rFonts w:ascii="宋体" w:eastAsia="宋体" w:hAnsi="宋体"/>
+          <w:sz w:val="21"/>
+          <w:szCs w:val="21"/>
+        </w:rPr>
+        <w:t xml:space="preserve"> 映射表）： </w:t>
       </w:r>
     </w:p>
     <w:p>
       <w:pPr>
         <w:spacing w:after="100"/>
         <w:ind w:left="20"/>
-      </w:pPr>
-      <w:r>
+        <w:rPr>
+          <w:rFonts w:ascii="宋体" w:eastAsia="宋体" w:hAnsi="宋体"/>
+          <w:sz w:val="21"/>
+          <w:szCs w:val="21"/>
+        </w:rPr>
+      </w:pPr>
+      <w:r>
+        <w:rPr>
+          <w:rFonts w:ascii="宋体" w:eastAsia="宋体" w:hAnsi="宋体"/>
+          <w:sz w:val="21"/>
+          <w:szCs w:val="21"/>
+        </w:rPr>
         <w:t xml:space="preserve">1. </w:t>
       </w:r>
       <w:r>
         <w:rPr>
+          <w:rFonts w:ascii="宋体" w:eastAsia="宋体" w:hAnsi="宋体"/>
           <w:b/>
           <w:bCs/>
+          <w:sz w:val="21"/>
+          <w:szCs w:val="21"/>
         </w:rPr>
         <w:t>确定区间</w:t>
       </w:r>
@@ -2283,7 +3130,9 @@
             <m:endChr m:val="]"/>
             <m:ctrlPr>
               <w:rPr>
-                <w:rFonts w:ascii="Cambria Math" w:hAnsi="Cambria Math"/>
+                <w:rFonts w:ascii="Cambria Math" w:eastAsia="宋体" w:hAnsi="Cambria Math"/>
+                <w:sz w:val="21"/>
+                <w:szCs w:val="21"/>
               </w:rPr>
             </m:ctrlPr>
           </m:dPr>
@@ -2292,14 +3141,18 @@
               <m:sSubPr>
                 <m:ctrlPr>
                   <w:rPr>
-                    <w:rFonts w:ascii="Cambria Math" w:hAnsi="Cambria Math"/>
+                    <w:rFonts w:ascii="Cambria Math" w:eastAsia="宋体" w:hAnsi="Cambria Math"/>
+                    <w:sz w:val="21"/>
+                    <w:szCs w:val="21"/>
                   </w:rPr>
                 </m:ctrlPr>
               </m:sSubPr>
               <m:e>
                 <m:r>
                   <w:rPr>
-                    <w:rFonts w:ascii="Cambria Math" w:hAnsi="Cambria Math"/>
+                    <w:rFonts w:ascii="Cambria Math" w:eastAsia="宋体" w:hAnsi="Cambria Math"/>
+                    <w:sz w:val="21"/>
+                    <w:szCs w:val="21"/>
                   </w:rPr>
                   <m:t>t</m:t>
                 </m:r>
@@ -2310,7 +3163,9 @@
                     <m:sty m:val="p"/>
                   </m:rPr>
                   <w:rPr>
-                    <w:rFonts w:ascii="Cambria Math" w:hAnsi="Cambria Math"/>
+                    <w:rFonts w:ascii="Cambria Math" w:eastAsia="宋体" w:hAnsi="Cambria Math"/>
+                    <w:sz w:val="21"/>
+                    <w:szCs w:val="21"/>
                   </w:rPr>
                   <m:t>min</m:t>
                 </m:r>
@@ -2322,14 +3177,18 @@
               <m:sSubPr>
                 <m:ctrlPr>
                   <w:rPr>
-                    <w:rFonts w:ascii="Cambria Math" w:hAnsi="Cambria Math"/>
+                    <w:rFonts w:ascii="Cambria Math" w:eastAsia="宋体" w:hAnsi="Cambria Math"/>
+                    <w:sz w:val="21"/>
+                    <w:szCs w:val="21"/>
                   </w:rPr>
                 </m:ctrlPr>
               </m:sSubPr>
               <m:e>
                 <m:r>
                   <w:rPr>
-                    <w:rFonts w:ascii="Cambria Math" w:hAnsi="Cambria Math"/>
+                    <w:rFonts w:ascii="Cambria Math" w:eastAsia="宋体" w:hAnsi="Cambria Math"/>
+                    <w:sz w:val="21"/>
+                    <w:szCs w:val="21"/>
                   </w:rPr>
                   <m:t>t</m:t>
                 </m:r>
@@ -2340,7 +3199,9 @@
                     <m:sty m:val="p"/>
                   </m:rPr>
                   <w:rPr>
-                    <w:rFonts w:ascii="Cambria Math" w:hAnsi="Cambria Math"/>
+                    <w:rFonts w:ascii="Cambria Math" w:eastAsia="宋体" w:hAnsi="Cambria Math"/>
+                    <w:sz w:val="21"/>
+                    <w:szCs w:val="21"/>
                   </w:rPr>
                   <m:t>max</m:t>
                 </m:r>
@@ -2358,21 +3219,30 @@
           <w:numId w:val="2"/>
         </w:numPr>
         <w:spacing w:after="100"/>
+        <w:rPr>
+          <w:rFonts w:ascii="宋体" w:eastAsia="宋体" w:hAnsi="宋体"/>
+          <w:sz w:val="21"/>
+          <w:szCs w:val="21"/>
+        </w:rPr>
       </w:pPr>
       <m:oMath>
         <m:sSub>
           <m:sSubPr>
             <m:ctrlPr>
               <w:rPr>
-                <w:rFonts w:ascii="Cambria Math" w:hAnsi="Cambria Math"/>
+                <w:rFonts w:ascii="Cambria Math" w:eastAsia="宋体" w:hAnsi="Cambria Math"/>
                 <w:i/>
+                <w:sz w:val="21"/>
+                <w:szCs w:val="21"/>
               </w:rPr>
             </m:ctrlPr>
           </m:sSubPr>
           <m:e>
             <m:r>
               <w:rPr>
-                <w:rFonts w:ascii="Cambria Math" w:hAnsi="Cambria Math"/>
+                <w:rFonts w:ascii="Cambria Math" w:eastAsia="宋体" w:hAnsi="Cambria Math"/>
+                <w:sz w:val="21"/>
+                <w:szCs w:val="21"/>
               </w:rPr>
               <m:t>t</m:t>
             </m:r>
@@ -2380,7 +3250,9 @@
           <m:sub>
             <m:r>
               <w:rPr>
-                <w:rFonts w:ascii="Cambria Math" w:hAnsi="Cambria Math"/>
+                <w:rFonts w:ascii="Cambria Math" w:eastAsia="宋体" w:hAnsi="Cambria Math"/>
+                <w:sz w:val="21"/>
+                <w:szCs w:val="21"/>
               </w:rPr>
               <m:t>min</m:t>
             </m:r>
@@ -2388,7 +3260,9 @@
         </m:sSub>
         <m:r>
           <w:rPr>
-            <w:rFonts w:ascii="Cambria Math" w:hAnsi="Cambria Math"/>
+            <w:rFonts w:ascii="Cambria Math" w:eastAsia="宋体" w:hAnsi="Cambria Math"/>
+            <w:sz w:val="21"/>
+            <w:szCs w:val="21"/>
           </w:rPr>
           <m:t>⁡=0</m:t>
         </m:r>
@@ -2402,20 +3276,29 @@
           <w:numId w:val="2"/>
         </w:numPr>
         <w:spacing w:after="100"/>
+        <w:rPr>
+          <w:rFonts w:ascii="宋体" w:eastAsia="宋体" w:hAnsi="宋体"/>
+          <w:sz w:val="21"/>
+          <w:szCs w:val="21"/>
+        </w:rPr>
       </w:pPr>
       <m:oMath>
         <m:sSub>
           <m:sSubPr>
             <m:ctrlPr>
               <w:rPr>
-                <w:rFonts w:ascii="Cambria Math" w:hAnsi="Cambria Math"/>
+                <w:rFonts w:ascii="Cambria Math" w:eastAsia="宋体" w:hAnsi="Cambria Math"/>
+                <w:sz w:val="21"/>
+                <w:szCs w:val="21"/>
               </w:rPr>
             </m:ctrlPr>
           </m:sSubPr>
           <m:e>
             <m:r>
               <w:rPr>
-                <w:rFonts w:ascii="Cambria Math" w:hAnsi="Cambria Math"/>
+                <w:rFonts w:ascii="Cambria Math" w:eastAsia="宋体" w:hAnsi="Cambria Math"/>
+                <w:sz w:val="21"/>
+                <w:szCs w:val="21"/>
               </w:rPr>
               <m:t>t</m:t>
             </m:r>
@@ -2426,7 +3309,9 @@
                 <m:sty m:val="p"/>
               </m:rPr>
               <w:rPr>
-                <w:rFonts w:ascii="Cambria Math" w:hAnsi="Cambria Math"/>
+                <w:rFonts w:ascii="Cambria Math" w:eastAsia="宋体" w:hAnsi="Cambria Math"/>
+                <w:sz w:val="21"/>
+                <w:szCs w:val="21"/>
               </w:rPr>
               <m:t>max</m:t>
             </m:r>
@@ -2434,36 +3319,46 @@
         </m:sSub>
       </m:oMath>
       <w:r>
+        <w:rPr>
+          <w:rFonts w:eastAsia="宋体"/>
+          <w:sz w:val="21"/>
+          <w:szCs w:val="21"/>
+        </w:rPr>
         <w:t>​</w:t>
       </w:r>
       <w:r>
         <w:rPr>
-          <w:rFonts w:hint="eastAsia"/>
+          <w:rFonts w:ascii="宋体" w:eastAsia="宋体" w:hAnsi="宋体" w:hint="eastAsia"/>
+          <w:sz w:val="21"/>
+          <w:szCs w:val="21"/>
         </w:rPr>
         <w:t xml:space="preserve"> </w:t>
       </w:r>
       <w:r>
-        <w:t>=min(</w:t>
-      </w:r>
-      <w:r>
-        <w:t>最大滞空时间</w:t>
-      </w:r>
-      <w:r>
-        <w:t>, </w:t>
+        <w:rPr>
+          <w:rFonts w:ascii="宋体" w:eastAsia="宋体" w:hAnsi="宋体"/>
+          <w:sz w:val="21"/>
+          <w:szCs w:val="21"/>
+        </w:rPr>
+        <w:t>=min(最大滞空时间, </w:t>
       </w:r>
       <m:oMath>
         <m:sSub>
           <m:sSubPr>
             <m:ctrlPr>
               <w:rPr>
-                <w:rFonts w:ascii="Cambria Math" w:hAnsi="Cambria Math"/>
+                <w:rFonts w:ascii="Cambria Math" w:eastAsia="宋体" w:hAnsi="Cambria Math"/>
+                <w:sz w:val="21"/>
+                <w:szCs w:val="21"/>
               </w:rPr>
             </m:ctrlPr>
           </m:sSubPr>
           <m:e>
             <m:r>
               <w:rPr>
-                <w:rFonts w:ascii="Cambria Math" w:hAnsi="Cambria Math"/>
+                <w:rFonts w:ascii="Cambria Math" w:eastAsia="宋体" w:hAnsi="Cambria Math"/>
+                <w:sz w:val="21"/>
+                <w:szCs w:val="21"/>
               </w:rPr>
               <m:t>t</m:t>
             </m:r>
@@ -2474,7 +3369,9 @@
                 <m:sty m:val="p"/>
               </m:rPr>
               <w:rPr>
-                <w:rFonts w:ascii="Cambria Math" w:hAnsi="Cambria Math"/>
+                <w:rFonts w:ascii="Cambria Math" w:eastAsia="宋体" w:hAnsi="Cambria Math"/>
+                <w:sz w:val="21"/>
+                <w:szCs w:val="21"/>
               </w:rPr>
               <m:t>min</m:t>
             </m:r>
@@ -2482,37 +3379,64 @@
         </m:sSub>
       </m:oMath>
       <w:r>
-        <w:t>​)</w:t>
-      </w:r>
-      <w:r>
-        <w:t>（若朝向目标）</w:t>
+        <w:rPr>
+          <w:rFonts w:eastAsia="宋体"/>
+          <w:sz w:val="21"/>
+          <w:szCs w:val="21"/>
+        </w:rPr>
+        <w:t>​</w:t>
+      </w:r>
+      <w:r>
+        <w:rPr>
+          <w:rFonts w:ascii="宋体" w:eastAsia="宋体" w:hAnsi="宋体"/>
+          <w:sz w:val="21"/>
+          <w:szCs w:val="21"/>
+        </w:rPr>
+        <w:t>)（若朝向目标）</w:t>
       </w:r>
     </w:p>
     <w:p>
       <w:pPr>
         <w:spacing w:after="100"/>
         <w:ind w:left="20"/>
-      </w:pPr>
-      <w:r>
+        <w:rPr>
+          <w:rFonts w:ascii="宋体" w:eastAsia="宋体" w:hAnsi="宋体"/>
+          <w:sz w:val="21"/>
+          <w:szCs w:val="21"/>
+        </w:rPr>
+      </w:pPr>
+      <w:r>
+        <w:rPr>
+          <w:rFonts w:ascii="宋体" w:eastAsia="宋体" w:hAnsi="宋体"/>
+          <w:sz w:val="21"/>
+          <w:szCs w:val="21"/>
+        </w:rPr>
         <w:t xml:space="preserve">2. </w:t>
       </w:r>
       <w:r>
         <w:rPr>
+          <w:rFonts w:ascii="宋体" w:eastAsia="宋体" w:hAnsi="宋体"/>
           <w:b/>
           <w:bCs/>
+          <w:sz w:val="21"/>
+          <w:szCs w:val="21"/>
         </w:rPr>
         <w:t>端点符号检查</w:t>
       </w:r>
       <w:r>
-        <w:t>：计算</w:t>
-      </w:r>
-      <w:r>
-        <w:t xml:space="preserve"> </w:t>
+        <w:rPr>
+          <w:rFonts w:ascii="宋体" w:eastAsia="宋体" w:hAnsi="宋体"/>
+          <w:sz w:val="21"/>
+          <w:szCs w:val="21"/>
+        </w:rPr>
+        <w:t xml:space="preserve">：计算 </w:t>
       </w:r>
       <m:oMath>
         <m:r>
           <w:rPr>
-            <w:rFonts w:ascii="Cambria Math" w:hAnsi="Cambria Math"/>
+            <w:rFonts w:ascii="Cambria Math" w:eastAsia="宋体" w:hAnsi="Cambria Math"/>
+            <w:sz w:val="21"/>
+            <w:szCs w:val="21"/>
           </w:rPr>
           <m:t>F(</m:t>
         </m:r>
@@ -2520,14 +3444,18 @@
           <m:sSubPr>
             <m:ctrlPr>
               <w:rPr>
-                <w:rFonts w:ascii="Cambria Math" w:hAnsi="Cambria Math"/>
+                <w:rFonts w:ascii="Cambria Math" w:eastAsia="宋体" w:hAnsi="Cambria Math"/>
+                <w:sz w:val="21"/>
+                <w:szCs w:val="21"/>
               </w:rPr>
             </m:ctrlPr>
           </m:sSubPr>
           <m:e>
             <m:r>
               <w:rPr>
-                <w:rFonts w:ascii="Cambria Math" w:hAnsi="Cambria Math"/>
+                <w:rFonts w:ascii="Cambria Math" w:eastAsia="宋体" w:hAnsi="Cambria Math"/>
+                <w:sz w:val="21"/>
+                <w:szCs w:val="21"/>
               </w:rPr>
               <m:t>t</m:t>
             </m:r>
@@ -2538,7 +3466,9 @@
                 <m:sty m:val="p"/>
               </m:rPr>
               <w:rPr>
-                <w:rFonts w:ascii="Cambria Math" w:hAnsi="Cambria Math"/>
+                <w:rFonts w:ascii="Cambria Math" w:eastAsia="宋体" w:hAnsi="Cambria Math"/>
+                <w:sz w:val="21"/>
+                <w:szCs w:val="21"/>
               </w:rPr>
               <m:t>min</m:t>
             </m:r>
@@ -2546,24 +3476,27 @@
         </m:sSub>
         <m:r>
           <w:rPr>
-            <w:rFonts w:ascii="Cambria Math" w:hAnsi="Cambria Math"/>
+            <w:rFonts w:ascii="Cambria Math" w:eastAsia="宋体" w:hAnsi="Cambria Math"/>
+            <w:sz w:val="21"/>
+            <w:szCs w:val="21"/>
           </w:rPr>
           <m:t>⁡)</m:t>
         </m:r>
       </m:oMath>
       <w:r>
-        <w:t xml:space="preserve"> </w:t>
-      </w:r>
-      <w:r>
-        <w:t>和</w:t>
-      </w:r>
-      <w:r>
-        <w:t xml:space="preserve"> </w:t>
+        <w:rPr>
+          <w:rFonts w:ascii="宋体" w:eastAsia="宋体" w:hAnsi="宋体"/>
+          <w:sz w:val="21"/>
+          <w:szCs w:val="21"/>
+        </w:rPr>
+        <w:t xml:space="preserve"> 和 </w:t>
       </w:r>
       <m:oMath>
         <m:r>
           <w:rPr>
-            <w:rFonts w:ascii="Cambria Math" w:hAnsi="Cambria Math"/>
+            <w:rFonts w:ascii="Cambria Math" w:eastAsia="宋体" w:hAnsi="Cambria Math"/>
+            <w:sz w:val="21"/>
+            <w:szCs w:val="21"/>
           </w:rPr>
           <m:t>F(</m:t>
         </m:r>
@@ -2571,14 +3504,18 @@
           <m:sSubPr>
             <m:ctrlPr>
               <w:rPr>
-                <w:rFonts w:ascii="Cambria Math" w:hAnsi="Cambria Math"/>
+                <w:rFonts w:ascii="Cambria Math" w:eastAsia="宋体" w:hAnsi="Cambria Math"/>
+                <w:sz w:val="21"/>
+                <w:szCs w:val="21"/>
               </w:rPr>
             </m:ctrlPr>
           </m:sSubPr>
           <m:e>
             <m:r>
               <w:rPr>
-                <w:rFonts w:ascii="Cambria Math" w:hAnsi="Cambria Math"/>
+                <w:rFonts w:ascii="Cambria Math" w:eastAsia="宋体" w:hAnsi="Cambria Math"/>
+                <w:sz w:val="21"/>
+                <w:szCs w:val="21"/>
               </w:rPr>
               <m:t>t</m:t>
             </m:r>
@@ -2589,7 +3526,9 @@
                 <m:sty m:val="p"/>
               </m:rPr>
               <w:rPr>
-                <w:rFonts w:ascii="Cambria Math" w:hAnsi="Cambria Math"/>
+                <w:rFonts w:ascii="Cambria Math" w:eastAsia="宋体" w:hAnsi="Cambria Math"/>
+                <w:sz w:val="21"/>
+                <w:szCs w:val="21"/>
               </w:rPr>
               <m:t>max</m:t>
             </m:r>
@@ -2597,49 +3536,72 @@
         </m:sSub>
         <m:r>
           <w:rPr>
-            <w:rFonts w:ascii="Cambria Math" w:hAnsi="Cambria Math"/>
+            <w:rFonts w:ascii="Cambria Math" w:eastAsia="宋体" w:hAnsi="Cambria Math"/>
+            <w:sz w:val="21"/>
+            <w:szCs w:val="21"/>
           </w:rPr>
           <m:t>⁡)</m:t>
         </m:r>
       </m:oMath>
       <w:r>
-        <w:t>。若同号则无解（超出射程），跳过该</w:t>
-      </w:r>
-      <w:r>
-        <w:t xml:space="preserve"> yaw</w:t>
-      </w:r>
-      <w:r>
-        <w:t>。</w:t>
+        <w:rPr>
+          <w:rFonts w:ascii="宋体" w:eastAsia="宋体" w:hAnsi="宋体"/>
+          <w:sz w:val="21"/>
+          <w:szCs w:val="21"/>
+        </w:rPr>
+        <w:t>。若同号则无解（超出射程），跳过该 yaw。</w:t>
       </w:r>
     </w:p>
     <w:p>
       <w:pPr>
         <w:spacing w:after="100"/>
         <w:ind w:left="20"/>
-      </w:pPr>
-      <w:r>
+        <w:rPr>
+          <w:rFonts w:ascii="宋体" w:eastAsia="宋体" w:hAnsi="宋体"/>
+          <w:sz w:val="21"/>
+          <w:szCs w:val="21"/>
+        </w:rPr>
+      </w:pPr>
+      <w:r>
+        <w:rPr>
+          <w:rFonts w:ascii="宋体" w:eastAsia="宋体" w:hAnsi="宋体"/>
+          <w:sz w:val="21"/>
+          <w:szCs w:val="21"/>
+        </w:rPr>
         <w:t xml:space="preserve">3. </w:t>
       </w:r>
       <w:r>
         <w:rPr>
+          <w:rFonts w:ascii="宋体" w:eastAsia="宋体" w:hAnsi="宋体"/>
           <w:b/>
           <w:bCs/>
+          <w:sz w:val="21"/>
+          <w:szCs w:val="21"/>
         </w:rPr>
         <w:t>二分迭代</w:t>
       </w:r>
       <w:r>
-        <w:t>（设置精度</w:t>
-      </w:r>
-      <w:r>
-        <w:t xml:space="preserve"> </w:t>
-      </w:r>
-      <w:r>
+        <w:rPr>
+          <w:rFonts w:ascii="宋体" w:eastAsia="宋体" w:hAnsi="宋体"/>
+          <w:sz w:val="21"/>
+          <w:szCs w:val="21"/>
+        </w:rPr>
+        <w:t xml:space="preserve">（设置精度 </w:t>
+      </w:r>
+      <w:r>
+        <w:rPr>
+          <w:rFonts w:ascii="宋体" w:eastAsia="宋体" w:hAnsi="宋体"/>
+          <w:sz w:val="21"/>
+          <w:szCs w:val="21"/>
+        </w:rPr>
         <w:t> </w:t>
       </w:r>
       <m:oMath>
         <m:r>
           <w:rPr>
-            <w:rFonts w:ascii="Cambria Math" w:hAnsi="Cambria Math"/>
+            <w:rFonts w:ascii="Cambria Math" w:eastAsia="宋体" w:hAnsi="Cambria Math"/>
+            <w:sz w:val="21"/>
+            <w:szCs w:val="21"/>
           </w:rPr>
           <m:t>ϵ=0.001</m:t>
         </m:r>
@@ -2647,17 +3609,32 @@
           <m:rPr>
             <m:nor/>
           </m:rPr>
-          <m:t> s</m:t>
+          <w:rPr>
+            <w:rFonts w:eastAsia="宋体"/>
+            <w:sz w:val="21"/>
+            <w:szCs w:val="21"/>
+          </w:rPr>
+          <m:t> </m:t>
+        </m:r>
+        <m:r>
+          <m:rPr>
+            <m:nor/>
+          </m:rPr>
+          <w:rPr>
+            <w:rFonts w:ascii="宋体" w:eastAsia="宋体" w:hAnsi="宋体"/>
+            <w:sz w:val="21"/>
+            <w:szCs w:val="21"/>
+          </w:rPr>
+          <m:t>s</m:t>
         </m:r>
       </m:oMath>
       <w:r>
-        <w:t>，最大迭代</w:t>
-      </w:r>
-      <w:r>
-        <w:t xml:space="preserve"> 50 </w:t>
-      </w:r>
-      <w:r>
-        <w:t>次）：</w:t>
+        <w:rPr>
+          <w:rFonts w:ascii="宋体" w:eastAsia="宋体" w:hAnsi="宋体"/>
+          <w:sz w:val="21"/>
+          <w:szCs w:val="21"/>
+        </w:rPr>
+        <w:t>，最大迭代 50 次）：</w:t>
       </w:r>
     </w:p>
     <w:p>
@@ -2668,20 +3645,29 @@
           <w:numId w:val="2"/>
         </w:numPr>
         <w:spacing w:after="100"/>
+        <w:rPr>
+          <w:rFonts w:ascii="宋体" w:eastAsia="宋体" w:hAnsi="宋体"/>
+          <w:sz w:val="21"/>
+          <w:szCs w:val="21"/>
+        </w:rPr>
       </w:pPr>
       <m:oMath>
         <m:sSub>
           <m:sSubPr>
             <m:ctrlPr>
               <w:rPr>
-                <w:rFonts w:ascii="Cambria Math" w:hAnsi="Cambria Math"/>
+                <w:rFonts w:ascii="Cambria Math" w:eastAsia="宋体" w:hAnsi="Cambria Math"/>
+                <w:sz w:val="21"/>
+                <w:szCs w:val="21"/>
               </w:rPr>
             </m:ctrlPr>
           </m:sSubPr>
           <m:e>
             <m:r>
               <w:rPr>
-                <w:rFonts w:ascii="Cambria Math" w:hAnsi="Cambria Math"/>
+                <w:rFonts w:ascii="Cambria Math" w:eastAsia="宋体" w:hAnsi="Cambria Math"/>
+                <w:sz w:val="21"/>
+                <w:szCs w:val="21"/>
               </w:rPr>
               <m:t>t</m:t>
             </m:r>
@@ -2691,13 +3677,20 @@
               <m:rPr>
                 <m:nor/>
               </m:rPr>
+              <w:rPr>
+                <w:rFonts w:ascii="宋体" w:eastAsia="宋体" w:hAnsi="宋体"/>
+                <w:sz w:val="21"/>
+                <w:szCs w:val="21"/>
+              </w:rPr>
               <m:t>mid</m:t>
             </m:r>
           </m:sub>
         </m:sSub>
         <m:r>
           <w:rPr>
-            <w:rFonts w:ascii="Cambria Math" w:hAnsi="Cambria Math"/>
+            <w:rFonts w:ascii="Cambria Math" w:eastAsia="宋体" w:hAnsi="Cambria Math"/>
+            <w:sz w:val="21"/>
+            <w:szCs w:val="21"/>
           </w:rPr>
           <m:t>=(</m:t>
         </m:r>
@@ -2705,14 +3698,18 @@
           <m:sSubPr>
             <m:ctrlPr>
               <w:rPr>
-                <w:rFonts w:ascii="Cambria Math" w:hAnsi="Cambria Math"/>
+                <w:rFonts w:ascii="Cambria Math" w:eastAsia="宋体" w:hAnsi="Cambria Math"/>
+                <w:sz w:val="21"/>
+                <w:szCs w:val="21"/>
               </w:rPr>
             </m:ctrlPr>
           </m:sSubPr>
           <m:e>
             <m:r>
               <w:rPr>
-                <w:rFonts w:ascii="Cambria Math" w:hAnsi="Cambria Math"/>
+                <w:rFonts w:ascii="Cambria Math" w:eastAsia="宋体" w:hAnsi="Cambria Math"/>
+                <w:sz w:val="21"/>
+                <w:szCs w:val="21"/>
               </w:rPr>
               <m:t>t</m:t>
             </m:r>
@@ -2723,7 +3720,9 @@
                 <m:sty m:val="p"/>
               </m:rPr>
               <w:rPr>
-                <w:rFonts w:ascii="Cambria Math" w:hAnsi="Cambria Math"/>
+                <w:rFonts w:ascii="Cambria Math" w:eastAsia="宋体" w:hAnsi="Cambria Math"/>
+                <w:sz w:val="21"/>
+                <w:szCs w:val="21"/>
               </w:rPr>
               <m:t>min</m:t>
             </m:r>
@@ -2731,7 +3730,9 @@
         </m:sSub>
         <m:r>
           <w:rPr>
-            <w:rFonts w:ascii="Cambria Math" w:hAnsi="Cambria Math"/>
+            <w:rFonts w:ascii="Cambria Math" w:eastAsia="宋体" w:hAnsi="Cambria Math"/>
+            <w:sz w:val="21"/>
+            <w:szCs w:val="21"/>
           </w:rPr>
           <m:t>+</m:t>
         </m:r>
@@ -2739,14 +3740,18 @@
           <m:sSubPr>
             <m:ctrlPr>
               <w:rPr>
-                <w:rFonts w:ascii="Cambria Math" w:hAnsi="Cambria Math"/>
+                <w:rFonts w:ascii="Cambria Math" w:eastAsia="宋体" w:hAnsi="Cambria Math"/>
+                <w:sz w:val="21"/>
+                <w:szCs w:val="21"/>
               </w:rPr>
             </m:ctrlPr>
           </m:sSubPr>
           <m:e>
             <m:r>
               <w:rPr>
-                <w:rFonts w:ascii="Cambria Math" w:hAnsi="Cambria Math"/>
+                <w:rFonts w:ascii="Cambria Math" w:eastAsia="宋体" w:hAnsi="Cambria Math"/>
+                <w:sz w:val="21"/>
+                <w:szCs w:val="21"/>
               </w:rPr>
               <m:t>t</m:t>
             </m:r>
@@ -2757,7 +3762,9 @@
                 <m:sty m:val="p"/>
               </m:rPr>
               <w:rPr>
-                <w:rFonts w:ascii="Cambria Math" w:hAnsi="Cambria Math"/>
+                <w:rFonts w:ascii="Cambria Math" w:eastAsia="宋体" w:hAnsi="Cambria Math"/>
+                <w:sz w:val="21"/>
+                <w:szCs w:val="21"/>
               </w:rPr>
               <m:t>max</m:t>
             </m:r>
@@ -2765,7 +3772,9 @@
         </m:sSub>
         <m:r>
           <w:rPr>
-            <w:rFonts w:ascii="Cambria Math" w:hAnsi="Cambria Math"/>
+            <w:rFonts w:ascii="Cambria Math" w:eastAsia="宋体" w:hAnsi="Cambria Math"/>
+            <w:sz w:val="21"/>
+            <w:szCs w:val="21"/>
           </w:rPr>
           <m:t>⁡)</m:t>
         </m:r>
@@ -2773,11 +3782,18 @@
           <m:rPr>
             <m:nor/>
           </m:rPr>
+          <w:rPr>
+            <w:rFonts w:ascii="宋体" w:eastAsia="宋体" w:hAnsi="宋体"/>
+            <w:sz w:val="21"/>
+            <w:szCs w:val="21"/>
+          </w:rPr>
           <m:t>/</m:t>
         </m:r>
         <m:r>
           <w:rPr>
-            <w:rFonts w:ascii="Cambria Math" w:hAnsi="Cambria Math"/>
+            <w:rFonts w:ascii="Cambria Math" w:eastAsia="宋体" w:hAnsi="Cambria Math"/>
+            <w:sz w:val="21"/>
+            <w:szCs w:val="21"/>
           </w:rPr>
           <m:t>2</m:t>
         </m:r>
@@ -2791,17 +3807,26 @@
           <w:numId w:val="2"/>
         </w:numPr>
         <w:spacing w:after="100"/>
-      </w:pPr>
-      <w:r>
-        <w:t>计算</w:t>
-      </w:r>
-      <w:r>
-        <w:t xml:space="preserve"> </w:t>
+        <w:rPr>
+          <w:rFonts w:ascii="宋体" w:eastAsia="宋体" w:hAnsi="宋体"/>
+          <w:sz w:val="21"/>
+          <w:szCs w:val="21"/>
+        </w:rPr>
+      </w:pPr>
+      <w:r>
+        <w:rPr>
+          <w:rFonts w:ascii="宋体" w:eastAsia="宋体" w:hAnsi="宋体"/>
+          <w:sz w:val="21"/>
+          <w:szCs w:val="21"/>
+        </w:rPr>
+        <w:t xml:space="preserve">计算 </w:t>
       </w:r>
       <m:oMath>
         <m:r>
           <w:rPr>
-            <w:rFonts w:ascii="Cambria Math" w:hAnsi="Cambria Math"/>
+            <w:rFonts w:ascii="Cambria Math" w:eastAsia="宋体" w:hAnsi="Cambria Math"/>
+            <w:sz w:val="21"/>
+            <w:szCs w:val="21"/>
           </w:rPr>
           <m:t>F(</m:t>
         </m:r>
@@ -2809,14 +3834,18 @@
           <m:sSubPr>
             <m:ctrlPr>
               <w:rPr>
-                <w:rFonts w:ascii="Cambria Math" w:hAnsi="Cambria Math"/>
+                <w:rFonts w:ascii="Cambria Math" w:eastAsia="宋体" w:hAnsi="Cambria Math"/>
+                <w:sz w:val="21"/>
+                <w:szCs w:val="21"/>
               </w:rPr>
             </m:ctrlPr>
           </m:sSubPr>
           <m:e>
             <m:r>
               <w:rPr>
-                <w:rFonts w:ascii="Cambria Math" w:hAnsi="Cambria Math"/>
+                <w:rFonts w:ascii="Cambria Math" w:eastAsia="宋体" w:hAnsi="Cambria Math"/>
+                <w:sz w:val="21"/>
+                <w:szCs w:val="21"/>
               </w:rPr>
               <m:t>t</m:t>
             </m:r>
@@ -2826,13 +3855,20 @@
               <m:rPr>
                 <m:nor/>
               </m:rPr>
+              <w:rPr>
+                <w:rFonts w:ascii="宋体" w:eastAsia="宋体" w:hAnsi="宋体"/>
+                <w:sz w:val="21"/>
+                <w:szCs w:val="21"/>
+              </w:rPr>
               <m:t>mid</m:t>
             </m:r>
           </m:sub>
         </m:sSub>
         <m:r>
           <w:rPr>
-            <w:rFonts w:ascii="Cambria Math" w:hAnsi="Cambria Math"/>
+            <w:rFonts w:ascii="Cambria Math" w:eastAsia="宋体" w:hAnsi="Cambria Math"/>
+            <w:sz w:val="21"/>
+            <w:szCs w:val="21"/>
           </w:rPr>
           <m:t>)</m:t>
         </m:r>
@@ -2846,16 +3882,26 @@
           <w:numId w:val="2"/>
         </w:numPr>
         <w:spacing w:before="240" w:after="100"/>
-      </w:pPr>
-      <w:r>
-        <w:t>若</w:t>
-      </w:r>
-      <w:r>
-        <w:t xml:space="preserve"> </w:t>
-      </w:r>
-      <w:r>
-        <w:rPr>
+        <w:rPr>
+          <w:rFonts w:ascii="宋体" w:eastAsia="宋体" w:hAnsi="宋体"/>
+          <w:sz w:val="21"/>
+          <w:szCs w:val="21"/>
+        </w:rPr>
+      </w:pPr>
+      <w:r>
+        <w:rPr>
+          <w:rFonts w:ascii="宋体" w:eastAsia="宋体" w:hAnsi="宋体"/>
+          <w:sz w:val="21"/>
+          <w:szCs w:val="21"/>
+        </w:rPr>
+        <w:t xml:space="preserve">若 </w:t>
+      </w:r>
+      <w:r>
+        <w:rPr>
+          <w:rFonts w:ascii="宋体" w:eastAsia="宋体" w:hAnsi="宋体"/>
           <w:noProof/>
+          <w:sz w:val="21"/>
+          <w:szCs w:val="21"/>
         </w:rPr>
         <w:drawing>
           <wp:inline distT="0" distB="0" distL="0" distR="0" wp14:anchorId="4FD466F7" wp14:editId="227EE966">
@@ -2897,6 +3943,11 @@
         </w:drawing>
       </w:r>
       <w:r>
+        <w:rPr>
+          <w:rFonts w:ascii="宋体" w:eastAsia="宋体" w:hAnsi="宋体"/>
+          <w:sz w:val="21"/>
+          <w:szCs w:val="21"/>
+        </w:rPr>
         <w:t>，收敛。</w:t>
       </w:r>
     </w:p>
@@ -2908,17 +3959,26 @@
           <w:numId w:val="2"/>
         </w:numPr>
         <w:spacing w:before="240" w:after="100"/>
-      </w:pPr>
-      <w:r>
-        <w:lastRenderedPageBreak/>
-        <w:t>若</w:t>
-      </w:r>
-      <w:r>
-        <w:t xml:space="preserve"> </w:t>
-      </w:r>
-      <w:r>
-        <w:rPr>
+        <w:rPr>
+          <w:rFonts w:ascii="宋体" w:eastAsia="宋体" w:hAnsi="宋体"/>
+          <w:sz w:val="21"/>
+          <w:szCs w:val="21"/>
+        </w:rPr>
+      </w:pPr>
+      <w:r>
+        <w:rPr>
+          <w:rFonts w:ascii="宋体" w:eastAsia="宋体" w:hAnsi="宋体"/>
+          <w:sz w:val="21"/>
+          <w:szCs w:val="21"/>
+        </w:rPr>
+        <w:t xml:space="preserve">若 </w:t>
+      </w:r>
+      <w:r>
+        <w:rPr>
+          <w:rFonts w:ascii="宋体" w:eastAsia="宋体" w:hAnsi="宋体"/>
           <w:noProof/>
+          <w:sz w:val="21"/>
+          <w:szCs w:val="21"/>
         </w:rPr>
         <w:drawing>
           <wp:inline distT="0" distB="0" distL="0" distR="0" wp14:anchorId="79CCB575" wp14:editId="3D5A4DAE">
@@ -2960,6 +4020,11 @@
         </w:drawing>
       </w:r>
       <w:r>
+        <w:rPr>
+          <w:rFonts w:ascii="宋体" w:eastAsia="宋体" w:hAnsi="宋体"/>
+          <w:sz w:val="21"/>
+          <w:szCs w:val="21"/>
+        </w:rPr>
         <w:t>，则</w:t>
       </w:r>
       <m:oMath>
@@ -2967,14 +4032,18 @@
           <m:sSubPr>
             <m:ctrlPr>
               <w:rPr>
-                <w:rFonts w:ascii="Cambria Math" w:hAnsi="Cambria Math"/>
+                <w:rFonts w:ascii="Cambria Math" w:eastAsia="宋体" w:hAnsi="Cambria Math"/>
+                <w:sz w:val="21"/>
+                <w:szCs w:val="21"/>
               </w:rPr>
             </m:ctrlPr>
           </m:sSubPr>
           <m:e>
             <m:r>
               <w:rPr>
-                <w:rFonts w:ascii="Cambria Math" w:hAnsi="Cambria Math"/>
+                <w:rFonts w:ascii="Cambria Math" w:eastAsia="宋体" w:hAnsi="Cambria Math"/>
+                <w:sz w:val="21"/>
+                <w:szCs w:val="21"/>
               </w:rPr>
               <m:t>t</m:t>
             </m:r>
@@ -2985,7 +4054,9 @@
                 <m:sty m:val="p"/>
               </m:rPr>
               <w:rPr>
-                <w:rFonts w:ascii="Cambria Math" w:hAnsi="Cambria Math"/>
+                <w:rFonts w:ascii="Cambria Math" w:eastAsia="宋体" w:hAnsi="Cambria Math"/>
+                <w:sz w:val="21"/>
+                <w:szCs w:val="21"/>
               </w:rPr>
               <m:t>max</m:t>
             </m:r>
@@ -2993,7 +4064,9 @@
         </m:sSub>
         <m:r>
           <w:rPr>
-            <w:rFonts w:ascii="Cambria Math" w:hAnsi="Cambria Math"/>
+            <w:rFonts w:ascii="Cambria Math" w:eastAsia="宋体" w:hAnsi="Cambria Math"/>
+            <w:sz w:val="21"/>
+            <w:szCs w:val="21"/>
           </w:rPr>
           <m:t>⁡=</m:t>
         </m:r>
@@ -3001,14 +4074,18 @@
           <m:sSubPr>
             <m:ctrlPr>
               <w:rPr>
-                <w:rFonts w:ascii="Cambria Math" w:hAnsi="Cambria Math"/>
+                <w:rFonts w:ascii="Cambria Math" w:eastAsia="宋体" w:hAnsi="Cambria Math"/>
+                <w:sz w:val="21"/>
+                <w:szCs w:val="21"/>
               </w:rPr>
             </m:ctrlPr>
           </m:sSubPr>
           <m:e>
             <m:r>
               <w:rPr>
-                <w:rFonts w:ascii="Cambria Math" w:hAnsi="Cambria Math"/>
+                <w:rFonts w:ascii="Cambria Math" w:eastAsia="宋体" w:hAnsi="Cambria Math"/>
+                <w:sz w:val="21"/>
+                <w:szCs w:val="21"/>
               </w:rPr>
               <m:t>t</m:t>
             </m:r>
@@ -3018,12 +4095,22 @@
               <m:rPr>
                 <m:nor/>
               </m:rPr>
+              <w:rPr>
+                <w:rFonts w:ascii="宋体" w:eastAsia="宋体" w:hAnsi="宋体"/>
+                <w:sz w:val="21"/>
+                <w:szCs w:val="21"/>
+              </w:rPr>
               <m:t>mid</m:t>
             </m:r>
           </m:sub>
         </m:sSub>
       </m:oMath>
       <w:r>
+        <w:rPr>
+          <w:rFonts w:ascii="宋体" w:eastAsia="宋体" w:hAnsi="宋体"/>
+          <w:sz w:val="21"/>
+          <w:szCs w:val="21"/>
+        </w:rPr>
         <w:t>，否则</w:t>
       </w:r>
       <m:oMath>
@@ -3031,14 +4118,18 @@
           <m:sSubPr>
             <m:ctrlPr>
               <w:rPr>
-                <w:rFonts w:ascii="Cambria Math" w:hAnsi="Cambria Math"/>
+                <w:rFonts w:ascii="Cambria Math" w:eastAsia="宋体" w:hAnsi="Cambria Math"/>
+                <w:sz w:val="21"/>
+                <w:szCs w:val="21"/>
               </w:rPr>
             </m:ctrlPr>
           </m:sSubPr>
           <m:e>
             <m:r>
               <w:rPr>
-                <w:rFonts w:ascii="Cambria Math" w:hAnsi="Cambria Math"/>
+                <w:rFonts w:ascii="Cambria Math" w:eastAsia="宋体" w:hAnsi="Cambria Math"/>
+                <w:sz w:val="21"/>
+                <w:szCs w:val="21"/>
               </w:rPr>
               <m:t>t</m:t>
             </m:r>
@@ -3049,7 +4140,9 @@
                 <m:sty m:val="p"/>
               </m:rPr>
               <w:rPr>
-                <w:rFonts w:ascii="Cambria Math" w:hAnsi="Cambria Math"/>
+                <w:rFonts w:ascii="Cambria Math" w:eastAsia="宋体" w:hAnsi="Cambria Math"/>
+                <w:sz w:val="21"/>
+                <w:szCs w:val="21"/>
               </w:rPr>
               <m:t>min</m:t>
             </m:r>
@@ -3057,7 +4150,9 @@
         </m:sSub>
         <m:r>
           <w:rPr>
-            <w:rFonts w:ascii="Cambria Math" w:hAnsi="Cambria Math"/>
+            <w:rFonts w:ascii="Cambria Math" w:eastAsia="宋体" w:hAnsi="Cambria Math"/>
+            <w:sz w:val="21"/>
+            <w:szCs w:val="21"/>
           </w:rPr>
           <m:t>⁡=</m:t>
         </m:r>
@@ -3065,14 +4160,18 @@
           <m:sSubPr>
             <m:ctrlPr>
               <w:rPr>
-                <w:rFonts w:ascii="Cambria Math" w:hAnsi="Cambria Math"/>
+                <w:rFonts w:ascii="Cambria Math" w:eastAsia="宋体" w:hAnsi="Cambria Math"/>
+                <w:sz w:val="21"/>
+                <w:szCs w:val="21"/>
               </w:rPr>
             </m:ctrlPr>
           </m:sSubPr>
           <m:e>
             <m:r>
               <w:rPr>
-                <w:rFonts w:ascii="Cambria Math" w:hAnsi="Cambria Math"/>
+                <w:rFonts w:ascii="Cambria Math" w:eastAsia="宋体" w:hAnsi="Cambria Math"/>
+                <w:sz w:val="21"/>
+                <w:szCs w:val="21"/>
               </w:rPr>
               <m:t>t</m:t>
             </m:r>
@@ -3082,12 +4181,22 @@
               <m:rPr>
                 <m:nor/>
               </m:rPr>
+              <w:rPr>
+                <w:rFonts w:ascii="宋体" w:eastAsia="宋体" w:hAnsi="宋体"/>
+                <w:sz w:val="21"/>
+                <w:szCs w:val="21"/>
+              </w:rPr>
               <m:t>mid</m:t>
             </m:r>
           </m:sub>
         </m:sSub>
       </m:oMath>
       <w:r>
+        <w:rPr>
+          <w:rFonts w:ascii="宋体" w:eastAsia="宋体" w:hAnsi="宋体"/>
+          <w:sz w:val="21"/>
+          <w:szCs w:val="21"/>
+        </w:rPr>
         <w:t>。</w:t>
       </w:r>
     </w:p>
@@ -3095,18 +4204,36 @@
       <w:pPr>
         <w:spacing w:after="100"/>
         <w:ind w:left="20"/>
-      </w:pPr>
-      <w:r>
+        <w:rPr>
+          <w:rFonts w:ascii="宋体" w:eastAsia="宋体" w:hAnsi="宋体"/>
+          <w:sz w:val="21"/>
+          <w:szCs w:val="21"/>
+        </w:rPr>
+      </w:pPr>
+      <w:r>
+        <w:rPr>
+          <w:rFonts w:ascii="宋体" w:eastAsia="宋体" w:hAnsi="宋体"/>
+          <w:sz w:val="21"/>
+          <w:szCs w:val="21"/>
+        </w:rPr>
         <w:t xml:space="preserve">4. </w:t>
       </w:r>
       <w:r>
         <w:rPr>
+          <w:rFonts w:ascii="宋体" w:eastAsia="宋体" w:hAnsi="宋体"/>
           <w:b/>
           <w:bCs/>
+          <w:sz w:val="21"/>
+          <w:szCs w:val="21"/>
         </w:rPr>
         <w:t>输出补偿后参数</w:t>
       </w:r>
       <w:r>
+        <w:rPr>
+          <w:rFonts w:ascii="宋体" w:eastAsia="宋体" w:hAnsi="宋体"/>
+          <w:sz w:val="21"/>
+          <w:szCs w:val="21"/>
+        </w:rPr>
         <w:t>：</w:t>
       </w:r>
     </w:p>
@@ -3118,26 +4245,37 @@
           <w:numId w:val="2"/>
         </w:numPr>
         <w:spacing w:after="100"/>
-      </w:pPr>
-      <w:r>
-        <w:t>补偿后的距离</w:t>
-      </w:r>
-      <w:r>
-        <w:t xml:space="preserve"> </w:t>
+        <w:rPr>
+          <w:rFonts w:ascii="宋体" w:eastAsia="宋体" w:hAnsi="宋体"/>
+          <w:sz w:val="21"/>
+          <w:szCs w:val="21"/>
+        </w:rPr>
+      </w:pPr>
+      <w:r>
+        <w:rPr>
+          <w:rFonts w:ascii="宋体" w:eastAsia="宋体" w:hAnsi="宋体"/>
+          <w:sz w:val="21"/>
+          <w:szCs w:val="21"/>
+        </w:rPr>
+        <w:t xml:space="preserve">补偿后的距离 </w:t>
       </w:r>
       <m:oMath>
         <m:sSup>
           <m:sSupPr>
             <m:ctrlPr>
               <w:rPr>
-                <w:rFonts w:ascii="Cambria Math" w:hAnsi="Cambria Math"/>
+                <w:rFonts w:ascii="Cambria Math" w:eastAsia="宋体" w:hAnsi="Cambria Math"/>
+                <w:sz w:val="21"/>
+                <w:szCs w:val="21"/>
               </w:rPr>
             </m:ctrlPr>
           </m:sSupPr>
           <m:e>
             <m:r>
               <w:rPr>
-                <w:rFonts w:ascii="Cambria Math" w:hAnsi="Cambria Math"/>
+                <w:rFonts w:ascii="Cambria Math" w:eastAsia="宋体" w:hAnsi="Cambria Math"/>
+                <w:sz w:val="21"/>
+                <w:szCs w:val="21"/>
               </w:rPr>
               <m:t>r</m:t>
             </m:r>
@@ -3145,7 +4283,9 @@
           <m:sup>
             <m:r>
               <w:rPr>
-                <w:rFonts w:ascii="Cambria Math" w:hAnsi="Cambria Math"/>
+                <w:rFonts w:ascii="Cambria Math" w:eastAsia="宋体" w:hAnsi="Cambria Math"/>
+                <w:sz w:val="21"/>
+                <w:szCs w:val="21"/>
               </w:rPr>
               <m:t>*</m:t>
             </m:r>
@@ -3153,7 +4293,9 @@
         </m:sSup>
         <m:r>
           <w:rPr>
-            <w:rFonts w:ascii="Cambria Math" w:hAnsi="Cambria Math"/>
+            <w:rFonts w:ascii="Cambria Math" w:eastAsia="宋体" w:hAnsi="Cambria Math"/>
+            <w:sz w:val="21"/>
+            <w:szCs w:val="21"/>
           </w:rPr>
           <m:t>=d(</m:t>
         </m:r>
@@ -3161,14 +4303,18 @@
           <m:sSupPr>
             <m:ctrlPr>
               <w:rPr>
-                <w:rFonts w:ascii="Cambria Math" w:hAnsi="Cambria Math"/>
+                <w:rFonts w:ascii="Cambria Math" w:eastAsia="宋体" w:hAnsi="Cambria Math"/>
+                <w:sz w:val="21"/>
+                <w:szCs w:val="21"/>
               </w:rPr>
             </m:ctrlPr>
           </m:sSupPr>
           <m:e>
             <m:r>
               <w:rPr>
-                <w:rFonts w:ascii="Cambria Math" w:hAnsi="Cambria Math"/>
+                <w:rFonts w:ascii="Cambria Math" w:eastAsia="宋体" w:hAnsi="Cambria Math"/>
+                <w:sz w:val="21"/>
+                <w:szCs w:val="21"/>
               </w:rPr>
               <m:t>t</m:t>
             </m:r>
@@ -3176,7 +4322,9 @@
           <m:sup>
             <m:r>
               <w:rPr>
-                <w:rFonts w:ascii="Cambria Math" w:hAnsi="Cambria Math"/>
+                <w:rFonts w:ascii="Cambria Math" w:eastAsia="宋体" w:hAnsi="Cambria Math"/>
+                <w:sz w:val="21"/>
+                <w:szCs w:val="21"/>
               </w:rPr>
               <m:t>*</m:t>
             </m:r>
@@ -3184,7 +4332,9 @@
         </m:sSup>
         <m:r>
           <w:rPr>
-            <w:rFonts w:ascii="Cambria Math" w:hAnsi="Cambria Math"/>
+            <w:rFonts w:ascii="Cambria Math" w:eastAsia="宋体" w:hAnsi="Cambria Math"/>
+            <w:sz w:val="21"/>
+            <w:szCs w:val="21"/>
           </w:rPr>
           <m:t>)</m:t>
         </m:r>
@@ -3198,17 +4348,26 @@
           <w:numId w:val="2"/>
         </w:numPr>
         <w:spacing w:after="100"/>
-      </w:pPr>
-      <w:r>
-        <w:t>所需转速</w:t>
-      </w:r>
-      <w:r>
-        <w:t xml:space="preserve"> </w:t>
+        <w:rPr>
+          <w:rFonts w:ascii="宋体" w:eastAsia="宋体" w:hAnsi="宋体"/>
+          <w:sz w:val="21"/>
+          <w:szCs w:val="21"/>
+        </w:rPr>
+      </w:pPr>
+      <w:r>
+        <w:rPr>
+          <w:rFonts w:ascii="宋体" w:eastAsia="宋体" w:hAnsi="宋体"/>
+          <w:sz w:val="21"/>
+          <w:szCs w:val="21"/>
+        </w:rPr>
+        <w:t xml:space="preserve">所需转速 </w:t>
       </w:r>
       <m:oMath>
         <m:r>
           <w:rPr>
-            <w:rFonts w:ascii="Cambria Math" w:hAnsi="Cambria Math"/>
+            <w:rFonts w:ascii="Cambria Math" w:eastAsia="宋体" w:hAnsi="Cambria Math"/>
+            <w:sz w:val="21"/>
+            <w:szCs w:val="21"/>
           </w:rPr>
           <m:t>s=</m:t>
         </m:r>
@@ -3216,11 +4375,18 @@
           <m:rPr>
             <m:nor/>
           </m:rPr>
+          <w:rPr>
+            <w:rFonts w:ascii="宋体" w:eastAsia="宋体" w:hAnsi="宋体"/>
+            <w:sz w:val="21"/>
+            <w:szCs w:val="21"/>
+          </w:rPr>
           <m:t>Speed</m:t>
         </m:r>
         <m:r>
           <w:rPr>
-            <w:rFonts w:ascii="Cambria Math" w:hAnsi="Cambria Math"/>
+            <w:rFonts w:ascii="Cambria Math" w:eastAsia="宋体" w:hAnsi="Cambria Math"/>
+            <w:sz w:val="21"/>
+            <w:szCs w:val="21"/>
           </w:rPr>
           <m:t>(</m:t>
         </m:r>
@@ -3228,14 +4394,18 @@
           <m:sSupPr>
             <m:ctrlPr>
               <w:rPr>
-                <w:rFonts w:ascii="Cambria Math" w:hAnsi="Cambria Math"/>
+                <w:rFonts w:ascii="Cambria Math" w:eastAsia="宋体" w:hAnsi="Cambria Math"/>
+                <w:sz w:val="21"/>
+                <w:szCs w:val="21"/>
               </w:rPr>
             </m:ctrlPr>
           </m:sSupPr>
           <m:e>
             <m:r>
               <w:rPr>
-                <w:rFonts w:ascii="Cambria Math" w:hAnsi="Cambria Math"/>
+                <w:rFonts w:ascii="Cambria Math" w:eastAsia="宋体" w:hAnsi="Cambria Math"/>
+                <w:sz w:val="21"/>
+                <w:szCs w:val="21"/>
               </w:rPr>
               <m:t>r</m:t>
             </m:r>
@@ -3243,7 +4413,9 @@
           <m:sup>
             <m:r>
               <w:rPr>
-                <w:rFonts w:ascii="Cambria Math" w:hAnsi="Cambria Math"/>
+                <w:rFonts w:ascii="Cambria Math" w:eastAsia="宋体" w:hAnsi="Cambria Math"/>
+                <w:sz w:val="21"/>
+                <w:szCs w:val="21"/>
               </w:rPr>
               <m:t>*</m:t>
             </m:r>
@@ -3251,12 +4423,19 @@
         </m:sSup>
         <m:r>
           <w:rPr>
-            <w:rFonts w:ascii="Cambria Math" w:hAnsi="Cambria Math"/>
+            <w:rFonts w:ascii="Cambria Math" w:eastAsia="宋体" w:hAnsi="Cambria Math"/>
+            <w:sz w:val="21"/>
+            <w:szCs w:val="21"/>
           </w:rPr>
           <m:t>)</m:t>
         </m:r>
       </m:oMath>
       <w:r>
+        <w:rPr>
+          <w:rFonts w:ascii="宋体" w:eastAsia="宋体" w:hAnsi="宋体"/>
+          <w:sz w:val="21"/>
+          <w:szCs w:val="21"/>
+        </w:rPr>
         <w:t>（插值）</w:t>
       </w:r>
     </w:p>
@@ -3268,23 +4447,37 @@
           <w:numId w:val="2"/>
         </w:numPr>
         <w:spacing w:after="100"/>
-      </w:pPr>
-      <w:r>
-        <w:t>炮塔水平角</w:t>
-      </w:r>
-      <w:r>
-        <w:t xml:space="preserve"> </w:t>
+        <w:rPr>
+          <w:rFonts w:ascii="宋体" w:eastAsia="宋体" w:hAnsi="宋体"/>
+          <w:sz w:val="21"/>
+          <w:szCs w:val="21"/>
+        </w:rPr>
+      </w:pPr>
+      <w:r>
+        <w:rPr>
+          <w:rFonts w:ascii="宋体" w:eastAsia="宋体" w:hAnsi="宋体"/>
+          <w:sz w:val="21"/>
+          <w:szCs w:val="21"/>
+        </w:rPr>
+        <w:t xml:space="preserve">炮塔水平角 </w:t>
       </w:r>
     </w:p>
     <w:p>
       <w:pPr>
         <w:spacing w:after="200"/>
+        <w:rPr>
+          <w:rFonts w:ascii="宋体" w:eastAsia="宋体" w:hAnsi="宋体"/>
+          <w:sz w:val="21"/>
+          <w:szCs w:val="21"/>
+        </w:rPr>
       </w:pPr>
       <m:oMathPara>
         <m:oMath>
           <m:r>
             <w:rPr>
-              <w:rFonts w:ascii="Cambria Math" w:hAnsi="Cambria Math"/>
+              <w:rFonts w:ascii="Cambria Math" w:eastAsia="宋体" w:hAnsi="Cambria Math"/>
+              <w:sz w:val="21"/>
+              <w:szCs w:val="21"/>
             </w:rPr>
             <m:t>ϕ=</m:t>
           </m:r>
@@ -3292,11 +4485,18 @@
             <m:rPr>
               <m:nor/>
             </m:rPr>
+            <w:rPr>
+              <w:rFonts w:ascii="宋体" w:eastAsia="宋体" w:hAnsi="宋体"/>
+              <w:sz w:val="21"/>
+              <w:szCs w:val="21"/>
+            </w:rPr>
             <m:t>atan2</m:t>
           </m:r>
           <m:r>
             <w:rPr>
-              <w:rFonts w:ascii="Cambria Math" w:hAnsi="Cambria Math"/>
+              <w:rFonts w:ascii="Cambria Math" w:eastAsia="宋体" w:hAnsi="Cambria Math"/>
+              <w:sz w:val="21"/>
+              <w:szCs w:val="21"/>
             </w:rPr>
             <m:t>(</m:t>
           </m:r>
@@ -3304,14 +4504,18 @@
             <m:sSubPr>
               <m:ctrlPr>
                 <w:rPr>
-                  <w:rFonts w:ascii="Cambria Math" w:hAnsi="Cambria Math"/>
+                  <w:rFonts w:ascii="Cambria Math" w:eastAsia="宋体" w:hAnsi="Cambria Math"/>
+                  <w:sz w:val="21"/>
+                  <w:szCs w:val="21"/>
                 </w:rPr>
               </m:ctrlPr>
             </m:sSubPr>
             <m:e>
               <m:r>
                 <w:rPr>
-                  <w:rFonts w:ascii="Cambria Math" w:hAnsi="Cambria Math"/>
+                  <w:rFonts w:ascii="Cambria Math" w:eastAsia="宋体" w:hAnsi="Cambria Math"/>
+                  <w:sz w:val="21"/>
+                  <w:szCs w:val="21"/>
                 </w:rPr>
                 <m:t>d</m:t>
               </m:r>
@@ -3319,7 +4523,9 @@
             <m:sub>
               <m:r>
                 <w:rPr>
-                  <w:rFonts w:ascii="Cambria Math" w:hAnsi="Cambria Math"/>
+                  <w:rFonts w:ascii="Cambria Math" w:eastAsia="宋体" w:hAnsi="Cambria Math"/>
+                  <w:sz w:val="21"/>
+                  <w:szCs w:val="21"/>
                 </w:rPr>
                 <m:t>y</m:t>
               </m:r>
@@ -3327,7 +4533,9 @@
           </m:sSub>
           <m:r>
             <w:rPr>
-              <w:rFonts w:ascii="Cambria Math" w:hAnsi="Cambria Math"/>
+              <w:rFonts w:ascii="Cambria Math" w:eastAsia="宋体" w:hAnsi="Cambria Math"/>
+              <w:sz w:val="21"/>
+              <w:szCs w:val="21"/>
             </w:rPr>
             <m:t>-</m:t>
           </m:r>
@@ -3335,14 +4543,18 @@
             <m:sSubPr>
               <m:ctrlPr>
                 <w:rPr>
-                  <w:rFonts w:ascii="Cambria Math" w:hAnsi="Cambria Math"/>
+                  <w:rFonts w:ascii="Cambria Math" w:eastAsia="宋体" w:hAnsi="Cambria Math"/>
+                  <w:sz w:val="21"/>
+                  <w:szCs w:val="21"/>
                 </w:rPr>
               </m:ctrlPr>
             </m:sSubPr>
             <m:e>
               <m:r>
                 <w:rPr>
-                  <w:rFonts w:ascii="Cambria Math" w:hAnsi="Cambria Math"/>
+                  <w:rFonts w:ascii="Cambria Math" w:eastAsia="宋体" w:hAnsi="Cambria Math"/>
+                  <w:sz w:val="21"/>
+                  <w:szCs w:val="21"/>
                 </w:rPr>
                 <m:t>v</m:t>
               </m:r>
@@ -3350,7 +4562,9 @@
             <m:sub>
               <m:r>
                 <w:rPr>
-                  <w:rFonts w:ascii="Cambria Math" w:hAnsi="Cambria Math"/>
+                  <w:rFonts w:ascii="Cambria Math" w:eastAsia="宋体" w:hAnsi="Cambria Math"/>
+                  <w:sz w:val="21"/>
+                  <w:szCs w:val="21"/>
                 </w:rPr>
                 <m:t>ry</m:t>
               </m:r>
@@ -3360,14 +4574,18 @@
             <m:sSupPr>
               <m:ctrlPr>
                 <w:rPr>
-                  <w:rFonts w:ascii="Cambria Math" w:hAnsi="Cambria Math"/>
+                  <w:rFonts w:ascii="Cambria Math" w:eastAsia="宋体" w:hAnsi="Cambria Math"/>
+                  <w:sz w:val="21"/>
+                  <w:szCs w:val="21"/>
                 </w:rPr>
               </m:ctrlPr>
             </m:sSupPr>
             <m:e>
               <m:r>
                 <w:rPr>
-                  <w:rFonts w:ascii="Cambria Math" w:hAnsi="Cambria Math"/>
+                  <w:rFonts w:ascii="Cambria Math" w:eastAsia="宋体" w:hAnsi="Cambria Math"/>
+                  <w:sz w:val="21"/>
+                  <w:szCs w:val="21"/>
                 </w:rPr>
                 <m:t>t</m:t>
               </m:r>
@@ -3375,7 +4593,9 @@
             <m:sup>
               <m:r>
                 <w:rPr>
-                  <w:rFonts w:ascii="Cambria Math" w:hAnsi="Cambria Math"/>
+                  <w:rFonts w:ascii="Cambria Math" w:eastAsia="宋体" w:hAnsi="Cambria Math"/>
+                  <w:sz w:val="21"/>
+                  <w:szCs w:val="21"/>
                 </w:rPr>
                 <m:t>*</m:t>
               </m:r>
@@ -3383,7 +4603,9 @@
           </m:sSup>
           <m:r>
             <w:rPr>
-              <w:rFonts w:ascii="Cambria Math" w:hAnsi="Cambria Math"/>
+              <w:rFonts w:ascii="Cambria Math" w:eastAsia="宋体" w:hAnsi="Cambria Math"/>
+              <w:sz w:val="21"/>
+              <w:szCs w:val="21"/>
             </w:rPr>
             <m:t>,</m:t>
           </m:r>
@@ -3392,7 +4614,9 @@
               <m:sty m:val="p"/>
             </m:rPr>
             <w:rPr>
-              <w:rFonts w:ascii="Cambria Math" w:hAnsi="Cambria Math"/>
+              <w:rFonts w:ascii="Cambria Math" w:eastAsia="宋体" w:hAnsi="Cambria Math"/>
+              <w:sz w:val="21"/>
+              <w:szCs w:val="21"/>
             </w:rPr>
             <m:t> </m:t>
           </m:r>
@@ -3400,14 +4624,18 @@
             <m:sSubPr>
               <m:ctrlPr>
                 <w:rPr>
-                  <w:rFonts w:ascii="Cambria Math" w:hAnsi="Cambria Math"/>
+                  <w:rFonts w:ascii="Cambria Math" w:eastAsia="宋体" w:hAnsi="Cambria Math"/>
+                  <w:sz w:val="21"/>
+                  <w:szCs w:val="21"/>
                 </w:rPr>
               </m:ctrlPr>
             </m:sSubPr>
             <m:e>
               <m:r>
                 <w:rPr>
-                  <w:rFonts w:ascii="Cambria Math" w:hAnsi="Cambria Math"/>
+                  <w:rFonts w:ascii="Cambria Math" w:eastAsia="宋体" w:hAnsi="Cambria Math"/>
+                  <w:sz w:val="21"/>
+                  <w:szCs w:val="21"/>
                 </w:rPr>
                 <m:t>d</m:t>
               </m:r>
@@ -3415,7 +4643,9 @@
             <m:sub>
               <m:r>
                 <w:rPr>
-                  <w:rFonts w:ascii="Cambria Math" w:hAnsi="Cambria Math"/>
+                  <w:rFonts w:ascii="Cambria Math" w:eastAsia="宋体" w:hAnsi="Cambria Math"/>
+                  <w:sz w:val="21"/>
+                  <w:szCs w:val="21"/>
                 </w:rPr>
                 <m:t>x</m:t>
               </m:r>
@@ -3423,7 +4653,9 @@
           </m:sSub>
           <m:r>
             <w:rPr>
-              <w:rFonts w:ascii="Cambria Math" w:hAnsi="Cambria Math"/>
+              <w:rFonts w:ascii="Cambria Math" w:eastAsia="宋体" w:hAnsi="Cambria Math"/>
+              <w:sz w:val="21"/>
+              <w:szCs w:val="21"/>
             </w:rPr>
             <m:t>-</m:t>
           </m:r>
@@ -3431,14 +4663,18 @@
             <m:sSubPr>
               <m:ctrlPr>
                 <w:rPr>
-                  <w:rFonts w:ascii="Cambria Math" w:hAnsi="Cambria Math"/>
+                  <w:rFonts w:ascii="Cambria Math" w:eastAsia="宋体" w:hAnsi="Cambria Math"/>
+                  <w:sz w:val="21"/>
+                  <w:szCs w:val="21"/>
                 </w:rPr>
               </m:ctrlPr>
             </m:sSubPr>
             <m:e>
               <m:r>
                 <w:rPr>
-                  <w:rFonts w:ascii="Cambria Math" w:hAnsi="Cambria Math"/>
+                  <w:rFonts w:ascii="Cambria Math" w:eastAsia="宋体" w:hAnsi="Cambria Math"/>
+                  <w:sz w:val="21"/>
+                  <w:szCs w:val="21"/>
                 </w:rPr>
                 <m:t>v</m:t>
               </m:r>
@@ -3446,7 +4682,9 @@
             <m:sub>
               <m:r>
                 <w:rPr>
-                  <w:rFonts w:ascii="Cambria Math" w:hAnsi="Cambria Math"/>
+                  <w:rFonts w:ascii="Cambria Math" w:eastAsia="宋体" w:hAnsi="Cambria Math"/>
+                  <w:sz w:val="21"/>
+                  <w:szCs w:val="21"/>
                 </w:rPr>
                 <m:t>rx</m:t>
               </m:r>
@@ -3456,14 +4694,18 @@
             <m:sSupPr>
               <m:ctrlPr>
                 <w:rPr>
-                  <w:rFonts w:ascii="Cambria Math" w:hAnsi="Cambria Math"/>
+                  <w:rFonts w:ascii="Cambria Math" w:eastAsia="宋体" w:hAnsi="Cambria Math"/>
+                  <w:sz w:val="21"/>
+                  <w:szCs w:val="21"/>
                 </w:rPr>
               </m:ctrlPr>
             </m:sSupPr>
             <m:e>
               <m:r>
                 <w:rPr>
-                  <w:rFonts w:ascii="Cambria Math" w:hAnsi="Cambria Math"/>
+                  <w:rFonts w:ascii="Cambria Math" w:eastAsia="宋体" w:hAnsi="Cambria Math"/>
+                  <w:sz w:val="21"/>
+                  <w:szCs w:val="21"/>
                 </w:rPr>
                 <m:t>t</m:t>
               </m:r>
@@ -3471,7 +4713,9 @@
             <m:sup>
               <m:r>
                 <w:rPr>
-                  <w:rFonts w:ascii="Cambria Math" w:hAnsi="Cambria Math"/>
+                  <w:rFonts w:ascii="Cambria Math" w:eastAsia="宋体" w:hAnsi="Cambria Math"/>
+                  <w:sz w:val="21"/>
+                  <w:szCs w:val="21"/>
                 </w:rPr>
                 <m:t>*</m:t>
               </m:r>
@@ -3479,7 +4723,9 @@
           </m:sSup>
           <m:r>
             <w:rPr>
-              <w:rFonts w:ascii="Cambria Math" w:hAnsi="Cambria Math"/>
+              <w:rFonts w:ascii="Cambria Math" w:eastAsia="宋体" w:hAnsi="Cambria Math"/>
+              <w:sz w:val="21"/>
+              <w:szCs w:val="21"/>
             </w:rPr>
             <m:t>)-</m:t>
           </m:r>
@@ -3487,14 +4733,18 @@
             <m:sSubPr>
               <m:ctrlPr>
                 <w:rPr>
-                  <w:rFonts w:ascii="Cambria Math" w:hAnsi="Cambria Math"/>
+                  <w:rFonts w:ascii="Cambria Math" w:eastAsia="宋体" w:hAnsi="Cambria Math"/>
+                  <w:sz w:val="21"/>
+                  <w:szCs w:val="21"/>
                 </w:rPr>
               </m:ctrlPr>
             </m:sSubPr>
             <m:e>
               <m:r>
                 <w:rPr>
-                  <w:rFonts w:ascii="Cambria Math" w:hAnsi="Cambria Math"/>
+                  <w:rFonts w:ascii="Cambria Math" w:eastAsia="宋体" w:hAnsi="Cambria Math"/>
+                  <w:sz w:val="21"/>
+                  <w:szCs w:val="21"/>
                 </w:rPr>
                 <m:t>θ</m:t>
               </m:r>
@@ -3504,6 +4754,11 @@
                 <m:rPr>
                   <m:nor/>
                 </m:rPr>
+                <w:rPr>
+                  <w:rFonts w:ascii="宋体" w:eastAsia="宋体" w:hAnsi="宋体"/>
+                  <w:sz w:val="21"/>
+                  <w:szCs w:val="21"/>
+                </w:rPr>
                 <m:t>robot</m:t>
               </m:r>
             </m:sub>
@@ -3514,52 +4769,94 @@
     <w:p>
       <w:pPr>
         <w:spacing w:before="240" w:after="120"/>
-      </w:pPr>
-      <w:r>
-        <w:rPr>
-          <w:rFonts w:hint="eastAsia"/>
+        <w:rPr>
+          <w:rFonts w:ascii="宋体" w:eastAsia="宋体" w:hAnsi="宋体"/>
+          <w:sz w:val="21"/>
+          <w:szCs w:val="21"/>
+        </w:rPr>
+      </w:pPr>
+      <w:r>
+        <w:rPr>
+          <w:rFonts w:ascii="宋体" w:eastAsia="宋体" w:hAnsi="宋体" w:hint="eastAsia"/>
+          <w:sz w:val="21"/>
+          <w:szCs w:val="21"/>
         </w:rPr>
         <w:t>由于二分法保证了收敛性，</w:t>
       </w:r>
       <w:r>
+        <w:rPr>
+          <w:rFonts w:ascii="宋体" w:eastAsia="宋体" w:hAnsi="宋体"/>
+          <w:sz w:val="21"/>
+          <w:szCs w:val="21"/>
+        </w:rPr>
         <w:t>该方法的解理论上</w:t>
       </w:r>
       <w:r>
         <w:rPr>
+          <w:rFonts w:ascii="宋体" w:eastAsia="宋体" w:hAnsi="宋体"/>
           <w:b/>
           <w:bCs/>
+          <w:sz w:val="21"/>
+          <w:szCs w:val="21"/>
         </w:rPr>
         <w:t>无偏</w:t>
       </w:r>
       <w:r>
+        <w:rPr>
+          <w:rFonts w:ascii="宋体" w:eastAsia="宋体" w:hAnsi="宋体"/>
+          <w:sz w:val="21"/>
+          <w:szCs w:val="21"/>
+        </w:rPr>
         <w:t>，即：</w:t>
       </w:r>
       <m:oMath>
         <m:r>
           <w:rPr>
-            <w:rFonts w:ascii="Cambria Math" w:hAnsi="Cambria Math"/>
+            <w:rFonts w:ascii="Cambria Math" w:eastAsia="宋体" w:hAnsi="Cambria Math"/>
+            <w:sz w:val="21"/>
+            <w:szCs w:val="21"/>
           </w:rPr>
           <m:t>∀ϵ&gt;0 ∃N∈</m:t>
         </m:r>
         <m:r>
           <w:rPr>
-            <w:rFonts w:ascii="Cambria Math" w:hAnsi="Cambria Math" w:hint="eastAsia"/>
+            <w:rFonts w:ascii="Cambria Math" w:eastAsia="宋体" w:hAnsi="Cambria Math" w:hint="eastAsia"/>
+            <w:sz w:val="21"/>
+            <w:szCs w:val="21"/>
           </w:rPr>
           <m:t>N</m:t>
         </m:r>
         <m:r>
           <w:rPr>
-            <w:rFonts w:ascii="Cambria Math" w:hAnsi="Cambria Math"/>
-          </w:rPr>
-          <m:t>* s.t.∀n&gt;N</m:t>
+            <w:rFonts w:ascii="Cambria Math" w:eastAsia="宋体" w:hAnsi="Cambria Math"/>
+            <w:sz w:val="21"/>
+            <w:szCs w:val="21"/>
+          </w:rPr>
+          <m:t>*</m:t>
+        </m:r>
+        <m:r>
+          <w:rPr>
+            <w:rFonts w:ascii="Cambria Math" w:eastAsia="宋体" w:hAnsi="Cambria Math"/>
+            <w:sz w:val="21"/>
+            <w:szCs w:val="21"/>
+          </w:rPr>
+          <m:t xml:space="preserve"> s.t.∀n&gt;N</m:t>
         </m:r>
       </m:oMath>
       <w:r>
+        <w:rPr>
+          <w:rFonts w:ascii="宋体" w:eastAsia="宋体" w:hAnsi="宋体"/>
+          <w:sz w:val="21"/>
+          <w:szCs w:val="21"/>
+        </w:rPr>
         <w:t>解得参数的落点与目标误差距离</w:t>
       </w:r>
       <w:r>
         <w:rPr>
+          <w:rFonts w:ascii="宋体" w:eastAsia="宋体" w:hAnsi="宋体"/>
           <w:noProof/>
+          <w:sz w:val="21"/>
+          <w:szCs w:val="21"/>
         </w:rPr>
         <w:drawing>
           <wp:inline distT="0" distB="0" distL="0" distR="0" wp14:anchorId="4C62CF92" wp14:editId="05C1F932">
@@ -3601,6 +4898,11 @@
         </w:drawing>
       </w:r>
       <w:r>
+        <w:rPr>
+          <w:rFonts w:ascii="宋体" w:eastAsia="宋体" w:hAnsi="宋体"/>
+          <w:sz w:val="21"/>
+          <w:szCs w:val="21"/>
+        </w:rPr>
         <w:t>。</w:t>
       </w:r>
     </w:p>
@@ -3638,13 +4940,28 @@
             <w:tcW w:w="3006" w:type="dxa"/>
           </w:tcPr>
           <w:p>
+            <w:pPr>
+              <w:rPr>
+                <w:rFonts w:ascii="宋体" w:eastAsia="宋体" w:hAnsi="宋体"/>
+                <w:sz w:val="21"/>
+                <w:szCs w:val="21"/>
+              </w:rPr>
+            </w:pPr>
             <w:r>
+              <w:rPr>
+                <w:rFonts w:ascii="宋体" w:eastAsia="宋体" w:hAnsi="宋体"/>
+                <w:sz w:val="21"/>
+                <w:szCs w:val="21"/>
+              </w:rPr>
               <w:t xml:space="preserve"> </w:t>
             </w:r>
             <w:r>
               <w:rPr>
+                <w:rFonts w:ascii="宋体" w:eastAsia="宋体" w:hAnsi="宋体"/>
                 <w:b/>
                 <w:bCs/>
+                <w:sz w:val="21"/>
+                <w:szCs w:val="21"/>
               </w:rPr>
               <w:t>对比维度</w:t>
             </w:r>
@@ -3655,10 +4972,20 @@
             <w:tcW w:w="3696" w:type="dxa"/>
           </w:tcPr>
           <w:p>
+            <w:pPr>
+              <w:rPr>
+                <w:rFonts w:ascii="宋体" w:eastAsia="宋体" w:hAnsi="宋体"/>
+                <w:sz w:val="21"/>
+                <w:szCs w:val="21"/>
+              </w:rPr>
+            </w:pPr>
             <w:r>
               <w:rPr>
+                <w:rFonts w:ascii="宋体" w:eastAsia="宋体" w:hAnsi="宋体"/>
                 <w:b/>
                 <w:bCs/>
+                <w:sz w:val="21"/>
+                <w:szCs w:val="21"/>
               </w:rPr>
               <w:t>多重迭代法</w:t>
             </w:r>
@@ -3669,10 +4996,20 @@
             <w:tcW w:w="2314" w:type="dxa"/>
           </w:tcPr>
           <w:p>
+            <w:pPr>
+              <w:rPr>
+                <w:rFonts w:ascii="宋体" w:eastAsia="宋体" w:hAnsi="宋体"/>
+                <w:sz w:val="21"/>
+                <w:szCs w:val="21"/>
+              </w:rPr>
+            </w:pPr>
             <w:r>
               <w:rPr>
+                <w:rFonts w:ascii="宋体" w:eastAsia="宋体" w:hAnsi="宋体"/>
                 <w:b/>
                 <w:bCs/>
+                <w:sz w:val="21"/>
+                <w:szCs w:val="21"/>
               </w:rPr>
               <w:t>二分法</w:t>
             </w:r>
@@ -3685,7 +5022,19 @@
             <w:tcW w:w="3006" w:type="dxa"/>
           </w:tcPr>
           <w:p>
+            <w:pPr>
+              <w:rPr>
+                <w:rFonts w:ascii="宋体" w:eastAsia="宋体" w:hAnsi="宋体"/>
+                <w:sz w:val="21"/>
+                <w:szCs w:val="21"/>
+              </w:rPr>
+            </w:pPr>
             <w:r>
+              <w:rPr>
+                <w:rFonts w:ascii="宋体" w:eastAsia="宋体" w:hAnsi="宋体"/>
+                <w:sz w:val="21"/>
+                <w:szCs w:val="21"/>
+              </w:rPr>
               <w:t>理论无偏</w:t>
             </w:r>
           </w:p>
@@ -3695,7 +5044,19 @@
             <w:tcW w:w="3696" w:type="dxa"/>
           </w:tcPr>
           <w:p>
+            <w:pPr>
+              <w:rPr>
+                <w:rFonts w:ascii="宋体" w:eastAsia="宋体" w:hAnsi="宋体"/>
+                <w:sz w:val="21"/>
+                <w:szCs w:val="21"/>
+              </w:rPr>
+            </w:pPr>
             <w:r>
+              <w:rPr>
+                <w:rFonts w:ascii="宋体" w:eastAsia="宋体" w:hAnsi="宋体"/>
+                <w:sz w:val="21"/>
+                <w:szCs w:val="21"/>
+              </w:rPr>
               <w:t>否</w:t>
             </w:r>
           </w:p>
@@ -3705,7 +5066,19 @@
             <w:tcW w:w="2314" w:type="dxa"/>
           </w:tcPr>
           <w:p>
+            <w:pPr>
+              <w:rPr>
+                <w:rFonts w:ascii="宋体" w:eastAsia="宋体" w:hAnsi="宋体"/>
+                <w:sz w:val="21"/>
+                <w:szCs w:val="21"/>
+              </w:rPr>
+            </w:pPr>
             <w:r>
+              <w:rPr>
+                <w:rFonts w:ascii="宋体" w:eastAsia="宋体" w:hAnsi="宋体"/>
+                <w:sz w:val="21"/>
+                <w:szCs w:val="21"/>
+              </w:rPr>
               <w:t>是</w:t>
             </w:r>
           </w:p>
@@ -3717,7 +5090,19 @@
             <w:tcW w:w="3006" w:type="dxa"/>
           </w:tcPr>
           <w:p>
+            <w:pPr>
+              <w:rPr>
+                <w:rFonts w:ascii="宋体" w:eastAsia="宋体" w:hAnsi="宋体"/>
+                <w:sz w:val="21"/>
+                <w:szCs w:val="21"/>
+              </w:rPr>
+            </w:pPr>
             <w:r>
+              <w:rPr>
+                <w:rFonts w:ascii="宋体" w:eastAsia="宋体" w:hAnsi="宋体"/>
+                <w:sz w:val="21"/>
+                <w:szCs w:val="21"/>
+              </w:rPr>
               <w:t>收敛速度</w:t>
             </w:r>
           </w:p>
@@ -3727,14 +5112,20 @@
             <w:tcW w:w="3696" w:type="dxa"/>
           </w:tcPr>
           <w:p>
+            <w:pPr>
+              <w:rPr>
+                <w:rFonts w:ascii="宋体" w:eastAsia="宋体" w:hAnsi="宋体"/>
+                <w:sz w:val="21"/>
+                <w:szCs w:val="21"/>
+              </w:rPr>
+            </w:pPr>
             <w:r>
-              <w:t>线性（需</w:t>
-            </w:r>
-            <w:r>
-              <w:t>5~10</w:t>
-            </w:r>
-            <w:r>
-              <w:t>次）</w:t>
+              <w:rPr>
+                <w:rFonts w:ascii="宋体" w:eastAsia="宋体" w:hAnsi="宋体"/>
+                <w:sz w:val="21"/>
+                <w:szCs w:val="21"/>
+              </w:rPr>
+              <w:t>线性（需5~10次）</w:t>
             </w:r>
           </w:p>
         </w:tc>
@@ -3743,7 +5134,19 @@
             <w:tcW w:w="2314" w:type="dxa"/>
           </w:tcPr>
           <w:p>
+            <w:pPr>
+              <w:rPr>
+                <w:rFonts w:ascii="宋体" w:eastAsia="宋体" w:hAnsi="宋体"/>
+                <w:sz w:val="21"/>
+                <w:szCs w:val="21"/>
+              </w:rPr>
+            </w:pPr>
             <w:r>
+              <w:rPr>
+                <w:rFonts w:ascii="宋体" w:eastAsia="宋体" w:hAnsi="宋体"/>
+                <w:sz w:val="21"/>
+                <w:szCs w:val="21"/>
+              </w:rPr>
               <w:t>二阶</w:t>
             </w:r>
           </w:p>
@@ -3755,7 +5158,19 @@
             <w:tcW w:w="3006" w:type="dxa"/>
           </w:tcPr>
           <w:p>
+            <w:pPr>
+              <w:rPr>
+                <w:rFonts w:ascii="宋体" w:eastAsia="宋体" w:hAnsi="宋体"/>
+                <w:sz w:val="21"/>
+                <w:szCs w:val="21"/>
+              </w:rPr>
+            </w:pPr>
             <w:r>
+              <w:rPr>
+                <w:rFonts w:ascii="宋体" w:eastAsia="宋体" w:hAnsi="宋体"/>
+                <w:sz w:val="21"/>
+                <w:szCs w:val="21"/>
+              </w:rPr>
               <w:t>初始值依赖</w:t>
             </w:r>
           </w:p>
@@ -3765,7 +5180,19 @@
             <w:tcW w:w="3696" w:type="dxa"/>
           </w:tcPr>
           <w:p>
+            <w:pPr>
+              <w:rPr>
+                <w:rFonts w:ascii="宋体" w:eastAsia="宋体" w:hAnsi="宋体"/>
+                <w:sz w:val="21"/>
+                <w:szCs w:val="21"/>
+              </w:rPr>
+            </w:pPr>
             <w:r>
+              <w:rPr>
+                <w:rFonts w:ascii="宋体" w:eastAsia="宋体" w:hAnsi="宋体"/>
+                <w:sz w:val="21"/>
+                <w:szCs w:val="21"/>
+              </w:rPr>
               <w:t>敏感，可能发散</w:t>
             </w:r>
           </w:p>
@@ -3775,7 +5202,19 @@
             <w:tcW w:w="2314" w:type="dxa"/>
           </w:tcPr>
           <w:p>
+            <w:pPr>
+              <w:rPr>
+                <w:rFonts w:ascii="宋体" w:eastAsia="宋体" w:hAnsi="宋体"/>
+                <w:sz w:val="21"/>
+                <w:szCs w:val="21"/>
+              </w:rPr>
+            </w:pPr>
             <w:r>
+              <w:rPr>
+                <w:rFonts w:ascii="宋体" w:eastAsia="宋体" w:hAnsi="宋体"/>
+                <w:sz w:val="21"/>
+                <w:szCs w:val="21"/>
+              </w:rPr>
               <w:t>不依赖</w:t>
             </w:r>
           </w:p>
@@ -3786,52 +5225,73 @@
       <w:pPr>
         <w:pStyle w:val="3"/>
         <w:spacing w:after="200"/>
-      </w:pPr>
-      <w:r>
-        <w:t xml:space="preserve">4.3 </w:t>
-      </w:r>
-      <w:r>
-        <w:t>多仰角择优</w:t>
+        <w:rPr>
+          <w:rFonts w:ascii="宋体" w:eastAsia="宋体" w:hAnsi="宋体"/>
+          <w:sz w:val="24"/>
+          <w:szCs w:val="24"/>
+        </w:rPr>
+      </w:pPr>
+      <w:r>
+        <w:rPr>
+          <w:rFonts w:ascii="宋体" w:eastAsia="宋体" w:hAnsi="宋体"/>
+          <w:sz w:val="24"/>
+          <w:szCs w:val="24"/>
+        </w:rPr>
+        <w:t>4.3 多仰角择优</w:t>
       </w:r>
     </w:p>
     <w:p>
       <w:pPr>
         <w:spacing w:after="120"/>
-      </w:pPr>
-      <w:r>
-        <w:t>由于不同仰角</w:t>
-      </w:r>
-      <w:r>
-        <w:t xml:space="preserve"> </w:t>
+        <w:rPr>
+          <w:rFonts w:ascii="宋体" w:eastAsia="宋体" w:hAnsi="宋体"/>
+          <w:sz w:val="21"/>
+          <w:szCs w:val="21"/>
+        </w:rPr>
+      </w:pPr>
+      <w:r>
+        <w:rPr>
+          <w:rFonts w:ascii="宋体" w:eastAsia="宋体" w:hAnsi="宋体"/>
+          <w:sz w:val="21"/>
+          <w:szCs w:val="21"/>
+        </w:rPr>
+        <w:lastRenderedPageBreak/>
+        <w:t xml:space="preserve">由于不同仰角 </w:t>
       </w:r>
       <m:oMath>
         <m:r>
           <w:rPr>
-            <w:rFonts w:ascii="Cambria Math" w:hAnsi="Cambria Math"/>
+            <w:rFonts w:ascii="Cambria Math" w:eastAsia="宋体" w:hAnsi="Cambria Math"/>
+            <w:sz w:val="21"/>
+            <w:szCs w:val="21"/>
           </w:rPr>
           <m:t>d(t)</m:t>
         </m:r>
       </m:oMath>
       <w:r>
-        <w:t xml:space="preserve"> </w:t>
-      </w:r>
-      <w:r>
-        <w:t>函数不同，可能同时存在多个有效解。我们遍历所有候选</w:t>
-      </w:r>
-      <w:r>
-        <w:t xml:space="preserve"> yaw</w:t>
-      </w:r>
-      <w:r>
-        <w:t>，选择</w:t>
-      </w:r>
-      <w:r>
-        <w:rPr>
+        <w:rPr>
+          <w:rFonts w:ascii="宋体" w:eastAsia="宋体" w:hAnsi="宋体"/>
+          <w:sz w:val="21"/>
+          <w:szCs w:val="21"/>
+        </w:rPr>
+        <w:t xml:space="preserve"> 函数不同，可能同时存在多个有效解。我们遍历所有候选 yaw，选择</w:t>
+      </w:r>
+      <w:r>
+        <w:rPr>
+          <w:rFonts w:ascii="宋体" w:eastAsia="宋体" w:hAnsi="宋体"/>
           <w:b/>
           <w:bCs/>
+          <w:sz w:val="21"/>
+          <w:szCs w:val="21"/>
         </w:rPr>
         <w:t>残差最小</w:t>
       </w:r>
       <w:r>
+        <w:rPr>
+          <w:rFonts w:ascii="宋体" w:eastAsia="宋体" w:hAnsi="宋体"/>
+          <w:sz w:val="21"/>
+          <w:szCs w:val="21"/>
+        </w:rPr>
         <w:t>的解：</w:t>
       </w:r>
     </w:p>
@@ -3839,10 +5299,18 @@
       <w:pPr>
         <w:spacing w:before="240" w:after="160"/>
         <w:jc w:val="center"/>
-      </w:pPr>
-      <w:r>
-        <w:rPr>
+        <w:rPr>
+          <w:rFonts w:ascii="宋体" w:eastAsia="宋体" w:hAnsi="宋体"/>
+          <w:sz w:val="21"/>
+          <w:szCs w:val="21"/>
+        </w:rPr>
+      </w:pPr>
+      <w:r>
+        <w:rPr>
+          <w:rFonts w:ascii="宋体" w:eastAsia="宋体" w:hAnsi="宋体"/>
           <w:noProof/>
+          <w:sz w:val="21"/>
+          <w:szCs w:val="21"/>
         </w:rPr>
         <w:drawing>
           <wp:inline distT="0" distB="0" distL="0" distR="0" wp14:anchorId="7D81AEE1" wp14:editId="731EE505">
@@ -3887,19 +5355,36 @@
     <w:p>
       <w:pPr>
         <w:spacing w:after="200"/>
-      </w:pPr>
-      <w:r>
-        <w:t xml:space="preserve"> </w:t>
-      </w:r>
-      <w:r>
-        <w:t>也可额外考虑射速是否在可控范围内。该策略显式处理了多解问题，这是迭代法难以直接做到的。</w:t>
+        <w:rPr>
+          <w:rFonts w:ascii="宋体" w:eastAsia="宋体" w:hAnsi="宋体"/>
+          <w:sz w:val="21"/>
+          <w:szCs w:val="21"/>
+        </w:rPr>
+      </w:pPr>
+      <w:r>
+        <w:rPr>
+          <w:rFonts w:ascii="宋体" w:eastAsia="宋体" w:hAnsi="宋体"/>
+          <w:sz w:val="21"/>
+          <w:szCs w:val="21"/>
+        </w:rPr>
+        <w:t xml:space="preserve"> 也可额外考虑射速是否在可控范围内。该策略显式处理了多解问题，这是迭代法难以直接做到的。</w:t>
       </w:r>
     </w:p>
     <w:p>
       <w:pPr>
         <w:spacing w:after="200"/>
-      </w:pPr>
-      <w:r>
+        <w:rPr>
+          <w:rFonts w:ascii="宋体" w:eastAsia="宋体" w:hAnsi="宋体"/>
+          <w:sz w:val="21"/>
+          <w:szCs w:val="21"/>
+        </w:rPr>
+      </w:pPr>
+      <w:r>
+        <w:rPr>
+          <w:rFonts w:ascii="宋体" w:eastAsia="宋体" w:hAnsi="宋体"/>
+          <w:sz w:val="21"/>
+          <w:szCs w:val="21"/>
+        </w:rPr>
         <w:t xml:space="preserve"> </w:t>
       </w:r>
     </w:p>
@@ -3907,12 +5392,19 @@
       <w:pPr>
         <w:pStyle w:val="3"/>
         <w:spacing w:after="200"/>
-      </w:pPr>
-      <w:r>
-        <w:t xml:space="preserve">4.4 </w:t>
-      </w:r>
-      <w:r>
-        <w:t>伪代码实现</w:t>
+        <w:rPr>
+          <w:rFonts w:ascii="宋体" w:eastAsia="宋体" w:hAnsi="宋体"/>
+          <w:sz w:val="24"/>
+          <w:szCs w:val="24"/>
+        </w:rPr>
+      </w:pPr>
+      <w:r>
+        <w:rPr>
+          <w:rFonts w:ascii="宋体" w:eastAsia="宋体" w:hAnsi="宋体"/>
+          <w:sz w:val="24"/>
+          <w:szCs w:val="24"/>
+        </w:rPr>
+        <w:t>4.4 伪代码实现</w:t>
       </w:r>
     </w:p>
     <w:p>
@@ -3920,69 +5412,89 @@
         <w:shd w:val="clear" w:color="auto" w:fill="000000"/>
         <w:spacing w:before="160" w:after="200"/>
         <w:ind w:left="240" w:right="240"/>
-      </w:pPr>
-      <w:r>
-        <w:rPr>
-          <w:rFonts w:ascii="Courier New" w:eastAsia="Courier New" w:hAnsi="Courier New" w:cs="Courier New"/>
-          <w:color w:val="FFFFFF"/>
-          <w:sz w:val="20"/>
-          <w:szCs w:val="20"/>
+        <w:rPr>
+          <w:rFonts w:ascii="宋体" w:eastAsia="宋体" w:hAnsi="宋体"/>
+          <w:sz w:val="21"/>
+          <w:szCs w:val="21"/>
+        </w:rPr>
+      </w:pPr>
+      <w:r>
+        <w:rPr>
+          <w:rFonts w:ascii="宋体" w:eastAsia="宋体" w:hAnsi="宋体" w:cs="Courier New"/>
+          <w:color w:val="FFFFFF"/>
+          <w:sz w:val="16"/>
+          <w:szCs w:val="16"/>
         </w:rPr>
         <w:t xml:space="preserve">         </w:t>
       </w:r>
       <w:r>
+        <w:rPr>
+          <w:rFonts w:ascii="宋体" w:eastAsia="宋体" w:hAnsi="宋体"/>
+          <w:sz w:val="21"/>
+          <w:szCs w:val="21"/>
+        </w:rPr>
         <w:br/>
       </w:r>
       <w:r>
         <w:rPr>
-          <w:rFonts w:ascii="Courier New" w:eastAsia="Courier New" w:hAnsi="Courier New" w:cs="Courier New"/>
-          <w:color w:val="FFFFFF"/>
-          <w:sz w:val="20"/>
-          <w:szCs w:val="20"/>
+          <w:rFonts w:ascii="宋体" w:eastAsia="宋体" w:hAnsi="宋体" w:cs="Courier New"/>
+          <w:color w:val="FFFFFF"/>
+          <w:sz w:val="16"/>
+          <w:szCs w:val="16"/>
         </w:rPr>
         <w:t xml:space="preserve">    // 对每个yaw独立求解    </w:t>
       </w:r>
       <w:r>
+        <w:rPr>
+          <w:rFonts w:ascii="宋体" w:eastAsia="宋体" w:hAnsi="宋体"/>
+          <w:sz w:val="21"/>
+          <w:szCs w:val="21"/>
+        </w:rPr>
         <w:br/>
       </w:r>
       <w:r>
         <w:rPr>
-          <w:rFonts w:ascii="Courier New" w:eastAsia="Courier New" w:hAnsi="Courier New" w:cs="Courier New"/>
-          <w:color w:val="FFFFFF"/>
-          <w:sz w:val="20"/>
-          <w:szCs w:val="20"/>
+          <w:rFonts w:ascii="宋体" w:eastAsia="宋体" w:hAnsi="宋体" w:cs="Courier New"/>
+          <w:color w:val="FFFFFF"/>
+          <w:sz w:val="16"/>
+          <w:szCs w:val="16"/>
         </w:rPr>
         <w:t xml:space="preserve">    for each yaw in </w:t>
       </w:r>
       <w:proofErr w:type="spellStart"/>
       <w:r>
         <w:rPr>
-          <w:rFonts w:ascii="Courier New" w:eastAsia="Courier New" w:hAnsi="Courier New" w:cs="Courier New"/>
-          <w:color w:val="FFFFFF"/>
-          <w:sz w:val="20"/>
-          <w:szCs w:val="20"/>
+          <w:rFonts w:ascii="宋体" w:eastAsia="宋体" w:hAnsi="宋体" w:cs="Courier New"/>
+          <w:color w:val="FFFFFF"/>
+          <w:sz w:val="16"/>
+          <w:szCs w:val="16"/>
         </w:rPr>
         <w:t>candidateYaws</w:t>
       </w:r>
       <w:proofErr w:type="spellEnd"/>
       <w:r>
         <w:rPr>
-          <w:rFonts w:ascii="Courier New" w:eastAsia="Courier New" w:hAnsi="Courier New" w:cs="Courier New"/>
-          <w:color w:val="FFFFFF"/>
-          <w:sz w:val="20"/>
-          <w:szCs w:val="20"/>
+          <w:rFonts w:ascii="宋体" w:eastAsia="宋体" w:hAnsi="宋体" w:cs="Courier New"/>
+          <w:color w:val="FFFFFF"/>
+          <w:sz w:val="16"/>
+          <w:szCs w:val="16"/>
         </w:rPr>
         <w:t xml:space="preserve">:    </w:t>
       </w:r>
       <w:r>
+        <w:rPr>
+          <w:rFonts w:ascii="宋体" w:eastAsia="宋体" w:hAnsi="宋体"/>
+          <w:sz w:val="21"/>
+          <w:szCs w:val="21"/>
+        </w:rPr>
         <w:br/>
       </w:r>
       <w:r>
         <w:rPr>
-          <w:rFonts w:ascii="Courier New" w:eastAsia="Courier New" w:hAnsi="Courier New" w:cs="Courier New"/>
-          <w:color w:val="FFFFFF"/>
-          <w:sz w:val="20"/>
-          <w:szCs w:val="20"/>
+          <w:rFonts w:ascii="宋体" w:eastAsia="宋体" w:hAnsi="宋体" w:cs="Courier New"/>
+          <w:color w:val="FFFFFF"/>
+          <w:sz w:val="16"/>
+          <w:szCs w:val="16"/>
         </w:rPr>
         <w:t xml:space="preserve">        t = </w:t>
       </w:r>
@@ -3990,50 +5502,50 @@
       <w:proofErr w:type="gramStart"/>
       <w:r>
         <w:rPr>
-          <w:rFonts w:ascii="Courier New" w:eastAsia="Courier New" w:hAnsi="Courier New" w:cs="Courier New"/>
-          <w:color w:val="FFFFFF"/>
-          <w:sz w:val="20"/>
-          <w:szCs w:val="20"/>
+          <w:rFonts w:ascii="宋体" w:eastAsia="宋体" w:hAnsi="宋体" w:cs="Courier New"/>
+          <w:color w:val="FFFFFF"/>
+          <w:sz w:val="16"/>
+          <w:szCs w:val="16"/>
         </w:rPr>
         <w:t>binarySolve</w:t>
       </w:r>
       <w:proofErr w:type="spellEnd"/>
       <w:r>
         <w:rPr>
-          <w:rFonts w:ascii="Courier New" w:eastAsia="Courier New" w:hAnsi="Courier New" w:cs="Courier New"/>
-          <w:color w:val="FFFFFF"/>
-          <w:sz w:val="20"/>
-          <w:szCs w:val="20"/>
+          <w:rFonts w:ascii="宋体" w:eastAsia="宋体" w:hAnsi="宋体" w:cs="Courier New"/>
+          <w:color w:val="FFFFFF"/>
+          <w:sz w:val="16"/>
+          <w:szCs w:val="16"/>
         </w:rPr>
         <w:t>(</w:t>
       </w:r>
       <w:proofErr w:type="gramEnd"/>
       <w:r>
         <w:rPr>
-          <w:rFonts w:ascii="Courier New" w:eastAsia="Courier New" w:hAnsi="Courier New" w:cs="Courier New"/>
-          <w:color w:val="FFFFFF"/>
-          <w:sz w:val="20"/>
-          <w:szCs w:val="20"/>
+          <w:rFonts w:ascii="宋体" w:eastAsia="宋体" w:hAnsi="宋体" w:cs="Courier New"/>
+          <w:color w:val="FFFFFF"/>
+          <w:sz w:val="16"/>
+          <w:szCs w:val="16"/>
         </w:rPr>
         <w:t xml:space="preserve">equation, </w:t>
       </w:r>
       <w:proofErr w:type="spellStart"/>
       <w:r>
         <w:rPr>
-          <w:rFonts w:ascii="Courier New" w:eastAsia="Courier New" w:hAnsi="Courier New" w:cs="Courier New"/>
-          <w:color w:val="FFFFFF"/>
-          <w:sz w:val="20"/>
-          <w:szCs w:val="20"/>
+          <w:rFonts w:ascii="宋体" w:eastAsia="宋体" w:hAnsi="宋体" w:cs="Courier New"/>
+          <w:color w:val="FFFFFF"/>
+          <w:sz w:val="16"/>
+          <w:szCs w:val="16"/>
         </w:rPr>
         <w:t>tMin</w:t>
       </w:r>
       <w:proofErr w:type="spellEnd"/>
       <w:r>
         <w:rPr>
-          <w:rFonts w:ascii="Courier New" w:eastAsia="Courier New" w:hAnsi="Courier New" w:cs="Courier New"/>
-          <w:color w:val="FFFFFF"/>
-          <w:sz w:val="20"/>
-          <w:szCs w:val="20"/>
+          <w:rFonts w:ascii="宋体" w:eastAsia="宋体" w:hAnsi="宋体" w:cs="Courier New"/>
+          <w:color w:val="FFFFFF"/>
+          <w:sz w:val="16"/>
+          <w:szCs w:val="16"/>
         </w:rPr>
         <w:t xml:space="preserve">, </w:t>
       </w:r>
@@ -4041,54 +5553,64 @@
       <w:proofErr w:type="gramStart"/>
       <w:r>
         <w:rPr>
-          <w:rFonts w:ascii="Courier New" w:eastAsia="Courier New" w:hAnsi="Courier New" w:cs="Courier New"/>
-          <w:color w:val="FFFFFF"/>
-          <w:sz w:val="20"/>
-          <w:szCs w:val="20"/>
+          <w:rFonts w:ascii="宋体" w:eastAsia="宋体" w:hAnsi="宋体" w:cs="Courier New"/>
+          <w:color w:val="FFFFFF"/>
+          <w:sz w:val="16"/>
+          <w:szCs w:val="16"/>
         </w:rPr>
         <w:t>tMax</w:t>
       </w:r>
       <w:proofErr w:type="spellEnd"/>
       <w:r>
         <w:rPr>
-          <w:rFonts w:ascii="Courier New" w:eastAsia="Courier New" w:hAnsi="Courier New" w:cs="Courier New"/>
-          <w:color w:val="FFFFFF"/>
-          <w:sz w:val="20"/>
-          <w:szCs w:val="20"/>
+          <w:rFonts w:ascii="宋体" w:eastAsia="宋体" w:hAnsi="宋体" w:cs="Courier New"/>
+          <w:color w:val="FFFFFF"/>
+          <w:sz w:val="16"/>
+          <w:szCs w:val="16"/>
         </w:rPr>
         <w:t xml:space="preserve">)   </w:t>
       </w:r>
       <w:proofErr w:type="gramEnd"/>
       <w:r>
         <w:rPr>
-          <w:rFonts w:ascii="Courier New" w:eastAsia="Courier New" w:hAnsi="Courier New" w:cs="Courier New"/>
-          <w:color w:val="FFFFFF"/>
-          <w:sz w:val="20"/>
-          <w:szCs w:val="20"/>
+          <w:rFonts w:ascii="宋体" w:eastAsia="宋体" w:hAnsi="宋体" w:cs="Courier New"/>
+          <w:color w:val="FFFFFF"/>
+          <w:sz w:val="16"/>
+          <w:szCs w:val="16"/>
         </w:rPr>
         <w:t xml:space="preserve"> </w:t>
       </w:r>
       <w:r>
+        <w:rPr>
+          <w:rFonts w:ascii="宋体" w:eastAsia="宋体" w:hAnsi="宋体"/>
+          <w:sz w:val="21"/>
+          <w:szCs w:val="21"/>
+        </w:rPr>
         <w:br/>
       </w:r>
       <w:r>
         <w:rPr>
-          <w:rFonts w:ascii="Courier New" w:eastAsia="Courier New" w:hAnsi="Courier New" w:cs="Courier New"/>
-          <w:color w:val="FFFFFF"/>
-          <w:sz w:val="20"/>
-          <w:szCs w:val="20"/>
+          <w:rFonts w:ascii="宋体" w:eastAsia="宋体" w:hAnsi="宋体" w:cs="Courier New"/>
+          <w:color w:val="FFFFFF"/>
+          <w:sz w:val="16"/>
+          <w:szCs w:val="16"/>
         </w:rPr>
         <w:t xml:space="preserve">        if t exists:    </w:t>
       </w:r>
       <w:r>
+        <w:rPr>
+          <w:rFonts w:ascii="宋体" w:eastAsia="宋体" w:hAnsi="宋体"/>
+          <w:sz w:val="21"/>
+          <w:szCs w:val="21"/>
+        </w:rPr>
         <w:br/>
       </w:r>
       <w:r>
         <w:rPr>
-          <w:rFonts w:ascii="Courier New" w:eastAsia="Courier New" w:hAnsi="Courier New" w:cs="Courier New"/>
-          <w:color w:val="FFFFFF"/>
-          <w:sz w:val="20"/>
-          <w:szCs w:val="20"/>
+          <w:rFonts w:ascii="宋体" w:eastAsia="宋体" w:hAnsi="宋体" w:cs="Courier New"/>
+          <w:color w:val="FFFFFF"/>
+          <w:sz w:val="16"/>
+          <w:szCs w:val="16"/>
         </w:rPr>
         <w:t xml:space="preserve">            distance = </w:t>
       </w:r>
@@ -4096,62 +5618,67 @@
       <w:proofErr w:type="gramStart"/>
       <w:r>
         <w:rPr>
-          <w:rFonts w:ascii="Courier New" w:eastAsia="Courier New" w:hAnsi="Courier New" w:cs="Courier New"/>
-          <w:color w:val="FFFFFF"/>
-          <w:sz w:val="20"/>
-          <w:szCs w:val="20"/>
+          <w:rFonts w:ascii="宋体" w:eastAsia="宋体" w:hAnsi="宋体" w:cs="Courier New"/>
+          <w:color w:val="FFFFFF"/>
+          <w:sz w:val="16"/>
+          <w:szCs w:val="16"/>
         </w:rPr>
         <w:t>getDistanceByTime</w:t>
       </w:r>
       <w:proofErr w:type="spellEnd"/>
       <w:r>
         <w:rPr>
-          <w:rFonts w:ascii="Courier New" w:eastAsia="Courier New" w:hAnsi="Courier New" w:cs="Courier New"/>
-          <w:color w:val="FFFFFF"/>
-          <w:sz w:val="20"/>
-          <w:szCs w:val="20"/>
+          <w:rFonts w:ascii="宋体" w:eastAsia="宋体" w:hAnsi="宋体" w:cs="Courier New"/>
+          <w:color w:val="FFFFFF"/>
+          <w:sz w:val="16"/>
+          <w:szCs w:val="16"/>
         </w:rPr>
         <w:t>(</w:t>
       </w:r>
       <w:proofErr w:type="gramEnd"/>
       <w:r>
         <w:rPr>
-          <w:rFonts w:ascii="Courier New" w:eastAsia="Courier New" w:hAnsi="Courier New" w:cs="Courier New"/>
-          <w:color w:val="FFFFFF"/>
-          <w:sz w:val="20"/>
-          <w:szCs w:val="20"/>
+          <w:rFonts w:ascii="宋体" w:eastAsia="宋体" w:hAnsi="宋体" w:cs="Courier New"/>
+          <w:color w:val="FFFFFF"/>
+          <w:sz w:val="16"/>
+          <w:szCs w:val="16"/>
         </w:rPr>
         <w:t xml:space="preserve">yaw, </w:t>
       </w:r>
       <w:proofErr w:type="gramStart"/>
       <w:r>
         <w:rPr>
-          <w:rFonts w:ascii="Courier New" w:eastAsia="Courier New" w:hAnsi="Courier New" w:cs="Courier New"/>
-          <w:color w:val="FFFFFF"/>
-          <w:sz w:val="20"/>
-          <w:szCs w:val="20"/>
+          <w:rFonts w:ascii="宋体" w:eastAsia="宋体" w:hAnsi="宋体" w:cs="Courier New"/>
+          <w:color w:val="FFFFFF"/>
+          <w:sz w:val="16"/>
+          <w:szCs w:val="16"/>
         </w:rPr>
         <w:t xml:space="preserve">t)   </w:t>
       </w:r>
       <w:proofErr w:type="gramEnd"/>
       <w:r>
         <w:rPr>
-          <w:rFonts w:ascii="Courier New" w:eastAsia="Courier New" w:hAnsi="Courier New" w:cs="Courier New"/>
-          <w:color w:val="FFFFFF"/>
-          <w:sz w:val="20"/>
-          <w:szCs w:val="20"/>
+          <w:rFonts w:ascii="宋体" w:eastAsia="宋体" w:hAnsi="宋体" w:cs="Courier New"/>
+          <w:color w:val="FFFFFF"/>
+          <w:sz w:val="16"/>
+          <w:szCs w:val="16"/>
         </w:rPr>
         <w:t xml:space="preserve"> </w:t>
       </w:r>
       <w:r>
+        <w:rPr>
+          <w:rFonts w:ascii="宋体" w:eastAsia="宋体" w:hAnsi="宋体"/>
+          <w:sz w:val="21"/>
+          <w:szCs w:val="21"/>
+        </w:rPr>
         <w:br/>
       </w:r>
       <w:r>
         <w:rPr>
-          <w:rFonts w:ascii="Courier New" w:eastAsia="Courier New" w:hAnsi="Courier New" w:cs="Courier New"/>
-          <w:color w:val="FFFFFF"/>
-          <w:sz w:val="20"/>
-          <w:szCs w:val="20"/>
+          <w:rFonts w:ascii="宋体" w:eastAsia="宋体" w:hAnsi="宋体" w:cs="Courier New"/>
+          <w:color w:val="FFFFFF"/>
+          <w:sz w:val="16"/>
+          <w:szCs w:val="16"/>
         </w:rPr>
         <w:t xml:space="preserve">            speed = </w:t>
       </w:r>
@@ -4159,62 +5686,67 @@
       <w:proofErr w:type="gramStart"/>
       <w:r>
         <w:rPr>
-          <w:rFonts w:ascii="Courier New" w:eastAsia="Courier New" w:hAnsi="Courier New" w:cs="Courier New"/>
-          <w:color w:val="FFFFFF"/>
-          <w:sz w:val="20"/>
-          <w:szCs w:val="20"/>
+          <w:rFonts w:ascii="宋体" w:eastAsia="宋体" w:hAnsi="宋体" w:cs="Courier New"/>
+          <w:color w:val="FFFFFF"/>
+          <w:sz w:val="16"/>
+          <w:szCs w:val="16"/>
         </w:rPr>
         <w:t>getSpeedByDistance</w:t>
       </w:r>
       <w:proofErr w:type="spellEnd"/>
       <w:r>
         <w:rPr>
-          <w:rFonts w:ascii="Courier New" w:eastAsia="Courier New" w:hAnsi="Courier New" w:cs="Courier New"/>
-          <w:color w:val="FFFFFF"/>
-          <w:sz w:val="20"/>
-          <w:szCs w:val="20"/>
+          <w:rFonts w:ascii="宋体" w:eastAsia="宋体" w:hAnsi="宋体" w:cs="Courier New"/>
+          <w:color w:val="FFFFFF"/>
+          <w:sz w:val="16"/>
+          <w:szCs w:val="16"/>
         </w:rPr>
         <w:t>(</w:t>
       </w:r>
       <w:proofErr w:type="gramEnd"/>
       <w:r>
         <w:rPr>
-          <w:rFonts w:ascii="Courier New" w:eastAsia="Courier New" w:hAnsi="Courier New" w:cs="Courier New"/>
-          <w:color w:val="FFFFFF"/>
-          <w:sz w:val="20"/>
-          <w:szCs w:val="20"/>
+          <w:rFonts w:ascii="宋体" w:eastAsia="宋体" w:hAnsi="宋体" w:cs="Courier New"/>
+          <w:color w:val="FFFFFF"/>
+          <w:sz w:val="16"/>
+          <w:szCs w:val="16"/>
         </w:rPr>
         <w:t xml:space="preserve">yaw, </w:t>
       </w:r>
       <w:proofErr w:type="gramStart"/>
       <w:r>
         <w:rPr>
-          <w:rFonts w:ascii="Courier New" w:eastAsia="Courier New" w:hAnsi="Courier New" w:cs="Courier New"/>
-          <w:color w:val="FFFFFF"/>
-          <w:sz w:val="20"/>
-          <w:szCs w:val="20"/>
+          <w:rFonts w:ascii="宋体" w:eastAsia="宋体" w:hAnsi="宋体" w:cs="Courier New"/>
+          <w:color w:val="FFFFFF"/>
+          <w:sz w:val="16"/>
+          <w:szCs w:val="16"/>
         </w:rPr>
         <w:t xml:space="preserve">distance)   </w:t>
       </w:r>
       <w:proofErr w:type="gramEnd"/>
       <w:r>
         <w:rPr>
-          <w:rFonts w:ascii="Courier New" w:eastAsia="Courier New" w:hAnsi="Courier New" w:cs="Courier New"/>
-          <w:color w:val="FFFFFF"/>
-          <w:sz w:val="20"/>
-          <w:szCs w:val="20"/>
+          <w:rFonts w:ascii="宋体" w:eastAsia="宋体" w:hAnsi="宋体" w:cs="Courier New"/>
+          <w:color w:val="FFFFFF"/>
+          <w:sz w:val="16"/>
+          <w:szCs w:val="16"/>
         </w:rPr>
         <w:t xml:space="preserve"> </w:t>
       </w:r>
       <w:r>
+        <w:rPr>
+          <w:rFonts w:ascii="宋体" w:eastAsia="宋体" w:hAnsi="宋体"/>
+          <w:sz w:val="21"/>
+          <w:szCs w:val="21"/>
+        </w:rPr>
         <w:br/>
       </w:r>
       <w:r>
         <w:rPr>
-          <w:rFonts w:ascii="Courier New" w:eastAsia="Courier New" w:hAnsi="Courier New" w:cs="Courier New"/>
-          <w:color w:val="FFFFFF"/>
-          <w:sz w:val="20"/>
-          <w:szCs w:val="20"/>
+          <w:rFonts w:ascii="宋体" w:eastAsia="宋体" w:hAnsi="宋体" w:cs="Courier New"/>
+          <w:color w:val="FFFFFF"/>
+          <w:sz w:val="16"/>
+          <w:szCs w:val="16"/>
         </w:rPr>
         <w:t xml:space="preserve">            roll = </w:t>
       </w:r>
@@ -4222,218 +5754,238 @@
       <w:proofErr w:type="gramStart"/>
       <w:r>
         <w:rPr>
-          <w:rFonts w:ascii="Courier New" w:eastAsia="Courier New" w:hAnsi="Courier New" w:cs="Courier New"/>
-          <w:color w:val="FFFFFF"/>
-          <w:sz w:val="20"/>
-          <w:szCs w:val="20"/>
+          <w:rFonts w:ascii="宋体" w:eastAsia="宋体" w:hAnsi="宋体" w:cs="Courier New"/>
+          <w:color w:val="FFFFFF"/>
+          <w:sz w:val="16"/>
+          <w:szCs w:val="16"/>
         </w:rPr>
         <w:t>computeRoll</w:t>
       </w:r>
       <w:proofErr w:type="spellEnd"/>
       <w:r>
         <w:rPr>
-          <w:rFonts w:ascii="Courier New" w:eastAsia="Courier New" w:hAnsi="Courier New" w:cs="Courier New"/>
-          <w:color w:val="FFFFFF"/>
-          <w:sz w:val="20"/>
-          <w:szCs w:val="20"/>
+          <w:rFonts w:ascii="宋体" w:eastAsia="宋体" w:hAnsi="宋体" w:cs="Courier New"/>
+          <w:color w:val="FFFFFF"/>
+          <w:sz w:val="16"/>
+          <w:szCs w:val="16"/>
         </w:rPr>
         <w:t>(</w:t>
       </w:r>
       <w:proofErr w:type="gramEnd"/>
       <w:r>
         <w:rPr>
-          <w:rFonts w:ascii="Courier New" w:eastAsia="Courier New" w:hAnsi="Courier New" w:cs="Courier New"/>
-          <w:color w:val="FFFFFF"/>
-          <w:sz w:val="20"/>
-          <w:szCs w:val="20"/>
+          <w:rFonts w:ascii="宋体" w:eastAsia="宋体" w:hAnsi="宋体" w:cs="Courier New"/>
+          <w:color w:val="FFFFFF"/>
+          <w:sz w:val="16"/>
+          <w:szCs w:val="16"/>
         </w:rPr>
         <w:t xml:space="preserve">dx - </w:t>
       </w:r>
       <w:proofErr w:type="spellStart"/>
       <w:r>
         <w:rPr>
-          <w:rFonts w:ascii="Courier New" w:eastAsia="Courier New" w:hAnsi="Courier New" w:cs="Courier New"/>
-          <w:color w:val="FFFFFF"/>
-          <w:sz w:val="20"/>
-          <w:szCs w:val="20"/>
+          <w:rFonts w:ascii="宋体" w:eastAsia="宋体" w:hAnsi="宋体" w:cs="Courier New"/>
+          <w:color w:val="FFFFFF"/>
+          <w:sz w:val="16"/>
+          <w:szCs w:val="16"/>
         </w:rPr>
         <w:t>vx</w:t>
       </w:r>
       <w:proofErr w:type="spellEnd"/>
       <w:r>
         <w:rPr>
-          <w:rFonts w:ascii="Courier New" w:eastAsia="Courier New" w:hAnsi="Courier New" w:cs="Courier New"/>
-          <w:color w:val="FFFFFF"/>
-          <w:sz w:val="20"/>
-          <w:szCs w:val="20"/>
+          <w:rFonts w:ascii="宋体" w:eastAsia="宋体" w:hAnsi="宋体" w:cs="Courier New"/>
+          <w:color w:val="FFFFFF"/>
+          <w:sz w:val="16"/>
+          <w:szCs w:val="16"/>
         </w:rPr>
         <w:t xml:space="preserve">*t, </w:t>
       </w:r>
       <w:proofErr w:type="spellStart"/>
       <w:r>
         <w:rPr>
-          <w:rFonts w:ascii="Courier New" w:eastAsia="Courier New" w:hAnsi="Courier New" w:cs="Courier New"/>
-          <w:color w:val="FFFFFF"/>
-          <w:sz w:val="20"/>
-          <w:szCs w:val="20"/>
+          <w:rFonts w:ascii="宋体" w:eastAsia="宋体" w:hAnsi="宋体" w:cs="Courier New"/>
+          <w:color w:val="FFFFFF"/>
+          <w:sz w:val="16"/>
+          <w:szCs w:val="16"/>
         </w:rPr>
         <w:t>dy</w:t>
       </w:r>
       <w:proofErr w:type="spellEnd"/>
       <w:r>
         <w:rPr>
-          <w:rFonts w:ascii="Courier New" w:eastAsia="Courier New" w:hAnsi="Courier New" w:cs="Courier New"/>
-          <w:color w:val="FFFFFF"/>
-          <w:sz w:val="20"/>
-          <w:szCs w:val="20"/>
+          <w:rFonts w:ascii="宋体" w:eastAsia="宋体" w:hAnsi="宋体" w:cs="Courier New"/>
+          <w:color w:val="FFFFFF"/>
+          <w:sz w:val="16"/>
+          <w:szCs w:val="16"/>
         </w:rPr>
         <w:t xml:space="preserve"> - </w:t>
       </w:r>
       <w:proofErr w:type="spellStart"/>
       <w:r>
         <w:rPr>
-          <w:rFonts w:ascii="Courier New" w:eastAsia="Courier New" w:hAnsi="Courier New" w:cs="Courier New"/>
-          <w:color w:val="FFFFFF"/>
-          <w:sz w:val="20"/>
-          <w:szCs w:val="20"/>
+          <w:rFonts w:ascii="宋体" w:eastAsia="宋体" w:hAnsi="宋体" w:cs="Courier New"/>
+          <w:color w:val="FFFFFF"/>
+          <w:sz w:val="16"/>
+          <w:szCs w:val="16"/>
         </w:rPr>
         <w:t>vy</w:t>
       </w:r>
       <w:proofErr w:type="spellEnd"/>
       <w:r>
         <w:rPr>
-          <w:rFonts w:ascii="Courier New" w:eastAsia="Courier New" w:hAnsi="Courier New" w:cs="Courier New"/>
-          <w:color w:val="FFFFFF"/>
-          <w:sz w:val="20"/>
-          <w:szCs w:val="20"/>
+          <w:rFonts w:ascii="宋体" w:eastAsia="宋体" w:hAnsi="宋体" w:cs="Courier New"/>
+          <w:color w:val="FFFFFF"/>
+          <w:sz w:val="16"/>
+          <w:szCs w:val="16"/>
         </w:rPr>
         <w:t>*</w:t>
       </w:r>
       <w:proofErr w:type="gramStart"/>
       <w:r>
         <w:rPr>
-          <w:rFonts w:ascii="Courier New" w:eastAsia="Courier New" w:hAnsi="Courier New" w:cs="Courier New"/>
-          <w:color w:val="FFFFFF"/>
-          <w:sz w:val="20"/>
-          <w:szCs w:val="20"/>
+          <w:rFonts w:ascii="宋体" w:eastAsia="宋体" w:hAnsi="宋体" w:cs="Courier New"/>
+          <w:color w:val="FFFFFF"/>
+          <w:sz w:val="16"/>
+          <w:szCs w:val="16"/>
         </w:rPr>
         <w:t xml:space="preserve">t)   </w:t>
       </w:r>
       <w:proofErr w:type="gramEnd"/>
       <w:r>
         <w:rPr>
-          <w:rFonts w:ascii="Courier New" w:eastAsia="Courier New" w:hAnsi="Courier New" w:cs="Courier New"/>
-          <w:color w:val="FFFFFF"/>
-          <w:sz w:val="20"/>
-          <w:szCs w:val="20"/>
+          <w:rFonts w:ascii="宋体" w:eastAsia="宋体" w:hAnsi="宋体" w:cs="Courier New"/>
+          <w:color w:val="FFFFFF"/>
+          <w:sz w:val="16"/>
+          <w:szCs w:val="16"/>
         </w:rPr>
         <w:t xml:space="preserve"> </w:t>
       </w:r>
       <w:r>
+        <w:rPr>
+          <w:rFonts w:ascii="宋体" w:eastAsia="宋体" w:hAnsi="宋体"/>
+          <w:sz w:val="21"/>
+          <w:szCs w:val="21"/>
+        </w:rPr>
         <w:br/>
       </w:r>
       <w:r>
         <w:rPr>
-          <w:rFonts w:ascii="Courier New" w:eastAsia="Courier New" w:hAnsi="Courier New" w:cs="Courier New"/>
-          <w:color w:val="FFFFFF"/>
-          <w:sz w:val="20"/>
-          <w:szCs w:val="20"/>
+          <w:rFonts w:ascii="宋体" w:eastAsia="宋体" w:hAnsi="宋体" w:cs="Courier New"/>
+          <w:color w:val="FFFFFF"/>
+          <w:sz w:val="16"/>
+          <w:szCs w:val="16"/>
         </w:rPr>
         <w:t xml:space="preserve">            residual = abs(F(t</w:t>
       </w:r>
       <w:proofErr w:type="gramStart"/>
       <w:r>
         <w:rPr>
-          <w:rFonts w:ascii="Courier New" w:eastAsia="Courier New" w:hAnsi="Courier New" w:cs="Courier New"/>
-          <w:color w:val="FFFFFF"/>
-          <w:sz w:val="20"/>
-          <w:szCs w:val="20"/>
+          <w:rFonts w:ascii="宋体" w:eastAsia="宋体" w:hAnsi="宋体" w:cs="Courier New"/>
+          <w:color w:val="FFFFFF"/>
+          <w:sz w:val="16"/>
+          <w:szCs w:val="16"/>
         </w:rPr>
         <w:t xml:space="preserve">))   </w:t>
       </w:r>
       <w:proofErr w:type="gramEnd"/>
       <w:r>
         <w:rPr>
-          <w:rFonts w:ascii="Courier New" w:eastAsia="Courier New" w:hAnsi="Courier New" w:cs="Courier New"/>
-          <w:color w:val="FFFFFF"/>
-          <w:sz w:val="20"/>
-          <w:szCs w:val="20"/>
+          <w:rFonts w:ascii="宋体" w:eastAsia="宋体" w:hAnsi="宋体" w:cs="Courier New"/>
+          <w:color w:val="FFFFFF"/>
+          <w:sz w:val="16"/>
+          <w:szCs w:val="16"/>
         </w:rPr>
         <w:t xml:space="preserve"> </w:t>
       </w:r>
       <w:r>
+        <w:rPr>
+          <w:rFonts w:ascii="宋体" w:eastAsia="宋体" w:hAnsi="宋体"/>
+          <w:sz w:val="21"/>
+          <w:szCs w:val="21"/>
+        </w:rPr>
         <w:br/>
       </w:r>
       <w:r>
         <w:rPr>
-          <w:rFonts w:ascii="Courier New" w:eastAsia="Courier New" w:hAnsi="Courier New" w:cs="Courier New"/>
-          <w:color w:val="FFFFFF"/>
-          <w:sz w:val="20"/>
-          <w:szCs w:val="20"/>
+          <w:rFonts w:ascii="宋体" w:eastAsia="宋体" w:hAnsi="宋体" w:cs="Courier New"/>
+          <w:color w:val="FFFFFF"/>
+          <w:sz w:val="16"/>
+          <w:szCs w:val="16"/>
         </w:rPr>
         <w:t xml:space="preserve">            if residual &lt; </w:t>
       </w:r>
       <w:proofErr w:type="spellStart"/>
       <w:r>
         <w:rPr>
-          <w:rFonts w:ascii="Courier New" w:eastAsia="Courier New" w:hAnsi="Courier New" w:cs="Courier New"/>
-          <w:color w:val="FFFFFF"/>
-          <w:sz w:val="20"/>
-          <w:szCs w:val="20"/>
+          <w:rFonts w:ascii="宋体" w:eastAsia="宋体" w:hAnsi="宋体" w:cs="Courier New"/>
+          <w:color w:val="FFFFFF"/>
+          <w:sz w:val="16"/>
+          <w:szCs w:val="16"/>
         </w:rPr>
         <w:t>bestResidual</w:t>
       </w:r>
       <w:proofErr w:type="spellEnd"/>
       <w:r>
         <w:rPr>
-          <w:rFonts w:ascii="Courier New" w:eastAsia="Courier New" w:hAnsi="Courier New" w:cs="Courier New"/>
-          <w:color w:val="FFFFFF"/>
-          <w:sz w:val="20"/>
-          <w:szCs w:val="20"/>
+          <w:rFonts w:ascii="宋体" w:eastAsia="宋体" w:hAnsi="宋体" w:cs="Courier New"/>
+          <w:color w:val="FFFFFF"/>
+          <w:sz w:val="16"/>
+          <w:szCs w:val="16"/>
         </w:rPr>
         <w:t xml:space="preserve">:    </w:t>
       </w:r>
       <w:r>
+        <w:rPr>
+          <w:rFonts w:ascii="宋体" w:eastAsia="宋体" w:hAnsi="宋体"/>
+          <w:sz w:val="21"/>
+          <w:szCs w:val="21"/>
+        </w:rPr>
         <w:br/>
       </w:r>
       <w:r>
         <w:rPr>
-          <w:rFonts w:ascii="Courier New" w:eastAsia="Courier New" w:hAnsi="Courier New" w:cs="Courier New"/>
-          <w:color w:val="FFFFFF"/>
-          <w:sz w:val="20"/>
-          <w:szCs w:val="20"/>
+          <w:rFonts w:ascii="宋体" w:eastAsia="宋体" w:hAnsi="宋体" w:cs="Courier New"/>
+          <w:color w:val="FFFFFF"/>
+          <w:sz w:val="16"/>
+          <w:szCs w:val="16"/>
         </w:rPr>
         <w:t xml:space="preserve">                update </w:t>
       </w:r>
       <w:proofErr w:type="spellStart"/>
       <w:r>
         <w:rPr>
-          <w:rFonts w:ascii="Courier New" w:eastAsia="Courier New" w:hAnsi="Courier New" w:cs="Courier New"/>
-          <w:color w:val="FFFFFF"/>
-          <w:sz w:val="20"/>
-          <w:szCs w:val="20"/>
+          <w:rFonts w:ascii="宋体" w:eastAsia="宋体" w:hAnsi="宋体" w:cs="Courier New"/>
+          <w:color w:val="FFFFFF"/>
+          <w:sz w:val="16"/>
+          <w:szCs w:val="16"/>
         </w:rPr>
         <w:t>bestResult</w:t>
       </w:r>
       <w:proofErr w:type="spellEnd"/>
       <w:r>
         <w:rPr>
-          <w:rFonts w:ascii="Courier New" w:eastAsia="Courier New" w:hAnsi="Courier New" w:cs="Courier New"/>
-          <w:color w:val="FFFFFF"/>
-          <w:sz w:val="20"/>
-          <w:szCs w:val="20"/>
+          <w:rFonts w:ascii="宋体" w:eastAsia="宋体" w:hAnsi="宋体" w:cs="Courier New"/>
+          <w:color w:val="FFFFFF"/>
+          <w:sz w:val="16"/>
+          <w:szCs w:val="16"/>
         </w:rPr>
         <w:t xml:space="preserve">    </w:t>
       </w:r>
       <w:r>
+        <w:rPr>
+          <w:rFonts w:ascii="宋体" w:eastAsia="宋体" w:hAnsi="宋体"/>
+          <w:sz w:val="21"/>
+          <w:szCs w:val="21"/>
+        </w:rPr>
         <w:br/>
       </w:r>
       <w:r>
         <w:rPr>
-          <w:rFonts w:ascii="Courier New" w:eastAsia="Courier New" w:hAnsi="Courier New" w:cs="Courier New"/>
-          <w:color w:val="FFFFFF"/>
-          <w:sz w:val="20"/>
-          <w:szCs w:val="20"/>
+          <w:rFonts w:ascii="宋体" w:eastAsia="宋体" w:hAnsi="宋体" w:cs="Courier New"/>
+          <w:color w:val="FFFFFF"/>
+          <w:sz w:val="16"/>
+          <w:szCs w:val="16"/>
         </w:rPr>
         <w:t xml:space="preserve">         </w:t>
       </w:r>
@@ -4441,8 +5993,18 @@
     <w:p>
       <w:pPr>
         <w:spacing w:after="200"/>
-      </w:pPr>
-      <w:r>
+        <w:rPr>
+          <w:rFonts w:ascii="宋体" w:eastAsia="宋体" w:hAnsi="宋体"/>
+          <w:sz w:val="21"/>
+          <w:szCs w:val="21"/>
+        </w:rPr>
+      </w:pPr>
+      <w:r>
+        <w:rPr>
+          <w:rFonts w:ascii="宋体" w:eastAsia="宋体" w:hAnsi="宋体"/>
+          <w:sz w:val="21"/>
+          <w:szCs w:val="21"/>
+        </w:rPr>
         <w:t xml:space="preserve"> </w:t>
       </w:r>
     </w:p>
@@ -4450,8 +6012,18 @@
       <w:pPr>
         <w:pStyle w:val="2"/>
         <w:spacing w:after="200"/>
-      </w:pPr>
-      <w:r>
+        <w:rPr>
+          <w:rFonts w:ascii="宋体" w:eastAsia="宋体" w:hAnsi="宋体"/>
+          <w:sz w:val="28"/>
+          <w:szCs w:val="28"/>
+        </w:rPr>
+      </w:pPr>
+      <w:r>
+        <w:rPr>
+          <w:rFonts w:ascii="宋体" w:eastAsia="宋体" w:hAnsi="宋体"/>
+          <w:sz w:val="28"/>
+          <w:szCs w:val="28"/>
+        </w:rPr>
         <w:t>五、算法实现</w:t>
       </w:r>
     </w:p>
@@ -4459,16 +6031,19 @@
       <w:pPr>
         <w:pStyle w:val="3"/>
         <w:spacing w:after="200"/>
-      </w:pPr>
-      <w:r>
-        <w:lastRenderedPageBreak/>
-        <w:t xml:space="preserve">5.1 </w:t>
-      </w:r>
-      <w:r>
-        <w:t>标定</w:t>
-      </w:r>
-      <w:r>
-        <w:t xml:space="preserve"> </w:t>
+        <w:rPr>
+          <w:rFonts w:ascii="宋体" w:eastAsia="宋体" w:hAnsi="宋体"/>
+          <w:sz w:val="24"/>
+          <w:szCs w:val="24"/>
+        </w:rPr>
+      </w:pPr>
+      <w:r>
+        <w:rPr>
+          <w:rFonts w:ascii="宋体" w:eastAsia="宋体" w:hAnsi="宋体"/>
+          <w:sz w:val="24"/>
+          <w:szCs w:val="24"/>
+        </w:rPr>
+        <w:t xml:space="preserve">5.1 标定 </w:t>
       </w:r>
       <m:oMath>
         <m:r>
@@ -4476,16 +6051,20 @@
             <m:sty m:val="bi"/>
           </m:rPr>
           <w:rPr>
-            <w:rFonts w:ascii="Cambria Math" w:hAnsi="Cambria Math"/>
+            <w:rFonts w:ascii="Cambria Math" w:eastAsia="宋体" w:hAnsi="Cambria Math"/>
+            <w:sz w:val="24"/>
+            <w:szCs w:val="24"/>
           </w:rPr>
           <m:t>d(t)</m:t>
         </m:r>
       </m:oMath>
       <w:r>
-        <w:t xml:space="preserve"> </w:t>
-      </w:r>
-      <w:r>
-        <w:t>函数</w:t>
+        <w:rPr>
+          <w:rFonts w:ascii="宋体" w:eastAsia="宋体" w:hAnsi="宋体"/>
+          <w:sz w:val="24"/>
+          <w:szCs w:val="24"/>
+        </w:rPr>
+        <w:t xml:space="preserve"> 函数</w:t>
       </w:r>
     </w:p>
     <w:p>
@@ -4496,42 +6075,68 @@
           <w:numId w:val="2"/>
         </w:numPr>
         <w:spacing w:after="100"/>
-      </w:pPr>
-      <w:r>
-        <w:rPr>
+        <w:rPr>
+          <w:rFonts w:ascii="宋体" w:eastAsia="宋体" w:hAnsi="宋体"/>
+          <w:sz w:val="21"/>
+          <w:szCs w:val="21"/>
+        </w:rPr>
+      </w:pPr>
+      <w:r>
+        <w:rPr>
+          <w:rFonts w:ascii="宋体" w:eastAsia="宋体" w:hAnsi="宋体"/>
           <w:b/>
           <w:bCs/>
+          <w:sz w:val="21"/>
+          <w:szCs w:val="21"/>
         </w:rPr>
         <w:t>方法</w:t>
       </w:r>
       <w:proofErr w:type="gramStart"/>
       <w:r>
         <w:rPr>
+          <w:rFonts w:ascii="宋体" w:eastAsia="宋体" w:hAnsi="宋体"/>
           <w:b/>
           <w:bCs/>
+          <w:sz w:val="21"/>
+          <w:szCs w:val="21"/>
         </w:rPr>
         <w:t>一</w:t>
       </w:r>
       <w:proofErr w:type="gramEnd"/>
       <w:r>
         <w:rPr>
+          <w:rFonts w:ascii="宋体" w:eastAsia="宋体" w:hAnsi="宋体"/>
           <w:b/>
           <w:bCs/>
+          <w:sz w:val="21"/>
+          <w:szCs w:val="21"/>
         </w:rPr>
         <w:t>（实测）</w:t>
       </w:r>
       <w:r>
-        <w:t>：在机器人静止时，以固定仰角发射，用高速摄像头记录飞行时间及落点距离。至少采集</w:t>
-      </w:r>
-      <w:r>
-        <w:t xml:space="preserve"> 8~10 </w:t>
+        <w:rPr>
+          <w:rFonts w:ascii="宋体" w:eastAsia="宋体" w:hAnsi="宋体"/>
+          <w:sz w:val="21"/>
+          <w:szCs w:val="21"/>
+        </w:rPr>
+        <w:t xml:space="preserve">：在机器人静止时，以固定仰角发射，用高速摄像头记录飞行时间及落点距离。至少采集 8~10 </w:t>
       </w:r>
       <w:proofErr w:type="gramStart"/>
       <w:r>
+        <w:rPr>
+          <w:rFonts w:ascii="宋体" w:eastAsia="宋体" w:hAnsi="宋体"/>
+          <w:sz w:val="21"/>
+          <w:szCs w:val="21"/>
+        </w:rPr>
         <w:t>组不同</w:t>
       </w:r>
       <w:proofErr w:type="gramEnd"/>
       <w:r>
+        <w:rPr>
+          <w:rFonts w:ascii="宋体" w:eastAsia="宋体" w:hAnsi="宋体"/>
+          <w:sz w:val="21"/>
+          <w:szCs w:val="21"/>
+        </w:rPr>
         <w:t>距离数据。</w:t>
       </w:r>
     </w:p>
@@ -4543,22 +6148,29 @@
           <w:numId w:val="2"/>
         </w:numPr>
         <w:spacing w:after="100"/>
-      </w:pPr>
-      <w:r>
-        <w:rPr>
+        <w:rPr>
+          <w:rFonts w:ascii="宋体" w:eastAsia="宋体" w:hAnsi="宋体"/>
+          <w:sz w:val="21"/>
+          <w:szCs w:val="21"/>
+        </w:rPr>
+      </w:pPr>
+      <w:r>
+        <w:rPr>
+          <w:rFonts w:ascii="宋体" w:eastAsia="宋体" w:hAnsi="宋体"/>
           <w:b/>
           <w:bCs/>
+          <w:sz w:val="21"/>
+          <w:szCs w:val="21"/>
         </w:rPr>
         <w:t>方法二（模型辅助）</w:t>
       </w:r>
       <w:r>
-        <w:t>：利用</w:t>
-      </w:r>
-      <w:r>
-        <w:t xml:space="preserve"> RK4 </w:t>
-      </w:r>
-      <w:r>
-        <w:t>弹道模型（如本队另一篇笔记所述）生成仿真数据，再加以少量实测修正。</w:t>
+        <w:rPr>
+          <w:rFonts w:ascii="宋体" w:eastAsia="宋体" w:hAnsi="宋体"/>
+          <w:sz w:val="21"/>
+          <w:szCs w:val="21"/>
+        </w:rPr>
+        <w:t>：利用 RK4 弹道模型（如本队另一篇笔记所述）生成仿真数据，再加以少量实测修正。</w:t>
       </w:r>
     </w:p>
     <w:p>
@@ -4569,51 +6181,66 @@
           <w:numId w:val="2"/>
         </w:numPr>
         <w:spacing w:after="200"/>
-      </w:pPr>
-      <w:r>
-        <w:rPr>
+        <w:rPr>
+          <w:rFonts w:ascii="宋体" w:eastAsia="宋体" w:hAnsi="宋体"/>
+          <w:sz w:val="21"/>
+          <w:szCs w:val="21"/>
+        </w:rPr>
+      </w:pPr>
+      <w:r>
+        <w:rPr>
+          <w:rFonts w:ascii="宋体" w:eastAsia="宋体" w:hAnsi="宋体"/>
           <w:b/>
           <w:bCs/>
+          <w:sz w:val="21"/>
+          <w:szCs w:val="21"/>
         </w:rPr>
         <w:t>要求</w:t>
       </w:r>
       <w:r>
+        <w:rPr>
+          <w:rFonts w:ascii="宋体" w:eastAsia="宋体" w:hAnsi="宋体"/>
+          <w:sz w:val="21"/>
+          <w:szCs w:val="21"/>
+        </w:rPr>
         <w:t>：</w:t>
       </w:r>
       <m:oMath>
         <m:r>
           <w:rPr>
-            <w:rFonts w:ascii="Cambria Math" w:hAnsi="Cambria Math"/>
+            <w:rFonts w:ascii="Cambria Math" w:eastAsia="宋体" w:hAnsi="Cambria Math"/>
+            <w:sz w:val="21"/>
+            <w:szCs w:val="21"/>
           </w:rPr>
           <m:t>d(t)</m:t>
         </m:r>
       </m:oMath>
       <w:r>
-        <w:t xml:space="preserve"> </w:t>
-      </w:r>
-      <w:r>
-        <w:t>必须是严格单调的。若实测有噪声，使用单调回归（</w:t>
-      </w:r>
-      <w:r>
-        <w:t>isotonic regression</w:t>
-      </w:r>
-      <w:r>
-        <w:t>）或三次样条插值强制单调。</w:t>
-      </w:r>
-      <w:r>
-        <w:t xml:space="preserve"> </w:t>
+        <w:rPr>
+          <w:rFonts w:ascii="宋体" w:eastAsia="宋体" w:hAnsi="宋体"/>
+          <w:sz w:val="21"/>
+          <w:szCs w:val="21"/>
+        </w:rPr>
+        <w:t xml:space="preserve"> 必须是严格单调的。若实测有噪声，使用单调回归（isotonic regression）或三次样条插值强制单调。 </w:t>
       </w:r>
     </w:p>
     <w:p>
       <w:pPr>
         <w:pStyle w:val="3"/>
         <w:spacing w:after="200"/>
-      </w:pPr>
-      <w:r>
-        <w:t xml:space="preserve">5.2 </w:t>
-      </w:r>
-      <w:r>
-        <w:t>集成到主控程序</w:t>
+        <w:rPr>
+          <w:rFonts w:ascii="宋体" w:eastAsia="宋体" w:hAnsi="宋体"/>
+          <w:sz w:val="24"/>
+          <w:szCs w:val="24"/>
+        </w:rPr>
+      </w:pPr>
+      <w:r>
+        <w:rPr>
+          <w:rFonts w:ascii="宋体" w:eastAsia="宋体" w:hAnsi="宋体"/>
+          <w:sz w:val="24"/>
+          <w:szCs w:val="24"/>
+        </w:rPr>
+        <w:t>5.2 集成到主控程序</w:t>
       </w:r>
     </w:p>
     <w:p>
@@ -4621,597 +6248,682 @@
         <w:shd w:val="clear" w:color="auto" w:fill="000000"/>
         <w:spacing w:before="160" w:after="200"/>
         <w:ind w:left="240" w:right="240"/>
-      </w:pPr>
-      <w:r>
-        <w:rPr>
-          <w:rFonts w:ascii="Courier New" w:eastAsia="Courier New" w:hAnsi="Courier New" w:cs="Courier New"/>
-          <w:color w:val="FFFFFF"/>
-          <w:sz w:val="20"/>
-          <w:szCs w:val="20"/>
+        <w:rPr>
+          <w:rFonts w:ascii="宋体" w:eastAsia="宋体" w:hAnsi="宋体"/>
+          <w:sz w:val="21"/>
+          <w:szCs w:val="21"/>
+        </w:rPr>
+      </w:pPr>
+      <w:r>
+        <w:rPr>
+          <w:rFonts w:ascii="宋体" w:eastAsia="宋体" w:hAnsi="宋体" w:cs="Courier New"/>
+          <w:color w:val="FFFFFF"/>
+          <w:sz w:val="16"/>
+          <w:szCs w:val="16"/>
         </w:rPr>
         <w:t xml:space="preserve">         </w:t>
       </w:r>
       <w:r>
+        <w:rPr>
+          <w:rFonts w:ascii="宋体" w:eastAsia="宋体" w:hAnsi="宋体"/>
+          <w:sz w:val="21"/>
+          <w:szCs w:val="21"/>
+        </w:rPr>
         <w:br/>
       </w:r>
       <w:r>
         <w:rPr>
-          <w:rFonts w:ascii="Courier New" w:eastAsia="Courier New" w:hAnsi="Courier New" w:cs="Courier New"/>
-          <w:color w:val="FFFFFF"/>
-          <w:sz w:val="20"/>
-          <w:szCs w:val="20"/>
+          <w:rFonts w:ascii="宋体" w:eastAsia="宋体" w:hAnsi="宋体" w:cs="Courier New"/>
+          <w:color w:val="FFFFFF"/>
+          <w:sz w:val="16"/>
+          <w:szCs w:val="16"/>
         </w:rPr>
         <w:t xml:space="preserve">    // 每帧执行    </w:t>
       </w:r>
       <w:r>
+        <w:rPr>
+          <w:rFonts w:ascii="宋体" w:eastAsia="宋体" w:hAnsi="宋体"/>
+          <w:sz w:val="21"/>
+          <w:szCs w:val="21"/>
+        </w:rPr>
         <w:br/>
       </w:r>
       <w:r>
         <w:rPr>
-          <w:rFonts w:ascii="Courier New" w:eastAsia="Courier New" w:hAnsi="Courier New" w:cs="Courier New"/>
-          <w:color w:val="FFFFFF"/>
-          <w:sz w:val="20"/>
-          <w:szCs w:val="20"/>
+          <w:rFonts w:ascii="宋体" w:eastAsia="宋体" w:hAnsi="宋体" w:cs="Courier New"/>
+          <w:color w:val="FFFFFF"/>
+          <w:sz w:val="16"/>
+          <w:szCs w:val="16"/>
         </w:rPr>
         <w:t xml:space="preserve">    </w:t>
       </w:r>
       <w:proofErr w:type="spellStart"/>
       <w:r>
         <w:rPr>
-          <w:rFonts w:ascii="Courier New" w:eastAsia="Courier New" w:hAnsi="Courier New" w:cs="Courier New"/>
-          <w:color w:val="FFFFFF"/>
-          <w:sz w:val="20"/>
-          <w:szCs w:val="20"/>
+          <w:rFonts w:ascii="宋体" w:eastAsia="宋体" w:hAnsi="宋体" w:cs="Courier New"/>
+          <w:color w:val="FFFFFF"/>
+          <w:sz w:val="16"/>
+          <w:szCs w:val="16"/>
         </w:rPr>
         <w:t>RobotState</w:t>
       </w:r>
       <w:proofErr w:type="spellEnd"/>
       <w:r>
         <w:rPr>
-          <w:rFonts w:ascii="Courier New" w:eastAsia="Courier New" w:hAnsi="Courier New" w:cs="Courier New"/>
-          <w:color w:val="FFFFFF"/>
-          <w:sz w:val="20"/>
-          <w:szCs w:val="20"/>
+          <w:rFonts w:ascii="宋体" w:eastAsia="宋体" w:hAnsi="宋体" w:cs="Courier New"/>
+          <w:color w:val="FFFFFF"/>
+          <w:sz w:val="16"/>
+          <w:szCs w:val="16"/>
         </w:rPr>
         <w:t xml:space="preserve"> state = </w:t>
       </w:r>
       <w:proofErr w:type="spellStart"/>
       <w:r>
         <w:rPr>
-          <w:rFonts w:ascii="Courier New" w:eastAsia="Courier New" w:hAnsi="Courier New" w:cs="Courier New"/>
-          <w:color w:val="FFFFFF"/>
-          <w:sz w:val="20"/>
-          <w:szCs w:val="20"/>
+          <w:rFonts w:ascii="宋体" w:eastAsia="宋体" w:hAnsi="宋体" w:cs="Courier New"/>
+          <w:color w:val="FFFFFF"/>
+          <w:sz w:val="16"/>
+          <w:szCs w:val="16"/>
         </w:rPr>
         <w:t>getRobotPose</w:t>
       </w:r>
       <w:proofErr w:type="spellEnd"/>
       <w:r>
         <w:rPr>
-          <w:rFonts w:ascii="Courier New" w:eastAsia="Courier New" w:hAnsi="Courier New" w:cs="Courier New"/>
-          <w:color w:val="FFFFFF"/>
-          <w:sz w:val="20"/>
-          <w:szCs w:val="20"/>
+          <w:rFonts w:ascii="宋体" w:eastAsia="宋体" w:hAnsi="宋体" w:cs="Courier New"/>
+          <w:color w:val="FFFFFF"/>
+          <w:sz w:val="16"/>
+          <w:szCs w:val="16"/>
         </w:rPr>
         <w:t xml:space="preserve">();  // x, y, theta, </w:t>
       </w:r>
       <w:proofErr w:type="spellStart"/>
       <w:r>
         <w:rPr>
-          <w:rFonts w:ascii="Courier New" w:eastAsia="Courier New" w:hAnsi="Courier New" w:cs="Courier New"/>
-          <w:color w:val="FFFFFF"/>
-          <w:sz w:val="20"/>
-          <w:szCs w:val="20"/>
+          <w:rFonts w:ascii="宋体" w:eastAsia="宋体" w:hAnsi="宋体" w:cs="Courier New"/>
+          <w:color w:val="FFFFFF"/>
+          <w:sz w:val="16"/>
+          <w:szCs w:val="16"/>
         </w:rPr>
         <w:t>vx</w:t>
       </w:r>
       <w:proofErr w:type="spellEnd"/>
       <w:r>
         <w:rPr>
-          <w:rFonts w:ascii="Courier New" w:eastAsia="Courier New" w:hAnsi="Courier New" w:cs="Courier New"/>
-          <w:color w:val="FFFFFF"/>
-          <w:sz w:val="20"/>
-          <w:szCs w:val="20"/>
+          <w:rFonts w:ascii="宋体" w:eastAsia="宋体" w:hAnsi="宋体" w:cs="Courier New"/>
+          <w:color w:val="FFFFFF"/>
+          <w:sz w:val="16"/>
+          <w:szCs w:val="16"/>
         </w:rPr>
         <w:t xml:space="preserve">, </w:t>
       </w:r>
       <w:proofErr w:type="spellStart"/>
       <w:r>
         <w:rPr>
-          <w:rFonts w:ascii="Courier New" w:eastAsia="Courier New" w:hAnsi="Courier New" w:cs="Courier New"/>
-          <w:color w:val="FFFFFF"/>
-          <w:sz w:val="20"/>
-          <w:szCs w:val="20"/>
+          <w:rFonts w:ascii="宋体" w:eastAsia="宋体" w:hAnsi="宋体" w:cs="Courier New"/>
+          <w:color w:val="FFFFFF"/>
+          <w:sz w:val="16"/>
+          <w:szCs w:val="16"/>
         </w:rPr>
         <w:t>vy</w:t>
       </w:r>
       <w:proofErr w:type="spellEnd"/>
       <w:r>
         <w:rPr>
-          <w:rFonts w:ascii="Courier New" w:eastAsia="Courier New" w:hAnsi="Courier New" w:cs="Courier New"/>
-          <w:color w:val="FFFFFF"/>
-          <w:sz w:val="20"/>
-          <w:szCs w:val="20"/>
+          <w:rFonts w:ascii="宋体" w:eastAsia="宋体" w:hAnsi="宋体" w:cs="Courier New"/>
+          <w:color w:val="FFFFFF"/>
+          <w:sz w:val="16"/>
+          <w:szCs w:val="16"/>
         </w:rPr>
         <w:t xml:space="preserve">    </w:t>
       </w:r>
       <w:r>
+        <w:rPr>
+          <w:rFonts w:ascii="宋体" w:eastAsia="宋体" w:hAnsi="宋体"/>
+          <w:sz w:val="21"/>
+          <w:szCs w:val="21"/>
+        </w:rPr>
         <w:br/>
       </w:r>
       <w:r>
         <w:rPr>
-          <w:rFonts w:ascii="Courier New" w:eastAsia="Courier New" w:hAnsi="Courier New" w:cs="Courier New"/>
-          <w:color w:val="FFFFFF"/>
-          <w:sz w:val="20"/>
-          <w:szCs w:val="20"/>
+          <w:rFonts w:ascii="宋体" w:eastAsia="宋体" w:hAnsi="宋体" w:cs="Courier New"/>
+          <w:color w:val="FFFFFF"/>
+          <w:sz w:val="16"/>
+          <w:szCs w:val="16"/>
         </w:rPr>
         <w:t xml:space="preserve">    Vector2d target = </w:t>
       </w:r>
       <w:proofErr w:type="spellStart"/>
       <w:r>
         <w:rPr>
-          <w:rFonts w:ascii="Courier New" w:eastAsia="Courier New" w:hAnsi="Courier New" w:cs="Courier New"/>
-          <w:color w:val="FFFFFF"/>
-          <w:sz w:val="20"/>
-          <w:szCs w:val="20"/>
+          <w:rFonts w:ascii="宋体" w:eastAsia="宋体" w:hAnsi="宋体" w:cs="Courier New"/>
+          <w:color w:val="FFFFFF"/>
+          <w:sz w:val="16"/>
+          <w:szCs w:val="16"/>
         </w:rPr>
         <w:t>getTargetPosition</w:t>
       </w:r>
       <w:proofErr w:type="spellEnd"/>
       <w:r>
         <w:rPr>
-          <w:rFonts w:ascii="Courier New" w:eastAsia="Courier New" w:hAnsi="Courier New" w:cs="Courier New"/>
-          <w:color w:val="FFFFFF"/>
-          <w:sz w:val="20"/>
-          <w:szCs w:val="20"/>
+          <w:rFonts w:ascii="宋体" w:eastAsia="宋体" w:hAnsi="宋体" w:cs="Courier New"/>
+          <w:color w:val="FFFFFF"/>
+          <w:sz w:val="16"/>
+          <w:szCs w:val="16"/>
         </w:rPr>
         <w:t xml:space="preserve">();    </w:t>
       </w:r>
       <w:r>
+        <w:rPr>
+          <w:rFonts w:ascii="宋体" w:eastAsia="宋体" w:hAnsi="宋体"/>
+          <w:sz w:val="21"/>
+          <w:szCs w:val="21"/>
+        </w:rPr>
         <w:br/>
       </w:r>
       <w:r>
         <w:rPr>
-          <w:rFonts w:ascii="Courier New" w:eastAsia="Courier New" w:hAnsi="Courier New" w:cs="Courier New"/>
-          <w:color w:val="FFFFFF"/>
-          <w:sz w:val="20"/>
-          <w:szCs w:val="20"/>
+          <w:rFonts w:ascii="宋体" w:eastAsia="宋体" w:hAnsi="宋体" w:cs="Courier New"/>
+          <w:color w:val="FFFFFF"/>
+          <w:sz w:val="16"/>
+          <w:szCs w:val="16"/>
         </w:rPr>
         <w:t xml:space="preserve">         </w:t>
       </w:r>
       <w:r>
+        <w:rPr>
+          <w:rFonts w:ascii="宋体" w:eastAsia="宋体" w:hAnsi="宋体"/>
+          <w:sz w:val="21"/>
+          <w:szCs w:val="21"/>
+        </w:rPr>
         <w:br/>
       </w:r>
       <w:r>
         <w:rPr>
-          <w:rFonts w:ascii="Courier New" w:eastAsia="Courier New" w:hAnsi="Courier New" w:cs="Courier New"/>
-          <w:color w:val="FFFFFF"/>
-          <w:sz w:val="20"/>
-          <w:szCs w:val="20"/>
+          <w:rFonts w:ascii="宋体" w:eastAsia="宋体" w:hAnsi="宋体" w:cs="Courier New"/>
+          <w:color w:val="FFFFFF"/>
+          <w:sz w:val="16"/>
+          <w:szCs w:val="16"/>
         </w:rPr>
         <w:t xml:space="preserve">    BSTsolver solver = new BSTsolver(interpolator);    </w:t>
       </w:r>
       <w:r>
+        <w:rPr>
+          <w:rFonts w:ascii="宋体" w:eastAsia="宋体" w:hAnsi="宋体"/>
+          <w:sz w:val="21"/>
+          <w:szCs w:val="21"/>
+        </w:rPr>
         <w:br/>
       </w:r>
       <w:r>
         <w:rPr>
-          <w:rFonts w:ascii="Courier New" w:eastAsia="Courier New" w:hAnsi="Courier New" w:cs="Courier New"/>
-          <w:color w:val="FFFFFF"/>
-          <w:sz w:val="20"/>
-          <w:szCs w:val="20"/>
+          <w:rFonts w:ascii="宋体" w:eastAsia="宋体" w:hAnsi="宋体" w:cs="Courier New"/>
+          <w:color w:val="FFFFFF"/>
+          <w:sz w:val="16"/>
+          <w:szCs w:val="16"/>
         </w:rPr>
         <w:t xml:space="preserve">    Solution sol = </w:t>
       </w:r>
       <w:proofErr w:type="spellStart"/>
       <w:r>
         <w:rPr>
-          <w:rFonts w:ascii="Courier New" w:eastAsia="Courier New" w:hAnsi="Courier New" w:cs="Courier New"/>
-          <w:color w:val="FFFFFF"/>
-          <w:sz w:val="20"/>
-          <w:szCs w:val="20"/>
+          <w:rFonts w:ascii="宋体" w:eastAsia="宋体" w:hAnsi="宋体" w:cs="Courier New"/>
+          <w:color w:val="FFFFFF"/>
+          <w:sz w:val="16"/>
+          <w:szCs w:val="16"/>
         </w:rPr>
         <w:t>solver.predict</w:t>
       </w:r>
       <w:proofErr w:type="spellEnd"/>
       <w:r>
         <w:rPr>
-          <w:rFonts w:ascii="Courier New" w:eastAsia="Courier New" w:hAnsi="Courier New" w:cs="Courier New"/>
-          <w:color w:val="FFFFFF"/>
-          <w:sz w:val="20"/>
-          <w:szCs w:val="20"/>
+          <w:rFonts w:ascii="宋体" w:eastAsia="宋体" w:hAnsi="宋体" w:cs="Courier New"/>
+          <w:color w:val="FFFFFF"/>
+          <w:sz w:val="16"/>
+          <w:szCs w:val="16"/>
         </w:rPr>
         <w:t>(</w:t>
       </w:r>
       <w:proofErr w:type="spellStart"/>
       <w:r>
         <w:rPr>
-          <w:rFonts w:ascii="Courier New" w:eastAsia="Courier New" w:hAnsi="Courier New" w:cs="Courier New"/>
-          <w:color w:val="FFFFFF"/>
-          <w:sz w:val="20"/>
-          <w:szCs w:val="20"/>
+          <w:rFonts w:ascii="宋体" w:eastAsia="宋体" w:hAnsi="宋体" w:cs="Courier New"/>
+          <w:color w:val="FFFFFF"/>
+          <w:sz w:val="16"/>
+          <w:szCs w:val="16"/>
         </w:rPr>
         <w:t>state.vx</w:t>
       </w:r>
       <w:proofErr w:type="spellEnd"/>
       <w:r>
         <w:rPr>
-          <w:rFonts w:ascii="Courier New" w:eastAsia="Courier New" w:hAnsi="Courier New" w:cs="Courier New"/>
-          <w:color w:val="FFFFFF"/>
-          <w:sz w:val="20"/>
-          <w:szCs w:val="20"/>
+          <w:rFonts w:ascii="宋体" w:eastAsia="宋体" w:hAnsi="宋体" w:cs="Courier New"/>
+          <w:color w:val="FFFFFF"/>
+          <w:sz w:val="16"/>
+          <w:szCs w:val="16"/>
         </w:rPr>
         <w:t xml:space="preserve">, </w:t>
       </w:r>
       <w:proofErr w:type="spellStart"/>
       <w:r>
         <w:rPr>
-          <w:rFonts w:ascii="Courier New" w:eastAsia="Courier New" w:hAnsi="Courier New" w:cs="Courier New"/>
-          <w:color w:val="FFFFFF"/>
-          <w:sz w:val="20"/>
-          <w:szCs w:val="20"/>
+          <w:rFonts w:ascii="宋体" w:eastAsia="宋体" w:hAnsi="宋体" w:cs="Courier New"/>
+          <w:color w:val="FFFFFF"/>
+          <w:sz w:val="16"/>
+          <w:szCs w:val="16"/>
         </w:rPr>
         <w:t>state.vy</w:t>
       </w:r>
       <w:proofErr w:type="spellEnd"/>
       <w:r>
         <w:rPr>
-          <w:rFonts w:ascii="Courier New" w:eastAsia="Courier New" w:hAnsi="Courier New" w:cs="Courier New"/>
-          <w:color w:val="FFFFFF"/>
-          <w:sz w:val="20"/>
-          <w:szCs w:val="20"/>
+          <w:rFonts w:ascii="宋体" w:eastAsia="宋体" w:hAnsi="宋体" w:cs="Courier New"/>
+          <w:color w:val="FFFFFF"/>
+          <w:sz w:val="16"/>
+          <w:szCs w:val="16"/>
         </w:rPr>
         <w:t xml:space="preserve">,    </w:t>
       </w:r>
       <w:r>
+        <w:rPr>
+          <w:rFonts w:ascii="宋体" w:eastAsia="宋体" w:hAnsi="宋体"/>
+          <w:sz w:val="21"/>
+          <w:szCs w:val="21"/>
+        </w:rPr>
         <w:br/>
       </w:r>
       <w:r>
         <w:rPr>
-          <w:rFonts w:ascii="Courier New" w:eastAsia="Courier New" w:hAnsi="Courier New" w:cs="Courier New"/>
-          <w:color w:val="FFFFFF"/>
-          <w:sz w:val="20"/>
-          <w:szCs w:val="20"/>
+          <w:rFonts w:ascii="宋体" w:eastAsia="宋体" w:hAnsi="宋体" w:cs="Courier New"/>
+          <w:color w:val="FFFFFF"/>
+          <w:sz w:val="16"/>
+          <w:szCs w:val="16"/>
         </w:rPr>
         <w:t xml:space="preserve">                                  </w:t>
       </w:r>
       <w:proofErr w:type="spellStart"/>
       <w:r>
         <w:rPr>
-          <w:rFonts w:ascii="Courier New" w:eastAsia="Courier New" w:hAnsi="Courier New" w:cs="Courier New"/>
-          <w:color w:val="FFFFFF"/>
-          <w:sz w:val="20"/>
-          <w:szCs w:val="20"/>
+          <w:rFonts w:ascii="宋体" w:eastAsia="宋体" w:hAnsi="宋体" w:cs="Courier New"/>
+          <w:color w:val="FFFFFF"/>
+          <w:sz w:val="16"/>
+          <w:szCs w:val="16"/>
         </w:rPr>
         <w:t>target.x</w:t>
       </w:r>
       <w:proofErr w:type="spellEnd"/>
       <w:r>
         <w:rPr>
-          <w:rFonts w:ascii="Courier New" w:eastAsia="Courier New" w:hAnsi="Courier New" w:cs="Courier New"/>
-          <w:color w:val="FFFFFF"/>
-          <w:sz w:val="20"/>
-          <w:szCs w:val="20"/>
+          <w:rFonts w:ascii="宋体" w:eastAsia="宋体" w:hAnsi="宋体" w:cs="Courier New"/>
+          <w:color w:val="FFFFFF"/>
+          <w:sz w:val="16"/>
+          <w:szCs w:val="16"/>
         </w:rPr>
         <w:t xml:space="preserve"> - </w:t>
       </w:r>
       <w:proofErr w:type="spellStart"/>
       <w:r>
         <w:rPr>
-          <w:rFonts w:ascii="Courier New" w:eastAsia="Courier New" w:hAnsi="Courier New" w:cs="Courier New"/>
-          <w:color w:val="FFFFFF"/>
-          <w:sz w:val="20"/>
-          <w:szCs w:val="20"/>
+          <w:rFonts w:ascii="宋体" w:eastAsia="宋体" w:hAnsi="宋体" w:cs="Courier New"/>
+          <w:color w:val="FFFFFF"/>
+          <w:sz w:val="16"/>
+          <w:szCs w:val="16"/>
         </w:rPr>
         <w:t>state.x</w:t>
       </w:r>
       <w:proofErr w:type="spellEnd"/>
       <w:r>
         <w:rPr>
-          <w:rFonts w:ascii="Courier New" w:eastAsia="Courier New" w:hAnsi="Courier New" w:cs="Courier New"/>
-          <w:color w:val="FFFFFF"/>
-          <w:sz w:val="20"/>
-          <w:szCs w:val="20"/>
+          <w:rFonts w:ascii="宋体" w:eastAsia="宋体" w:hAnsi="宋体" w:cs="Courier New"/>
+          <w:color w:val="FFFFFF"/>
+          <w:sz w:val="16"/>
+          <w:szCs w:val="16"/>
         </w:rPr>
         <w:t xml:space="preserve">,    </w:t>
       </w:r>
       <w:r>
+        <w:rPr>
+          <w:rFonts w:ascii="宋体" w:eastAsia="宋体" w:hAnsi="宋体"/>
+          <w:sz w:val="21"/>
+          <w:szCs w:val="21"/>
+        </w:rPr>
         <w:br/>
       </w:r>
       <w:r>
         <w:rPr>
-          <w:rFonts w:ascii="Courier New" w:eastAsia="Courier New" w:hAnsi="Courier New" w:cs="Courier New"/>
-          <w:color w:val="FFFFFF"/>
-          <w:sz w:val="20"/>
-          <w:szCs w:val="20"/>
+          <w:rFonts w:ascii="宋体" w:eastAsia="宋体" w:hAnsi="宋体" w:cs="Courier New"/>
+          <w:color w:val="FFFFFF"/>
+          <w:sz w:val="16"/>
+          <w:szCs w:val="16"/>
         </w:rPr>
         <w:t xml:space="preserve">                                  </w:t>
       </w:r>
       <w:proofErr w:type="spellStart"/>
       <w:r>
         <w:rPr>
-          <w:rFonts w:ascii="Courier New" w:eastAsia="Courier New" w:hAnsi="Courier New" w:cs="Courier New"/>
-          <w:color w:val="FFFFFF"/>
-          <w:sz w:val="20"/>
-          <w:szCs w:val="20"/>
+          <w:rFonts w:ascii="宋体" w:eastAsia="宋体" w:hAnsi="宋体" w:cs="Courier New"/>
+          <w:color w:val="FFFFFF"/>
+          <w:sz w:val="16"/>
+          <w:szCs w:val="16"/>
         </w:rPr>
         <w:t>target.y</w:t>
       </w:r>
       <w:proofErr w:type="spellEnd"/>
       <w:r>
         <w:rPr>
-          <w:rFonts w:ascii="Courier New" w:eastAsia="Courier New" w:hAnsi="Courier New" w:cs="Courier New"/>
-          <w:color w:val="FFFFFF"/>
-          <w:sz w:val="20"/>
-          <w:szCs w:val="20"/>
+          <w:rFonts w:ascii="宋体" w:eastAsia="宋体" w:hAnsi="宋体" w:cs="Courier New"/>
+          <w:color w:val="FFFFFF"/>
+          <w:sz w:val="16"/>
+          <w:szCs w:val="16"/>
         </w:rPr>
         <w:t xml:space="preserve"> - </w:t>
       </w:r>
       <w:proofErr w:type="spellStart"/>
       <w:r>
         <w:rPr>
-          <w:rFonts w:ascii="Courier New" w:eastAsia="Courier New" w:hAnsi="Courier New" w:cs="Courier New"/>
-          <w:color w:val="FFFFFF"/>
-          <w:sz w:val="20"/>
-          <w:szCs w:val="20"/>
+          <w:rFonts w:ascii="宋体" w:eastAsia="宋体" w:hAnsi="宋体" w:cs="Courier New"/>
+          <w:color w:val="FFFFFF"/>
+          <w:sz w:val="16"/>
+          <w:szCs w:val="16"/>
         </w:rPr>
         <w:t>state.y</w:t>
       </w:r>
       <w:proofErr w:type="spellEnd"/>
       <w:r>
         <w:rPr>
-          <w:rFonts w:ascii="Courier New" w:eastAsia="Courier New" w:hAnsi="Courier New" w:cs="Courier New"/>
-          <w:color w:val="FFFFFF"/>
-          <w:sz w:val="20"/>
-          <w:szCs w:val="20"/>
+          <w:rFonts w:ascii="宋体" w:eastAsia="宋体" w:hAnsi="宋体" w:cs="Courier New"/>
+          <w:color w:val="FFFFFF"/>
+          <w:sz w:val="16"/>
+          <w:szCs w:val="16"/>
         </w:rPr>
         <w:t xml:space="preserve">,    </w:t>
       </w:r>
       <w:r>
+        <w:rPr>
+          <w:rFonts w:ascii="宋体" w:eastAsia="宋体" w:hAnsi="宋体"/>
+          <w:sz w:val="21"/>
+          <w:szCs w:val="21"/>
+        </w:rPr>
         <w:br/>
       </w:r>
       <w:r>
         <w:rPr>
-          <w:rFonts w:ascii="Courier New" w:eastAsia="Courier New" w:hAnsi="Courier New" w:cs="Courier New"/>
-          <w:color w:val="FFFFFF"/>
-          <w:sz w:val="20"/>
-          <w:szCs w:val="20"/>
+          <w:rFonts w:ascii="宋体" w:eastAsia="宋体" w:hAnsi="宋体" w:cs="Courier New"/>
+          <w:color w:val="FFFFFF"/>
+          <w:sz w:val="16"/>
+          <w:szCs w:val="16"/>
         </w:rPr>
         <w:t xml:space="preserve">                                  </w:t>
       </w:r>
       <w:proofErr w:type="spellStart"/>
       <w:r>
         <w:rPr>
-          <w:rFonts w:ascii="Courier New" w:eastAsia="Courier New" w:hAnsi="Courier New" w:cs="Courier New"/>
-          <w:color w:val="FFFFFF"/>
-          <w:sz w:val="20"/>
-          <w:szCs w:val="20"/>
+          <w:rFonts w:ascii="宋体" w:eastAsia="宋体" w:hAnsi="宋体" w:cs="Courier New"/>
+          <w:color w:val="FFFFFF"/>
+          <w:sz w:val="16"/>
+          <w:szCs w:val="16"/>
         </w:rPr>
         <w:t>state.theta</w:t>
       </w:r>
       <w:proofErr w:type="spellEnd"/>
       <w:r>
         <w:rPr>
-          <w:rFonts w:ascii="Courier New" w:eastAsia="Courier New" w:hAnsi="Courier New" w:cs="Courier New"/>
-          <w:color w:val="FFFFFF"/>
-          <w:sz w:val="20"/>
-          <w:szCs w:val="20"/>
+          <w:rFonts w:ascii="宋体" w:eastAsia="宋体" w:hAnsi="宋体" w:cs="Courier New"/>
+          <w:color w:val="FFFFFF"/>
+          <w:sz w:val="16"/>
+          <w:szCs w:val="16"/>
         </w:rPr>
         <w:t xml:space="preserve">);    </w:t>
       </w:r>
       <w:r>
+        <w:rPr>
+          <w:rFonts w:ascii="宋体" w:eastAsia="宋体" w:hAnsi="宋体"/>
+          <w:sz w:val="21"/>
+          <w:szCs w:val="21"/>
+        </w:rPr>
         <w:br/>
       </w:r>
       <w:r>
         <w:rPr>
-          <w:rFonts w:ascii="Courier New" w:eastAsia="Courier New" w:hAnsi="Courier New" w:cs="Courier New"/>
-          <w:color w:val="FFFFFF"/>
-          <w:sz w:val="20"/>
-          <w:szCs w:val="20"/>
+          <w:rFonts w:ascii="宋体" w:eastAsia="宋体" w:hAnsi="宋体" w:cs="Courier New"/>
+          <w:color w:val="FFFFFF"/>
+          <w:sz w:val="16"/>
+          <w:szCs w:val="16"/>
         </w:rPr>
         <w:t xml:space="preserve">    if (</w:t>
       </w:r>
       <w:proofErr w:type="spellStart"/>
       <w:r>
         <w:rPr>
-          <w:rFonts w:ascii="Courier New" w:eastAsia="Courier New" w:hAnsi="Courier New" w:cs="Courier New"/>
-          <w:color w:val="FFFFFF"/>
-          <w:sz w:val="20"/>
-          <w:szCs w:val="20"/>
+          <w:rFonts w:ascii="宋体" w:eastAsia="宋体" w:hAnsi="宋体" w:cs="Courier New"/>
+          <w:color w:val="FFFFFF"/>
+          <w:sz w:val="16"/>
+          <w:szCs w:val="16"/>
         </w:rPr>
         <w:t>sol.success</w:t>
       </w:r>
       <w:proofErr w:type="spellEnd"/>
       <w:r>
         <w:rPr>
-          <w:rFonts w:ascii="Courier New" w:eastAsia="Courier New" w:hAnsi="Courier New" w:cs="Courier New"/>
-          <w:color w:val="FFFFFF"/>
-          <w:sz w:val="20"/>
-          <w:szCs w:val="20"/>
+          <w:rFonts w:ascii="宋体" w:eastAsia="宋体" w:hAnsi="宋体" w:cs="Courier New"/>
+          <w:color w:val="FFFFFF"/>
+          <w:sz w:val="16"/>
+          <w:szCs w:val="16"/>
         </w:rPr>
         <w:t xml:space="preserve">) {    </w:t>
       </w:r>
       <w:r>
+        <w:rPr>
+          <w:rFonts w:ascii="宋体" w:eastAsia="宋体" w:hAnsi="宋体"/>
+          <w:sz w:val="21"/>
+          <w:szCs w:val="21"/>
+        </w:rPr>
         <w:br/>
       </w:r>
       <w:r>
         <w:rPr>
-          <w:rFonts w:ascii="Courier New" w:eastAsia="Courier New" w:hAnsi="Courier New" w:cs="Courier New"/>
-          <w:color w:val="FFFFFF"/>
-          <w:sz w:val="20"/>
-          <w:szCs w:val="20"/>
+          <w:rFonts w:ascii="宋体" w:eastAsia="宋体" w:hAnsi="宋体" w:cs="Courier New"/>
+          <w:color w:val="FFFFFF"/>
+          <w:sz w:val="16"/>
+          <w:szCs w:val="16"/>
         </w:rPr>
         <w:t xml:space="preserve">        </w:t>
       </w:r>
       <w:proofErr w:type="spellStart"/>
       <w:r>
         <w:rPr>
-          <w:rFonts w:ascii="Courier New" w:eastAsia="Courier New" w:hAnsi="Courier New" w:cs="Courier New"/>
-          <w:color w:val="FFFFFF"/>
-          <w:sz w:val="20"/>
-          <w:szCs w:val="20"/>
+          <w:rFonts w:ascii="宋体" w:eastAsia="宋体" w:hAnsi="宋体" w:cs="Courier New"/>
+          <w:color w:val="FFFFFF"/>
+          <w:sz w:val="16"/>
+          <w:szCs w:val="16"/>
         </w:rPr>
         <w:t>turret.rotateTo</w:t>
       </w:r>
       <w:proofErr w:type="spellEnd"/>
       <w:r>
         <w:rPr>
-          <w:rFonts w:ascii="Courier New" w:eastAsia="Courier New" w:hAnsi="Courier New" w:cs="Courier New"/>
-          <w:color w:val="FFFFFF"/>
-          <w:sz w:val="20"/>
-          <w:szCs w:val="20"/>
+          <w:rFonts w:ascii="宋体" w:eastAsia="宋体" w:hAnsi="宋体" w:cs="Courier New"/>
+          <w:color w:val="FFFFFF"/>
+          <w:sz w:val="16"/>
+          <w:szCs w:val="16"/>
         </w:rPr>
         <w:t>(</w:t>
       </w:r>
       <w:proofErr w:type="spellStart"/>
       <w:r>
         <w:rPr>
-          <w:rFonts w:ascii="Courier New" w:eastAsia="Courier New" w:hAnsi="Courier New" w:cs="Courier New"/>
-          <w:color w:val="FFFFFF"/>
-          <w:sz w:val="20"/>
-          <w:szCs w:val="20"/>
+          <w:rFonts w:ascii="宋体" w:eastAsia="宋体" w:hAnsi="宋体" w:cs="Courier New"/>
+          <w:color w:val="FFFFFF"/>
+          <w:sz w:val="16"/>
+          <w:szCs w:val="16"/>
         </w:rPr>
         <w:t>sol.roll</w:t>
       </w:r>
       <w:proofErr w:type="spellEnd"/>
       <w:r>
         <w:rPr>
-          <w:rFonts w:ascii="Courier New" w:eastAsia="Courier New" w:hAnsi="Courier New" w:cs="Courier New"/>
-          <w:color w:val="FFFFFF"/>
-          <w:sz w:val="20"/>
-          <w:szCs w:val="20"/>
+          <w:rFonts w:ascii="宋体" w:eastAsia="宋体" w:hAnsi="宋体" w:cs="Courier New"/>
+          <w:color w:val="FFFFFF"/>
+          <w:sz w:val="16"/>
+          <w:szCs w:val="16"/>
         </w:rPr>
         <w:t xml:space="preserve">, </w:t>
       </w:r>
       <w:proofErr w:type="spellStart"/>
       <w:r>
         <w:rPr>
-          <w:rFonts w:ascii="Courier New" w:eastAsia="Courier New" w:hAnsi="Courier New" w:cs="Courier New"/>
-          <w:color w:val="FFFFFF"/>
-          <w:sz w:val="20"/>
-          <w:szCs w:val="20"/>
+          <w:rFonts w:ascii="宋体" w:eastAsia="宋体" w:hAnsi="宋体" w:cs="Courier New"/>
+          <w:color w:val="FFFFFF"/>
+          <w:sz w:val="16"/>
+          <w:szCs w:val="16"/>
         </w:rPr>
         <w:t>sol.yaw</w:t>
       </w:r>
       <w:proofErr w:type="spellEnd"/>
       <w:r>
         <w:rPr>
-          <w:rFonts w:ascii="Courier New" w:eastAsia="Courier New" w:hAnsi="Courier New" w:cs="Courier New"/>
-          <w:color w:val="FFFFFF"/>
-          <w:sz w:val="20"/>
-          <w:szCs w:val="20"/>
+          <w:rFonts w:ascii="宋体" w:eastAsia="宋体" w:hAnsi="宋体" w:cs="Courier New"/>
+          <w:color w:val="FFFFFF"/>
+          <w:sz w:val="16"/>
+          <w:szCs w:val="16"/>
         </w:rPr>
         <w:t xml:space="preserve">);    </w:t>
       </w:r>
       <w:r>
+        <w:rPr>
+          <w:rFonts w:ascii="宋体" w:eastAsia="宋体" w:hAnsi="宋体"/>
+          <w:sz w:val="21"/>
+          <w:szCs w:val="21"/>
+        </w:rPr>
         <w:br/>
       </w:r>
       <w:r>
         <w:rPr>
-          <w:rFonts w:ascii="Courier New" w:eastAsia="Courier New" w:hAnsi="Courier New" w:cs="Courier New"/>
-          <w:color w:val="FFFFFF"/>
-          <w:sz w:val="20"/>
-          <w:szCs w:val="20"/>
+          <w:rFonts w:ascii="宋体" w:eastAsia="宋体" w:hAnsi="宋体" w:cs="Courier New"/>
+          <w:color w:val="FFFFFF"/>
+          <w:sz w:val="16"/>
+          <w:szCs w:val="16"/>
         </w:rPr>
         <w:t xml:space="preserve">        </w:t>
       </w:r>
       <w:proofErr w:type="spellStart"/>
       <w:r>
         <w:rPr>
-          <w:rFonts w:ascii="Courier New" w:eastAsia="Courier New" w:hAnsi="Courier New" w:cs="Courier New"/>
-          <w:color w:val="FFFFFF"/>
-          <w:sz w:val="20"/>
-          <w:szCs w:val="20"/>
+          <w:rFonts w:ascii="宋体" w:eastAsia="宋体" w:hAnsi="宋体" w:cs="Courier New"/>
+          <w:color w:val="FFFFFF"/>
+          <w:sz w:val="16"/>
+          <w:szCs w:val="16"/>
         </w:rPr>
         <w:t>shooter.setTargetSpeed</w:t>
       </w:r>
       <w:proofErr w:type="spellEnd"/>
       <w:r>
         <w:rPr>
-          <w:rFonts w:ascii="Courier New" w:eastAsia="Courier New" w:hAnsi="Courier New" w:cs="Courier New"/>
-          <w:color w:val="FFFFFF"/>
-          <w:sz w:val="20"/>
-          <w:szCs w:val="20"/>
+          <w:rFonts w:ascii="宋体" w:eastAsia="宋体" w:hAnsi="宋体" w:cs="Courier New"/>
+          <w:color w:val="FFFFFF"/>
+          <w:sz w:val="16"/>
+          <w:szCs w:val="16"/>
         </w:rPr>
         <w:t>(</w:t>
       </w:r>
       <w:proofErr w:type="spellStart"/>
       <w:r>
         <w:rPr>
-          <w:rFonts w:ascii="Courier New" w:eastAsia="Courier New" w:hAnsi="Courier New" w:cs="Courier New"/>
-          <w:color w:val="FFFFFF"/>
-          <w:sz w:val="20"/>
-          <w:szCs w:val="20"/>
+          <w:rFonts w:ascii="宋体" w:eastAsia="宋体" w:hAnsi="宋体" w:cs="Courier New"/>
+          <w:color w:val="FFFFFF"/>
+          <w:sz w:val="16"/>
+          <w:szCs w:val="16"/>
         </w:rPr>
         <w:t>sol.speed</w:t>
       </w:r>
       <w:proofErr w:type="spellEnd"/>
       <w:r>
         <w:rPr>
-          <w:rFonts w:ascii="Courier New" w:eastAsia="Courier New" w:hAnsi="Courier New" w:cs="Courier New"/>
-          <w:color w:val="FFFFFF"/>
-          <w:sz w:val="20"/>
-          <w:szCs w:val="20"/>
+          <w:rFonts w:ascii="宋体" w:eastAsia="宋体" w:hAnsi="宋体" w:cs="Courier New"/>
+          <w:color w:val="FFFFFF"/>
+          <w:sz w:val="16"/>
+          <w:szCs w:val="16"/>
         </w:rPr>
         <w:t xml:space="preserve">);    </w:t>
       </w:r>
       <w:r>
+        <w:rPr>
+          <w:rFonts w:ascii="宋体" w:eastAsia="宋体" w:hAnsi="宋体"/>
+          <w:sz w:val="21"/>
+          <w:szCs w:val="21"/>
+        </w:rPr>
         <w:br/>
       </w:r>
       <w:r>
         <w:rPr>
-          <w:rFonts w:ascii="Courier New" w:eastAsia="Courier New" w:hAnsi="Courier New" w:cs="Courier New"/>
-          <w:color w:val="FFFFFF"/>
-          <w:sz w:val="20"/>
-          <w:szCs w:val="20"/>
+          <w:rFonts w:ascii="宋体" w:eastAsia="宋体" w:hAnsi="宋体" w:cs="Courier New"/>
+          <w:color w:val="FFFFFF"/>
+          <w:sz w:val="16"/>
+          <w:szCs w:val="16"/>
         </w:rPr>
         <w:t xml:space="preserve">        if (</w:t>
       </w:r>
       <w:proofErr w:type="spellStart"/>
       <w:r>
         <w:rPr>
-          <w:rFonts w:ascii="Courier New" w:eastAsia="Courier New" w:hAnsi="Courier New" w:cs="Courier New"/>
-          <w:color w:val="FFFFFF"/>
-          <w:sz w:val="20"/>
-          <w:szCs w:val="20"/>
+          <w:rFonts w:ascii="宋体" w:eastAsia="宋体" w:hAnsi="宋体" w:cs="Courier New"/>
+          <w:color w:val="FFFFFF"/>
+          <w:sz w:val="16"/>
+          <w:szCs w:val="16"/>
         </w:rPr>
         <w:t>shouldShoot</w:t>
       </w:r>
       <w:proofErr w:type="spellEnd"/>
       <w:r>
         <w:rPr>
-          <w:rFonts w:ascii="Courier New" w:eastAsia="Courier New" w:hAnsi="Courier New" w:cs="Courier New"/>
-          <w:color w:val="FFFFFF"/>
-          <w:sz w:val="20"/>
-          <w:szCs w:val="20"/>
+          <w:rFonts w:ascii="宋体" w:eastAsia="宋体" w:hAnsi="宋体" w:cs="Courier New"/>
+          <w:color w:val="FFFFFF"/>
+          <w:sz w:val="16"/>
+          <w:szCs w:val="16"/>
         </w:rPr>
         <w:t xml:space="preserve">) launch();    </w:t>
       </w:r>
       <w:r>
+        <w:rPr>
+          <w:rFonts w:ascii="宋体" w:eastAsia="宋体" w:hAnsi="宋体"/>
+          <w:sz w:val="21"/>
+          <w:szCs w:val="21"/>
+        </w:rPr>
         <w:br/>
       </w:r>
       <w:r>
         <w:rPr>
-          <w:rFonts w:ascii="Courier New" w:eastAsia="Courier New" w:hAnsi="Courier New" w:cs="Courier New"/>
-          <w:color w:val="FFFFFF"/>
-          <w:sz w:val="20"/>
-          <w:szCs w:val="20"/>
+          <w:rFonts w:ascii="宋体" w:eastAsia="宋体" w:hAnsi="宋体" w:cs="Courier New"/>
+          <w:color w:val="FFFFFF"/>
+          <w:sz w:val="16"/>
+          <w:szCs w:val="16"/>
         </w:rPr>
         <w:t xml:space="preserve">    }    </w:t>
       </w:r>
       <w:r>
+        <w:rPr>
+          <w:rFonts w:ascii="宋体" w:eastAsia="宋体" w:hAnsi="宋体"/>
+          <w:sz w:val="21"/>
+          <w:szCs w:val="21"/>
+        </w:rPr>
         <w:br/>
       </w:r>
       <w:r>
         <w:rPr>
-          <w:rFonts w:ascii="Courier New" w:eastAsia="Courier New" w:hAnsi="Courier New" w:cs="Courier New"/>
-          <w:color w:val="FFFFFF"/>
-          <w:sz w:val="20"/>
-          <w:szCs w:val="20"/>
+          <w:rFonts w:ascii="宋体" w:eastAsia="宋体" w:hAnsi="宋体" w:cs="Courier New"/>
+          <w:color w:val="FFFFFF"/>
+          <w:sz w:val="16"/>
+          <w:szCs w:val="16"/>
         </w:rPr>
         <w:t xml:space="preserve">         </w:t>
       </w:r>
       <w:r>
+        <w:rPr>
+          <w:rFonts w:ascii="宋体" w:eastAsia="宋体" w:hAnsi="宋体"/>
+          <w:sz w:val="21"/>
+          <w:szCs w:val="21"/>
+        </w:rPr>
         <w:t xml:space="preserve"> </w:t>
       </w:r>
     </w:p>
@@ -5219,12 +6931,20 @@
       <w:pPr>
         <w:pStyle w:val="3"/>
         <w:spacing w:after="200"/>
-      </w:pPr>
-      <w:r>
-        <w:t xml:space="preserve">5.3 </w:t>
-      </w:r>
-      <w:r>
-        <w:t>鲁棒性增强</w:t>
+        <w:rPr>
+          <w:rFonts w:ascii="宋体" w:eastAsia="宋体" w:hAnsi="宋体"/>
+          <w:sz w:val="24"/>
+          <w:szCs w:val="24"/>
+        </w:rPr>
+      </w:pPr>
+      <w:r>
+        <w:rPr>
+          <w:rFonts w:ascii="宋体" w:eastAsia="宋体" w:hAnsi="宋体"/>
+          <w:sz w:val="24"/>
+          <w:szCs w:val="24"/>
+        </w:rPr>
+        <w:lastRenderedPageBreak/>
+        <w:t>5.3 鲁棒性增强</w:t>
       </w:r>
     </w:p>
     <w:p>
@@ -5235,33 +6955,47 @@
           <w:numId w:val="2"/>
         </w:numPr>
         <w:spacing w:after="100"/>
-      </w:pPr>
-      <w:r>
-        <w:rPr>
+        <w:rPr>
+          <w:rFonts w:ascii="宋体" w:eastAsia="宋体" w:hAnsi="宋体"/>
+          <w:sz w:val="21"/>
+          <w:szCs w:val="21"/>
+        </w:rPr>
+      </w:pPr>
+      <w:r>
+        <w:rPr>
+          <w:rFonts w:ascii="宋体" w:eastAsia="宋体" w:hAnsi="宋体"/>
           <w:b/>
           <w:bCs/>
+          <w:sz w:val="21"/>
+          <w:szCs w:val="21"/>
         </w:rPr>
         <w:t>速度估计滤波</w:t>
       </w:r>
       <w:r>
-        <w:t>：机器人速度</w:t>
-      </w:r>
-      <w:r>
-        <w:t xml:space="preserve"> </w:t>
+        <w:rPr>
+          <w:rFonts w:ascii="宋体" w:eastAsia="宋体" w:hAnsi="宋体"/>
+          <w:sz w:val="21"/>
+          <w:szCs w:val="21"/>
+        </w:rPr>
+        <w:t xml:space="preserve">：机器人速度 </w:t>
       </w:r>
       <m:oMath>
         <m:sSub>
           <m:sSubPr>
             <m:ctrlPr>
               <w:rPr>
-                <w:rFonts w:ascii="Cambria Math" w:hAnsi="Cambria Math"/>
+                <w:rFonts w:ascii="Cambria Math" w:eastAsia="宋体" w:hAnsi="Cambria Math"/>
+                <w:sz w:val="21"/>
+                <w:szCs w:val="21"/>
               </w:rPr>
             </m:ctrlPr>
           </m:sSubPr>
           <m:e>
             <m:r>
               <w:rPr>
-                <w:rFonts w:ascii="Cambria Math" w:hAnsi="Cambria Math"/>
+                <w:rFonts w:ascii="Cambria Math" w:eastAsia="宋体" w:hAnsi="Cambria Math"/>
+                <w:sz w:val="21"/>
+                <w:szCs w:val="21"/>
               </w:rPr>
               <m:t>v</m:t>
             </m:r>
@@ -5269,7 +7003,9 @@
           <m:sub>
             <m:r>
               <w:rPr>
-                <w:rFonts w:ascii="Cambria Math" w:hAnsi="Cambria Math"/>
+                <w:rFonts w:ascii="Cambria Math" w:eastAsia="宋体" w:hAnsi="Cambria Math"/>
+                <w:sz w:val="21"/>
+                <w:szCs w:val="21"/>
               </w:rPr>
               <m:t>x</m:t>
             </m:r>
@@ -5277,7 +7013,9 @@
         </m:sSub>
         <m:r>
           <w:rPr>
-            <w:rFonts w:ascii="Cambria Math" w:hAnsi="Cambria Math"/>
+            <w:rFonts w:ascii="Cambria Math" w:eastAsia="宋体" w:hAnsi="Cambria Math"/>
+            <w:sz w:val="21"/>
+            <w:szCs w:val="21"/>
           </w:rPr>
           <m:t>,</m:t>
         </m:r>
@@ -5285,14 +7023,18 @@
           <m:sSubPr>
             <m:ctrlPr>
               <w:rPr>
-                <w:rFonts w:ascii="Cambria Math" w:hAnsi="Cambria Math"/>
+                <w:rFonts w:ascii="Cambria Math" w:eastAsia="宋体" w:hAnsi="Cambria Math"/>
+                <w:sz w:val="21"/>
+                <w:szCs w:val="21"/>
               </w:rPr>
             </m:ctrlPr>
           </m:sSubPr>
           <m:e>
             <m:r>
               <w:rPr>
-                <w:rFonts w:ascii="Cambria Math" w:hAnsi="Cambria Math"/>
+                <w:rFonts w:ascii="Cambria Math" w:eastAsia="宋体" w:hAnsi="Cambria Math"/>
+                <w:sz w:val="21"/>
+                <w:szCs w:val="21"/>
               </w:rPr>
               <m:t>v</m:t>
             </m:r>
@@ -5300,7 +7042,9 @@
           <m:sub>
             <m:r>
               <w:rPr>
-                <w:rFonts w:ascii="Cambria Math" w:hAnsi="Cambria Math"/>
+                <w:rFonts w:ascii="Cambria Math" w:eastAsia="宋体" w:hAnsi="Cambria Math"/>
+                <w:sz w:val="21"/>
+                <w:szCs w:val="21"/>
               </w:rPr>
               <m:t>y</m:t>
             </m:r>
@@ -5308,21 +7052,30 @@
         </m:sSub>
       </m:oMath>
       <w:r>
+        <w:rPr>
+          <w:rFonts w:ascii="宋体" w:eastAsia="宋体" w:hAnsi="宋体"/>
+          <w:sz w:val="21"/>
+          <w:szCs w:val="21"/>
+        </w:rPr>
         <w:t xml:space="preserve"> </w:t>
       </w:r>
       <w:proofErr w:type="gramStart"/>
       <w:r>
+        <w:rPr>
+          <w:rFonts w:ascii="宋体" w:eastAsia="宋体" w:hAnsi="宋体"/>
+          <w:sz w:val="21"/>
+          <w:szCs w:val="21"/>
+        </w:rPr>
         <w:t>需经低通</w:t>
       </w:r>
       <w:proofErr w:type="gramEnd"/>
       <w:r>
-        <w:t>滤波（如</w:t>
-      </w:r>
-      <w:r>
-        <w:t xml:space="preserve"> EMA</w:t>
-      </w:r>
-      <w:r>
-        <w:t>），避免噪声导致求解抖动。</w:t>
+        <w:rPr>
+          <w:rFonts w:ascii="宋体" w:eastAsia="宋体" w:hAnsi="宋体"/>
+          <w:sz w:val="21"/>
+          <w:szCs w:val="21"/>
+        </w:rPr>
+        <w:t>滤波（如 EMA），避免噪声导致求解抖动。</w:t>
       </w:r>
     </w:p>
     <w:p>
@@ -5333,32 +7086,46 @@
           <w:numId w:val="2"/>
         </w:numPr>
         <w:spacing w:after="100"/>
-      </w:pPr>
-      <w:r>
-        <w:rPr>
+        <w:rPr>
+          <w:rFonts w:ascii="宋体" w:eastAsia="宋体" w:hAnsi="宋体"/>
+          <w:sz w:val="21"/>
+          <w:szCs w:val="21"/>
+        </w:rPr>
+      </w:pPr>
+      <w:r>
+        <w:rPr>
+          <w:rFonts w:ascii="宋体" w:eastAsia="宋体" w:hAnsi="宋体"/>
           <w:b/>
           <w:bCs/>
+          <w:sz w:val="21"/>
+          <w:szCs w:val="21"/>
         </w:rPr>
         <w:t>超射程保护</w:t>
       </w:r>
       <w:r>
-        <w:t>：若所有</w:t>
-      </w:r>
-      <w:r>
-        <w:t xml:space="preserve"> yaw </w:t>
-      </w:r>
-      <w:r>
-        <w:t>均无解（</w:t>
+        <w:rPr>
+          <w:rFonts w:ascii="宋体" w:eastAsia="宋体" w:hAnsi="宋体"/>
+          <w:sz w:val="21"/>
+          <w:szCs w:val="21"/>
+        </w:rPr>
+        <w:t>：若所有 yaw 均无解（</w:t>
       </w:r>
       <m:oMath>
         <m:r>
           <w:rPr>
-            <w:rFonts w:ascii="Cambria Math" w:hAnsi="Cambria Math"/>
+            <w:rFonts w:ascii="Cambria Math" w:eastAsia="宋体" w:hAnsi="Cambria Math"/>
+            <w:sz w:val="21"/>
+            <w:szCs w:val="21"/>
           </w:rPr>
           <m:t>F(tmin⁡)⋅F(tmax⁡)&gt;0</m:t>
         </m:r>
       </m:oMath>
       <w:r>
+        <w:rPr>
+          <w:rFonts w:ascii="宋体" w:eastAsia="宋体" w:hAnsi="宋体"/>
+          <w:sz w:val="21"/>
+          <w:szCs w:val="21"/>
+        </w:rPr>
         <w:t>），禁止发射并输出警告。</w:t>
       </w:r>
     </w:p>
@@ -5370,30 +7137,47 @@
           <w:numId w:val="2"/>
         </w:numPr>
         <w:spacing w:after="100"/>
-      </w:pPr>
-      <w:r>
-        <w:rPr>
+        <w:rPr>
+          <w:rFonts w:ascii="宋体" w:eastAsia="宋体" w:hAnsi="宋体"/>
+          <w:sz w:val="21"/>
+          <w:szCs w:val="21"/>
+        </w:rPr>
+      </w:pPr>
+      <w:r>
+        <w:rPr>
+          <w:rFonts w:ascii="宋体" w:eastAsia="宋体" w:hAnsi="宋体"/>
           <w:b/>
           <w:bCs/>
+          <w:sz w:val="21"/>
+          <w:szCs w:val="21"/>
         </w:rPr>
         <w:t>最小时间限制</w:t>
       </w:r>
       <w:r>
-        <w:t>：当</w:t>
-      </w:r>
-      <w:r>
-        <w:t xml:space="preserve"> $t^* &lt; 0.1,\text{s}$ </w:t>
-      </w:r>
-      <w:r>
-        <w:t>时，认为目标过近，放弃发射。</w:t>
+        <w:rPr>
+          <w:rFonts w:ascii="宋体" w:eastAsia="宋体" w:hAnsi="宋体"/>
+          <w:sz w:val="21"/>
+          <w:szCs w:val="21"/>
+        </w:rPr>
+        <w:t>：当 $t^* &lt; 0.1,\text{s}$ 时，认为目标过近，放弃发射。</w:t>
       </w:r>
     </w:p>
     <w:p>
       <w:pPr>
         <w:pStyle w:val="2"/>
         <w:spacing w:after="200"/>
-      </w:pPr>
-      <w:r>
+        <w:rPr>
+          <w:rFonts w:ascii="宋体" w:eastAsia="宋体" w:hAnsi="宋体"/>
+          <w:sz w:val="28"/>
+          <w:szCs w:val="28"/>
+        </w:rPr>
+      </w:pPr>
+      <w:r>
+        <w:rPr>
+          <w:rFonts w:ascii="宋体" w:eastAsia="宋体" w:hAnsi="宋体"/>
+          <w:sz w:val="28"/>
+          <w:szCs w:val="28"/>
+        </w:rPr>
         <w:t>六、后续改进方向</w:t>
       </w:r>
     </w:p>
@@ -5401,29 +7185,46 @@
       <w:pPr>
         <w:spacing w:after="100"/>
         <w:ind w:left="20"/>
-      </w:pPr>
-      <w:r>
+        <w:rPr>
+          <w:rFonts w:ascii="宋体" w:eastAsia="宋体" w:hAnsi="宋体"/>
+          <w:sz w:val="21"/>
+          <w:szCs w:val="21"/>
+        </w:rPr>
+      </w:pPr>
+      <w:r>
+        <w:rPr>
+          <w:rFonts w:ascii="宋体" w:eastAsia="宋体" w:hAnsi="宋体"/>
+          <w:sz w:val="21"/>
+          <w:szCs w:val="21"/>
+        </w:rPr>
         <w:t xml:space="preserve">1. </w:t>
       </w:r>
       <w:r>
         <w:rPr>
+          <w:rFonts w:ascii="宋体" w:eastAsia="宋体" w:hAnsi="宋体"/>
           <w:b/>
           <w:bCs/>
+          <w:sz w:val="21"/>
+          <w:szCs w:val="21"/>
         </w:rPr>
         <w:t>加速度补偿</w:t>
       </w:r>
       <w:r>
-        <w:t>：将</w:t>
-      </w:r>
-      <w:r>
-        <w:t xml:space="preserve"> </w:t>
+        <w:rPr>
+          <w:rFonts w:ascii="宋体" w:eastAsia="宋体" w:hAnsi="宋体"/>
+          <w:sz w:val="21"/>
+          <w:szCs w:val="21"/>
+        </w:rPr>
+        <w:t xml:space="preserve">：将 </w:t>
       </w:r>
       <m:oMath>
         <m:sSub>
           <m:sSubPr>
             <m:ctrlPr>
               <w:rPr>
-                <w:rFonts w:ascii="Cambria Math" w:hAnsi="Cambria Math"/>
+                <w:rFonts w:ascii="Cambria Math" w:eastAsia="宋体" w:hAnsi="Cambria Math"/>
+                <w:sz w:val="21"/>
+                <w:szCs w:val="21"/>
               </w:rPr>
             </m:ctrlPr>
           </m:sSubPr>
@@ -5433,7 +7234,10 @@
                 <m:nor/>
               </m:rPr>
               <w:rPr>
+                <w:rFonts w:ascii="宋体" w:eastAsia="宋体" w:hAnsi="宋体"/>
                 <w:b/>
+                <w:sz w:val="21"/>
+                <w:szCs w:val="21"/>
               </w:rPr>
               <m:t>v</m:t>
             </m:r>
@@ -5441,7 +7245,9 @@
           <m:sub>
             <m:r>
               <w:rPr>
-                <w:rFonts w:ascii="Cambria Math" w:hAnsi="Cambria Math"/>
+                <w:rFonts w:ascii="Cambria Math" w:eastAsia="宋体" w:hAnsi="Cambria Math"/>
+                <w:sz w:val="21"/>
+                <w:szCs w:val="21"/>
               </w:rPr>
               <m:t>r</m:t>
             </m:r>
@@ -5449,20 +7255,21 @@
         </m:sSub>
       </m:oMath>
       <w:r>
-        <w:t xml:space="preserve"> </w:t>
-      </w:r>
-      <w:r>
-        <w:t>扩展为</w:t>
-      </w:r>
-      <w:r>
-        <w:t xml:space="preserve"> </w:t>
+        <w:rPr>
+          <w:rFonts w:ascii="宋体" w:eastAsia="宋体" w:hAnsi="宋体"/>
+          <w:sz w:val="21"/>
+          <w:szCs w:val="21"/>
+        </w:rPr>
+        <w:t xml:space="preserve"> 扩展为 </w:t>
       </w:r>
       <m:oMath>
         <m:sSub>
           <m:sSubPr>
             <m:ctrlPr>
               <w:rPr>
-                <w:rFonts w:ascii="Cambria Math" w:hAnsi="Cambria Math"/>
+                <w:rFonts w:ascii="Cambria Math" w:eastAsia="宋体" w:hAnsi="Cambria Math"/>
+                <w:sz w:val="21"/>
+                <w:szCs w:val="21"/>
               </w:rPr>
             </m:ctrlPr>
           </m:sSubPr>
@@ -5472,7 +7279,10 @@
                 <m:nor/>
               </m:rPr>
               <w:rPr>
+                <w:rFonts w:ascii="宋体" w:eastAsia="宋体" w:hAnsi="宋体"/>
                 <w:b/>
+                <w:sz w:val="21"/>
+                <w:szCs w:val="21"/>
               </w:rPr>
               <m:t>v</m:t>
             </m:r>
@@ -5480,7 +7290,9 @@
           <m:sub>
             <m:r>
               <w:rPr>
-                <w:rFonts w:ascii="Cambria Math" w:hAnsi="Cambria Math"/>
+                <w:rFonts w:ascii="Cambria Math" w:eastAsia="宋体" w:hAnsi="Cambria Math"/>
+                <w:sz w:val="21"/>
+                <w:szCs w:val="21"/>
               </w:rPr>
               <m:t>r</m:t>
             </m:r>
@@ -5488,7 +7300,9 @@
         </m:sSub>
         <m:r>
           <w:rPr>
-            <w:rFonts w:ascii="Cambria Math" w:hAnsi="Cambria Math"/>
+            <w:rFonts w:ascii="Cambria Math" w:eastAsia="宋体" w:hAnsi="Cambria Math"/>
+            <w:sz w:val="21"/>
+            <w:szCs w:val="21"/>
           </w:rPr>
           <m:t>(t)=</m:t>
         </m:r>
@@ -5496,7 +7310,9 @@
           <m:sSubPr>
             <m:ctrlPr>
               <w:rPr>
-                <w:rFonts w:ascii="Cambria Math" w:hAnsi="Cambria Math"/>
+                <w:rFonts w:ascii="Cambria Math" w:eastAsia="宋体" w:hAnsi="Cambria Math"/>
+                <w:sz w:val="21"/>
+                <w:szCs w:val="21"/>
               </w:rPr>
             </m:ctrlPr>
           </m:sSubPr>
@@ -5506,7 +7322,10 @@
                 <m:nor/>
               </m:rPr>
               <w:rPr>
+                <w:rFonts w:ascii="宋体" w:eastAsia="宋体" w:hAnsi="宋体"/>
                 <w:b/>
+                <w:sz w:val="21"/>
+                <w:szCs w:val="21"/>
               </w:rPr>
               <m:t>v</m:t>
             </m:r>
@@ -5514,7 +7333,9 @@
           <m:sub>
             <m:r>
               <w:rPr>
-                <w:rFonts w:ascii="Cambria Math" w:hAnsi="Cambria Math"/>
+                <w:rFonts w:ascii="Cambria Math" w:eastAsia="宋体" w:hAnsi="Cambria Math"/>
+                <w:sz w:val="21"/>
+                <w:szCs w:val="21"/>
               </w:rPr>
               <m:t>0</m:t>
             </m:r>
@@ -5522,7 +7343,9 @@
         </m:sSub>
         <m:r>
           <w:rPr>
-            <w:rFonts w:ascii="Cambria Math" w:hAnsi="Cambria Math"/>
+            <w:rFonts w:ascii="Cambria Math" w:eastAsia="宋体" w:hAnsi="Cambria Math"/>
+            <w:sz w:val="21"/>
+            <w:szCs w:val="21"/>
           </w:rPr>
           <m:t>+</m:t>
         </m:r>
@@ -5531,27 +7354,36 @@
             <m:nor/>
           </m:rPr>
           <w:rPr>
+            <w:rFonts w:ascii="宋体" w:eastAsia="宋体" w:hAnsi="宋体"/>
             <w:b/>
+            <w:sz w:val="21"/>
+            <w:szCs w:val="21"/>
           </w:rPr>
           <m:t>a</m:t>
         </m:r>
         <m:r>
           <w:rPr>
-            <w:rFonts w:ascii="Cambria Math" w:hAnsi="Cambria Math"/>
+            <w:rFonts w:ascii="Cambria Math" w:eastAsia="宋体" w:hAnsi="Cambria Math"/>
+            <w:sz w:val="21"/>
+            <w:szCs w:val="21"/>
           </w:rPr>
           <m:t>t</m:t>
         </m:r>
       </m:oMath>
       <w:r>
-        <w:t>，则</w:t>
-      </w:r>
-      <w:r>
-        <w:t xml:space="preserve"> </w:t>
+        <w:rPr>
+          <w:rFonts w:ascii="宋体" w:eastAsia="宋体" w:hAnsi="宋体"/>
+          <w:sz w:val="21"/>
+          <w:szCs w:val="21"/>
+        </w:rPr>
+        <w:t xml:space="preserve">，则 </w:t>
       </w:r>
       <m:oMath>
         <m:r>
           <w:rPr>
-            <w:rFonts w:ascii="Cambria Math" w:hAnsi="Cambria Math"/>
+            <w:rFonts w:ascii="Cambria Math" w:eastAsia="宋体" w:hAnsi="Cambria Math"/>
+            <w:sz w:val="21"/>
+            <w:szCs w:val="21"/>
           </w:rPr>
           <m:t>L(t)=</m:t>
         </m:r>
@@ -5559,6 +7391,11 @@
           <m:rPr>
             <m:nor/>
           </m:rPr>
+          <w:rPr>
+            <w:rFonts w:ascii="宋体" w:eastAsia="宋体" w:hAnsi="宋体"/>
+            <w:sz w:val="21"/>
+            <w:szCs w:val="21"/>
+          </w:rPr>
           <m:t>∣</m:t>
         </m:r>
         <m:r>
@@ -5566,13 +7403,18 @@
             <m:nor/>
           </m:rPr>
           <w:rPr>
+            <w:rFonts w:ascii="宋体" w:eastAsia="宋体" w:hAnsi="宋体"/>
             <w:b/>
+            <w:sz w:val="21"/>
+            <w:szCs w:val="21"/>
           </w:rPr>
           <m:t>d</m:t>
         </m:r>
         <m:r>
           <w:rPr>
-            <w:rFonts w:ascii="Cambria Math" w:hAnsi="Cambria Math"/>
+            <w:rFonts w:ascii="Cambria Math" w:eastAsia="宋体" w:hAnsi="Cambria Math"/>
+            <w:sz w:val="21"/>
+            <w:szCs w:val="21"/>
           </w:rPr>
           <m:t>-(</m:t>
         </m:r>
@@ -5580,7 +7422,9 @@
           <m:sSubPr>
             <m:ctrlPr>
               <w:rPr>
-                <w:rFonts w:ascii="Cambria Math" w:hAnsi="Cambria Math"/>
+                <w:rFonts w:ascii="Cambria Math" w:eastAsia="宋体" w:hAnsi="Cambria Math"/>
+                <w:sz w:val="21"/>
+                <w:szCs w:val="21"/>
               </w:rPr>
             </m:ctrlPr>
           </m:sSubPr>
@@ -5590,7 +7434,10 @@
                 <m:nor/>
               </m:rPr>
               <w:rPr>
+                <w:rFonts w:ascii="宋体" w:eastAsia="宋体" w:hAnsi="宋体"/>
                 <w:b/>
+                <w:sz w:val="21"/>
+                <w:szCs w:val="21"/>
               </w:rPr>
               <m:t>v</m:t>
             </m:r>
@@ -5598,7 +7445,9 @@
           <m:sub>
             <m:r>
               <w:rPr>
-                <w:rFonts w:ascii="Cambria Math" w:hAnsi="Cambria Math"/>
+                <w:rFonts w:ascii="Cambria Math" w:eastAsia="宋体" w:hAnsi="Cambria Math"/>
+                <w:sz w:val="21"/>
+                <w:szCs w:val="21"/>
               </w:rPr>
               <m:t>0</m:t>
             </m:r>
@@ -5606,7 +7455,9 @@
         </m:sSub>
         <m:r>
           <w:rPr>
-            <w:rFonts w:ascii="Cambria Math" w:hAnsi="Cambria Math"/>
+            <w:rFonts w:ascii="Cambria Math" w:eastAsia="宋体" w:hAnsi="Cambria Math"/>
+            <w:sz w:val="21"/>
+            <w:szCs w:val="21"/>
           </w:rPr>
           <m:t>t+</m:t>
         </m:r>
@@ -5614,14 +7465,18 @@
           <m:fPr>
             <m:ctrlPr>
               <w:rPr>
-                <w:rFonts w:ascii="Cambria Math" w:hAnsi="Cambria Math"/>
+                <w:rFonts w:ascii="Cambria Math" w:eastAsia="宋体" w:hAnsi="Cambria Math"/>
+                <w:sz w:val="21"/>
+                <w:szCs w:val="21"/>
               </w:rPr>
             </m:ctrlPr>
           </m:fPr>
           <m:num>
             <m:r>
               <w:rPr>
-                <w:rFonts w:ascii="Cambria Math" w:hAnsi="Cambria Math"/>
+                <w:rFonts w:ascii="Cambria Math" w:eastAsia="宋体" w:hAnsi="Cambria Math"/>
+                <w:sz w:val="21"/>
+                <w:szCs w:val="21"/>
               </w:rPr>
               <m:t>1</m:t>
             </m:r>
@@ -5629,7 +7484,9 @@
           <m:den>
             <m:r>
               <w:rPr>
-                <w:rFonts w:ascii="Cambria Math" w:hAnsi="Cambria Math"/>
+                <w:rFonts w:ascii="Cambria Math" w:eastAsia="宋体" w:hAnsi="Cambria Math"/>
+                <w:sz w:val="21"/>
+                <w:szCs w:val="21"/>
               </w:rPr>
               <m:t>2</m:t>
             </m:r>
@@ -5640,7 +7497,10 @@
             <m:nor/>
           </m:rPr>
           <w:rPr>
+            <w:rFonts w:ascii="宋体" w:eastAsia="宋体" w:hAnsi="宋体"/>
             <w:b/>
+            <w:sz w:val="21"/>
+            <w:szCs w:val="21"/>
           </w:rPr>
           <m:t>a</m:t>
         </m:r>
@@ -5648,14 +7508,18 @@
           <m:sSupPr>
             <m:ctrlPr>
               <w:rPr>
-                <w:rFonts w:ascii="Cambria Math" w:hAnsi="Cambria Math"/>
+                <w:rFonts w:ascii="Cambria Math" w:eastAsia="宋体" w:hAnsi="Cambria Math"/>
+                <w:sz w:val="21"/>
+                <w:szCs w:val="21"/>
               </w:rPr>
             </m:ctrlPr>
           </m:sSupPr>
           <m:e>
             <m:r>
               <w:rPr>
-                <w:rFonts w:ascii="Cambria Math" w:hAnsi="Cambria Math"/>
+                <w:rFonts w:ascii="Cambria Math" w:eastAsia="宋体" w:hAnsi="Cambria Math"/>
+                <w:sz w:val="21"/>
+                <w:szCs w:val="21"/>
               </w:rPr>
               <m:t>t</m:t>
             </m:r>
@@ -5663,7 +7527,9 @@
           <m:sup>
             <m:r>
               <w:rPr>
-                <w:rFonts w:ascii="Cambria Math" w:hAnsi="Cambria Math"/>
+                <w:rFonts w:ascii="Cambria Math" w:eastAsia="宋体" w:hAnsi="Cambria Math"/>
+                <w:sz w:val="21"/>
+                <w:szCs w:val="21"/>
               </w:rPr>
               <m:t>2</m:t>
             </m:r>
@@ -5671,7 +7537,9 @@
         </m:sSup>
         <m:r>
           <w:rPr>
-            <w:rFonts w:ascii="Cambria Math" w:hAnsi="Cambria Math"/>
+            <w:rFonts w:ascii="Cambria Math" w:eastAsia="宋体" w:hAnsi="Cambria Math"/>
+            <w:sz w:val="21"/>
+            <w:szCs w:val="21"/>
           </w:rPr>
           <m:t>)</m:t>
         </m:r>
@@ -5679,10 +7547,20 @@
           <m:rPr>
             <m:nor/>
           </m:rPr>
+          <w:rPr>
+            <w:rFonts w:ascii="宋体" w:eastAsia="宋体" w:hAnsi="宋体"/>
+            <w:sz w:val="21"/>
+            <w:szCs w:val="21"/>
+          </w:rPr>
           <m:t>∣</m:t>
         </m:r>
       </m:oMath>
       <w:r>
+        <w:rPr>
+          <w:rFonts w:ascii="宋体" w:eastAsia="宋体" w:hAnsi="宋体"/>
+          <w:sz w:val="21"/>
+          <w:szCs w:val="21"/>
+        </w:rPr>
         <w:t>。单调性分析依然可行，但需重新计算拐点。</w:t>
       </w:r>
     </w:p>
@@ -5690,78 +7568,110 @@
       <w:pPr>
         <w:spacing w:after="100"/>
         <w:ind w:left="20"/>
-      </w:pPr>
-      <w:r>
+        <w:rPr>
+          <w:rFonts w:ascii="宋体" w:eastAsia="宋体" w:hAnsi="宋体"/>
+          <w:sz w:val="21"/>
+          <w:szCs w:val="21"/>
+        </w:rPr>
+      </w:pPr>
+      <w:r>
+        <w:rPr>
+          <w:rFonts w:ascii="宋体" w:eastAsia="宋体" w:hAnsi="宋体"/>
+          <w:sz w:val="21"/>
+          <w:szCs w:val="21"/>
+        </w:rPr>
         <w:t xml:space="preserve">2. </w:t>
       </w:r>
       <w:r>
         <w:rPr>
+          <w:rFonts w:ascii="宋体" w:eastAsia="宋体" w:hAnsi="宋体"/>
           <w:b/>
           <w:bCs/>
+          <w:sz w:val="21"/>
+          <w:szCs w:val="21"/>
         </w:rPr>
         <w:t>自适应标定</w:t>
       </w:r>
       <w:r>
-        <w:t>：利用比赛中命中</w:t>
-      </w:r>
-      <w:r>
-        <w:t>/</w:t>
-      </w:r>
-      <w:r>
-        <w:t>未命中的反馈，在线微调</w:t>
-      </w:r>
-      <w:r>
-        <w:t xml:space="preserve"> </w:t>
+        <w:rPr>
+          <w:rFonts w:ascii="宋体" w:eastAsia="宋体" w:hAnsi="宋体"/>
+          <w:sz w:val="21"/>
+          <w:szCs w:val="21"/>
+        </w:rPr>
+        <w:t xml:space="preserve">：利用比赛中命中/未命中的反馈，在线微调 </w:t>
       </w:r>
       <m:oMath>
         <m:r>
           <w:rPr>
-            <w:rFonts w:ascii="Cambria Math" w:hAnsi="Cambria Math"/>
+            <w:rFonts w:ascii="Cambria Math" w:eastAsia="宋体" w:hAnsi="Cambria Math"/>
+            <w:sz w:val="21"/>
+            <w:szCs w:val="21"/>
           </w:rPr>
           <m:t>d(t)</m:t>
         </m:r>
       </m:oMath>
       <w:r>
-        <w:t xml:space="preserve"> </w:t>
-      </w:r>
-      <w:r>
-        <w:t>表，适应不同场地空气密度变化。</w:t>
+        <w:rPr>
+          <w:rFonts w:ascii="宋体" w:eastAsia="宋体" w:hAnsi="宋体"/>
+          <w:sz w:val="21"/>
+          <w:szCs w:val="21"/>
+        </w:rPr>
+        <w:t xml:space="preserve"> 表，适应不同场地空气密度变化。</w:t>
       </w:r>
     </w:p>
     <w:p>
       <w:pPr>
         <w:spacing w:after="100"/>
         <w:ind w:left="20"/>
-      </w:pPr>
-      <w:r>
+        <w:rPr>
+          <w:rFonts w:ascii="宋体" w:eastAsia="宋体" w:hAnsi="宋体"/>
+          <w:sz w:val="21"/>
+          <w:szCs w:val="21"/>
+        </w:rPr>
+      </w:pPr>
+      <w:r>
+        <w:rPr>
+          <w:rFonts w:ascii="宋体" w:eastAsia="宋体" w:hAnsi="宋体"/>
+          <w:sz w:val="21"/>
+          <w:szCs w:val="21"/>
+        </w:rPr>
         <w:t xml:space="preserve">3. </w:t>
       </w:r>
       <w:r>
         <w:rPr>
+          <w:rFonts w:ascii="宋体" w:eastAsia="宋体" w:hAnsi="宋体"/>
           <w:b/>
           <w:bCs/>
+          <w:sz w:val="21"/>
+          <w:szCs w:val="21"/>
         </w:rPr>
         <w:t>非线性插值</w:t>
       </w:r>
       <w:r>
-        <w:t>：当前线性插值精度有限，可升级为三次样条或径向基函数插值，提高</w:t>
-      </w:r>
-      <w:r>
-        <w:t xml:space="preserve"> </w:t>
+        <w:rPr>
+          <w:rFonts w:ascii="宋体" w:eastAsia="宋体" w:hAnsi="宋体"/>
+          <w:sz w:val="21"/>
+          <w:szCs w:val="21"/>
+        </w:rPr>
+        <w:t xml:space="preserve">：当前线性插值精度有限，可升级为三次样条或径向基函数插值，提高 </w:t>
       </w:r>
       <m:oMath>
         <m:r>
           <w:rPr>
-            <w:rFonts w:ascii="Cambria Math" w:hAnsi="Cambria Math"/>
+            <w:rFonts w:ascii="Cambria Math" w:eastAsia="宋体" w:hAnsi="Cambria Math"/>
+            <w:sz w:val="21"/>
+            <w:szCs w:val="21"/>
           </w:rPr>
           <m:t>d(t)</m:t>
         </m:r>
       </m:oMath>
       <w:r>
-        <w:t xml:space="preserve"> </w:t>
-      </w:r>
-      <w:r>
-        <w:t>连续性。</w:t>
+        <w:rPr>
+          <w:rFonts w:ascii="宋体" w:eastAsia="宋体" w:hAnsi="宋体"/>
+          <w:sz w:val="21"/>
+          <w:szCs w:val="21"/>
+        </w:rPr>
+        <w:t xml:space="preserve"> 连续性。</w:t>
       </w:r>
     </w:p>
     <w:sectPr>
@@ -6621,6 +8531,7 @@
   <w:style w:type="character" w:default="1" w:styleId="a0">
     <w:name w:val="Default Paragraph Font"/>
     <w:uiPriority w:val="1"/>
+    <w:semiHidden/>
     <w:unhideWhenUsed/>
   </w:style>
   <w:style w:type="table" w:default="1" w:styleId="a1">

--- a/2025-2026 DECODE/notes/二分求解滞空时间.docx
+++ b/2025-2026 DECODE/notes/二分求解滞空时间.docx
@@ -641,7 +641,23 @@
                 <w:sz w:val="21"/>
                 <w:szCs w:val="21"/>
               </w:rPr>
-              <w:t>时间补偿法（1706队）</w:t>
+              <w:t>时间补偿法（</w:t>
+            </w:r>
+            <w:r>
+              <w:rPr>
+                <w:rFonts w:ascii="宋体" w:eastAsia="宋体" w:hAnsi="宋体" w:hint="eastAsia"/>
+                <w:sz w:val="21"/>
+                <w:szCs w:val="21"/>
+              </w:rPr>
+              <w:t>19600</w:t>
+            </w:r>
+            <w:r>
+              <w:rPr>
+                <w:rFonts w:ascii="宋体" w:eastAsia="宋体" w:hAnsi="宋体"/>
+                <w:sz w:val="21"/>
+                <w:szCs w:val="21"/>
+              </w:rPr>
+              <w:t>）</w:t>
             </w:r>
           </w:p>
         </w:tc>
@@ -737,7 +753,23 @@
           <w:sz w:val="28"/>
           <w:szCs w:val="28"/>
         </w:rPr>
-        <w:t>二、核心公式：Team 1706 的时间补偿方程</w:t>
+        <w:t>二、核心公式：Team 1</w:t>
+      </w:r>
+      <w:r>
+        <w:rPr>
+          <w:rFonts w:ascii="宋体" w:eastAsia="宋体" w:hAnsi="宋体" w:hint="eastAsia"/>
+          <w:sz w:val="28"/>
+          <w:szCs w:val="28"/>
+        </w:rPr>
+        <w:t>9600</w:t>
+      </w:r>
+      <w:r>
+        <w:rPr>
+          <w:rFonts w:ascii="宋体" w:eastAsia="宋体" w:hAnsi="宋体"/>
+          <w:sz w:val="28"/>
+          <w:szCs w:val="28"/>
+        </w:rPr>
+        <w:t xml:space="preserve"> 的时间补偿方程</w:t>
       </w:r>
     </w:p>
     <w:p>
@@ -755,7 +787,39 @@
           <w:sz w:val="21"/>
           <w:szCs w:val="21"/>
         </w:rPr>
-        <w:t>Team 1706 提出了一个经典的运动补偿方程：</w:t>
+        <w:t>Team 1</w:t>
+      </w:r>
+      <w:r>
+        <w:rPr>
+          <w:rFonts w:ascii="宋体" w:eastAsia="宋体" w:hAnsi="宋体" w:hint="eastAsia"/>
+          <w:sz w:val="21"/>
+          <w:szCs w:val="21"/>
+        </w:rPr>
+        <w:t>9</w:t>
+      </w:r>
+      <w:r>
+        <w:rPr>
+          <w:rFonts w:ascii="宋体" w:eastAsia="宋体" w:hAnsi="宋体"/>
+          <w:sz w:val="21"/>
+          <w:szCs w:val="21"/>
+        </w:rPr>
+        <w:t>6</w:t>
+      </w:r>
+      <w:r>
+        <w:rPr>
+          <w:rFonts w:ascii="宋体" w:eastAsia="宋体" w:hAnsi="宋体" w:hint="eastAsia"/>
+          <w:sz w:val="21"/>
+          <w:szCs w:val="21"/>
+        </w:rPr>
+        <w:t>00</w:t>
+      </w:r>
+      <w:r>
+        <w:rPr>
+          <w:rFonts w:ascii="宋体" w:eastAsia="宋体" w:hAnsi="宋体"/>
+          <w:sz w:val="21"/>
+          <w:szCs w:val="21"/>
+        </w:rPr>
+        <w:t xml:space="preserve"> 提出了一个经典的运动补偿方程：</w:t>
       </w:r>
     </w:p>
     <w:p>
@@ -1290,7 +1354,39 @@
           <w:sz w:val="21"/>
           <w:szCs w:val="21"/>
         </w:rPr>
-        <w:t>Team 1706 采用</w:t>
+        <w:t>Team 1</w:t>
+      </w:r>
+      <w:r>
+        <w:rPr>
+          <w:rFonts w:ascii="宋体" w:eastAsia="宋体" w:hAnsi="宋体" w:hint="eastAsia"/>
+          <w:sz w:val="21"/>
+          <w:szCs w:val="21"/>
+        </w:rPr>
+        <w:t>9</w:t>
+      </w:r>
+      <w:r>
+        <w:rPr>
+          <w:rFonts w:ascii="宋体" w:eastAsia="宋体" w:hAnsi="宋体"/>
+          <w:sz w:val="21"/>
+          <w:szCs w:val="21"/>
+        </w:rPr>
+        <w:t>6</w:t>
+      </w:r>
+      <w:r>
+        <w:rPr>
+          <w:rFonts w:ascii="宋体" w:eastAsia="宋体" w:hAnsi="宋体" w:hint="eastAsia"/>
+          <w:sz w:val="21"/>
+          <w:szCs w:val="21"/>
+        </w:rPr>
+        <w:t>00</w:t>
+      </w:r>
+      <w:r>
+        <w:rPr>
+          <w:rFonts w:ascii="宋体" w:eastAsia="宋体" w:hAnsi="宋体"/>
+          <w:sz w:val="21"/>
+          <w:szCs w:val="21"/>
+        </w:rPr>
+        <w:t xml:space="preserve"> 采用</w:t>
       </w:r>
       <w:r>
         <w:rPr>
@@ -1675,7 +1771,7 @@
                     </pic:cNvPicPr>
                   </pic:nvPicPr>
                   <pic:blipFill>
-                    <a:blip r:embed="rId5"/>
+                    <a:blip r:embed="rId7"/>
                     <a:srcRect/>
                     <a:stretch>
                       <a:fillRect/>
@@ -3921,7 +4017,7 @@
                     </pic:cNvPicPr>
                   </pic:nvPicPr>
                   <pic:blipFill>
-                    <a:blip r:embed="rId6"/>
+                    <a:blip r:embed="rId8"/>
                     <a:srcRect/>
                     <a:stretch>
                       <a:fillRect/>
@@ -3998,7 +4094,7 @@
                     </pic:cNvPicPr>
                   </pic:nvPicPr>
                   <pic:blipFill>
-                    <a:blip r:embed="rId7"/>
+                    <a:blip r:embed="rId9"/>
                     <a:srcRect/>
                     <a:stretch>
                       <a:fillRect/>
@@ -4832,15 +4928,7 @@
             <w:sz w:val="21"/>
             <w:szCs w:val="21"/>
           </w:rPr>
-          <m:t>*</m:t>
-        </m:r>
-        <m:r>
-          <w:rPr>
-            <w:rFonts w:ascii="Cambria Math" w:eastAsia="宋体" w:hAnsi="Cambria Math"/>
-            <w:sz w:val="21"/>
-            <w:szCs w:val="21"/>
-          </w:rPr>
-          <m:t xml:space="preserve"> s.t.∀n&gt;N</m:t>
+          <m:t>* s.t.∀n&gt;N</m:t>
         </m:r>
       </m:oMath>
       <w:r>
@@ -4876,7 +4964,7 @@
                     </pic:cNvPicPr>
                   </pic:nvPicPr>
                   <pic:blipFill>
-                    <a:blip r:embed="rId8"/>
+                    <a:blip r:embed="rId10"/>
                     <a:srcRect/>
                     <a:stretch>
                       <a:fillRect/>
@@ -4908,7 +4996,7 @@
     </w:p>
     <w:tbl>
       <w:tblPr>
-        <w:tblW w:w="5000" w:type="pct"/>
+        <w:tblW w:w="6283" w:type="pct"/>
         <w:tblBorders>
           <w:top w:val="single" w:sz="4" w:space="0" w:color="auto"/>
           <w:left w:val="single" w:sz="4" w:space="0" w:color="auto"/>
@@ -4930,6 +5018,7 @@
         <w:gridCol w:w="3006"/>
         <w:gridCol w:w="3696"/>
         <w:gridCol w:w="2314"/>
+        <w:gridCol w:w="2314"/>
       </w:tblGrid>
       <w:tr>
         <w:trPr>
@@ -4989,6 +5078,22 @@
               </w:rPr>
               <w:t>多重迭代法</w:t>
             </w:r>
+          </w:p>
+        </w:tc>
+        <w:tc>
+          <w:tcPr>
+            <w:tcW w:w="2314" w:type="dxa"/>
+          </w:tcPr>
+          <w:p>
+            <w:pPr>
+              <w:rPr>
+                <w:rFonts w:ascii="宋体" w:eastAsia="宋体" w:hAnsi="宋体"/>
+                <w:b/>
+                <w:bCs/>
+                <w:sz w:val="21"/>
+                <w:szCs w:val="21"/>
+              </w:rPr>
+            </w:pPr>
           </w:p>
         </w:tc>
         <w:tc>
@@ -5073,6 +5178,20 @@
                 <w:szCs w:val="21"/>
               </w:rPr>
             </w:pPr>
+          </w:p>
+        </w:tc>
+        <w:tc>
+          <w:tcPr>
+            <w:tcW w:w="2314" w:type="dxa"/>
+          </w:tcPr>
+          <w:p>
+            <w:pPr>
+              <w:rPr>
+                <w:rFonts w:ascii="宋体" w:eastAsia="宋体" w:hAnsi="宋体"/>
+                <w:sz w:val="21"/>
+                <w:szCs w:val="21"/>
+              </w:rPr>
+            </w:pPr>
             <w:r>
               <w:rPr>
                 <w:rFonts w:ascii="宋体" w:eastAsia="宋体" w:hAnsi="宋体"/>
@@ -5141,6 +5260,20 @@
                 <w:szCs w:val="21"/>
               </w:rPr>
             </w:pPr>
+          </w:p>
+        </w:tc>
+        <w:tc>
+          <w:tcPr>
+            <w:tcW w:w="2314" w:type="dxa"/>
+          </w:tcPr>
+          <w:p>
+            <w:pPr>
+              <w:rPr>
+                <w:rFonts w:ascii="宋体" w:eastAsia="宋体" w:hAnsi="宋体"/>
+                <w:sz w:val="21"/>
+                <w:szCs w:val="21"/>
+              </w:rPr>
+            </w:pPr>
             <w:r>
               <w:rPr>
                 <w:rFonts w:ascii="宋体" w:eastAsia="宋体" w:hAnsi="宋体"/>
@@ -5195,6 +5328,20 @@
               </w:rPr>
               <w:t>敏感，可能发散</w:t>
             </w:r>
+          </w:p>
+        </w:tc>
+        <w:tc>
+          <w:tcPr>
+            <w:tcW w:w="2314" w:type="dxa"/>
+          </w:tcPr>
+          <w:p>
+            <w:pPr>
+              <w:rPr>
+                <w:rFonts w:ascii="宋体" w:eastAsia="宋体" w:hAnsi="宋体"/>
+                <w:sz w:val="21"/>
+                <w:szCs w:val="21"/>
+              </w:rPr>
+            </w:pPr>
           </w:p>
         </w:tc>
         <w:tc>
@@ -5330,7 +5477,7 @@
                     </pic:cNvPicPr>
                   </pic:nvPicPr>
                   <pic:blipFill>
-                    <a:blip r:embed="rId9"/>
+                    <a:blip r:embed="rId11"/>
                     <a:srcRect/>
                     <a:stretch>
                       <a:fillRect/>
@@ -7682,6 +7829,44 @@
     </w:sectPr>
   </w:body>
 </w:document>
+</file>
+
+<file path=word/endnotes.xml><?xml version="1.0" encoding="utf-8"?>
+<w:endnotes xmlns:wpc="http://schemas.microsoft.com/office/word/2010/wordprocessingCanvas" xmlns:cx="http://schemas.microsoft.com/office/drawing/2014/chartex" xmlns:cx1="http://schemas.microsoft.com/office/drawing/2015/9/8/chartex" xmlns:cx2="http://schemas.microsoft.com/office/drawing/2015/10/21/chartex" xmlns:cx3="http://schemas.microsoft.com/office/drawing/2016/5/9/chartex" xmlns:cx4="http://schemas.microsoft.com/office/drawing/2016/5/10/chartex" xmlns:cx5="http://schemas.microsoft.com/office/drawing/2016/5/11/chartex" xmlns:cx6="http://schemas.microsoft.com/office/drawing/2016/5/12/chartex" xmlns:cx7="http://schemas.microsoft.com/office/drawing/2016/5/13/chartex" xmlns:cx8="http://schemas.microsoft.com/office/drawing/2016/5/14/chartex" xmlns:mc="http://schemas.openxmlformats.org/markup-compatibility/2006" xmlns:aink="http://schemas.microsoft.com/office/drawing/2016/ink" xmlns:am3d="http://schemas.microsoft.com/office/drawing/2017/model3d" xmlns:o="urn:schemas-microsoft-com:office:office" xmlns:oel="http://schemas.microsoft.com/office/2019/extlst" xmlns:r="http://schemas.openxmlformats.org/officeDocument/2006/relationships" xmlns:m="http://schemas.openxmlformats.org/officeDocument/2006/math" xmlns:v="urn:schemas-microsoft-com:vml" xmlns:wp14="http://schemas.microsoft.com/office/word/2010/wordprocessingDrawing" xmlns:wp="http://schemas.openxmlformats.org/drawingml/2006/wordprocessingDrawing" xmlns:w10="urn:schemas-microsoft-com:office:word" xmlns:w="http://schemas.openxmlformats.org/wordprocessingml/2006/main" xmlns:w14="http://schemas.microsoft.com/office/word/2010/wordml" xmlns:w15="http://schemas.microsoft.com/office/word/2012/wordml" xmlns:w16cex="http://schemas.microsoft.com/office/word/2018/wordml/cex" xmlns:w16cid="http://schemas.microsoft.com/office/word/2016/wordml/cid" xmlns:w16="http://schemas.microsoft.com/office/word/2018/wordml" xmlns:w16du="http://schemas.microsoft.com/office/word/2023/wordml/word16du" xmlns:w16sdtdh="http://schemas.microsoft.com/office/word/2020/wordml/sdtdatahash" xmlns:w16sdtfl="http://schemas.microsoft.com/office/word/2024/wordml/sdtformatlock" xmlns:w16se="http://schemas.microsoft.com/office/word/2015/wordml/symex" xmlns:wpg="http://schemas.microsoft.com/office/word/2010/wordprocessingGroup" xmlns:wpi="http://schemas.microsoft.com/office/word/2010/wordprocessingInk" xmlns:wne="http://schemas.microsoft.com/office/word/2006/wordml" xmlns:wps="http://schemas.microsoft.com/office/word/2010/wordprocessingShape" mc:Ignorable="w14 w15 w16se w16cid w16 w16cex w16sdtdh w16sdtfl w16du wp14">
+  <w:endnote w:type="separator" w:id="-1">
+    <w:p>
+      <w:r>
+        <w:separator/>
+      </w:r>
+    </w:p>
+  </w:endnote>
+  <w:endnote w:type="continuationSeparator" w:id="0">
+    <w:p>
+      <w:r>
+        <w:continuationSeparator/>
+      </w:r>
+    </w:p>
+  </w:endnote>
+</w:endnotes>
+</file>
+
+<file path=word/footnotes.xml><?xml version="1.0" encoding="utf-8"?>
+<w:footnotes xmlns:wpc="http://schemas.microsoft.com/office/word/2010/wordprocessingCanvas" xmlns:cx="http://schemas.microsoft.com/office/drawing/2014/chartex" xmlns:cx1="http://schemas.microsoft.com/office/drawing/2015/9/8/chartex" xmlns:cx2="http://schemas.microsoft.com/office/drawing/2015/10/21/chartex" xmlns:cx3="http://schemas.microsoft.com/office/drawing/2016/5/9/chartex" xmlns:cx4="http://schemas.microsoft.com/office/drawing/2016/5/10/chartex" xmlns:cx5="http://schemas.microsoft.com/office/drawing/2016/5/11/chartex" xmlns:cx6="http://schemas.microsoft.com/office/drawing/2016/5/12/chartex" xmlns:cx7="http://schemas.microsoft.com/office/drawing/2016/5/13/chartex" xmlns:cx8="http://schemas.microsoft.com/office/drawing/2016/5/14/chartex" xmlns:mc="http://schemas.openxmlformats.org/markup-compatibility/2006" xmlns:aink="http://schemas.microsoft.com/office/drawing/2016/ink" xmlns:am3d="http://schemas.microsoft.com/office/drawing/2017/model3d" xmlns:o="urn:schemas-microsoft-com:office:office" xmlns:oel="http://schemas.microsoft.com/office/2019/extlst" xmlns:r="http://schemas.openxmlformats.org/officeDocument/2006/relationships" xmlns:m="http://schemas.openxmlformats.org/officeDocument/2006/math" xmlns:v="urn:schemas-microsoft-com:vml" xmlns:wp14="http://schemas.microsoft.com/office/word/2010/wordprocessingDrawing" xmlns:wp="http://schemas.openxmlformats.org/drawingml/2006/wordprocessingDrawing" xmlns:w10="urn:schemas-microsoft-com:office:word" xmlns:w="http://schemas.openxmlformats.org/wordprocessingml/2006/main" xmlns:w14="http://schemas.microsoft.com/office/word/2010/wordml" xmlns:w15="http://schemas.microsoft.com/office/word/2012/wordml" xmlns:w16cex="http://schemas.microsoft.com/office/word/2018/wordml/cex" xmlns:w16cid="http://schemas.microsoft.com/office/word/2016/wordml/cid" xmlns:w16="http://schemas.microsoft.com/office/word/2018/wordml" xmlns:w16du="http://schemas.microsoft.com/office/word/2023/wordml/word16du" xmlns:w16sdtdh="http://schemas.microsoft.com/office/word/2020/wordml/sdtdatahash" xmlns:w16sdtfl="http://schemas.microsoft.com/office/word/2024/wordml/sdtformatlock" xmlns:w16se="http://schemas.microsoft.com/office/word/2015/wordml/symex" xmlns:wpg="http://schemas.microsoft.com/office/word/2010/wordprocessingGroup" xmlns:wpi="http://schemas.microsoft.com/office/word/2010/wordprocessingInk" xmlns:wne="http://schemas.microsoft.com/office/word/2006/wordml" xmlns:wps="http://schemas.microsoft.com/office/word/2010/wordprocessingShape" mc:Ignorable="w14 w15 w16se w16cid w16 w16cex w16sdtdh w16sdtfl w16du wp14">
+  <w:footnote w:type="separator" w:id="-1">
+    <w:p>
+      <w:r>
+        <w:separator/>
+      </w:r>
+    </w:p>
+  </w:footnote>
+  <w:footnote w:type="continuationSeparator" w:id="0">
+    <w:p>
+      <w:r>
+        <w:continuationSeparator/>
+      </w:r>
+    </w:p>
+  </w:footnote>
+</w:footnotes>
 </file>
 
 <file path=word/numbering.xml><?xml version="1.0" encoding="utf-8"?>
@@ -8627,6 +8812,67 @@
       <w:bCs/>
     </w:rPr>
   </w:style>
+  <w:style w:type="paragraph" w:styleId="aa">
+    <w:name w:val="header"/>
+    <w:basedOn w:val="a"/>
+    <w:link w:val="ab"/>
+    <w:uiPriority w:val="99"/>
+    <w:unhideWhenUsed/>
+    <w:rsid w:val="007257E0"/>
+    <w:pPr>
+      <w:tabs>
+        <w:tab w:val="center" w:pos="4153"/>
+        <w:tab w:val="right" w:pos="8306"/>
+      </w:tabs>
+      <w:snapToGrid w:val="0"/>
+      <w:jc w:val="center"/>
+    </w:pPr>
+    <w:rPr>
+      <w:sz w:val="18"/>
+      <w:szCs w:val="18"/>
+    </w:rPr>
+  </w:style>
+  <w:style w:type="character" w:customStyle="1" w:styleId="ab">
+    <w:name w:val="页眉 字符"/>
+    <w:basedOn w:val="a0"/>
+    <w:link w:val="aa"/>
+    <w:uiPriority w:val="99"/>
+    <w:rsid w:val="007257E0"/>
+    <w:rPr>
+      <w:sz w:val="18"/>
+      <w:szCs w:val="18"/>
+    </w:rPr>
+  </w:style>
+  <w:style w:type="paragraph" w:styleId="ac">
+    <w:name w:val="footer"/>
+    <w:basedOn w:val="a"/>
+    <w:link w:val="ad"/>
+    <w:uiPriority w:val="99"/>
+    <w:unhideWhenUsed/>
+    <w:rsid w:val="007257E0"/>
+    <w:pPr>
+      <w:tabs>
+        <w:tab w:val="center" w:pos="4153"/>
+        <w:tab w:val="right" w:pos="8306"/>
+      </w:tabs>
+      <w:snapToGrid w:val="0"/>
+    </w:pPr>
+    <w:rPr>
+      <w:sz w:val="18"/>
+      <w:szCs w:val="18"/>
+    </w:rPr>
+  </w:style>
+  <w:style w:type="character" w:customStyle="1" w:styleId="ad">
+    <w:name w:val="页脚 字符"/>
+    <w:basedOn w:val="a0"/>
+    <w:link w:val="ac"/>
+    <w:uiPriority w:val="99"/>
+    <w:rsid w:val="007257E0"/>
+    <w:rPr>
+      <w:sz w:val="18"/>
+      <w:szCs w:val="18"/>
+    </w:rPr>
+  </w:style>
 </w:styles>
 </file>
 
